--- a/paper/si_appendix.docx
+++ b/paper/si_appendix.docx
@@ -21,13 +21,31 @@
         <w:pStyle w:val="Subtitle"/>
       </w:pPr>
       <w:r>
-        <w:t xml:space="preserve">Survival-supervised</w:t>
-      </w:r>
-      <w:r>
-        <w:t xml:space="preserve"> </w:t>
-      </w:r>
-      <w:r>
-        <w:t xml:space="preserve">deconvolution</w:t>
+        <w:t xml:space="preserve">DeSurv,</w:t>
+      </w:r>
+      <w:r>
+        <w:t xml:space="preserve"> </w:t>
+      </w:r>
+      <w:r>
+        <w:t xml:space="preserve">a</w:t>
+      </w:r>
+      <w:r>
+        <w:t xml:space="preserve"> </w:t>
+      </w:r>
+      <w:r>
+        <w:t xml:space="preserve">survival-supervised</w:t>
+      </w:r>
+      <w:r>
+        <w:t xml:space="preserve"> </w:t>
+      </w:r>
+      <w:r>
+        <w:t xml:space="preserve">matrix</w:t>
+      </w:r>
+      <w:r>
+        <w:t xml:space="preserve"> </w:t>
+      </w:r>
+      <w:r>
+        <w:t xml:space="preserve">factorization,</w:t>
       </w:r>
       <w:r>
         <w:t xml:space="preserve"> </w:t>
@@ -2066,7 +2084,21 @@
         <w:t xml:space="preserve"> </w:t>
       </w:r>
       <w:r>
-        <w:t xml:space="preserve">place the reconstruction, loadings-penalty, and survival terms on comparable numerical scales for stable optimization.</w:t>
+        <w:t xml:space="preserve">place the reconstruction, loadings-penalty, and survival terms on comparable numerical scales for stable optimization. The elastic-net mixing parameter</w:t>
+      </w:r>
+      <w:r>
+        <w:t xml:space="preserve"> </w:t>
+      </w:r>
+      <m:oMath>
+        <m:r>
+          <m:t>ξ</m:t>
+        </m:r>
+      </m:oMath>
+      <w:r>
+        <w:t xml:space="preserve"> </w:t>
+      </w:r>
+      <w:r>
+        <w:t xml:space="preserve">is the argument \texttt{nu} in the DeSurv package.</w:t>
       </w:r>
     </w:p>
     <w:p>
@@ -5168,7 +5200,7 @@
               <m:type m:val="bar"/>
             </m:fPr>
             <m:num>
-              <m:sSubSup>
+              <m:sSub>
                 <m:e>
                   <m:d>
                     <m:dPr>
@@ -5323,15 +5355,10 @@
                     <m:t>F</m:t>
                   </m:r>
                 </m:sub>
-                <m:sup>
-                  <m:r>
-                    <m:t>2</m:t>
-                  </m:r>
-                </m:sup>
-              </m:sSubSup>
+              </m:sSub>
             </m:num>
             <m:den>
-              <m:sSubSup>
+              <m:sSub>
                 <m:e>
                   <m:d>
                     <m:dPr>
@@ -5449,12 +5476,7 @@
                     <m:t>F</m:t>
                   </m:r>
                 </m:sub>
-                <m:sup>
-                  <m:r>
-                    <m:t>2</m:t>
-                  </m:r>
-                </m:sup>
-              </m:sSubSup>
+              </m:sSub>
             </m:den>
           </m:f>
           <m:r>
@@ -5646,7 +5668,216 @@
         <w:t xml:space="preserve"> </w:t>
       </w:r>
       <w:r>
-        <w:t xml:space="preserve">in all experiments.</w:t>
+        <w:t xml:space="preserve">in all experiments. The scaling removes differences in</w:t>
+      </w:r>
+      <w:r>
+        <w:t xml:space="preserve"> </w:t>
+      </w:r>
+      <w:r>
+        <w:t xml:space="preserve">the magnitudes of the weighted reconstruction and survival gradients before the</w:t>
+      </w:r>
+      <w:r>
+        <w:t xml:space="preserve"> </w:t>
+      </w:r>
+      <w:r>
+        <w:t xml:space="preserve">additional factor</w:t>
+      </w:r>
+      <w:r>
+        <w:t xml:space="preserve"> </w:t>
+      </w:r>
+      <m:oMath>
+        <m:r>
+          <m:t>α</m:t>
+        </m:r>
+      </m:oMath>
+      <w:r>
+        <w:t xml:space="preserve"> </w:t>
+      </w:r>
+      <w:r>
+        <w:t xml:space="preserve">below controls the relative Cox contribution. When</w:t>
+      </w:r>
+      <w:r>
+        <w:t xml:space="preserve"> </w:t>
+      </w:r>
+      <w:r>
+        <w:t xml:space="preserve">neither gradient is zero and the cap is inactive, the scaled Cox contribution</w:t>
+      </w:r>
+      <w:r>
+        <w:t xml:space="preserve"> </w:t>
+      </w:r>
+      <w:r>
+        <w:t xml:space="preserve">has Frobenius norm</w:t>
+      </w:r>
+      <w:r>
+        <w:t xml:space="preserve"> </w:t>
+      </w:r>
+      <m:oMath>
+        <m:r>
+          <m:t>α</m:t>
+        </m:r>
+      </m:oMath>
+      <w:r>
+        <w:t xml:space="preserve"> </w:t>
+      </w:r>
+      <w:r>
+        <w:t xml:space="preserve">times that of the weighted reconstruction gradient.</w:t>
+      </w:r>
+    </w:p>
+    <w:p>
+      <w:pPr>
+        <w:pStyle w:val="BodyText"/>
+      </w:pPr>
+      <w:r>
+        <w:t xml:space="preserve">In the reported consensus fit,</w:t>
+      </w:r>
+      <w:r>
+        <w:t xml:space="preserve"> </w:t>
+      </w:r>
+      <m:oMath>
+        <m:r>
+          <m:t>ζ</m:t>
+        </m:r>
+      </m:oMath>
+      <w:r>
+        <w:t xml:space="preserve"> </w:t>
+      </w:r>
+      <w:r>
+        <w:t xml:space="preserve">decreased from</w:t>
+      </w:r>
+      <w:r>
+        <w:t xml:space="preserve"> </w:t>
+      </w:r>
+      <m:oMath>
+        <m:r>
+          <m:t>0.71</m:t>
+        </m:r>
+      </m:oMath>
+      <w:r>
+        <w:t xml:space="preserve"> </w:t>
+      </w:r>
+      <w:r>
+        <w:t xml:space="preserve">after the first iteration to</w:t>
+      </w:r>
+      <w:r>
+        <w:t xml:space="preserve"> </w:t>
+      </w:r>
+      <m:oMath>
+        <m:r>
+          <m:t>0.059</m:t>
+        </m:r>
+      </m:oMath>
+      <w:r>
+        <w:t xml:space="preserve"> </w:t>
+      </w:r>
+      <w:r>
+        <w:t xml:space="preserve">at convergence, and the scaled Cox</w:t>
+      </w:r>
+      <w:r>
+        <w:t xml:space="preserve"> </w:t>
+      </w:r>
+      <w:r>
+        <w:t xml:space="preserve">contribution was then 1.6%</w:t>
+      </w:r>
+      <w:r>
+        <w:t xml:space="preserve"> </w:t>
+      </w:r>
+      <w:r>
+        <w:t xml:space="preserve">of the reconstruction term in the numerator. The cap was reached only at</w:t>
+      </w:r>
+      <w:r>
+        <w:t xml:space="preserve"> </w:t>
+      </w:r>
+      <w:r>
+        <w:t xml:space="preserve">initialization, where</w:t>
+      </w:r>
+      <w:r>
+        <w:t xml:space="preserve"> </w:t>
+      </w:r>
+      <m:oMath>
+        <m:r>
+          <m:t>β</m:t>
+        </m:r>
+        <m:r>
+          <m:rPr>
+            <m:sty m:val="p"/>
+          </m:rPr>
+          <m:t>=</m:t>
+        </m:r>
+        <m:r>
+          <m:t>0</m:t>
+        </m:r>
+      </m:oMath>
+      <w:r>
+        <w:t xml:space="preserve"> </w:t>
+      </w:r>
+      <w:r>
+        <w:t xml:space="preserve">makes the Cox gradient itself zero, so the</w:t>
+      </w:r>
+      <w:r>
+        <w:t xml:space="preserve"> </w:t>
+      </w:r>
+      <w:r>
+        <w:t xml:space="preserve">cap contributed no update; across the 100 single-run endpoints</w:t>
+      </w:r>
+      <w:r>
+        <w:t xml:space="preserve"> </w:t>
+      </w:r>
+      <m:oMath>
+        <m:r>
+          <m:t>ζ</m:t>
+        </m:r>
+      </m:oMath>
+      <w:r>
+        <w:t xml:space="preserve"> </w:t>
+      </w:r>
+      <w:r>
+        <w:t xml:space="preserve">ranged from</w:t>
+      </w:r>
+      <w:r>
+        <w:t xml:space="preserve"> </w:t>
+      </w:r>
+      <m:oMath>
+        <m:r>
+          <m:t>0.003</m:t>
+        </m:r>
+      </m:oMath>
+      <w:r>
+        <w:t xml:space="preserve"> </w:t>
+      </w:r>
+      <w:r>
+        <w:t xml:space="preserve">to</w:t>
+      </w:r>
+      <w:r>
+        <w:t xml:space="preserve"> </w:t>
+      </w:r>
+      <m:oMath>
+        <m:r>
+          <m:t>0.031</m:t>
+        </m:r>
+      </m:oMath>
+      <w:r>
+        <w:t xml:space="preserve"> </w:t>
+      </w:r>
+      <w:r>
+        <w:t xml:space="preserve">and was never capped</w:t>
+      </w:r>
+      <w:r>
+        <w:t xml:space="preserve"> </w:t>
+      </w:r>
+      <w:r>
+        <w:t xml:space="preserve">(\texttt{code/26}, which reconstructs the production optimization path from the</w:t>
+      </w:r>
+      <w:r>
+        <w:t xml:space="preserve"> </w:t>
+      </w:r>
+      <w:r>
+        <w:t xml:space="preserve">cached seed fits and checks it against the cached final fit to a declared</w:t>
+      </w:r>
+      <w:r>
+        <w:t xml:space="preserve"> </w:t>
+      </w:r>
+      <w:r>
+        <w:t xml:space="preserve">tolerance).</w:t>
       </w:r>
     </w:p>
     <w:p>
@@ -5819,6 +6050,37 @@
                 </m:rPr>
                 <m:t>+</m:t>
               </m:r>
+              <m:r>
+                <m:t>α</m:t>
+              </m:r>
+              <m:r>
+                <m:t> </m:t>
+              </m:r>
+              <m:sSup>
+                <m:e>
+                  <m:r>
+                    <m:t>ζ</m:t>
+                  </m:r>
+                </m:e>
+                <m:sup>
+                  <m:d>
+                    <m:dPr>
+                      <m:begChr m:val="("/>
+                      <m:endChr m:val=")"/>
+                      <m:sepChr m:val=""/>
+                      <m:grow/>
+                    </m:dPr>
+                    <m:e>
+                      <m:r>
+                        <m:t>t</m:t>
+                      </m:r>
+                    </m:e>
+                  </m:d>
+                </m:sup>
+              </m:sSup>
+              <m:r>
+                <m:t> </m:t>
+              </m:r>
               <m:f>
                 <m:fPr>
                   <m:type m:val="bar"/>
@@ -5873,31 +6135,6 @@
                   </m:sSub>
                 </m:den>
               </m:f>
-              <m:r>
-                <m:t> </m:t>
-              </m:r>
-              <m:sSup>
-                <m:e>
-                  <m:r>
-                    <m:t>ζ</m:t>
-                  </m:r>
-                </m:e>
-                <m:sup>
-                  <m:d>
-                    <m:dPr>
-                      <m:begChr m:val="("/>
-                      <m:endChr m:val=")"/>
-                      <m:sepChr m:val=""/>
-                      <m:grow/>
-                    </m:dPr>
-                    <m:e>
-                      <m:r>
-                        <m:t>t</m:t>
-                      </m:r>
-                    </m:e>
-                  </m:d>
-                </m:sup>
-              </m:sSup>
               <m:r>
                 <m:t> </m:t>
               </m:r>
@@ -6167,8 +6404,88 @@
       <w:pPr>
         <w:pStyle w:val="FirstParagraph"/>
       </w:pPr>
-      <w:r>
-        <w:t xml:space="preserve">and the proposed update is</w:t>
+      <m:oMath>
+        <m:sSup>
+          <m:e>
+            <m:r>
+              <m:t>R</m:t>
+            </m:r>
+          </m:e>
+          <m:sup>
+            <m:d>
+              <m:dPr>
+                <m:begChr m:val="("/>
+                <m:endChr m:val=")"/>
+                <m:sepChr m:val=""/>
+                <m:grow/>
+              </m:dPr>
+              <m:e>
+                <m:r>
+                  <m:t>t</m:t>
+                </m:r>
+              </m:e>
+            </m:d>
+          </m:sup>
+        </m:sSup>
+      </m:oMath>
+      <w:r>
+        <w:t xml:space="preserve"> </w:t>
+      </w:r>
+      <w:r>
+        <w:t xml:space="preserve">is clamped elementwise to</w:t>
+      </w:r>
+      <w:r>
+        <w:t xml:space="preserve"> </w:t>
+      </w:r>
+      <m:oMath>
+        <m:d>
+          <m:dPr>
+            <m:begChr m:val="["/>
+            <m:endChr m:val="]"/>
+            <m:sepChr m:val=""/>
+            <m:grow/>
+          </m:dPr>
+          <m:e>
+            <m:r>
+              <m:t>0.2</m:t>
+            </m:r>
+            <m:r>
+              <m:rPr>
+                <m:sty m:val="p"/>
+              </m:rPr>
+              <m:t>,</m:t>
+            </m:r>
+            <m:r>
+              <m:t>5</m:t>
+            </m:r>
+          </m:e>
+        </m:d>
+      </m:oMath>
+      <w:r>
+        <w:t xml:space="preserve"> </w:t>
+      </w:r>
+      <w:r>
+        <w:t xml:space="preserve">before use, which bounds the</w:t>
+      </w:r>
+      <w:r>
+        <w:t xml:space="preserve"> </w:t>
+      </w:r>
+      <w:r>
+        <w:t xml:space="preserve">change of any entry of</w:t>
+      </w:r>
+      <w:r>
+        <w:t xml:space="preserve"> </w:t>
+      </w:r>
+      <m:oMath>
+        <m:r>
+          <m:t>W</m:t>
+        </m:r>
+      </m:oMath>
+      <w:r>
+        <w:t xml:space="preserve"> </w:t>
+      </w:r>
+      <w:r>
+        <w:t xml:space="preserve">in a single step, and the proposed update is</w:t>
       </w:r>
     </w:p>
     <w:p>
@@ -6691,9 +7008,18 @@
           </m:rPr>
           <m:t>=</m:t>
         </m:r>
-        <m:r>
-          <m:t>1</m:t>
-        </m:r>
+        <m:sSub>
+          <m:e>
+            <m:r>
+              <m:t>θ</m:t>
+            </m:r>
+          </m:e>
+          <m:sub>
+            <m:r>
+              <m:t>0</m:t>
+            </m:r>
+          </m:sub>
+        </m:sSub>
       </m:oMath>
       <w:r>
         <w:br/>
@@ -7633,6 +7959,144 @@
               </m:rPr>
               <m:t>,</m:t>
             </m:r>
+            <m:sSubSup>
+              <m:e>
+                <m:r>
+                  <m:t>H</m:t>
+                </m:r>
+              </m:e>
+              <m:sub>
+                <m:r>
+                  <m:t>c</m:t>
+                </m:r>
+                <m:r>
+                  <m:t>a</m:t>
+                </m:r>
+                <m:r>
+                  <m:t>n</m:t>
+                </m:r>
+                <m:r>
+                  <m:t>d</m:t>
+                </m:r>
+              </m:sub>
+              <m:sup>
+                <m:d>
+                  <m:dPr>
+                    <m:begChr m:val="("/>
+                    <m:endChr m:val=")"/>
+                    <m:sepChr m:val=""/>
+                    <m:grow/>
+                  </m:dPr>
+                  <m:e>
+                    <m:r>
+                      <m:t>t</m:t>
+                    </m:r>
+                    <m:r>
+                      <m:rPr>
+                        <m:sty m:val="p"/>
+                      </m:rPr>
+                      <m:t>+</m:t>
+                    </m:r>
+                    <m:r>
+                      <m:t>1</m:t>
+                    </m:r>
+                  </m:e>
+                </m:d>
+              </m:sup>
+            </m:sSubSup>
+            <m:r>
+              <m:rPr>
+                <m:sty m:val="p"/>
+              </m:rPr>
+              <m:t>,</m:t>
+            </m:r>
+            <m:sSubSup>
+              <m:e>
+                <m:r>
+                  <m:t>β</m:t>
+                </m:r>
+              </m:e>
+              <m:sub>
+                <m:r>
+                  <m:t>c</m:t>
+                </m:r>
+                <m:r>
+                  <m:t>a</m:t>
+                </m:r>
+                <m:r>
+                  <m:t>n</m:t>
+                </m:r>
+                <m:r>
+                  <m:t>d</m:t>
+                </m:r>
+              </m:sub>
+              <m:sup>
+                <m:d>
+                  <m:dPr>
+                    <m:begChr m:val="("/>
+                    <m:endChr m:val=")"/>
+                    <m:sepChr m:val=""/>
+                    <m:grow/>
+                  </m:dPr>
+                  <m:e>
+                    <m:r>
+                      <m:t>t</m:t>
+                    </m:r>
+                  </m:e>
+                </m:d>
+              </m:sup>
+            </m:sSubSup>
+          </m:e>
+        </m:d>
+        <m:r>
+          <m:rPr>
+            <m:sty m:val="p"/>
+          </m:rPr>
+          <m:t>≤</m:t>
+        </m:r>
+        <m:r>
+          <m:rPr>
+            <m:sty m:val="p"/>
+            <m:scr m:val="script"/>
+          </m:rPr>
+          <m:t>L</m:t>
+        </m:r>
+        <m:d>
+          <m:dPr>
+            <m:begChr m:val="("/>
+            <m:endChr m:val=")"/>
+            <m:sepChr m:val=""/>
+            <m:grow/>
+          </m:dPr>
+          <m:e>
+            <m:sSup>
+              <m:e>
+                <m:r>
+                  <m:t>W</m:t>
+                </m:r>
+              </m:e>
+              <m:sup>
+                <m:d>
+                  <m:dPr>
+                    <m:begChr m:val="("/>
+                    <m:endChr m:val=")"/>
+                    <m:sepChr m:val=""/>
+                    <m:grow/>
+                  </m:dPr>
+                  <m:e>
+                    <m:r>
+                      <m:t>t</m:t>
+                    </m:r>
+                  </m:e>
+                </m:d>
+              </m:sup>
+            </m:sSup>
+            <m:r>
+              <m:rPr>
+                <m:sty m:val="p"/>
+              </m:rPr>
+              <m:t>,</m:t>
+            </m:r>
             <m:sSup>
               <m:e>
                 <m:r>
@@ -7694,116 +8158,6 @@
             </m:sSup>
           </m:e>
         </m:d>
-        <m:r>
-          <m:rPr>
-            <m:sty m:val="p"/>
-          </m:rPr>
-          <m:t>≤</m:t>
-        </m:r>
-        <m:r>
-          <m:rPr>
-            <m:sty m:val="p"/>
-            <m:scr m:val="script"/>
-          </m:rPr>
-          <m:t>L</m:t>
-        </m:r>
-        <m:d>
-          <m:dPr>
-            <m:begChr m:val="("/>
-            <m:endChr m:val=")"/>
-            <m:sepChr m:val=""/>
-            <m:grow/>
-          </m:dPr>
-          <m:e>
-            <m:sSup>
-              <m:e>
-                <m:r>
-                  <m:t>W</m:t>
-                </m:r>
-              </m:e>
-              <m:sup>
-                <m:d>
-                  <m:dPr>
-                    <m:begChr m:val="("/>
-                    <m:endChr m:val=")"/>
-                    <m:sepChr m:val=""/>
-                    <m:grow/>
-                  </m:dPr>
-                  <m:e>
-                    <m:r>
-                      <m:t>t</m:t>
-                    </m:r>
-                  </m:e>
-                </m:d>
-              </m:sup>
-            </m:sSup>
-            <m:r>
-              <m:rPr>
-                <m:sty m:val="p"/>
-              </m:rPr>
-              <m:t>,</m:t>
-            </m:r>
-            <m:sSup>
-              <m:e>
-                <m:r>
-                  <m:t>H</m:t>
-                </m:r>
-              </m:e>
-              <m:sup>
-                <m:d>
-                  <m:dPr>
-                    <m:begChr m:val="("/>
-                    <m:endChr m:val=")"/>
-                    <m:sepChr m:val=""/>
-                    <m:grow/>
-                  </m:dPr>
-                  <m:e>
-                    <m:r>
-                      <m:t>t</m:t>
-                    </m:r>
-                    <m:r>
-                      <m:rPr>
-                        <m:sty m:val="p"/>
-                      </m:rPr>
-                      <m:t>+</m:t>
-                    </m:r>
-                    <m:r>
-                      <m:t>1</m:t>
-                    </m:r>
-                  </m:e>
-                </m:d>
-              </m:sup>
-            </m:sSup>
-            <m:r>
-              <m:rPr>
-                <m:sty m:val="p"/>
-              </m:rPr>
-              <m:t>,</m:t>
-            </m:r>
-            <m:sSup>
-              <m:e>
-                <m:r>
-                  <m:t>β</m:t>
-                </m:r>
-              </m:e>
-              <m:sup>
-                <m:d>
-                  <m:dPr>
-                    <m:begChr m:val="("/>
-                    <m:endChr m:val=")"/>
-                    <m:sepChr m:val=""/>
-                    <m:grow/>
-                  </m:dPr>
-                  <m:e>
-                    <m:r>
-                      <m:t>t</m:t>
-                    </m:r>
-                  </m:e>
-                </m:d>
-              </m:sup>
-            </m:sSup>
-          </m:e>
-        </m:d>
       </m:oMath>
       <w:r>
         <w:t xml:space="preserve"> </w:t>
@@ -8332,6 +8686,105 @@
       <w:pPr>
         <w:pStyle w:val="BodyText"/>
       </w:pPr>
+      <w:r>
+        <w:t xml:space="preserve">In all reported fits</w:t>
+      </w:r>
+      <w:r>
+        <w:t xml:space="preserve"> </w:t>
+      </w:r>
+      <m:oMath>
+        <m:sSub>
+          <m:e>
+            <m:r>
+              <m:t>θ</m:t>
+            </m:r>
+          </m:e>
+          <m:sub>
+            <m:r>
+              <m:t>0</m:t>
+            </m:r>
+          </m:sub>
+        </m:sSub>
+        <m:r>
+          <m:rPr>
+            <m:sty m:val="p"/>
+          </m:rPr>
+          <m:t>=</m:t>
+        </m:r>
+        <m:r>
+          <m:t>0.5</m:t>
+        </m:r>
+      </m:oMath>
+      <w:r>
+        <w:t xml:space="preserve">,</w:t>
+      </w:r>
+      <w:r>
+        <w:t xml:space="preserve"> </w:t>
+      </w:r>
+      <m:oMath>
+        <m:r>
+          <m:t>ρ</m:t>
+        </m:r>
+        <m:r>
+          <m:rPr>
+            <m:sty m:val="p"/>
+          </m:rPr>
+          <m:t>=</m:t>
+        </m:r>
+        <m:r>
+          <m:t>0.5</m:t>
+        </m:r>
+      </m:oMath>
+      <w:r>
+        <w:t xml:space="preserve"> </w:t>
+      </w:r>
+      <w:r>
+        <w:t xml:space="preserve">and</w:t>
+      </w:r>
+      <w:r>
+        <w:t xml:space="preserve"> </w:t>
+      </w:r>
+      <m:oMath>
+        <m:r>
+          <m:t>m</m:t>
+        </m:r>
+        <m:r>
+          <m:t>a</m:t>
+        </m:r>
+        <m:r>
+          <m:t>x</m:t>
+        </m:r>
+        <m:r>
+          <m:rPr>
+            <m:sty m:val="p"/>
+          </m:rPr>
+          <m:t>_</m:t>
+        </m:r>
+        <m:r>
+          <m:t>b</m:t>
+        </m:r>
+        <m:r>
+          <m:t>t</m:t>
+        </m:r>
+        <m:r>
+          <m:rPr>
+            <m:sty m:val="p"/>
+          </m:rPr>
+          <m:t>=</m:t>
+        </m:r>
+        <m:r>
+          <m:t>10</m:t>
+        </m:r>
+      </m:oMath>
+      <w:r>
+        <w:t xml:space="preserve"> </w:t>
+      </w:r>
+      <w:r>
+        <w:t xml:space="preserve">(the values passed by the package’s R wrapper to the optimizer).</w:t>
+      </w:r>
+      <w:r>
+        <w:t xml:space="preserve"> </w:t>
+      </w:r>
       <w:r>
         <w:t xml:space="preserve">Column normalization preserves the reconstruction</w:t>
       </w:r>
@@ -9824,13 +10277,13 @@
         <w:t xml:space="preserve"> </w:t>
       </w:r>
       <w:r>
-        <w:t xml:space="preserve">DeSurv as well: individual restarts of the reported model are dispersed, which</w:t>
-      </w:r>
-      <w:r>
-        <w:t xml:space="preserve"> </w:t>
-      </w:r>
-      <w:r>
-        <w:t xml:space="preserve">is why the final fit is obtained by a consensus procedure over many restarts</w:t>
+        <w:t xml:space="preserve">DeSurv as well: individual restarts of the reported model are dispersed, and the</w:t>
+      </w:r>
+      <w:r>
+        <w:t xml:space="preserve"> </w:t>
+      </w:r>
+      <w:r>
+        <w:t xml:space="preserve">final fit is obtained by a consensus procedure over many restarts</w:t>
       </w:r>
       <w:r>
         <w:t xml:space="preserve"> </w:t>
@@ -9916,7 +10369,7 @@
         <w:t xml:space="preserve"> </w:t>
       </w:r>
       <w:r>
-        <w:t xml:space="preserve">and therefore the update rule for</w:t>
+        <w:t xml:space="preserve">and accordingly the update for</w:t>
       </w:r>
       <w:r>
         <w:t xml:space="preserve"> </w:t>
@@ -9930,19 +10383,7 @@
         <w:t xml:space="preserve"> </w:t>
       </w:r>
       <w:r>
-        <w:t xml:space="preserve">as in Equation [eqn:W_update] relies on both the reconstruction term and the supervision term. As such, the gene-program definitions are directly shaped by their association with survival. This mechanism amplifies</w:t>
-      </w:r>
-      <w:r>
-        <w:t xml:space="preserve"> </w:t>
-      </w:r>
-      <w:r>
-        <w:t xml:space="preserve">genes aligned with the hazard gradient and suppresses those that dilute</w:t>
-      </w:r>
-      <w:r>
-        <w:t xml:space="preserve"> </w:t>
-      </w:r>
-      <w:r>
-        <w:t xml:space="preserve">prognostic structure, favoring programs enriched for survival-relevant variation.</w:t>
+        <w:t xml:space="preserve">in Equation [eqn:W_update] relies on both the reconstruction term and the supervision term. As such, the gene-program definitions are directly shaped by their association with survival. The supervision term therefore shifts the update toward the survival gradient.</w:t>
       </w:r>
     </w:p>
     <w:p>
@@ -10013,37 +10454,19 @@
         <w:t xml:space="preserve"> </w:t>
       </w:r>
       <w:r>
-        <w:t xml:space="preserve">because (W) defines gene-level programs, new samples can be embedded by the</w:t>
-      </w:r>
-      <w:r>
-        <w:t xml:space="preserve"> </w:t>
-      </w:r>
-      <w:r>
-        <w:t xml:space="preserve">closed-form projection (Z_{\text{new}} = W^\top X_{\text{new}}). In contrast,</w:t>
-      </w:r>
-      <w:r>
-        <w:t xml:space="preserve"> </w:t>
-      </w:r>
-      <w:r>
-        <w:t xml:space="preserve">supervising (H) would not yield such a mapping; instead, obtaining sample</w:t>
-      </w:r>
-      <w:r>
-        <w:t xml:space="preserve"> </w:t>
-      </w:r>
-      <w:r>
-        <w:t xml:space="preserve">loadings for external datasets would require solving a nonnegative least-squares</w:t>
-      </w:r>
-      <w:r>
-        <w:t xml:space="preserve"> </w:t>
-      </w:r>
-      <w:r>
-        <w:t xml:space="preserve">(NNLS) problem for each new sample, introducing optimization noise and reducing</w:t>
-      </w:r>
-      <w:r>
-        <w:t xml:space="preserve"> </w:t>
-      </w:r>
-      <w:r>
-        <w:t xml:space="preserve">reproducibility.</w:t>
+        <w:t xml:space="preserve">because (W) defines gene-level programs, new samples can be scored directly by the projection (Z_{\text{new}} = W^\top X_{\text{new}}). Supervising (H)</w:t>
+      </w:r>
+      <w:r>
+        <w:t xml:space="preserve"> </w:t>
+      </w:r>
+      <w:r>
+        <w:t xml:space="preserve">would not yield such a mapping: obtaining sample loadings for external datasets</w:t>
+      </w:r>
+      <w:r>
+        <w:t xml:space="preserve"> </w:t>
+      </w:r>
+      <w:r>
+        <w:t xml:space="preserve">would require an additional sample-specific estimation step, a nonnegative least-squares (NNLS) problem for each new sample.</w:t>
       </w:r>
     </w:p>
     <w:p>
@@ -10051,19 +10474,932 @@
         <w:pStyle w:val="BodyText"/>
       </w:pPr>
       <w:r>
-        <w:t xml:space="preserve">Together, these considerations motivate supervising through (W), which shapes</w:t>
-      </w:r>
-      <w:r>
-        <w:t xml:space="preserve"> </w:t>
-      </w:r>
-      <w:r>
-        <w:t xml:space="preserve">the gene programs toward prognostic directions and yields biologically</w:t>
-      </w:r>
-      <w:r>
-        <w:t xml:space="preserve"> </w:t>
-      </w:r>
-      <w:r>
-        <w:t xml:space="preserve">interpretable signatures that generalize across cohorts.</w:t>
+        <w:t xml:space="preserve">Supervising through (W) therefore shapes the gene programs toward prognostic</w:t>
+      </w:r>
+      <w:r>
+        <w:t xml:space="preserve"> </w:t>
+      </w:r>
+      <w:r>
+        <w:t xml:space="preserve">directions and yields biologically interpretable signatures that generalize</w:t>
+      </w:r>
+      <w:r>
+        <w:t xml:space="preserve"> </w:t>
+      </w:r>
+      <w:r>
+        <w:t xml:space="preserve">across cohorts.</w:t>
+      </w:r>
+    </w:p>
+    <w:p>
+      <w:pPr>
+        <w:pStyle w:val="BodyText"/>
+      </w:pPr>
+      <w:r>
+        <w:t xml:space="preserve">Supplementary Table [tab:architecture] places DeSurv beside the unsupervised</w:t>
+      </w:r>
+      <w:r>
+        <w:t xml:space="preserve"> </w:t>
+      </w:r>
+      <w:r>
+        <w:t xml:space="preserve">factorization it extends, the two published survival-supervised factorizations,</w:t>
+      </w:r>
+      <w:r>
+        <w:t xml:space="preserve"> </w:t>
+      </w:r>
+      <w:r>
+        <w:t xml:space="preserve">and the two conventional supervised predictors used as comparators, by where</w:t>
+      </w:r>
+      <w:r>
+        <w:t xml:space="preserve"> </w:t>
+      </w:r>
+      <w:r>
+        <w:t xml:space="preserve">survival enters each method, what object is learned, and what must happen when</w:t>
+      </w:r>
+      <w:r>
+        <w:t xml:space="preserve"> </w:t>
+      </w:r>
+      <w:r>
+        <w:t xml:space="preserve">a new sample arrives. It records architecture only; it does not rank the methods.</w:t>
+      </w:r>
+    </w:p>
+    <w:p>
+      <w:pPr>
+        <w:pStyle w:val="BodyText"/>
+      </w:pPr>
+      <w:r>
+        <w:t xml:space="preserve">p{2.2cm}&gt;{}p{4.1cm}&gt;{}p{4.1cm}&gt;{}p{4.1cm}&gt;{}p{4.1cm}&gt;{}p{4.1cm}}</w:t>
+      </w:r>
+    </w:p>
+    <w:tbl>
+      <w:tblPr>
+        <w:tblStyle w:val="Table"/>
+        <w:tblW w:type="pct" w:w="5000"/>
+        <w:tblLook w:firstRow="1" w:lastRow="0" w:firstColumn="0" w:lastColumn="0" w:noHBand="0" w:noVBand="0" w:val="0020"/>
+        <w:jc w:val="start"/>
+      </w:tblPr>
+      <w:tblGrid>
+        <w:gridCol w:w="1320"/>
+        <w:gridCol w:w="1320"/>
+        <w:gridCol w:w="1320"/>
+        <w:gridCol w:w="1320"/>
+        <w:gridCol w:w="1320"/>
+        <w:gridCol w:w="1320"/>
+      </w:tblGrid>
+      <w:tr>
+        <w:trPr>
+          <w:tblHeader w:val="true"/>
+        </w:trPr>
+        <w:tc>
+          <w:tcPr/>
+          <w:p>
+            <w:pPr>
+              <w:pStyle w:val="Compact"/>
+              <w:jc w:val="left"/>
+            </w:pPr>
+            <w:r>
+              <w:t xml:space="preserve">Method</w:t>
+            </w:r>
+          </w:p>
+        </w:tc>
+        <w:tc>
+          <w:tcPr/>
+          <w:p>
+            <w:pPr>
+              <w:pStyle w:val="Compact"/>
+              <w:jc w:val="left"/>
+            </w:pPr>
+            <w:r>
+              <w:t xml:space="preserve">Learned representation</w:t>
+            </w:r>
+          </w:p>
+        </w:tc>
+        <w:tc>
+          <w:tcPr/>
+          <w:p>
+            <w:pPr>
+              <w:pStyle w:val="Compact"/>
+              <w:jc w:val="left"/>
+            </w:pPr>
+            <w:r>
+              <w:t xml:space="preserve">Where survival enters</w:t>
+            </w:r>
+          </w:p>
+        </w:tc>
+        <w:tc>
+          <w:tcPr/>
+          <w:p>
+            <w:pPr>
+              <w:pStyle w:val="Compact"/>
+              <w:jc w:val="left"/>
+            </w:pPr>
+            <w:r>
+              <w:t xml:space="preserve">Gene-program basis directly supervised?</w:t>
+            </w:r>
+          </w:p>
+        </w:tc>
+        <w:tc>
+          <w:tcPr/>
+          <w:p>
+            <w:pPr>
+              <w:pStyle w:val="Compact"/>
+              <w:jc w:val="left"/>
+            </w:pPr>
+            <w:r>
+              <w:t xml:space="preserve">New-sample scoring</w:t>
+            </w:r>
+          </w:p>
+        </w:tc>
+        <w:tc>
+          <w:tcPr/>
+          <w:p>
+            <w:pPr>
+              <w:pStyle w:val="Compact"/>
+              <w:jc w:val="left"/>
+            </w:pPr>
+            <w:r>
+              <w:t xml:space="preserve">External latent-variable re-estimation?</w:t>
+            </w:r>
+          </w:p>
+        </w:tc>
+      </w:tr>
+      <w:tr>
+        <w:tc>
+          <w:tcPr/>
+          <w:p>
+            <w:pPr>
+              <w:pStyle w:val="Compact"/>
+              <w:jc w:val="left"/>
+            </w:pPr>
+            <w:r>
+              <w:t xml:space="preserve">Standard NMF</w:t>
+            </w:r>
+          </w:p>
+        </w:tc>
+        <w:tc>
+          <w:tcPr/>
+          <w:p>
+            <w:pPr>
+              <w:pStyle w:val="Compact"/>
+              <w:jc w:val="left"/>
+            </w:pPr>
+            <w:r>
+              <w:t xml:space="preserve">Gene programs</w:t>
+            </w:r>
+            <w:r>
+              <w:t xml:space="preserve"> </w:t>
+            </w:r>
+            <m:oMath>
+              <m:r>
+                <m:t>W</m:t>
+              </m:r>
+            </m:oMath>
+            <w:r>
+              <w:t xml:space="preserve"> </w:t>
+            </w:r>
+            <w:r>
+              <w:t xml:space="preserve">and sample loadings</w:t>
+            </w:r>
+            <w:r>
+              <w:t xml:space="preserve"> </w:t>
+            </w:r>
+            <m:oMath>
+              <m:r>
+                <m:t>H</m:t>
+              </m:r>
+            </m:oMath>
+          </w:p>
+        </w:tc>
+        <w:tc>
+          <w:tcPr/>
+          <w:p>
+            <w:pPr>
+              <w:pStyle w:val="Compact"/>
+              <w:jc w:val="left"/>
+            </w:pPr>
+            <w:r>
+              <w:t xml:space="preserve">Not in the factorization; Cox fitted afterwards on projected scores (Methods)</w:t>
+            </w:r>
+          </w:p>
+        </w:tc>
+        <w:tc>
+          <w:tcPr/>
+          <w:p>
+            <w:pPr>
+              <w:pStyle w:val="Compact"/>
+              <w:jc w:val="left"/>
+            </w:pPr>
+            <w:r>
+              <w:t xml:space="preserve">No</w:t>
+            </w:r>
+          </w:p>
+        </w:tc>
+        <w:tc>
+          <w:tcPr/>
+          <w:p>
+            <w:pPr>
+              <w:pStyle w:val="Compact"/>
+              <w:jc w:val="left"/>
+            </w:pPr>
+            <w:r>
+              <w:t xml:space="preserve">In this study, projection onto the fixed</w:t>
+            </w:r>
+            <w:r>
+              <w:t xml:space="preserve"> </w:t>
+            </w:r>
+            <m:oMath>
+              <m:r>
+                <m:t>W</m:t>
+              </m:r>
+            </m:oMath>
+            <w:r>
+              <w:t xml:space="preserve">, as for DeSurv (Methods)</w:t>
+            </w:r>
+          </w:p>
+        </w:tc>
+        <w:tc>
+          <w:tcPr/>
+          <w:p>
+            <w:pPr>
+              <w:pStyle w:val="Compact"/>
+              <w:jc w:val="left"/>
+            </w:pPr>
+            <w:r>
+              <w:t xml:space="preserve">No (projection)</w:t>
+            </w:r>
+          </w:p>
+        </w:tc>
+      </w:tr>
+      <w:tr>
+        <w:tc>
+          <w:tcPr/>
+          <w:p>
+            <w:pPr>
+              <w:pStyle w:val="Compact"/>
+              <w:jc w:val="left"/>
+            </w:pPr>
+            <w:r>
+              <w:t xml:space="preserve">DeSurv (this work)</w:t>
+            </w:r>
+          </w:p>
+        </w:tc>
+        <w:tc>
+          <w:tcPr/>
+          <w:p>
+            <w:pPr>
+              <w:pStyle w:val="Compact"/>
+              <w:jc w:val="left"/>
+            </w:pPr>
+            <w:r>
+              <w:t xml:space="preserve">Gene programs</w:t>
+            </w:r>
+            <w:r>
+              <w:t xml:space="preserve"> </w:t>
+            </w:r>
+            <m:oMath>
+              <m:r>
+                <m:t>W</m:t>
+              </m:r>
+            </m:oMath>
+            <w:r>
+              <w:t xml:space="preserve">, sample loadings</w:t>
+            </w:r>
+            <w:r>
+              <w:t xml:space="preserve"> </w:t>
+            </w:r>
+            <m:oMath>
+              <m:r>
+                <m:t>H</m:t>
+              </m:r>
+            </m:oMath>
+            <w:r>
+              <w:t xml:space="preserve"> </w:t>
+            </w:r>
+            <w:r>
+              <w:t xml:space="preserve">and Cox coefficients</w:t>
+            </w:r>
+            <w:r>
+              <w:t xml:space="preserve"> </w:t>
+            </w:r>
+            <m:oMath>
+              <m:r>
+                <m:t>β</m:t>
+              </m:r>
+            </m:oMath>
+            <w:r>
+              <w:t xml:space="preserve"> </w:t>
+            </w:r>
+            <w:r>
+              <w:t xml:space="preserve">on</w:t>
+            </w:r>
+            <w:r>
+              <w:t xml:space="preserve"> </w:t>
+            </w:r>
+            <m:oMath>
+              <m:r>
+                <m:t>Z</m:t>
+              </m:r>
+              <m:r>
+                <m:rPr>
+                  <m:sty m:val="p"/>
+                </m:rPr>
+                <m:t>=</m:t>
+              </m:r>
+              <m:sSup>
+                <m:e>
+                  <m:r>
+                    <m:t>W</m:t>
+                  </m:r>
+                </m:e>
+                <m:sup>
+                  <m:r>
+                    <m:rPr>
+                      <m:sty m:val="p"/>
+                    </m:rPr>
+                    <m:t>⊤</m:t>
+                  </m:r>
+                </m:sup>
+              </m:sSup>
+              <m:r>
+                <m:t>X</m:t>
+              </m:r>
+            </m:oMath>
+          </w:p>
+        </w:tc>
+        <w:tc>
+          <w:tcPr/>
+          <w:p>
+            <w:pPr>
+              <w:pStyle w:val="Compact"/>
+              <w:jc w:val="left"/>
+            </w:pPr>
+            <w:r>
+              <w:t xml:space="preserve">Cox partial likelihood on</w:t>
+            </w:r>
+            <w:r>
+              <w:t xml:space="preserve"> </w:t>
+            </w:r>
+            <m:oMath>
+              <m:r>
+                <m:t>Z</m:t>
+              </m:r>
+              <m:r>
+                <m:rPr>
+                  <m:sty m:val="p"/>
+                </m:rPr>
+                <m:t>=</m:t>
+              </m:r>
+              <m:sSup>
+                <m:e>
+                  <m:r>
+                    <m:t>W</m:t>
+                  </m:r>
+                </m:e>
+                <m:sup>
+                  <m:r>
+                    <m:rPr>
+                      <m:sty m:val="p"/>
+                    </m:rPr>
+                    <m:t>⊤</m:t>
+                  </m:r>
+                </m:sup>
+              </m:sSup>
+              <m:r>
+                <m:t>X</m:t>
+              </m:r>
+            </m:oMath>
+            <w:r>
+              <w:t xml:space="preserve">; its gradient acts on</w:t>
+            </w:r>
+            <w:r>
+              <w:t xml:space="preserve"> </w:t>
+            </w:r>
+            <m:oMath>
+              <m:r>
+                <m:t>W</m:t>
+              </m:r>
+            </m:oMath>
+            <w:r>
+              <w:t xml:space="preserve"> </w:t>
+            </w:r>
+            <w:r>
+              <w:t xml:space="preserve">(Methods)</w:t>
+            </w:r>
+          </w:p>
+        </w:tc>
+        <w:tc>
+          <w:tcPr/>
+          <w:p>
+            <w:pPr>
+              <w:pStyle w:val="Compact"/>
+              <w:jc w:val="left"/>
+            </w:pPr>
+            <w:r>
+              <w:t xml:space="preserve">Yes</w:t>
+            </w:r>
+          </w:p>
+        </w:tc>
+        <w:tc>
+          <w:tcPr/>
+          <w:p>
+            <w:pPr>
+              <w:pStyle w:val="Compact"/>
+              <w:jc w:val="left"/>
+            </w:pPr>
+            <w:r>
+              <w:t xml:space="preserve">Projection</w:t>
+            </w:r>
+            <w:r>
+              <w:t xml:space="preserve"> </w:t>
+            </w:r>
+            <m:oMath>
+              <m:r>
+                <m:t>Z</m:t>
+              </m:r>
+              <m:r>
+                <m:rPr>
+                  <m:sty m:val="p"/>
+                </m:rPr>
+                <m:t>=</m:t>
+              </m:r>
+              <m:sSup>
+                <m:e>
+                  <m:acc>
+                    <m:accPr>
+                      <m:chr m:val="̃"/>
+                    </m:accPr>
+                    <m:e>
+                      <m:r>
+                        <m:t>W</m:t>
+                      </m:r>
+                    </m:e>
+                  </m:acc>
+                </m:e>
+                <m:sup>
+                  <m:r>
+                    <m:rPr>
+                      <m:sty m:val="p"/>
+                    </m:rPr>
+                    <m:t>⊤</m:t>
+                  </m:r>
+                </m:sup>
+              </m:sSup>
+              <m:sSub>
+                <m:e>
+                  <m:r>
+                    <m:t>X</m:t>
+                  </m:r>
+                </m:e>
+                <m:sub>
+                  <m:r>
+                    <m:rPr>
+                      <m:nor/>
+                      <m:sty m:val="p"/>
+                    </m:rPr>
+                    <m:t>new</m:t>
+                  </m:r>
+                </m:sub>
+              </m:sSub>
+            </m:oMath>
+            <w:r>
+              <w:t xml:space="preserve"> </w:t>
+            </w:r>
+            <w:r>
+              <w:t xml:space="preserve">with</w:t>
+            </w:r>
+            <w:r>
+              <w:t xml:space="preserve"> </w:t>
+            </w:r>
+            <m:oMath>
+              <m:acc>
+                <m:accPr>
+                  <m:chr m:val="̃"/>
+                </m:accPr>
+                <m:e>
+                  <m:r>
+                    <m:t>W</m:t>
+                  </m:r>
+                </m:e>
+              </m:acc>
+            </m:oMath>
+            <w:r>
+              <w:t xml:space="preserve"> </w:t>
+            </w:r>
+            <w:r>
+              <w:t xml:space="preserve">frozen (Methods)</w:t>
+            </w:r>
+          </w:p>
+        </w:tc>
+        <w:tc>
+          <w:tcPr/>
+          <w:p>
+            <w:pPr>
+              <w:pStyle w:val="Compact"/>
+              <w:jc w:val="left"/>
+            </w:pPr>
+            <w:r>
+              <w:t xml:space="preserve">No</w:t>
+            </w:r>
+          </w:p>
+        </w:tc>
+      </w:tr>
+      <w:tr>
+        <w:tc>
+          <w:tcPr/>
+          <w:p>
+            <w:pPr>
+              <w:pStyle w:val="Compact"/>
+              <w:jc w:val="left"/>
+            </w:pPr>
+            <w:r>
+              <w:t xml:space="preserve">CoxNMF</w:t>
+            </w:r>
+          </w:p>
+        </w:tc>
+        <w:tc>
+          <w:tcPr/>
+          <w:p>
+            <w:pPr>
+              <w:pStyle w:val="Compact"/>
+              <w:jc w:val="left"/>
+            </w:pPr>
+            <w:r>
+              <w:t xml:space="preserve">Basis</w:t>
+            </w:r>
+            <w:r>
+              <w:t xml:space="preserve"> </w:t>
+            </w:r>
+            <m:oMath>
+              <m:r>
+                <m:t>W</m:t>
+              </m:r>
+            </m:oMath>
+            <w:r>
+              <w:t xml:space="preserve"> </w:t>
+            </w:r>
+            <w:r>
+              <w:t xml:space="preserve">(genes) and coefficients</w:t>
+            </w:r>
+            <w:r>
+              <w:t xml:space="preserve"> </w:t>
+            </w:r>
+            <m:oMath>
+              <m:r>
+                <m:t>H</m:t>
+              </m:r>
+            </m:oMath>
+            <w:r>
+              <w:t xml:space="preserve"> </w:t>
+            </w:r>
+            <w:r>
+              <w:t xml:space="preserve">(samples), with Cox coefficients</w:t>
+            </w:r>
+            <w:r>
+              <w:t xml:space="preserve"> </w:t>
+            </w:r>
+            <m:oMath>
+              <m:r>
+                <m:t>β</m:t>
+              </m:r>
+            </m:oMath>
+            <w:r>
+              <w:t xml:space="preserve"> </w:t>
+            </w:r>
+            <w:r>
+              <w:t xml:space="preserve">on</w:t>
+            </w:r>
+            <w:r>
+              <w:t xml:space="preserve"> </w:t>
+            </w:r>
+            <m:oMath>
+              <m:r>
+                <m:t>H</m:t>
+              </m:r>
+            </m:oMath>
+          </w:p>
+        </w:tc>
+        <w:tc>
+          <w:tcPr/>
+          <w:p>
+            <w:pPr>
+              <w:pStyle w:val="Compact"/>
+              <w:jc w:val="left"/>
+            </w:pPr>
+            <w:r>
+              <w:t xml:space="preserve">Cox partial likelihood whose covariates are the columns of</w:t>
+            </w:r>
+            <w:r>
+              <w:t xml:space="preserve"> </w:t>
+            </w:r>
+            <m:oMath>
+              <m:r>
+                <m:t>H</m:t>
+              </m:r>
+            </m:oMath>
+            <w:r>
+              <w:t xml:space="preserve"> </w:t>
+            </w:r>
+            <w:r>
+              <w:t xml:space="preserve">(published objective)</w:t>
+            </w:r>
+          </w:p>
+        </w:tc>
+        <w:tc>
+          <w:tcPr/>
+          <w:p>
+            <w:pPr>
+              <w:pStyle w:val="Compact"/>
+              <w:jc w:val="left"/>
+            </w:pPr>
+            <w:r>
+              <w:t xml:space="preserve">No: the Cox term does not depend on</w:t>
+            </w:r>
+            <w:r>
+              <w:t xml:space="preserve"> </w:t>
+            </w:r>
+            <m:oMath>
+              <m:r>
+                <m:t>W</m:t>
+              </m:r>
+            </m:oMath>
+            <w:r>
+              <w:t xml:space="preserve"> </w:t>
+            </w:r>
+            <w:r>
+              <w:t xml:space="preserve">(published objective)</w:t>
+            </w:r>
+          </w:p>
+        </w:tc>
+        <w:tc>
+          <w:tcPr/>
+          <w:p>
+            <w:pPr>
+              <w:pStyle w:val="Compact"/>
+              <w:jc w:val="left"/>
+            </w:pPr>
+            <w:r>
+              <w:t xml:space="preserve">Not described in the source</w:t>
+            </w:r>
+          </w:p>
+        </w:tc>
+        <w:tc>
+          <w:tcPr/>
+          <w:p>
+            <w:pPr>
+              <w:pStyle w:val="Compact"/>
+              <w:jc w:val="left"/>
+            </w:pPr>
+            <w:r>
+              <w:t xml:space="preserve">Not described in the source</w:t>
+            </w:r>
+          </w:p>
+        </w:tc>
+      </w:tr>
+      <w:tr>
+        <w:tc>
+          <w:tcPr/>
+          <w:p>
+            <w:pPr>
+              <w:pStyle w:val="Compact"/>
+              <w:jc w:val="left"/>
+            </w:pPr>
+            <w:r>
+              <w:t xml:space="preserve">SurvNMF</w:t>
+            </w:r>
+          </w:p>
+        </w:tc>
+        <w:tc>
+          <w:tcPr/>
+          <w:p>
+            <w:pPr>
+              <w:pStyle w:val="Compact"/>
+              <w:jc w:val="left"/>
+            </w:pPr>
+            <w:r>
+              <w:t xml:space="preserve">Sample-side latent matrix and feature matrix (the former is denoted</w:t>
+            </w:r>
+            <w:r>
+              <w:t xml:space="preserve"> </w:t>
+            </w:r>
+            <m:oMath>
+              <m:r>
+                <m:t>W</m:t>
+              </m:r>
+            </m:oMath>
+            <w:r>
+              <w:t xml:space="preserve"> </w:t>
+            </w:r>
+            <w:r>
+              <w:t xml:space="preserve">in SurvNMF’s transposed notation; full text)</w:t>
+            </w:r>
+          </w:p>
+        </w:tc>
+        <w:tc>
+          <w:tcPr/>
+          <w:p>
+            <w:pPr>
+              <w:pStyle w:val="Compact"/>
+              <w:jc w:val="left"/>
+            </w:pPr>
+            <w:r>
+              <w:t xml:space="preserve">Cox model fitted jointly on the sample-side latent matrix (full text)</w:t>
+            </w:r>
+          </w:p>
+        </w:tc>
+        <w:tc>
+          <w:tcPr/>
+          <w:p>
+            <w:pPr>
+              <w:pStyle w:val="Compact"/>
+              <w:jc w:val="left"/>
+            </w:pPr>
+            <w:r>
+              <w:t xml:space="preserve">No: the Cox term is on the sample side (full text)</w:t>
+            </w:r>
+          </w:p>
+        </w:tc>
+        <w:tc>
+          <w:tcPr/>
+          <w:p>
+            <w:pPr>
+              <w:pStyle w:val="Compact"/>
+              <w:jc w:val="left"/>
+            </w:pPr>
+            <w:r>
+              <w:t xml:space="preserve">Held-out loadings re-solved by constrained least squares (HALS) with the feature matrix fixed (full text)</w:t>
+            </w:r>
+          </w:p>
+        </w:tc>
+        <w:tc>
+          <w:tcPr/>
+          <w:p>
+            <w:pPr>
+              <w:pStyle w:val="Compact"/>
+              <w:jc w:val="left"/>
+            </w:pPr>
+            <w:r>
+              <w:t xml:space="preserve">Yes, for held-out samples; reported for simulated data only (full text)</w:t>
+            </w:r>
+          </w:p>
+        </w:tc>
+      </w:tr>
+      <w:tr>
+        <w:tc>
+          <w:tcPr/>
+          <w:p>
+            <w:pPr>
+              <w:pStyle w:val="Compact"/>
+              <w:jc w:val="left"/>
+            </w:pPr>
+            <w:r>
+              <w:t xml:space="preserve">Supervised principal components</w:t>
+            </w:r>
+          </w:p>
+        </w:tc>
+        <w:tc>
+          <w:tcPr/>
+          <w:p>
+            <w:pPr>
+              <w:pStyle w:val="Compact"/>
+              <w:jc w:val="left"/>
+            </w:pPr>
+            <w:r>
+              <w:t xml:space="preserve">Principal components of genes passing a univariate Cox score threshold</w:t>
+            </w:r>
+          </w:p>
+        </w:tc>
+        <w:tc>
+          <w:tcPr/>
+          <w:p>
+            <w:pPr>
+              <w:pStyle w:val="Compact"/>
+              <w:jc w:val="left"/>
+            </w:pPr>
+            <w:r>
+              <w:t xml:space="preserve">Gene screening by Cox score before the components are formed (Methods)</w:t>
+            </w:r>
+          </w:p>
+        </w:tc>
+        <w:tc>
+          <w:tcPr/>
+          <w:p>
+            <w:pPr>
+              <w:pStyle w:val="Compact"/>
+              <w:jc w:val="left"/>
+            </w:pPr>
+            <w:r>
+              <w:t xml:space="preserve">No: components are unsupervised on the screened genes</w:t>
+            </w:r>
+          </w:p>
+        </w:tc>
+        <w:tc>
+          <w:tcPr/>
+          <w:p>
+            <w:pPr>
+              <w:pStyle w:val="Compact"/>
+              <w:jc w:val="left"/>
+            </w:pPr>
+            <w:r>
+              <w:t xml:space="preserve">Fixed linear map over the screened genes (Methods)</w:t>
+            </w:r>
+          </w:p>
+        </w:tc>
+        <w:tc>
+          <w:tcPr/>
+          <w:p>
+            <w:pPr>
+              <w:pStyle w:val="Compact"/>
+              <w:jc w:val="left"/>
+            </w:pPr>
+            <w:r>
+              <w:t xml:space="preserve">No</w:t>
+            </w:r>
+          </w:p>
+        </w:tc>
+      </w:tr>
+      <w:tr>
+        <w:tc>
+          <w:tcPr/>
+          <w:p>
+            <w:pPr>
+              <w:pStyle w:val="Compact"/>
+              <w:jc w:val="left"/>
+            </w:pPr>
+            <w:r>
+              <w:t xml:space="preserve">Penalized Cox regression</w:t>
+            </w:r>
+          </w:p>
+        </w:tc>
+        <w:tc>
+          <w:tcPr/>
+          <w:p>
+            <w:pPr>
+              <w:pStyle w:val="Compact"/>
+              <w:jc w:val="left"/>
+            </w:pPr>
+            <w:r>
+              <w:t xml:space="preserve">One coefficient vector over genes (a single linear predictor)</w:t>
+            </w:r>
+          </w:p>
+        </w:tc>
+        <w:tc>
+          <w:tcPr/>
+          <w:p>
+            <w:pPr>
+              <w:pStyle w:val="Compact"/>
+              <w:jc w:val="left"/>
+            </w:pPr>
+            <w:r>
+              <w:t xml:space="preserve">Directly: the objective is the penalized Cox likelihood (Methods)</w:t>
+            </w:r>
+          </w:p>
+        </w:tc>
+        <w:tc>
+          <w:tcPr/>
+          <w:p>
+            <w:pPr>
+              <w:pStyle w:val="Compact"/>
+              <w:jc w:val="left"/>
+            </w:pPr>
+            <w:r>
+              <w:t xml:space="preserve">No gene programs are learned</w:t>
+            </w:r>
+          </w:p>
+        </w:tc>
+        <w:tc>
+          <w:tcPr/>
+          <w:p>
+            <w:pPr>
+              <w:pStyle w:val="Compact"/>
+              <w:jc w:val="left"/>
+            </w:pPr>
+            <w:r>
+              <w:t xml:space="preserve">Fixed linear predictor (Methods)</w:t>
+            </w:r>
+          </w:p>
+        </w:tc>
+        <w:tc>
+          <w:tcPr/>
+          <w:p>
+            <w:pPr>
+              <w:pStyle w:val="Compact"/>
+              <w:jc w:val="left"/>
+            </w:pPr>
+            <w:r>
+              <w:t xml:space="preserve">No</w:t>
+            </w:r>
+          </w:p>
+        </w:tc>
+      </w:tr>
+    </w:tbl>
+    <w:p>
+      <w:pPr>
+        <w:pStyle w:val="BodyText"/>
+      </w:pPr>
+      <w:r>
+        <w:rPr>
+          <w:iCs/>
+          <w:i/>
+        </w:rPr>
+        <w:t xml:space="preserve">Where survival supervision enters, and what a new sample requires, for DeSurv and five comparators. Cells for DeSurv, standard NMF, supervised principal components and penalized Cox regression are taken from the Methods of this manuscript; CoxNMF cells from its published objective function and SurvNMF cells from its full text; both works are cited in Methods, Hyperparameter selection and cross-validation. ``Not described in the source’’ means the cited work does not state the behaviour; no cell is inferred. The table records architecture and does not rank the methods. Note: CoxNMF does not describe a procedure for scoring new samples. The implication that sample-side loadings would need to be obtained for new samples follows from its published objective and is an inference, not a reported implementation.</w:t>
       </w:r>
     </w:p>
     <w:p>
@@ -12383,7 +13719,94 @@
         </m:d>
       </m:oMath>
       <w:r>
-        <w:t xml:space="preserve">,</w:t>
+        <w:t xml:space="preserve"> </w:t>
+      </w:r>
+      <w:r>
+        <w:t xml:space="preserve">(the proposal bounds; the model domain</w:t>
+      </w:r>
+      <w:r>
+        <w:t xml:space="preserve"> </w:t>
+      </w:r>
+      <w:r>
+        <w:t xml:space="preserve">is</w:t>
+      </w:r>
+      <w:r>
+        <w:t xml:space="preserve"> </w:t>
+      </w:r>
+      <m:oMath>
+        <m:r>
+          <m:t>α</m:t>
+        </m:r>
+        <m:r>
+          <m:rPr>
+            <m:sty m:val="p"/>
+          </m:rPr>
+          <m:t>∈</m:t>
+        </m:r>
+        <m:r>
+          <m:rPr>
+            <m:sty m:val="p"/>
+          </m:rPr>
+          <m:t>[</m:t>
+        </m:r>
+        <m:r>
+          <m:t>0</m:t>
+        </m:r>
+        <m:r>
+          <m:rPr>
+            <m:sty m:val="p"/>
+          </m:rPr>
+          <m:t>,</m:t>
+        </m:r>
+        <m:r>
+          <m:t>1</m:t>
+        </m:r>
+        <m:r>
+          <m:rPr>
+            <m:sty m:val="p"/>
+          </m:rPr>
+          <m:t>)</m:t>
+        </m:r>
+      </m:oMath>
+      <w:r>
+        <w:t xml:space="preserve">, package validation clips proposals at</w:t>
+      </w:r>
+      <w:r>
+        <w:t xml:space="preserve"> </w:t>
+      </w:r>
+      <m:oMath>
+        <m:r>
+          <m:t>α</m:t>
+        </m:r>
+        <m:r>
+          <m:rPr>
+            <m:sty m:val="p"/>
+          </m:rPr>
+          <m:t>≥</m:t>
+        </m:r>
+        <m:r>
+          <m:t>1</m:t>
+        </m:r>
+      </m:oMath>
+      <w:r>
+        <w:t xml:space="preserve">, and the</w:t>
+      </w:r>
+      <w:r>
+        <w:t xml:space="preserve"> </w:t>
+      </w:r>
+      <w:r>
+        <w:t xml:space="preserve">largest evaluated value was</w:t>
+      </w:r>
+      <w:r>
+        <w:t xml:space="preserve"> </w:t>
+      </w:r>
+      <m:oMath>
+        <m:r>
+          <m:t>0.986</m:t>
+        </m:r>
+      </m:oMath>
+      <w:r>
+        <w:t xml:space="preserve">),</w:t>
       </w:r>
       <w:r>
         <w:t xml:space="preserve"> </w:t>
@@ -12756,25 +14179,239 @@
         </m:r>
       </m:oMath>
       <w:r>
-        <w:t xml:space="preserve">, selecting the smallest rank whose mean</w:t>
-      </w:r>
-      <w:r>
-        <w:t xml:space="preserve"> </w:t>
-      </w:r>
-      <w:r>
-        <w:t xml:space="preserve">performance lies within one standard error of the best. The final DeSurv model</w:t>
-      </w:r>
-      <w:r>
-        <w:t xml:space="preserve"> </w:t>
-      </w:r>
-      <w:r>
-        <w:t xml:space="preserve">is refit at the selected parameters using the consensus-based initialization</w:t>
-      </w:r>
-      <w:r>
-        <w:t xml:space="preserve"> </w:t>
-      </w:r>
-      <w:r>
-        <w:t xml:space="preserve">described above, and the BO-chosen</w:t>
+        <w:t xml:space="preserve">: for each rank we retain the configuration</w:t>
+      </w:r>
+      <w:r>
+        <w:t xml:space="preserve"> </w:t>
+      </w:r>
+      <w:r>
+        <w:t xml:space="preserve">with the highest observed mean cross-validated C-index, set the threshold one</w:t>
+      </w:r>
+      <w:r>
+        <w:t xml:space="preserve"> </w:t>
+      </w:r>
+      <w:r>
+        <w:t xml:space="preserve">fold-level standard error below the overall best configuration’s mean, and</w:t>
+      </w:r>
+      <w:r>
+        <w:t xml:space="preserve"> </w:t>
+      </w:r>
+      <w:r>
+        <w:t xml:space="preserve">select the smallest rank whose retained configuration meets it.</w:t>
+      </w:r>
+    </w:p>
+    <w:p>
+      <w:pPr>
+        <w:pStyle w:val="BodyText"/>
+      </w:pPr>
+      <w:r>
+        <w:t xml:space="preserve">Two details of this rule matter for reading the reported numbers. First, the</w:t>
+      </w:r>
+      <w:r>
+        <w:t xml:space="preserve"> </w:t>
+      </w:r>
+      <w:r>
+        <w:t xml:space="preserve">comparison is between the best configuration observed at each rank: the highest</w:t>
+      </w:r>
+      <w:r>
+        <w:t xml:space="preserve"> </w:t>
+      </w:r>
+      <w:r>
+        <w:t xml:space="preserve">mean cross-validated C-index anywhere in the search was</w:t>
+      </w:r>
+      <w:r>
+        <w:t xml:space="preserve"> </w:t>
+      </w:r>
+      <m:oMath>
+        <m:r>
+          <m:t>0.655</m:t>
+        </m:r>
+      </m:oMath>
+      <w:r>
+        <w:t xml:space="preserve"> </w:t>
+      </w:r>
+      <w:r>
+        <w:t xml:space="preserve">at</w:t>
+      </w:r>
+      <w:r>
+        <w:t xml:space="preserve"> </w:t>
+      </w:r>
+      <m:oMath>
+        <m:r>
+          <m:t>k</m:t>
+        </m:r>
+        <m:r>
+          <m:rPr>
+            <m:sty m:val="p"/>
+          </m:rPr>
+          <m:t>=</m:t>
+        </m:r>
+        <m:r>
+          <m:t>7</m:t>
+        </m:r>
+      </m:oMath>
+      <w:r>
+        <w:t xml:space="preserve"> </w:t>
+      </w:r>
+      <w:r>
+        <w:t xml:space="preserve">(fold-level standard</w:t>
+      </w:r>
+      <w:r>
+        <w:t xml:space="preserve"> </w:t>
+      </w:r>
+      <w:r>
+        <w:t xml:space="preserve">error</w:t>
+      </w:r>
+      <w:r>
+        <w:t xml:space="preserve"> </w:t>
+      </w:r>
+      <m:oMath>
+        <m:r>
+          <m:t>0.011</m:t>
+        </m:r>
+      </m:oMath>
+      <w:r>
+        <w:t xml:space="preserve">), and the best configuration observed at</w:t>
+      </w:r>
+      <w:r>
+        <w:t xml:space="preserve"> </w:t>
+      </w:r>
+      <m:oMath>
+        <m:r>
+          <m:t>k</m:t>
+        </m:r>
+        <m:r>
+          <m:rPr>
+            <m:sty m:val="p"/>
+          </m:rPr>
+          <m:t>=</m:t>
+        </m:r>
+        <m:r>
+          <m:t>3</m:t>
+        </m:r>
+      </m:oMath>
+      <w:r>
+        <w:t xml:space="preserve"> </w:t>
+      </w:r>
+      <w:r>
+        <w:t xml:space="preserve">reached</w:t>
+      </w:r>
+      <w:r>
+        <w:t xml:space="preserve"> </w:t>
+      </w:r>
+      <m:oMath>
+        <m:r>
+          <m:t>0.646</m:t>
+        </m:r>
+      </m:oMath>
+      <w:r>
+        <w:t xml:space="preserve">, within</w:t>
+      </w:r>
+      <w:r>
+        <w:t xml:space="preserve"> </w:t>
+      </w:r>
+      <w:r>
+        <w:t xml:space="preserve">the threshold of</w:t>
+      </w:r>
+      <w:r>
+        <w:t xml:space="preserve"> </w:t>
+      </w:r>
+      <m:oMath>
+        <m:r>
+          <m:t>0.644</m:t>
+        </m:r>
+      </m:oMath>
+      <w:r>
+        <w:t xml:space="preserve">. Second, the final model</w:t>
+      </w:r>
+      <w:r>
+        <w:t xml:space="preserve"> </w:t>
+      </w:r>
+      <w:r>
+        <w:t xml:space="preserve">is a hybrid of the two: the rule fixed</w:t>
+      </w:r>
+      <w:r>
+        <w:t xml:space="preserve"> </w:t>
+      </w:r>
+      <m:oMath>
+        <m:r>
+          <m:t>k</m:t>
+        </m:r>
+        <m:r>
+          <m:rPr>
+            <m:sty m:val="p"/>
+          </m:rPr>
+          <m:t>=</m:t>
+        </m:r>
+        <m:r>
+          <m:t>3</m:t>
+        </m:r>
+      </m:oMath>
+      <w:r>
+        <w:t xml:space="preserve">, while the remaining</w:t>
+      </w:r>
+      <w:r>
+        <w:t xml:space="preserve"> </w:t>
+      </w:r>
+      <w:r>
+        <w:t xml:space="preserve">hyperparameters (</w:t>
+      </w:r>
+      <m:oMath>
+        <m:r>
+          <m:t>α</m:t>
+        </m:r>
+        <m:r>
+          <m:rPr>
+            <m:sty m:val="p"/>
+          </m:rPr>
+          <m:t>=</m:t>
+        </m:r>
+        <m:r>
+          <m:t>0.334</m:t>
+        </m:r>
+      </m:oMath>
+      <w:r>
+        <w:t xml:space="preserve">,</w:t>
+      </w:r>
+      <w:r>
+        <w:t xml:space="preserve"> </w:t>
+      </w:r>
+      <m:oMath>
+        <m:r>
+          <m:t>λ</m:t>
+        </m:r>
+        <m:r>
+          <m:rPr>
+            <m:sty m:val="p"/>
+          </m:rPr>
+          <m:t>=</m:t>
+        </m:r>
+        <m:r>
+          <m:t>0.349</m:t>
+        </m:r>
+      </m:oMath>
+      <w:r>
+        <w:t xml:space="preserve">,</w:t>
+      </w:r>
+      <w:r>
+        <w:t xml:space="preserve"> </w:t>
+      </w:r>
+      <m:oMath>
+        <m:r>
+          <m:t>ξ</m:t>
+        </m:r>
+        <m:r>
+          <m:rPr>
+            <m:sty m:val="p"/>
+          </m:rPr>
+          <m:t>=</m:t>
+        </m:r>
+        <m:r>
+          <m:t>0.056</m:t>
+        </m:r>
+      </m:oMath>
+      <w:r>
+        <w:t xml:space="preserve">,</w:t>
       </w:r>
       <w:r>
         <w:t xml:space="preserve"> </w:t>
@@ -12796,6 +14433,233 @@
             </m:r>
           </m:sub>
         </m:sSub>
+        <m:r>
+          <m:rPr>
+            <m:sty m:val="p"/>
+          </m:rPr>
+          <m:t>=</m:t>
+        </m:r>
+        <m:r>
+          <m:t>270</m:t>
+        </m:r>
+      </m:oMath>
+      <w:r>
+        <w:t xml:space="preserve">) were retained from the overall</w:t>
+      </w:r>
+      <w:r>
+        <w:t xml:space="preserve"> </w:t>
+      </w:r>
+      <w:r>
+        <w:t xml:space="preserve">best configuration at</w:t>
+      </w:r>
+      <w:r>
+        <w:t xml:space="preserve"> </w:t>
+      </w:r>
+      <m:oMath>
+        <m:r>
+          <m:t>k</m:t>
+        </m:r>
+        <m:r>
+          <m:rPr>
+            <m:sty m:val="p"/>
+          </m:rPr>
+          <m:t>=</m:t>
+        </m:r>
+        <m:r>
+          <m:t>7</m:t>
+        </m:r>
+      </m:oMath>
+      <w:r>
+        <w:t xml:space="preserve">. The final configuration was therefore</w:t>
+      </w:r>
+      <w:r>
+        <w:t xml:space="preserve"> </w:t>
+      </w:r>
+      <w:r>
+        <w:t xml:space="preserve">not itself a point evaluated in the search, and neither number above is its</w:t>
+      </w:r>
+      <w:r>
+        <w:t xml:space="preserve"> </w:t>
+      </w:r>
+      <w:r>
+        <w:t xml:space="preserve">cross-validated performance. The nearest evaluated point is in the</w:t>
+      </w:r>
+      <w:r>
+        <w:t xml:space="preserve"> </w:t>
+      </w:r>
+      <w:r>
+        <w:t xml:space="preserve">fixed-hyperparameter sensitivity grid (Cross-validated C-index across</w:t>
+      </w:r>
+      <w:r>
+        <w:t xml:space="preserve"> </w:t>
+      </w:r>
+      <w:r>
+        <w:t xml:space="preserve">factorization rank), which holds the same</w:t>
+      </w:r>
+      <w:r>
+        <w:t xml:space="preserve"> </w:t>
+      </w:r>
+      <m:oMath>
+        <m:r>
+          <m:t>λ</m:t>
+        </m:r>
+      </m:oMath>
+      <w:r>
+        <w:t xml:space="preserve">,</w:t>
+      </w:r>
+      <w:r>
+        <w:t xml:space="preserve"> </w:t>
+      </w:r>
+      <m:oMath>
+        <m:r>
+          <m:t>ξ</m:t>
+        </m:r>
+      </m:oMath>
+      <w:r>
+        <w:t xml:space="preserve"> </w:t>
+      </w:r>
+      <w:r>
+        <w:t xml:space="preserve">and</w:t>
+      </w:r>
+      <w:r>
+        <w:t xml:space="preserve"> </w:t>
+      </w:r>
+      <m:oMath>
+        <m:sSub>
+          <m:e>
+            <m:r>
+              <m:t>n</m:t>
+            </m:r>
+          </m:e>
+          <m:sub>
+            <m:r>
+              <m:rPr>
+                <m:nor/>
+                <m:sty m:val="p"/>
+              </m:rPr>
+              <m:t>top</m:t>
+            </m:r>
+          </m:sub>
+        </m:sSub>
+      </m:oMath>
+      <w:r>
+        <w:t xml:space="preserve">:</w:t>
+      </w:r>
+      <w:r>
+        <w:t xml:space="preserve"> </w:t>
+      </w:r>
+      <w:r>
+        <w:t xml:space="preserve">at</w:t>
+      </w:r>
+      <w:r>
+        <w:t xml:space="preserve"> </w:t>
+      </w:r>
+      <m:oMath>
+        <m:r>
+          <m:t>k</m:t>
+        </m:r>
+        <m:r>
+          <m:rPr>
+            <m:sty m:val="p"/>
+          </m:rPr>
+          <m:t>=</m:t>
+        </m:r>
+        <m:r>
+          <m:t>3</m:t>
+        </m:r>
+      </m:oMath>
+      <w:r>
+        <w:t xml:space="preserve">,</w:t>
+      </w:r>
+      <w:r>
+        <w:t xml:space="preserve"> </w:t>
+      </w:r>
+      <m:oMath>
+        <m:r>
+          <m:t>α</m:t>
+        </m:r>
+        <m:r>
+          <m:rPr>
+            <m:sty m:val="p"/>
+          </m:rPr>
+          <m:t>=</m:t>
+        </m:r>
+        <m:r>
+          <m:t>0.35</m:t>
+        </m:r>
+      </m:oMath>
+      <w:r>
+        <w:t xml:space="preserve">, the five-fold</w:t>
+      </w:r>
+      <w:r>
+        <w:t xml:space="preserve"> </w:t>
+      </w:r>
+      <w:r>
+        <w:t xml:space="preserve">cross-validated C-index was</w:t>
+      </w:r>
+      <w:r>
+        <w:t xml:space="preserve"> </w:t>
+      </w:r>
+      <m:oMath>
+        <m:r>
+          <m:t>0.656</m:t>
+        </m:r>
+      </m:oMath>
+      <w:r>
+        <w:t xml:space="preserve"> </w:t>
+      </w:r>
+      <w:r>
+        <w:t xml:space="preserve">(standard</w:t>
+      </w:r>
+      <w:r>
+        <w:t xml:space="preserve"> </w:t>
+      </w:r>
+      <w:r>
+        <w:t xml:space="preserve">error</w:t>
+      </w:r>
+      <w:r>
+        <w:t xml:space="preserve"> </w:t>
+      </w:r>
+      <m:oMath>
+        <m:r>
+          <m:t>0.010</m:t>
+        </m:r>
+      </m:oMath>
+      <w:r>
+        <w:t xml:space="preserve">). The final DeSurv model</w:t>
+      </w:r>
+      <w:r>
+        <w:t xml:space="preserve"> </w:t>
+      </w:r>
+      <w:r>
+        <w:t xml:space="preserve">is refit at the selected parameters using the consensus-based initialization</w:t>
+      </w:r>
+      <w:r>
+        <w:t xml:space="preserve"> </w:t>
+      </w:r>
+      <w:r>
+        <w:t xml:space="preserve">(Consensus initialization for the final model), and the BO-chosen</w:t>
+      </w:r>
+      <w:r>
+        <w:t xml:space="preserve"> </w:t>
+      </w:r>
+      <m:oMath>
+        <m:sSub>
+          <m:e>
+            <m:r>
+              <m:t>n</m:t>
+            </m:r>
+          </m:e>
+          <m:sub>
+            <m:r>
+              <m:rPr>
+                <m:nor/>
+                <m:sty m:val="p"/>
+              </m:rPr>
+              <m:t>top</m:t>
+            </m:r>
+          </m:sub>
+        </m:sSub>
       </m:oMath>
       <w:r>
         <w:t xml:space="preserve"> </w:t>
@@ -12842,7 +14706,7 @@
         <w:t xml:space="preserve"> </w:t>
       </w:r>
       <w:r>
-        <w:t xml:space="preserve">controls which genes enter the survival linear predictor. After factorization, each sample’s score for factor</w:t>
+        <w:t xml:space="preserve">determines the factor-specific gene support used for projection and, in the final consensus procedure, the gene sets from each restart that enter the consensus initialization. After factorization, each sample’s score for factor</w:t>
       </w:r>
       <w:r>
         <w:t xml:space="preserve"> </w:t>
@@ -13074,7 +14938,31 @@
         <w:t xml:space="preserve"> </w:t>
       </w:r>
       <w:r>
-        <w:t xml:space="preserve">(no survival supervision), gene selection and survival outcomes are decoupled.</w:t>
+        <w:t xml:space="preserve">(no survival supervision), survival does not enter the factorization objective; it is used for the post hoc Cox fit and for tuning</w:t>
+      </w:r>
+      <w:r>
+        <w:t xml:space="preserve"> </w:t>
+      </w:r>
+      <m:oMath>
+        <m:sSub>
+          <m:e>
+            <m:r>
+              <m:t>n</m:t>
+            </m:r>
+          </m:e>
+          <m:sub>
+            <m:r>
+              <m:rPr>
+                <m:nor/>
+                <m:sty m:val="p"/>
+              </m:rPr>
+              <m:t>top</m:t>
+            </m:r>
+          </m:sub>
+        </m:sSub>
+      </m:oMath>
+      <w:r>
+        <w:t xml:space="preserve">, which sets the projection support and, through the consensus initialization, can still influence the final unsupervised fit indirectly.</w:t>
       </w:r>
     </w:p>
     <w:p>
@@ -13124,7 +15012,7 @@
         </m:r>
       </m:oMath>
       <w:r>
-        <w:t xml:space="preserve">), consistent with a benefit of survival supervision; this is an empirical model-selection sensitivity surface, not a simulation result.</w:t>
+        <w:t xml:space="preserve">), consistent with a benefit of survival supervision. This is an empirical model-selection sensitivity surface, not a simulation result.</w:t>
       </w:r>
     </w:p>
     <w:p>
@@ -13242,7 +15130,7 @@
           <w:iCs/>
           <w:i/>
         </w:rPr>
-        <w:t xml:space="preserve">corresponds to standard NMF). The response surface shows a broad region of high cross-validated performance at intermediate supervision and moderate rank, with discrimination degrading toward the unsupervised (</w:t>
+        <w:t xml:space="preserve">corresponds to the unsupervised limit). The response surface shows a broad region of high cross-validated performance at intermediate supervision and moderate rank, with discrimination degrading toward the unsupervised (</w:t>
       </w:r>
       <m:oMath>
         <m:r>
@@ -13402,7 +15290,15 @@
         <w:t xml:space="preserve"> </w:t>
       </w:r>
       <w:r>
-        <w:t xml:space="preserve">genes of every learned program were extracted by factor-specificity score, and a gene-by-gene consensus matrix was accumulated across runs, recording how often each pair of genes appeared together among the top genes of the same program. Genes appearing in the top sets of fewer than</w:t>
+        <w:t xml:space="preserve">genes of every learned program were extracted by factor-specificity score, and a gene-by-gene consensus matrix was accumulated across runs, recording how often each pair of genes appeared together among the top genes of the same program.</w:t>
+      </w:r>
+    </w:p>
+    <w:p>
+      <w:pPr>
+        <w:pStyle w:val="BodyText"/>
+      </w:pPr>
+      <w:r>
+        <w:t xml:space="preserve">Genes appearing in the top sets of fewer than</w:t>
       </w:r>
       <w:r>
         <w:t xml:space="preserve"> </w:t>
@@ -13796,9 +15692,11 @@
       <w:r>
         <w:t xml:space="preserve">training. Validation datasets were restricted to this same 1,970-gene set.</w:t>
       </w:r>
-      <w:r>
-        <w:t xml:space="preserve"> </w:t>
-      </w:r>
+    </w:p>
+    <w:p>
+      <w:pPr>
+        <w:pStyle w:val="BodyText"/>
+      </w:pPr>
       <w:r>
         <w:t xml:space="preserve">A within-sample rank transformation was then applied to every dataset to</w:t>
       </w:r>
@@ -15251,7 +17149,7 @@
         <w:t xml:space="preserve"> </w:t>
       </w:r>
       <w:r>
-        <w:t xml:space="preserve">hazard ratios are expressed per one standard-deviation increment; the</w:t>
+        <w:t xml:space="preserve">hazard ratios are expressed per one standard-deviation increment. The</w:t>
       </w:r>
       <w:r>
         <w:t xml:space="preserve"> </w:t>
@@ -15269,7 +17167,7 @@
         <w:t xml:space="preserve"> </w:t>
       </w:r>
       <w:r>
-        <w:t xml:space="preserve">by dataset to allow cohort-specific baseline hazards. Continuous-score associations were evaluated using Cox models stratified by dataset.</w:t>
+        <w:t xml:space="preserve">by dataset to allow cohort-specific baseline hazards.</w:t>
       </w:r>
     </w:p>
     <w:p>
@@ -16812,9 +18710,11 @@
       <w:r>
         <w:t xml:space="preserve">is its average marginal reconstruction gain over all orderings of the factors.</w:t>
       </w:r>
-      <w:r>
-        <w:t xml:space="preserve"> </w:t>
-      </w:r>
+    </w:p>
+    <w:p>
+      <w:pPr>
+        <w:pStyle w:val="BodyText"/>
+      </w:pPr>
       <w:r>
         <w:t xml:space="preserve">By the Shapley efficiency axiom,</w:t>
       </w:r>
@@ -17470,13 +19370,7 @@
         <w:t xml:space="preserve"> </w:t>
       </w:r>
       <w:r>
-        <w:t xml:space="preserve">indicates a greater</w:t>
-      </w:r>
-      <w:r>
-        <w:t xml:space="preserve"> </w:t>
-      </w:r>
-      <w:r>
-        <w:t xml:space="preserve">marginal contribution of factor</w:t>
+        <w:t xml:space="preserve">indicates a greater conditional contribution of factor</w:t>
       </w:r>
       <w:r>
         <w:t xml:space="preserve"> </w:t>
@@ -17490,13 +19384,7 @@
         <w:t xml:space="preserve"> </w:t>
       </w:r>
       <w:r>
-        <w:t xml:space="preserve">to survival prediction given all other</w:t>
-      </w:r>
-      <w:r>
-        <w:t xml:space="preserve"> </w:t>
-      </w:r>
-      <w:r>
-        <w:t xml:space="preserve">factors. Unlike the reconstruction Shapley shares, these Type III increments are</w:t>
+        <w:t xml:space="preserve">to Cox model fit given the remaining factors. Unlike the reconstruction Shapley shares, these Type III increments are</w:t>
       </w:r>
       <w:r>
         <w:t xml:space="preserve"> </w:t>
@@ -17543,7 +19431,15 @@
         <w:t xml:space="preserve"> </w:t>
       </w:r>
       <w:r>
-        <w:t xml:space="preserve">additive survival decomposition. These two quantities are plotted against each other in</w:t>
+        <w:t xml:space="preserve">additive survival decomposition.</w:t>
+      </w:r>
+    </w:p>
+    <w:p>
+      <w:pPr>
+        <w:pStyle w:val="BodyText"/>
+      </w:pPr>
+      <w:r>
+        <w:t xml:space="preserve">These two quantities are plotted against each other in</w:t>
       </w:r>
       <w:r>
         <w:t xml:space="preserve"> </w:t>
@@ -17724,13 +19620,7 @@
         </m:r>
       </m:oMath>
       <w:r>
-        <w:t xml:space="preserve">) with all NMF factors negligible. The factors that</w:t>
-      </w:r>
-      <w:r>
-        <w:t xml:space="preserve"> </w:t>
-      </w:r>
-      <w:r>
-        <w:t xml:space="preserve">contribute most to reconstruction are not the most prognostic.</w:t>
+        <w:t xml:space="preserve">) with all NMF factors negligible.</w:t>
       </w:r>
     </w:p>
     <w:p>
@@ -18040,7 +19930,7 @@
     <w:tbl>
       <w:tblPr>
         <w:tblStyle w:val="Table"/>
-        <w:tblW w:type="auto" w:w="0"/>
+        <w:tblW w:type="pct" w:w="5000"/>
         <w:tblLook w:firstRow="1" w:lastRow="0" w:firstColumn="0" w:lastColumn="0" w:noHBand="0" w:noVBand="0" w:val="0020"/>
         <w:jc w:val="start"/>
       </w:tblPr>
@@ -18230,7 +20120,7 @@
               <w:jc w:val="left"/>
             </w:pPr>
             <w:r>
-              <w:t xml:space="preserve">DeSurv D1 (classical/restCAF)</w:t>
+              <w:t xml:space="preserve">DeSurv D1 (classical/restCAF-like)</w:t>
             </w:r>
           </w:p>
         </w:tc>
@@ -18268,7 +20158,7 @@
               <w:jc w:val="left"/>
             </w:pPr>
             <w:r>
-              <w:t xml:space="preserve">DeSurv D2 (proCAF)</w:t>
+              <w:t xml:space="preserve">DeSurv D2 (proCAF-like)</w:t>
             </w:r>
           </w:p>
         </w:tc>
@@ -18528,7 +20418,7 @@
         <w:pStyle w:val="BodyText"/>
       </w:pPr>
       <w:r>
-        <w:t xml:space="preserve">The headline is DeSurv D1:</w:t>
+        <w:t xml:space="preserve">DeSurv D1 is reconstructed at</w:t>
       </w:r>
       <w:r>
         <w:t xml:space="preserve"> </w:t>
@@ -18560,13 +20450,13 @@
         <w:t xml:space="preserve"> </w:t>
       </w:r>
       <w:r>
-        <w:t xml:space="preserve">from the NMF basis, indicating that</w:t>
-      </w:r>
-      <w:r>
-        <w:t xml:space="preserve"> </w:t>
-      </w:r>
-      <w:r>
-        <w:t xml:space="preserve">its gene-loading vector is not well reconstructed as a linear combination of the</w:t>
+        <w:t xml:space="preserve">from the NMF basis: its</w:t>
+      </w:r>
+      <w:r>
+        <w:t xml:space="preserve"> </w:t>
+      </w:r>
+      <w:r>
+        <w:t xml:space="preserve">gene-loading vector is not well reconstructed as a linear combination of the</w:t>
       </w:r>
       <w:r>
         <w:t xml:space="preserve"> </w:t>
@@ -19146,7 +21036,7 @@
         <w:pStyle w:val="BodyText"/>
       </w:pPr>
       <w:r>
-        <w:t xml:space="preserve">The reorganization therefore has a real price. On the uncentered scale used by</w:t>
+        <w:t xml:space="preserve">On the uncentered scale used by</w:t>
       </w:r>
       <w:r>
         <w:t xml:space="preserve"> </w:t>
@@ -19397,7 +21287,15 @@
         <w:t xml:space="preserve"> </w:t>
       </w:r>
       <w:r>
-        <w:t xml:space="preserve">(Fig. [fig:suprec]). By contrast, the leading \emph{unsupervised} direction</w:t>
+        <w:t xml:space="preserve">(Fig. [fig:suprec]).</w:t>
+      </w:r>
+    </w:p>
+    <w:p>
+      <w:pPr>
+        <w:pStyle w:val="BodyText"/>
+      </w:pPr>
+      <w:r>
+        <w:t xml:space="preserve">By contrast, the leading \emph{unsupervised} direction</w:t>
       </w:r>
       <w:r>
         <w:t xml:space="preserve"> </w:t>
@@ -19442,25 +21340,19 @@
         <w:t xml:space="preserve"> </w:t>
       </w:r>
       <w:r>
-        <w:t xml:space="preserve">high-variance D2/D3 stroma–basal axis. This D1 axis is thus a property of</w:t>
-      </w:r>
-      <w:r>
-        <w:t xml:space="preserve"> </w:t>
-      </w:r>
-      <w:r>
-        <w:t xml:space="preserve">survival supervision shared across methods, consistent with its being</w:t>
-      </w:r>
-      <w:r>
-        <w:t xml:space="preserve"> </w:t>
-      </w:r>
-      <w:r>
-        <w:t xml:space="preserve">unreconstructable from the unsupervised NMF basis (Table [tab:projection-r2])</w:t>
-      </w:r>
-      <w:r>
-        <w:t xml:space="preserve"> </w:t>
-      </w:r>
-      <w:r>
-        <w:t xml:space="preserve">and with standard NMF’s failure to enrich for the proCAF stroma at matched rank, and not an idiosyncrasy of the DeSurv algorithm.</w:t>
+        <w:t xml:space="preserve">high-variance D2/D3 stroma–basal axis. This D1 axis is thus shared across survival-supervised methods, not an idiosyncrasy of the DeSurv</w:t>
+      </w:r>
+      <w:r>
+        <w:t xml:space="preserve"> </w:t>
+      </w:r>
+      <w:r>
+        <w:t xml:space="preserve">algorithm. Two additional findings are consistent with this conclusion: D1 is unreconstructable from the</w:t>
+      </w:r>
+      <w:r>
+        <w:t xml:space="preserve"> </w:t>
+      </w:r>
+      <w:r>
+        <w:t xml:space="preserve">unsupervised NMF basis (Table [tab:projection-r2]), and Lee NMF at matched rank does not recover the restCAF and iCAF marker genes that appear among DeSurv’s defining genes (Stromal resolution: which reference programs are recovered from bulk).</w:t>
       </w:r>
     </w:p>
     <w:p>
@@ -19535,7 +21427,7 @@
         <w:pStyle w:val="BodyText"/>
       </w:pPr>
       <w:r>
-        <w:t xml:space="preserve">The recovery above establishes the D1 axis as a genuine survival direction shared across methods; here we ask what DeSurv adds beyond recovering it, using canonical, independently tuned comparators in place of the simple single-component versions above: supervised principal components (\texttt{superpc}; Bair–Tibshirani, with cross-validated screening threshold and component number) and penalized (lasso) Cox (\texttt{glmnet}, a single</w:t>
+        <w:t xml:space="preserve">The analyses above establish D1 as a survival-associated expression direction shared across supervised methods; here we ask what DeSurv adds beyond recovering that direction, using canonical, independently tuned comparators in place of the simple single-component versions above: supervised principal components (\texttt{superpc}; Bair–Tibshirani, with cross-validated screening threshold and component number) and penalized (lasso) Cox (\texttt{glmnet}, a single</w:t>
       </w:r>
       <w:r>
         <w:t xml:space="preserve"> </w:t>
@@ -19561,7 +21453,7 @@
         <w:t xml:space="preserve"> </w:t>
       </w:r>
       <w:r>
-        <w:t xml:space="preserve">model). Cox partial least squares was not re-run in this pass, as a validated multi-component implementation was unavailable in our environment; the two canonical methods are sufficient. Every method began from the same 1,970-gene training-only expression/variance universe and performed its own feature selection; DeSurv was scored with its Bayesian-optimization-selected top-270-per-factor programs; all scoring used the frozen, rank-transformed transfer with no validation refitting.</w:t>
+        <w:t xml:space="preserve">model). Cox partial least squares was not included in this comparison because a validated multi-component implementation was unavailable in our environment. All methods used the same 1,970-gene universe selected from the training data by expression and variance and performed its own feature selection; DeSurv was scored with its Bayesian-optimization-selected top-270-per-factor programs; all scoring used the frozen, rank-transformed transfer with no validation refitting.</w:t>
       </w:r>
     </w:p>
     <w:p>
@@ -19569,7 +21461,7 @@
         <w:pStyle w:val="BodyText"/>
       </w:pPr>
       <w:r>
-        <w:t xml:space="preserve">Prediction parity was preserved: the pooled frozen-transfer C-index was</w:t>
+        <w:t xml:space="preserve">External discrimination was similar: the pooled frozen-transfer C-index was</w:t>
       </w:r>
       <w:r>
         <w:t xml:space="preserve"> </w:t>
@@ -19845,7 +21737,15 @@
         </m:r>
       </m:oMath>
       <w:r>
-        <w:t xml:space="preserve">), which tracks that signature directly. The supervised risk scores retained modest stromal signal but did not resolve it as a distinct program. DeSurv instead placed the dominant survival-associated direction within a three-program representation containing separately measurable classical/restCAF-like, proCAF-like and basal-like programs. Thus, the distinction is representational: DeSurv preserves stromal context as an explicit program even when that program does not contribute independently to the fitted linear predictor.</w:t>
+        <w:t xml:space="preserve">), which tracks that signature directly.</w:t>
+      </w:r>
+    </w:p>
+    <w:p>
+      <w:pPr>
+        <w:pStyle w:val="BodyText"/>
+      </w:pPr>
+      <w:r>
+        <w:t xml:space="preserve">The supervised risk scores retained modest stromal signal but did not resolve it as a distinct program. DeSurv instead placed the dominant survival-associated direction within a three-program representation containing separately measurable classical/restCAF-like, proCAF-like and basal-like programs. Thus, the distinction is representational: DeSurv preserves stromal context as an explicit program even when that program does not contribute independently to the fitted linear predictor.</w:t>
       </w:r>
     </w:p>
     <w:p>
@@ -19942,13 +21842,15 @@
         <w:t xml:space="preserve"> </w:t>
       </w:r>
       <w:r>
-        <w:t xml:space="preserve">coincides with Harrell’s C; the additive quantity is therefore the proper score, not</w:t>
-      </w:r>
-      <w:r>
-        <w:t xml:space="preserve"> </w:t>
-      </w:r>
-      <w:r>
-        <w:t xml:space="preserve">a second concordance. Across the 5 cohorts the DeSurv predictor achieved an</w:t>
+        <w:t xml:space="preserve">coincides with Harrell’s C; the additional performance measure is therefore the proper score rather than a second concordance statistic.</w:t>
+      </w:r>
+    </w:p>
+    <w:p>
+      <w:pPr>
+        <w:pStyle w:val="BodyText"/>
+      </w:pPr>
+      <w:r>
+        <w:t xml:space="preserve">Across the 5 cohorts the DeSurv predictor achieved an</w:t>
       </w:r>
       <w:r>
         <w:t xml:space="preserve"> </w:t>
@@ -20074,7 +21976,15 @@
         <w:t xml:space="preserve"> </w:t>
       </w:r>
       <w:r>
-        <w:t xml:space="preserve">and the per-cohort IPA range is the more directly interpretable quantity. Two caveats bound how this analysis should be read. First, the recalibration</w:t>
+        <w:t xml:space="preserve">and the per-cohort IPA range is the more directly interpretable quantity.</w:t>
+      </w:r>
+    </w:p>
+    <w:p>
+      <w:pPr>
+        <w:pStyle w:val="BodyText"/>
+      </w:pPr>
+      <w:r>
+        <w:t xml:space="preserve">Two caveats limit the interpretation of this analysis. First, the recalibration</w:t>
       </w:r>
       <w:r>
         <w:t xml:space="preserve"> </w:t>
@@ -20116,13 +22026,7 @@
         <w:t xml:space="preserve"> </w:t>
       </w:r>
       <w:r>
-        <w:t xml:space="preserve">in-sample values and are optimistic. Both points cut against the reported</w:t>
-      </w:r>
-      <w:r>
-        <w:t xml:space="preserve"> </w:t>
-      </w:r>
-      <w:r>
-        <w:t xml:space="preserve">improvement rather than for it, and the improvement is already small. This</w:t>
+        <w:t xml:space="preserve">in-sample values and are optimistic. Both caveats weaken the evidentiary value of the apparent improvement, because in-sample recalibration is optimistically biased, and the improvement is already small. This</w:t>
       </w:r>
       <w:r>
         <w:t xml:space="preserve"> </w:t>
@@ -20389,7 +22293,24 @@
         </m:r>
       </m:oMath>
       <w:r>
-        <w:t xml:space="preserve">), with the score’s effect attenuating over follow-up rather than reversing. The reported pooled hazard ratio should therefore be read as a time-averaged summary of a consistently prognostic score rather than a constant multiplicative effect; this time-varying behavior is precisely why we additionally report the horizon-integrated proper-scoring (IBS/IPA) sensitivity above, which integrates prediction accuracy over each cohort’s event-time horizon (to the 80th percentile of event times) rather than through a single hazard-ratio summary.</w:t>
+        <w:t xml:space="preserve">), with the association attenuating over follow-up (the scaled Schoenfeld residuals, an estimate of the time-varying coefficient, decline with Kaplan–Meier-transformed time, slope</w:t>
+      </w:r>
+      <w:r>
+        <w:t xml:space="preserve"> </w:t>
+      </w:r>
+      <m:oMath>
+        <m:r>
+          <m:rPr>
+            <m:sty m:val="p"/>
+          </m:rPr>
+          <m:t>−</m:t>
+        </m:r>
+        <m:r>
+          <m:t>0.92</m:t>
+        </m:r>
+      </m:oMath>
+      <w:r>
+        <w:t xml:space="preserve">, against a positive coefficient). The reported pooled hazard ratio is therefore a time-averaged summary of that association, not a constant multiplicative effect. The horizon-integrated proper-scoring (IBS/IPA) sensitivity above complements it, integrating prediction accuracy over each cohort’s event-time horizon (to the 80th percentile of event times) rather than through a single hazard-ratio summary.</w:t>
       </w:r>
     </w:p>
     <w:p>
@@ -20397,7 +22318,7 @@
         <w:pStyle w:val="BodyText"/>
       </w:pPr>
       <w:r>
-        <w:t xml:space="preserve">\subsection*{Independence of discovery and validation}</w:t>
+        <w:t xml:space="preserve">\subsection*{Between-cohort heterogeneity and C-index confidence intervals}</w:t>
       </w:r>
     </w:p>
     <w:p>
@@ -20405,7 +22326,453 @@
         <w:pStyle w:val="BodyText"/>
       </w:pPr>
       <w:r>
-        <w:t xml:space="preserve">To make the separation between discovery, adjustment, and validation unambiguous: DeSurv</w:t>
+        <w:t xml:space="preserve">The five validation platform datasets span four independent patient cohorts, because the PACA-AU array and RNA-seq series profile a partially overlapping set of the same ICGC patients. All analyses in this subsection are patient-level and de-duplicated by the shared rule of \texttt{R/paca_dedup.R}: a patient profiled on both PACA-AU platforms is represented once, by the RNA-seq record, leaving 69 PACA-AU patients (17 array-only and 52 RNA-seq) and 570 unique patients with 388 deaths in total (\texttt{code/25}).</w:t>
+      </w:r>
+    </w:p>
+    <w:p>
+      <w:pPr>
+        <w:pStyle w:val="BodyText"/>
+      </w:pPr>
+      <w:r>
+        <w:t xml:space="preserve">The DeSurv linear predictor was standardized \emph{within} cohort, \texttt{ave(risk_score, cohort, FUN = scale)}, the same convention used for the per-factor forest estimates in main-text Fig. [fig:val]a and deliberately not the pooled-standard-deviation convention used for the headline pooled hazard ratio. Within-cohort standardization removes the scale degree of freedom (every cohort’s score then has mean zero and unit standard deviation by construction), so a cohort-by-score interaction can only be testing whether the slope per within-cohort standard deviation differs between cohorts, and not whether the score is more dispersed in one cohort than another. Comparing a common-slope model (\texttt{Surv(time, event)</w:t>
+      </w:r>
+      <w:r>
+        <w:t xml:space="preserve"> </w:t>
+      </w:r>
+      <m:oMath>
+        <m:r>
+          <m:rPr>
+            <m:sty m:val="p"/>
+          </m:rPr>
+          <m:t>∼</m:t>
+        </m:r>
+      </m:oMath>
+      <w:r>
+        <w:t xml:space="preserve"> </w:t>
+      </w:r>
+      <w:r>
+        <w:t xml:space="preserve">score_z + strata(cohort)}) with a cohort-specific-slope model (\texttt{Surv(time, event)</w:t>
+      </w:r>
+      <w:r>
+        <w:t xml:space="preserve"> </w:t>
+      </w:r>
+      <m:oMath>
+        <m:r>
+          <m:rPr>
+            <m:sty m:val="p"/>
+          </m:rPr>
+          <m:t>∼</m:t>
+        </m:r>
+      </m:oMath>
+      <w:r>
+        <w:t xml:space="preserve"> </w:t>
+      </w:r>
+      <w:r>
+        <w:t xml:space="preserve">score_z + score_z:cohort + strata(cohort)}) by likelihood-ratio test gave</w:t>
+      </w:r>
+      <w:r>
+        <w:t xml:space="preserve"> </w:t>
+      </w:r>
+      <m:oMath>
+        <m:sSup>
+          <m:e>
+            <m:r>
+              <m:t>χ</m:t>
+            </m:r>
+          </m:e>
+          <m:sup>
+            <m:r>
+              <m:t>2</m:t>
+            </m:r>
+          </m:sup>
+        </m:sSup>
+        <m:r>
+          <m:rPr>
+            <m:sty m:val="p"/>
+          </m:rPr>
+          <m:t>=</m:t>
+        </m:r>
+        <m:r>
+          <m:t>1.47</m:t>
+        </m:r>
+      </m:oMath>
+      <w:r>
+        <w:t xml:space="preserve"> </w:t>
+      </w:r>
+      <w:r>
+        <w:t xml:space="preserve">on 3 degrees of freedom (</w:t>
+      </w:r>
+      <m:oMath>
+        <m:r>
+          <m:t>P</m:t>
+        </m:r>
+        <m:r>
+          <m:rPr>
+            <m:sty m:val="p"/>
+          </m:rPr>
+          <m:t>=</m:t>
+        </m:r>
+        <m:r>
+          <m:t>0.69</m:t>
+        </m:r>
+      </m:oMath>
+      <w:r>
+        <w:t xml:space="preserve">); standardizing within platform rather than within cohort, which removes the small residual location difference between the two PACA-AU platforms, gives</w:t>
+      </w:r>
+      <w:r>
+        <w:t xml:space="preserve"> </w:t>
+      </w:r>
+      <m:oMath>
+        <m:sSup>
+          <m:e>
+            <m:r>
+              <m:t>χ</m:t>
+            </m:r>
+          </m:e>
+          <m:sup>
+            <m:r>
+              <m:t>2</m:t>
+            </m:r>
+          </m:sup>
+        </m:sSup>
+        <m:r>
+          <m:rPr>
+            <m:sty m:val="p"/>
+          </m:rPr>
+          <m:t>=</m:t>
+        </m:r>
+        <m:r>
+          <m:t>1.59</m:t>
+        </m:r>
+      </m:oMath>
+      <w:r>
+        <w:t xml:space="preserve"> </w:t>
+      </w:r>
+      <w:r>
+        <w:t xml:space="preserve">on 3 degrees of freedom (</w:t>
+      </w:r>
+      <m:oMath>
+        <m:r>
+          <m:t>P</m:t>
+        </m:r>
+        <m:r>
+          <m:rPr>
+            <m:sty m:val="p"/>
+          </m:rPr>
+          <m:t>=</m:t>
+        </m:r>
+        <m:r>
+          <m:t>0.66</m:t>
+        </m:r>
+      </m:oMath>
+      <w:r>
+        <w:t xml:space="preserve">).</w:t>
+      </w:r>
+    </w:p>
+    <w:p>
+      <w:pPr>
+        <w:pStyle w:val="BodyText"/>
+      </w:pPr>
+      <w:r>
+        <w:t xml:space="preserve">Cochran’s</w:t>
+      </w:r>
+      <w:r>
+        <w:t xml:space="preserve"> </w:t>
+      </w:r>
+      <m:oMath>
+        <m:r>
+          <m:t>Q</m:t>
+        </m:r>
+      </m:oMath>
+      <w:r>
+        <w:t xml:space="preserve"> </w:t>
+      </w:r>
+      <w:r>
+        <w:t xml:space="preserve">over the four cohort-specific log hazard ratios and their standard errors was</w:t>
+      </w:r>
+      <w:r>
+        <w:t xml:space="preserve"> </w:t>
+      </w:r>
+      <m:oMath>
+        <m:r>
+          <m:t>1.47</m:t>
+        </m:r>
+      </m:oMath>
+      <w:r>
+        <w:t xml:space="preserve"> </w:t>
+      </w:r>
+      <w:r>
+        <w:t xml:space="preserve">on 3 degrees of freedom (</w:t>
+      </w:r>
+      <m:oMath>
+        <m:r>
+          <m:t>P</m:t>
+        </m:r>
+        <m:r>
+          <m:rPr>
+            <m:sty m:val="p"/>
+          </m:rPr>
+          <m:t>=</m:t>
+        </m:r>
+        <m:r>
+          <m:t>0.69</m:t>
+        </m:r>
+      </m:oMath>
+      <w:r>
+        <w:t xml:space="preserve">), giving</w:t>
+      </w:r>
+      <w:r>
+        <w:t xml:space="preserve"> </w:t>
+      </w:r>
+      <m:oMath>
+        <m:sSup>
+          <m:e>
+            <m:r>
+              <m:t>I</m:t>
+            </m:r>
+          </m:e>
+          <m:sup>
+            <m:r>
+              <m:t>2</m:t>
+            </m:r>
+          </m:sup>
+        </m:sSup>
+        <m:r>
+          <m:rPr>
+            <m:sty m:val="p"/>
+          </m:rPr>
+          <m:t>=</m:t>
+        </m:r>
+        <m:r>
+          <m:t>0</m:t>
+        </m:r>
+      </m:oMath>
+      <w:r>
+        <w:t xml:space="preserve">% under</w:t>
+      </w:r>
+      <w:r>
+        <w:t xml:space="preserve"> </w:t>
+      </w:r>
+      <m:oMath>
+        <m:sSup>
+          <m:e>
+            <m:r>
+              <m:t>I</m:t>
+            </m:r>
+          </m:e>
+          <m:sup>
+            <m:r>
+              <m:t>2</m:t>
+            </m:r>
+          </m:sup>
+        </m:sSup>
+        <m:r>
+          <m:rPr>
+            <m:sty m:val="p"/>
+          </m:rPr>
+          <m:t>=</m:t>
+        </m:r>
+        <m:r>
+          <m:rPr>
+            <m:sty m:val="p"/>
+          </m:rPr>
+          <m:t>max</m:t>
+        </m:r>
+        <m:r>
+          <m:rPr>
+            <m:sty m:val="p"/>
+          </m:rPr>
+          <m:t>{</m:t>
+        </m:r>
+        <m:r>
+          <m:t>0</m:t>
+        </m:r>
+        <m:r>
+          <m:rPr>
+            <m:sty m:val="p"/>
+          </m:rPr>
+          <m:t>,</m:t>
+        </m:r>
+        <m:d>
+          <m:dPr>
+            <m:begChr m:val="("/>
+            <m:endChr m:val=")"/>
+            <m:sepChr m:val=""/>
+            <m:grow/>
+          </m:dPr>
+          <m:e>
+            <m:r>
+              <m:t>Q</m:t>
+            </m:r>
+            <m:r>
+              <m:rPr>
+                <m:sty m:val="p"/>
+              </m:rPr>
+              <m:t>−</m:t>
+            </m:r>
+            <m:r>
+              <m:rPr>
+                <m:sty m:val="p"/>
+              </m:rPr>
+              <m:t>d</m:t>
+            </m:r>
+            <m:r>
+              <m:rPr>
+                <m:sty m:val="p"/>
+              </m:rPr>
+              <m:t>f</m:t>
+            </m:r>
+          </m:e>
+        </m:d>
+        <m:r>
+          <m:rPr>
+            <m:sty m:val="p"/>
+          </m:rPr>
+          <m:t>/</m:t>
+        </m:r>
+        <m:r>
+          <m:t>Q</m:t>
+        </m:r>
+        <m:r>
+          <m:rPr>
+            <m:sty m:val="p"/>
+          </m:rPr>
+          <m:t>}</m:t>
+        </m:r>
+      </m:oMath>
+      <w:r>
+        <w:t xml:space="preserve">.</w:t>
+      </w:r>
+      <w:r>
+        <w:t xml:space="preserve"> </w:t>
+      </w:r>
+      <m:oMath>
+        <m:r>
+          <m:t>Q</m:t>
+        </m:r>
+      </m:oMath>
+      <w:r>
+        <w:t xml:space="preserve"> </w:t>
+      </w:r>
+      <w:r>
+        <w:t xml:space="preserve">and</w:t>
+      </w:r>
+      <w:r>
+        <w:t xml:space="preserve"> </w:t>
+      </w:r>
+      <m:oMath>
+        <m:sSup>
+          <m:e>
+            <m:r>
+              <m:t>I</m:t>
+            </m:r>
+          </m:e>
+          <m:sup>
+            <m:r>
+              <m:t>2</m:t>
+            </m:r>
+          </m:sup>
+        </m:sSup>
+      </m:oMath>
+      <w:r>
+        <w:t xml:space="preserve"> </w:t>
+      </w:r>
+      <w:r>
+        <w:t xml:space="preserve">are descriptive summaries of dispersion among the four estimates and are reported as complements to the interaction test, not as a substitute for it. The likelihood-ratio test is the inferential statement, and with four cohorts both are low-powered against modest heterogeneity.</w:t>
+      </w:r>
+    </w:p>
+    <w:p>
+      <w:pPr>
+        <w:pStyle w:val="BodyText"/>
+      </w:pPr>
+      <w:r>
+        <w:t xml:space="preserve">Confidence intervals for the C-index were obtained by a stratified nonparametric bootstrap on the same de-duplicated table, resampling patients with replacement \emph{within} cohort so that no replicate mixes patients across cohorts or reinstates a de-duplicated PACA-AU record (</w:t>
+      </w:r>
+      <m:oMath>
+        <m:r>
+          <m:t>B</m:t>
+        </m:r>
+        <m:r>
+          <m:rPr>
+            <m:sty m:val="p"/>
+          </m:rPr>
+          <m:t>=</m:t>
+        </m:r>
+        <m:r>
+          <m:t>1000</m:t>
+        </m:r>
+      </m:oMath>
+      <w:r>
+        <w:t xml:space="preserve"> </w:t>
+      </w:r>
+      <w:r>
+        <w:t xml:space="preserve">replicates, seed 1, percentile intervals). The PACA-AU stratum contains its 17 array-only and 52 RNA-seq patient records. Concordance was evaluated with \texttt{survival::concordance(Surv(time, event)</w:t>
+      </w:r>
+      <w:r>
+        <w:t xml:space="preserve"> </w:t>
+      </w:r>
+      <m:oMath>
+        <m:r>
+          <m:rPr>
+            <m:sty m:val="p"/>
+          </m:rPr>
+          <m:t>∼</m:t>
+        </m:r>
+      </m:oMath>
+      <w:r>
+        <w:t xml:space="preserve"> </w:t>
+      </w:r>
+      <w:r>
+        <w:t xml:space="preserve">risk_score, reverse = TRUE)}, the convention of \texttt{R/predict_validation_scores.R} and \texttt{code/05}, which \texttt{code/25} verifies reproduces the per-dataset C-indices of Supplementary Table [tab:tab-cindex-comparison] exactly. The combined value is the event-weighted mean of the cohort C-indices, as in \texttt{code/17} and \texttt{code/19}, and therefore never forms a concordance pair across cohorts. The combined C-index was</w:t>
+      </w:r>
+      <w:r>
+        <w:t xml:space="preserve"> </w:t>
+      </w:r>
+      <m:oMath>
+        <m:r>
+          <m:t>0.613</m:t>
+        </m:r>
+      </m:oMath>
+      <w:r>
+        <w:t xml:space="preserve"> </w:t>
+      </w:r>
+      <w:r>
+        <w:t xml:space="preserve">(95% CI</w:t>
+      </w:r>
+      <w:r>
+        <w:t xml:space="preserve"> </w:t>
+      </w:r>
+      <m:oMath>
+        <m:r>
+          <m:t>0.579</m:t>
+        </m:r>
+      </m:oMath>
+      <w:r>
+        <w:t xml:space="preserve">–</w:t>
+      </w:r>
+      <m:oMath>
+        <m:r>
+          <m:t>0.646</m:t>
+        </m:r>
+      </m:oMath>
+      <w:r>
+        <w:t xml:space="preserve">); the per-cohort hazard ratios and C-indices are given in Table [tab:het-ci].</w:t>
+      </w:r>
+    </w:p>
+    <w:p>
+      <w:pPr>
+        <w:pStyle w:val="BodyText"/>
+      </w:pPr>
+      <w:r>
+        <w:t xml:space="preserve">\subsection*{Independence of discovery and validation}</w:t>
+      </w:r>
+    </w:p>
+    <w:p>
+      <w:pPr>
+        <w:pStyle w:val="BodyText"/>
+      </w:pPr>
+      <w:r>
+        <w:t xml:space="preserve">DeSurv</w:t>
       </w:r>
       <w:r>
         <w:t xml:space="preserve"> </w:t>
@@ -20685,25 +23052,19 @@
         <w:pStyle w:val="BodyText"/>
       </w:pPr>
       <w:r>
-        <w:t xml:space="preserve">A stronger version of the same question is whether D1 is merely a smoothed</w:t>
-      </w:r>
-      <w:r>
-        <w:t xml:space="preserve"> </w:t>
-      </w:r>
-      <w:r>
-        <w:t xml:space="preserve">coding of the four joint PurIST-by-DeCAF subtype cells, so that the classical</w:t>
-      </w:r>
-      <w:r>
-        <w:t xml:space="preserve"> </w:t>
-      </w:r>
-      <w:r>
-        <w:t xml:space="preserve">and restCAF-like arms of D1 would simply re-express one cell of a two-by-two.</w:t>
-      </w:r>
-      <w:r>
-        <w:t xml:space="preserve"> </w:t>
-      </w:r>
-      <w:r>
-        <w:t xml:space="preserve">We tested this directly by adding D1 to a cohort-stratified Cox model that</w:t>
+        <w:t xml:space="preserve">D1 could also be a smoothed coding of the four joint PurIST-by-DeCAF subtype</w:t>
+      </w:r>
+      <w:r>
+        <w:t xml:space="preserve"> </w:t>
+      </w:r>
+      <w:r>
+        <w:t xml:space="preserve">cells, so that its classical and restCAF-like arms would simply re-express one</w:t>
+      </w:r>
+      <w:r>
+        <w:t xml:space="preserve"> </w:t>
+      </w:r>
+      <w:r>
+        <w:t xml:space="preserve">cell of a two-by-two. We tested this by adding D1 to a cohort-stratified Cox model that</w:t>
       </w:r>
       <w:r>
         <w:t xml:space="preserve"> </w:t>
@@ -20758,13 +23119,7 @@
         <w:t xml:space="preserve"> </w:t>
       </w:r>
       <w:r>
-        <w:t xml:space="preserve">so the joint classification adds nothing over the additive one. D1 does:</w:t>
-      </w:r>
-      <w:r>
-        <w:t xml:space="preserve"> </w:t>
-      </w:r>
-      <w:r>
-        <w:t xml:space="preserve">adding it gives a partial likelihood-ratio statistic of</w:t>
+        <w:t xml:space="preserve">so there was no evidence that the joint classification improved prognostic fit over the additive one. Adding D1 does improve it: it gives a partial likelihood-ratio statistic of</w:t>
       </w:r>
       <w:r>
         <w:t xml:space="preserve"> </w:t>
@@ -20912,13 +23267,7 @@
         </m:r>
       </m:oMath>
       <w:r>
-        <w:t xml:space="preserve">). D1 is therefore not a</w:t>
-      </w:r>
-      <w:r>
-        <w:t xml:space="preserve"> </w:t>
-      </w:r>
-      <w:r>
-        <w:t xml:space="preserve">relabeling of the joint subtype classification.</w:t>
+        <w:t xml:space="preserve">). D1’s prognostic information is therefore not captured by the saturated four-level joint classification.</w:t>
       </w:r>
     </w:p>
     <w:p>
@@ -20934,7 +23283,7 @@
         <w:pStyle w:val="BodyText"/>
       </w:pPr>
       <w:r>
-        <w:t xml:space="preserve">The DeSurv linear predictor was refitted in each cohort before and after adjustment for the clinical covariates that cohort annotates and, where available, for tumor purity (Table [tab:clinical-adjustment]). Purity annotation is present in only a subset of cohorts and is derived by different estimators across them, so it is used here solely as an adjustment covariate; wherever purity could be measured on a full cohort the adjusted hazard ratio was essentially unchanged from the unadjusted one, which argues against the association being driven by tumor purity or composition.</w:t>
+        <w:t xml:space="preserve">The association of the frozen DeSurv linear predictor with survival was estimated in cohort-specific Cox models before and after adjustment for the clinical covariates that cohort annotates and, where available, for tumor purity (Table [tab:clinical-adjustment]). Purity annotation is present in only a subset of cohorts and is derived by different estimators across them (TCGA-PAAD purity was estimated by ABSOLUTE; the PACA-AU and Moffitt purity fields were used as distributed with the cohort annotations, which do not identify the estimator), so it is used here solely as an adjustment covariate; wherever purity could be measured on a full cohort the adjusted hazard ratio was essentially unchanged from the unadjusted one, providing no evidence that the association was explained by measured tumor purity.</w:t>
       </w:r>
     </w:p>
     <w:tbl>
@@ -21924,7 +24273,7 @@
           <w:iCs/>
           <w:i/>
         </w:rPr>
-        <w:t xml:space="preserve">and events shown). The Covariates column lists the clinical variables entered (stage, grade, age, sex, nodal status, or resection margin, as available). After clinical adjustment the DeSurv score remains independently prognostic in Puleo, PACA-AU array and both training cohorts, and is attenuated to non-significance in PACA-AU RNA-seq, Dijk and Moffitt, the three smallest complete-case sets. Where tumor-purity annotation was available, purity adjustment left the estimate essentially unchanged wherever it could be measured on the full cohort (PACA-AU array 1.44 unadjusted versus 1.45 adjusted, PACA-AU RNA-seq 1.66 versus 1.65, TCGA 3.50 versus 3.60), which argues against the association being driven by tumor purity or composition. The exception, Moffitt, has purity for only 29 of its 123 patients. The smaller Dijk and Moffitt cohorts are individually underpowered, and their estimates are correspondingly unstable: Moffitt is non-significant both unadjusted and after adjustment, and its purity-adjusted model rests on only</w:t>
+        <w:t xml:space="preserve">and events shown). The Covariates column lists the clinical variables entered (stage, grade, age, sex, nodal status, or resection margin, as available). After clinical adjustment the DeSurv score remains independently prognostic in Puleo, PACA-AU array and both training cohorts, and is attenuated to non-significance in PACA-AU RNA-seq, Dijk and Moffitt, the three smallest complete-case sets. Where tumor-purity annotation was available, purity adjustment left the estimate essentially unchanged wherever it could be measured on the full cohort (PACA-AU array 1.44 unadjusted versus 1.45 adjusted, PACA-AU RNA-seq 1.66 versus 1.65, TCGA 3.50 versus 3.60), providing no evidence that the association was explained by measured tumor purity. The exception, Moffitt, has purity for only 29 of its 123 patients. The smaller Dijk and Moffitt cohorts are individually underpowered, and their estimates are correspondingly unstable: Moffitt is non-significant both unadjusted and after adjustment, and its purity-adjusted model rests on only</w:t>
       </w:r>
       <w:r>
         <w:rPr>
@@ -22092,7 +24441,15 @@
         <w:t xml:space="preserve"> </w:t>
       </w:r>
       <w:r>
-        <w:t xml:space="preserve">and a maximum of 4,000 iterations. All 100 runs terminated on the stopping criterion rather than the iteration cap, none failed numerically, and in every run the recorded penalized objective decreased monotonically to a numerically stable value; the median number of iterations was 38 (range 17–233). The size of the decrease from a random start varies widely between initializations, but that quantity reflects how far a given random start sat from a local optimum rather than whether the runs agree at the end. The question that matters for this paper, whether independent runs of the reported procedure recover the same gene programs, is addressed directly in Stability of the recovered gene programs below. These analyses document empirical optimization behavior for the reported application rather than providing a formal convergence guarantee.</w:t>
+        <w:t xml:space="preserve">and a maximum of 4,000 iterations.</w:t>
+      </w:r>
+    </w:p>
+    <w:p>
+      <w:pPr>
+        <w:pStyle w:val="BodyText"/>
+      </w:pPr>
+      <w:r>
+        <w:t xml:space="preserve">All 100 runs terminated on the stopping criterion rather than the iteration cap, none failed numerically, and in every run the recorded penalized objective decreased monotonically to a numerically stable value; the median number of iterations was 38 (range 17–233). The size of the decrease from a random start varies widely between initializations, but that quantity primarily reflects the starting objective value rather than agreement among the final solutions. Whether independent runs of the reported procedure recover the same gene programs is addressed in Stability of the recovered gene programs below. These analyses document empirical optimization behavior for the reported application rather than providing a formal convergence guarantee.</w:t>
       </w:r>
     </w:p>
     <w:bookmarkEnd w:id="26"/>
@@ -22128,19 +24485,7 @@
         <w:t xml:space="preserve"> </w:t>
       </w:r>
       <w:r>
-        <w:t xml:space="preserve">decomposition across cohorts. Because we raise the non-identifiability of</w:t>
-      </w:r>
-      <w:r>
-        <w:t xml:space="preserve"> </w:t>
-      </w:r>
-      <w:r>
-        <w:t xml:space="preserve">reconstruction-based factorization as a limitation of unsupervised approaches,</w:t>
-      </w:r>
-      <w:r>
-        <w:t xml:space="preserve"> </w:t>
-      </w:r>
-      <w:r>
-        <w:t xml:space="preserve">the same standard should be applied here. We therefore measured stability at the</w:t>
+        <w:t xml:space="preserve">decomposition across cohorts. We therefore measured stability at the</w:t>
       </w:r>
       <w:r>
         <w:t xml:space="preserve"> </w:t>
@@ -22293,13 +24638,7 @@
         <w:t xml:space="preserve"> </w:t>
       </w:r>
       <w:r>
-        <w:t xml:space="preserve">bases that share little gene membership is the signature of a non-identifiable</w:t>
-      </w:r>
-      <w:r>
-        <w:t xml:space="preserve"> </w:t>
-      </w:r>
-      <w:r>
-        <w:t xml:space="preserve">objective, and it is precisely why the reported model is not a single run.</w:t>
+        <w:t xml:space="preserve">bases that share little gene membership is consistent with a non-identifiable objective, and it is precisely why the reported model is not a single run.</w:t>
       </w:r>
     </w:p>
     <w:p>
@@ -22311,7 +24650,7 @@
           <w:bCs/>
           <w:b/>
         </w:rPr>
-        <w:t xml:space="preserve">The reported procedure is reproducible.</w:t>
+        <w:t xml:space="preserve">The reported procedure is reproducible with respect to initialization.</w:t>
       </w:r>
       <w:r>
         <w:t xml:space="preserve"> </w:t>
@@ -22402,25 +24741,105 @@
         <w:pStyle w:val="BodyText"/>
       </w:pPr>
       <w:r>
-        <w:t xml:space="preserve">The two results should be read together. The optimizer alone is not</w:t>
-      </w:r>
-      <w:r>
-        <w:t xml:space="preserve"> </w:t>
-      </w:r>
-      <w:r>
-        <w:t xml:space="preserve">identifiable, and the consensus step is what makes the reported decomposition a</w:t>
-      </w:r>
-      <w:r>
-        <w:t xml:space="preserve"> </w:t>
-      </w:r>
-      <w:r>
-        <w:t xml:space="preserve">stable object rather than one draw from a wide distribution. Reproducibility</w:t>
-      </w:r>
-      <w:r>
-        <w:t xml:space="preserve"> </w:t>
-      </w:r>
-      <w:r>
-        <w:t xml:space="preserve">claims in this manuscript refer to that end-to-end procedure.</w:t>
+        <w:t xml:space="preserve">The fitted basis also moved materially from the consensus initialization</w:t>
+      </w:r>
+      <w:r>
+        <w:t xml:space="preserve"> </w:t>
+      </w:r>
+      <m:oMath>
+        <m:sSub>
+          <m:e>
+            <m:r>
+              <m:t>W</m:t>
+            </m:r>
+          </m:e>
+          <m:sub>
+            <m:r>
+              <m:t>0</m:t>
+            </m:r>
+          </m:sub>
+        </m:sSub>
+      </m:oMath>
+      <w:r>
+        <w:t xml:space="preserve">: with programs corresponding by position (confirmed against the full</w:t>
+      </w:r>
+      <w:r>
+        <w:t xml:space="preserve"> </w:t>
+      </w:r>
+      <w:r>
+        <w:t xml:space="preserve">correlation matrix), gene-loading correlations between</w:t>
+      </w:r>
+      <w:r>
+        <w:t xml:space="preserve"> </w:t>
+      </w:r>
+      <m:oMath>
+        <m:sSub>
+          <m:e>
+            <m:r>
+              <m:t>W</m:t>
+            </m:r>
+          </m:e>
+          <m:sub>
+            <m:r>
+              <m:t>0</m:t>
+            </m:r>
+          </m:sub>
+        </m:sSub>
+      </m:oMath>
+      <w:r>
+        <w:t xml:space="preserve"> </w:t>
+      </w:r>
+      <w:r>
+        <w:t xml:space="preserve">and the final</w:t>
+      </w:r>
+      <w:r>
+        <w:t xml:space="preserve"> </w:t>
+      </w:r>
+      <m:oMath>
+        <m:r>
+          <m:t>W</m:t>
+        </m:r>
+      </m:oMath>
+      <w:r>
+        <w:t xml:space="preserve"> </w:t>
+      </w:r>
+      <w:r>
+        <w:t xml:space="preserve">were 0.57–0.81 and</w:t>
+      </w:r>
+      <w:r>
+        <w:t xml:space="preserve"> </w:t>
+      </w:r>
+      <w:r>
+        <w:t xml:space="preserve">top-</w:t>
+      </w:r>
+      <m:oMath>
+        <m:r>
+          <m:t>270</m:t>
+        </m:r>
+      </m:oMath>
+      <w:r>
+        <w:t xml:space="preserve"> </w:t>
+      </w:r>
+      <w:r>
+        <w:t xml:space="preserve">Jaccard overlaps were</w:t>
+      </w:r>
+      <w:r>
+        <w:t xml:space="preserve"> </w:t>
+      </w:r>
+      <w:r>
+        <w:t xml:space="preserve">0.44–0.82</w:t>
+      </w:r>
+      <w:r>
+        <w:t xml:space="preserve"> </w:t>
+      </w:r>
+      <w:r>
+        <w:t xml:space="preserve">(\texttt{code/26}). The consensus therefore supplies a reproducible</w:t>
+      </w:r>
+      <w:r>
+        <w:t xml:space="preserve"> </w:t>
+      </w:r>
+      <w:r>
+        <w:t xml:space="preserve">initialization rather than fixing the final basis.</w:t>
       </w:r>
     </w:p>
     <w:p>
@@ -22428,6 +24847,32 @@
         <w:pStyle w:val="BodyText"/>
       </w:pPr>
       <w:r>
+        <w:t xml:space="preserve">The optimizer alone is not identifiable. The consensus step is what makes the</w:t>
+      </w:r>
+      <w:r>
+        <w:t xml:space="preserve"> </w:t>
+      </w:r>
+      <w:r>
+        <w:t xml:space="preserve">reported decomposition a stable object rather than one draw from a wide</w:t>
+      </w:r>
+      <w:r>
+        <w:t xml:space="preserve"> </w:t>
+      </w:r>
+      <w:r>
+        <w:t xml:space="preserve">distribution, and reproducibility claims in this manuscript refer to that</w:t>
+      </w:r>
+      <w:r>
+        <w:t xml:space="preserve"> </w:t>
+      </w:r>
+      <w:r>
+        <w:t xml:space="preserve">end-to-end procedure.</w:t>
+      </w:r>
+    </w:p>
+    <w:p>
+      <w:pPr>
+        <w:pStyle w:val="BodyText"/>
+      </w:pPr>
+      <w:r>
         <w:rPr>
           <w:bCs/>
           <w:b/>
@@ -22530,19 +24975,13 @@
         <w:t xml:space="preserve"> </w:t>
       </w:r>
       <w:r>
-        <w:t xml:space="preserve">value illustrates. We report it because gene-level resampling stability is a</w:t>
-      </w:r>
-      <w:r>
-        <w:t xml:space="preserve"> </w:t>
-      </w:r>
-      <w:r>
-        <w:t xml:space="preserve">reasonable thing for a reader to ask about, not because it is the property the</w:t>
-      </w:r>
-      <w:r>
-        <w:t xml:space="preserve"> </w:t>
-      </w:r>
-      <w:r>
-        <w:t xml:space="preserve">frozen-program argument rests on.</w:t>
+        <w:t xml:space="preserve">value illustrates. Gene-level resampling stability addresses a complementary property distinct</w:t>
+      </w:r>
+      <w:r>
+        <w:t xml:space="preserve"> </w:t>
+      </w:r>
+      <w:r>
+        <w:t xml:space="preserve">from reproducibility of the frozen end-to-end procedure.</w:t>
       </w:r>
     </w:p>
     <w:bookmarkEnd w:id="27"/>
@@ -22560,7 +24999,7 @@
         <w:pStyle w:val="FirstParagraph"/>
       </w:pPr>
       <w:r>
-        <w:t xml:space="preserve">To characterize the operating characteristics of DeSurv across different signal regimes, we evaluated performance under three simulation scenarios. In the prognostic scenario (main text Fig. [fig:sim]), prognostic programs explained low variance relative to outcome-neutral background signals, and survival depended on 150 factor-specific marker genes (</w:t>
+        <w:t xml:space="preserve">To characterize the operating characteristics of DeSurv across different signal regimes, we evaluated performance under three simulation scenarios. In the prognostic scenario (main text Fig. [fig:sim]), the factor-specific survival signal contributed relatively little transcriptomic variation compared with the shared outcome-neutral background signal, and survival depended on 150 factor-specific marker genes (</w:t>
       </w:r>
       <m:oMath>
         <m:sSub>
@@ -22750,6 +25189,62 @@
         <w:pStyle w:val="BodyText"/>
       </w:pPr>
       <w:r>
+        <w:t xml:space="preserve">In the prognostic scenario, median matched-factor precision was 0.50 for DeSurv versus 0.07 for unsupervised NMF, and global marker recall, the fraction of the survival-driving marker genes recovered anywhere in the union of all learned factors’ top-</w:t>
+      </w:r>
+      <m:oMath>
+        <m:sSub>
+          <m:e>
+            <m:r>
+              <m:t>n</m:t>
+            </m:r>
+          </m:e>
+          <m:sub>
+            <m:r>
+              <m:rPr>
+                <m:nor/>
+                <m:sty m:val="p"/>
+              </m:rPr>
+              <m:t>top</m:t>
+            </m:r>
+          </m:sub>
+        </m:sSub>
+      </m:oMath>
+      <w:r>
+        <w:t xml:space="preserve"> </w:t>
+      </w:r>
+      <w:r>
+        <w:t xml:space="preserve">gene sets, was 0.26 versus 0.15. Recall is insensitive to factor matching because it searches the union of all learned factors rather than a single matched factor; like precision, it depends on each method’s selected</w:t>
+      </w:r>
+      <w:r>
+        <w:t xml:space="preserve"> </w:t>
+      </w:r>
+      <m:oMath>
+        <m:sSub>
+          <m:e>
+            <m:r>
+              <m:t>n</m:t>
+            </m:r>
+          </m:e>
+          <m:sub>
+            <m:r>
+              <m:rPr>
+                <m:nor/>
+                <m:sty m:val="p"/>
+              </m:rPr>
+              <m:t>top</m:t>
+            </m:r>
+          </m:sub>
+        </m:sSub>
+      </m:oMath>
+      <w:r>
+        <w:t xml:space="preserve">. It complements the matched-factor precision reported in main-text Fig. [fig:sim].</w:t>
+      </w:r>
+    </w:p>
+    <w:p>
+      <w:pPr>
+        <w:pStyle w:val="BodyText"/>
+      </w:pPr>
+      <w:r>
         <w:t xml:space="preserve">Under the null scenario (Fig. [fig:sim-null-mixed]a–b), DeSurv showed no advantage over unsupervised NMF (</w:t>
       </w:r>
       <m:oMath>
@@ -22787,7 +25282,7 @@
         </m:r>
       </m:oMath>
       <w:r>
-        <w:t xml:space="preserve">), consistent with the absence of survival signal. DeSurv therefore did not recover spurious prognostic structure when none existed. Because the survival objective is uninformative under the null, the cross-validated concordance is essentially flat in</w:t>
+        <w:t xml:space="preserve">), consistent with the absence of survival signal. DeSurv therefore showed no out-of-sample prognostic discrimination when no survival signal existed. Because the survival objective is uninformative under the null, the cross-validated concordance is essentially flat in</w:t>
       </w:r>
       <w:r>
         <w:t xml:space="preserve"> </w:t>
@@ -22902,7 +25397,7 @@
         </m:d>
       </m:oMath>
       <w:r>
-        <w:t xml:space="preserve">) under DeSurv (Fig. [fig:sim-null-mixed]e), and C-index was modestly higher (Fig. [fig:sim-null-mixed]c). Across the three scenarios the pattern was graded: DeSurv’s advantage was greatest when variance and prognosis diverged (prognostic), attenuated when they partially overlapped (mixed, as background-gene dilution reduced the discrimination gain), and absent when no survival signal existed (null). DeSurv is therefore most useful when the dominant transcriptional axes are expected to be prognostically neutral, as in cancers with high tumor-purity variation or dominant tissue-composition signals.</w:t>
+        <w:t xml:space="preserve">) under DeSurv (Fig. [fig:sim-null-mixed]e), and C-index was modestly higher (Fig. [fig:sim-null-mixed]c). Across the three scenarios the pattern was graded: DeSurv’s advantage was greatest when variance and prognosis diverged (prognostic), attenuated when they partially overlapped (mixed, as background-gene dilution reduced the discrimination gain), and absent when no survival signal existed (null). These simulations indicate that DeSurv is most advantageous when prognostic structure is not aligned with the dominant sources of transcriptomic variation.</w:t>
       </w:r>
     </w:p>
     <w:p>
@@ -23014,7 +25509,7 @@
           <w:iCs/>
           <w:i/>
         </w:rPr>
-        <w:t xml:space="preserve">(a) and comparable rank distributions (b), confirming DeSurv does not recover spurious prognostic structure; precision is omitted as no true survival genes exist. (c–f) Mixed scenario: survival depends on factor-specific marker genes (50%) and shared background genes (50%). (c) C-index is modestly higher for DeSurv. (d) Precision by gene-set definition: marker-only precision (150 genes; left facet) substantially favors DeSurv; full 300-gene survival-set precision (right facet) shows a more modest improvement. (e) The matched factor receives a substantially larger Cox coefficient</w:t>
+        <w:t xml:space="preserve">(a) and comparable rank distributions (b), so both methods show no out-of-sample prognostic discrimination under the null; precision is omitted as no true survival genes exist. (c–f) Mixed scenario: survival depends on factor-specific marker genes (50%) and shared background genes (50%). (c) C-index is modestly higher for DeSurv. (d) Precision by gene-set definition: marker-only precision (150 genes; left facet) substantially favors DeSurv; full 300-gene survival-set precision (right facet) shows a more modest improvement. (e) The matched factor receives a larger fitted Cox coefficient</w:t>
       </w:r>
       <w:r>
         <w:rPr>
@@ -23050,7 +25545,7 @@
           <w:iCs/>
           <w:i/>
         </w:rPr>
-        <w:t xml:space="preserve">under DeSurv, confirming preferential amplification of marker-specific signal. (f) Selected-rank distributions. DeSurv (blue); NMF (red,</w:t>
+        <w:t xml:space="preserve">under DeSurv. (f) Selected-rank distributions. DeSurv (blue); NMF (red,</w:t>
       </w:r>
       <w:r>
         <w:rPr>
@@ -23265,7 +25760,7 @@
         <w:t xml:space="preserve"> </w:t>
       </w:r>
       <w:r>
-        <w:t xml:space="preserve">was selected by maximizing the mean CV C-index. The unsupervised NMF baseline (</w:t>
+        <w:t xml:space="preserve">was selected by maximizing the mean CV C-index. The unsupervised limit (</w:t>
       </w:r>
       <m:oMath>
         <m:r>
@@ -23580,7 +26075,53 @@
         <w:t xml:space="preserve"> </w:t>
       </w:r>
       <w:r>
-        <w:t xml:space="preserve">rather than at the selected rank, and the one-standard-error rule accordingly selected the parsimonious</w:t>
+        <w:t xml:space="preserve">rather than at the selected rank (this fixed-</w:t>
+      </w:r>
+      <m:oMath>
+        <m:r>
+          <m:t>λ</m:t>
+        </m:r>
+      </m:oMath>
+      <w:r>
+        <w:t xml:space="preserve">,</w:t>
+      </w:r>
+      <w:r>
+        <w:t xml:space="preserve"> </w:t>
+      </w:r>
+      <m:oMath>
+        <m:r>
+          <m:t>ξ</m:t>
+        </m:r>
+      </m:oMath>
+      <w:r>
+        <w:t xml:space="preserve">,</w:t>
+      </w:r>
+      <w:r>
+        <w:t xml:space="preserve"> </w:t>
+      </w:r>
+      <m:oMath>
+        <m:sSub>
+          <m:e>
+            <m:r>
+              <m:t>n</m:t>
+            </m:r>
+          </m:e>
+          <m:sub>
+            <m:r>
+              <m:rPr>
+                <m:nor/>
+                <m:sty m:val="p"/>
+              </m:rPr>
+              <m:t>top</m:t>
+            </m:r>
+          </m:sub>
+        </m:sSub>
+      </m:oMath>
+      <w:r>
+        <w:t xml:space="preserve"> </w:t>
+      </w:r>
+      <w:r>
+        <w:t xml:space="preserve">grid is a different exercise from the full Bayesian-optimization search over all tuned hyperparameters, whose highest observed mean C-index occurred at</w:t>
       </w:r>
       <w:r>
         <w:t xml:space="preserve"> </w:t>
@@ -23596,11 +26137,11 @@
           <m:t>=</m:t>
         </m:r>
         <m:r>
-          <m:t>3</m:t>
-        </m:r>
-      </m:oMath>
-      <w:r>
-        <w:t xml:space="preserve">. The selection depends on the gene-selection setting: under panel (b), with all genes retained, the same rule selects</w:t>
+          <m:t>7</m:t>
+        </m:r>
+      </m:oMath>
+      <w:r>
+        <w:t xml:space="preserve">), and applying the same one-standard-error rule to this fixed-hyperparameter sensitivity grid also selects</w:t>
       </w:r>
       <w:r>
         <w:t xml:space="preserve"> </w:t>
@@ -23616,25 +26157,11 @@
           <m:t>=</m:t>
         </m:r>
         <m:r>
-          <m:t>2</m:t>
-        </m:r>
-      </m:oMath>
-      <w:r>
-        <w:t xml:space="preserve">. DeSurv exceeded unsupervised NMF at matched rank at every</w:t>
-      </w:r>
-      <w:r>
-        <w:t xml:space="preserve"> </w:t>
-      </w:r>
-      <m:oMath>
-        <m:r>
-          <m:t>k</m:t>
-        </m:r>
-      </m:oMath>
-      <w:r>
-        <w:t xml:space="preserve"> </w:t>
-      </w:r>
-      <w:r>
-        <w:t xml:space="preserve">examined. The external-validation curve is shown only descriptively (validation outcomes were used for no part of rank or hyperparameter selection) and is consistent with this training-based choice, with DeSurv at</w:t>
+          <m:t>3</m:t>
+        </m:r>
+      </m:oMath>
+      <w:r>
+        <w:t xml:space="preserve">. The selection depends on the gene-selection setting: under panel (b), with all genes retained, the same rule selects</w:t>
       </w:r>
       <w:r>
         <w:t xml:space="preserve"> </w:t>
@@ -23650,14 +26177,25 @@
           <m:t>=</m:t>
         </m:r>
         <m:r>
-          <m:t>3</m:t>
-        </m:r>
-      </m:oMath>
-      <w:r>
-        <w:t xml:space="preserve"> </w:t>
-      </w:r>
-      <w:r>
-        <w:t xml:space="preserve">attaining concordance comparable to standard NMF at higher ranks (e.g.,</w:t>
+          <m:t>2</m:t>
+        </m:r>
+      </m:oMath>
+      <w:r>
+        <w:t xml:space="preserve">. DeSurv had a higher point estimate than its unsupervised limit at every</w:t>
+      </w:r>
+      <w:r>
+        <w:t xml:space="preserve"> </w:t>
+      </w:r>
+      <m:oMath>
+        <m:r>
+          <m:t>k</m:t>
+        </m:r>
+      </m:oMath>
+      <w:r>
+        <w:t xml:space="preserve"> </w:t>
+      </w:r>
+      <w:r>
+        <w:t xml:space="preserve">examined. The external-validation curve is shown only descriptively (validation outcomes were used for no part of rank or hyperparameter selection) and is consistent with this training-based choice, with DeSurv at</w:t>
       </w:r>
       <w:r>
         <w:t xml:space="preserve"> </w:t>
@@ -23673,11 +26211,31 @@
           <m:t>=</m:t>
         </m:r>
         <m:r>
+          <m:t>3</m:t>
+        </m:r>
+      </m:oMath>
+      <w:r>
+        <w:t xml:space="preserve"> </w:t>
+      </w:r>
+      <w:r>
+        <w:t xml:space="preserve">attaining concordance comparable to the rank-optimized unsupervised control (</w:t>
+      </w:r>
+      <m:oMath>
+        <m:r>
+          <m:t>k</m:t>
+        </m:r>
+        <m:r>
+          <m:rPr>
+            <m:sty m:val="p"/>
+          </m:rPr>
+          <m:t>=</m:t>
+        </m:r>
+        <m:r>
           <m:t>7</m:t>
         </m:r>
       </m:oMath>
       <w:r>
-        <w:t xml:space="preserve">; Table [tab:tab-cindex-comparison]). We therefore read this as a training/cross-validation sensitivity analysis of rank, not as an external model-selection argument.</w:t>
+        <w:t xml:space="preserve">; Table [tab:tab-cindex-comparison]).</w:t>
       </w:r>
     </w:p>
     <w:p>
@@ -23762,7 +26320,7 @@
           <w:iCs/>
           <w:i/>
         </w:rPr>
-        <w:t xml:space="preserve">for DeSurv (blue) and standard NMF (red,</w:t>
+        <w:t xml:space="preserve">for DeSurv (blue) and its unsupervised limit (red,</w:t>
       </w:r>
       <w:r>
         <w:rPr>
@@ -24090,7 +26648,7 @@
         <w:t xml:space="preserve"> </w:t>
       </w:r>
       <w:r>
-        <w:t xml:space="preserve">in the PDAC training cohort (TCGA + CPTAC). Reconstruction residuals decreased smoothly without a clear elbow (Fig. [fig:nmf-diagnostics]a). Cophenetic correlation fluctuated without a distinct transition point (Fig. [fig:nmf-diagnostics]b). Mean silhouette width favored very low ranks that conflicted with other criteria (Fig. [fig:nmf-diagnostics]c). These contradictions motivated the survival-supervised rank selection approach described in the main text.</w:t>
+        <w:t xml:space="preserve">in the PDAC training cohort (TCGA + CPTAC). Reconstruction residuals decreased smoothly without a clear elbow (Fig. [fig:nmf-diagnostics]a). Cophenetic correlation fluctuated without a distinct transition point (Fig. [fig:nmf-diagnostics]b). Mean silhouette width favored very low ranks that conflicted with other criteria (Fig. [fig:nmf-diagnostics]c). These inconsistencies illustrate the ambiguity of rank selection under unsupervised criteria in this dataset; the main text selects rank on cross-validated prognostic performance.</w:t>
       </w:r>
     </w:p>
     <w:p>
@@ -24206,17 +26764,34 @@
           <w:iCs/>
           <w:i/>
         </w:rPr>
-        <w:t xml:space="preserve">. These criteria yield inconsistent guidance, motivating the survival-supervised model-selection approach described in the main text.</w:t>
+        <w:t xml:space="preserve">. These criteria yield inconsistent guidance, illustrating the ambiguity of rank selection under unsupervised criteria; the main text selects rank on cross-validated prognostic performance.</w:t>
       </w:r>
     </w:p>
     <w:bookmarkEnd w:id="39"/>
-    <w:bookmarkStart w:id="43" w:name="Xc4c5baeff7306f1dabd993fa94a8d627a23f6be"/>
+    <w:bookmarkStart w:id="46" w:name="X4dda6bee917749c7c18e0c1a7409d8a52d8a569"/>
     <w:p>
       <w:pPr>
         <w:pStyle w:val="Heading1"/>
       </w:pPr>
       <w:r>
-        <w:t xml:space="preserve">Standard NMF factor structure at independently selected rank</w:t>
+        <w:t xml:space="preserve">Factor structure of the rank-optimized unsupervised control (</w:t>
+      </w:r>
+      <m:oMath>
+        <m:r>
+          <m:t>k</m:t>
+        </m:r>
+        <m:r>
+          <m:rPr>
+            <m:sty m:val="p"/>
+          </m:rPr>
+          <m:t>=</m:t>
+        </m:r>
+        <m:r>
+          <m:t>7</m:t>
+        </m:r>
+      </m:oMath>
+      <w:r>
+        <w:t xml:space="preserve">)</w:t>
       </w:r>
     </w:p>
     <w:p>
@@ -24224,7 +26799,7 @@
         <w:pStyle w:val="FirstParagraph"/>
       </w:pPr>
       <w:r>
-        <w:t xml:space="preserve">Throughout the main text, both DeSurv and standard NMF were fit at the same rank (</w:t>
+        <w:t xml:space="preserve">Throughout the main text, both DeSurv and Lee NMF were fit at the same rank (</w:t>
       </w:r>
       <m:oMath>
         <m:r>
@@ -24241,7 +26816,10 @@
         </m:r>
       </m:oMath>
       <w:r>
-        <w:t xml:space="preserve">), enabling a controlled comparison of the effect of survival supervision on factor structure. When standard NMF selects its own rank independently, Bayesian optimization of the unsupervised (</w:t>
+        <w:t xml:space="preserve">), enabling a controlled comparison of the effect of survival supervision on factor structure. When the unsupervised limit of the same pipeline selects its own rank, Bayesian optimization at</w:t>
+      </w:r>
+      <w:r>
+        <w:t xml:space="preserve"> </w:t>
       </w:r>
       <m:oMath>
         <m:r>
@@ -24258,7 +26836,10 @@
         </m:r>
       </m:oMath>
       <w:r>
-        <w:t xml:space="preserve">) baseline selects</w:t>
+        <w:t xml:space="preserve"> </w:t>
+      </w:r>
+      <w:r>
+        <w:t xml:space="preserve">selects</w:t>
       </w:r>
       <w:r>
         <w:t xml:space="preserve"> </w:t>
@@ -24278,7 +26859,10 @@
         </m:r>
       </m:oMath>
       <w:r>
-        <w:t xml:space="preserve">, whereas supervised DeSurv BO selects</w:t>
+        <w:t xml:space="preserve"> </w:t>
+      </w:r>
+      <w:r>
+        <w:t xml:space="preserve">(the rank-optimized unsupervised control), whereas the one-standard-error rule applied to the supervised DeSurv BO results selects</w:t>
       </w:r>
       <w:r>
         <w:t xml:space="preserve"> </w:t>
@@ -24298,7 +26882,7 @@
         </m:r>
       </m:oMath>
       <w:r>
-        <w:t xml:space="preserve">. We examine here the NMF factor structure at this independently selected</w:t>
+        <w:t xml:space="preserve">. We therefore examine the factor structure of this independently selected</w:t>
       </w:r>
       <w:r>
         <w:t xml:space="preserve"> </w:t>
@@ -24321,7 +26905,7 @@
         <w:t xml:space="preserve"> </w:t>
       </w:r>
       <w:r>
-        <w:t xml:space="preserve">to illustrate the additional fragmentation that arises when supervision is absent (Fig. [fig:fig-nmf-k7-heatmap]).</w:t>
+        <w:t xml:space="preserve">solution to characterize how the additional factors relate to established programs when supervision is absent (Fig. [fig:fig-nmf-k7-heatmap]).</w:t>
       </w:r>
     </w:p>
     <w:p>
@@ -24375,7 +26959,7 @@
         <w:t xml:space="preserve"> </w:t>
       </w:r>
       <w:r>
-        <w:t xml:space="preserve">(Fig. [fig:fig-nmf-k7-heatmap]), standard NMF shows increased fragmentation relative to the matched-rank</w:t>
+        <w:t xml:space="preserve">(Fig. [fig:fig-nmf-k7-heatmap]), the rank-optimized unsupervised control corresponds to a broader set of PDAC gene signatures than the matched-rank</w:t>
       </w:r>
       <w:r>
         <w:t xml:space="preserve"> </w:t>
@@ -24398,7 +26982,7 @@
         <w:t xml:space="preserve"> </w:t>
       </w:r>
       <w:r>
-        <w:t xml:space="preserve">solution: multiple factors partially overlap the same PDAC gene signatures, and no additional factor maps cleanly onto a distinct established PDAC program; the added factors fragment existing signatures rather than resolving new biology.</w:t>
+        <w:t xml:space="preserve">solution, with some programs represented by more than one factor; Supplementary Fig. [fig:fig-rpm] quantifies the accompanying changes in coverage and multiplicity.</w:t>
       </w:r>
     </w:p>
     <w:p>
@@ -24410,7 +26994,7 @@
           <wp:inline>
             <wp:extent cx="5070485" cy="4214191"/>
             <wp:effectExtent b="0" l="0" r="0" t="0"/>
-            <wp:docPr descr="Gene-program correspondence for standard NMF at k = 7 (BO-selected rank with \alpha = 0), computed with the same Spearman-correlation analysis and reference programs as main-text Fig. 2a,b (top 50 genes per factor; reference programs with r &gt; 0.2 for at least one factor are shown). Compared with the matched-rank k = 3 solution, the 7-factor solution shows increased fragmentation: multiple factors correlate with the same established PDAC signatures and no additional factor maps cleanly onto a distinct program." title="" id="41" name="Picture"/>
+            <wp:docPr descr="Gene-program correspondence for the rank-optimized unsupervised control (k = 7, BO-selected rank at \alpha = 0), computed with the same Spearman-correlation analysis and reference programs as main-text Fig. 2a,b (top 50 genes per factor; reference programs with r &gt; 0.2 for at least one factor are shown). Compared with the matched-rank k = 3 solution, the k = 7 solution shows broader correspondence to established PDAC programs, with some programs represented by more than one factor. Supplementary Fig. [fig:fig-rpm] quantifies the accompanying changes in coverage and multiplicity." title="" id="41" name="Picture"/>
             <a:graphic>
               <a:graphicData uri="http://schemas.openxmlformats.org/drawingml/2006/picture">
                 <pic:pic>
@@ -24453,10 +27037,7 @@
         <w:pStyle w:val="ImageCaption"/>
       </w:pPr>
       <w:r>
-        <w:t xml:space="preserve">Gene-program correspondence for standard NMF at</w:t>
-      </w:r>
-      <w:r>
-        <w:t xml:space="preserve"> </w:t>
+        <w:t xml:space="preserve">Gene-program correspondence for the rank-optimized unsupervised control (</w:t>
       </w:r>
       <m:oMath>
         <m:r>
@@ -24473,10 +27054,7 @@
         </m:r>
       </m:oMath>
       <w:r>
-        <w:t xml:space="preserve"> </w:t>
-      </w:r>
-      <w:r>
-        <w:t xml:space="preserve">(BO-selected rank with</w:t>
+        <w:t xml:space="preserve">, BO-selected rank at</w:t>
       </w:r>
       <w:r>
         <w:t xml:space="preserve"> </w:t>
@@ -24542,7 +27120,761 @@
         <w:t xml:space="preserve"> </w:t>
       </w:r>
       <w:r>
-        <w:t xml:space="preserve">solution, the 7-factor solution shows increased fragmentation: multiple factors correlate with the same established PDAC signatures and no additional factor maps cleanly onto a distinct program.</w:t>
+        <w:t xml:space="preserve">solution, the</w:t>
+      </w:r>
+      <w:r>
+        <w:t xml:space="preserve"> </w:t>
+      </w:r>
+      <m:oMath>
+        <m:r>
+          <m:t>k</m:t>
+        </m:r>
+        <m:r>
+          <m:rPr>
+            <m:sty m:val="p"/>
+          </m:rPr>
+          <m:t>=</m:t>
+        </m:r>
+        <m:r>
+          <m:t>7</m:t>
+        </m:r>
+      </m:oMath>
+      <w:r>
+        <w:t xml:space="preserve"> </w:t>
+      </w:r>
+      <w:r>
+        <w:t xml:space="preserve">solution shows broader correspondence to established PDAC programs, with some programs represented by more than one factor. Supplementary Fig. [fig:fig-rpm] quantifies the accompanying changes in coverage and multiplicity.</w:t>
+      </w:r>
+    </w:p>
+    <w:p>
+      <w:pPr>
+        <w:pStyle w:val="BodyText"/>
+      </w:pPr>
+      <w:r>
+        <w:t xml:space="preserve">\subsection*{Reference-program coverage, edges and multiplicity}</w:t>
+      </w:r>
+    </w:p>
+    <w:p>
+      <w:pPr>
+        <w:pStyle w:val="BodyText"/>
+      </w:pPr>
+      <w:r>
+        <w:t xml:space="preserve">Fig. [fig:fig-nmf-k7-heatmap] (and main-text Fig. 2a,b) display factor-to-reference-program correspondence as a heatmap. We additionally summarize this same correspondence across factorization rank</w:t>
+      </w:r>
+      <w:r>
+        <w:t xml:space="preserve"> </w:t>
+      </w:r>
+      <m:oMath>
+        <m:r>
+          <m:t>k</m:t>
+        </m:r>
+      </m:oMath>
+      <w:r>
+        <w:t xml:space="preserve"> </w:t>
+      </w:r>
+      <w:r>
+        <w:t xml:space="preserve">using three quantities computed from the same correlation matrix (top 50 genes per factor by factor-specificity score, Spearman correlation of factor loadings against binary reference-program membership,</w:t>
+      </w:r>
+      <w:r>
+        <w:t xml:space="preserve"> </w:t>
+      </w:r>
+      <m:oMath>
+        <m:r>
+          <m:t>r</m:t>
+        </m:r>
+        <m:r>
+          <m:rPr>
+            <m:sty m:val="p"/>
+          </m:rPr>
+          <m:t>&gt;</m:t>
+        </m:r>
+        <m:r>
+          <m:t>0.2</m:t>
+        </m:r>
+      </m:oMath>
+      <w:r>
+        <w:t xml:space="preserve"> </w:t>
+      </w:r>
+      <w:r>
+        <w:t xml:space="preserve">representation threshold; Supplementary Information, Section [sec:gene-program-correlation]), over the fixed 45-program reference universe. Coverage is the number of reference programs with at least one factor at</w:t>
+      </w:r>
+      <w:r>
+        <w:t xml:space="preserve"> </w:t>
+      </w:r>
+      <m:oMath>
+        <m:r>
+          <m:t>r</m:t>
+        </m:r>
+        <m:r>
+          <m:rPr>
+            <m:sty m:val="p"/>
+          </m:rPr>
+          <m:t>&gt;</m:t>
+        </m:r>
+        <m:r>
+          <m:t>0.2</m:t>
+        </m:r>
+      </m:oMath>
+      <w:r>
+        <w:t xml:space="preserve">. Edges is the total number of (factor, reference-program) pairs at</w:t>
+      </w:r>
+      <w:r>
+        <w:t xml:space="preserve"> </w:t>
+      </w:r>
+      <m:oMath>
+        <m:r>
+          <m:t>r</m:t>
+        </m:r>
+        <m:r>
+          <m:rPr>
+            <m:sty m:val="p"/>
+          </m:rPr>
+          <m:t>&gt;</m:t>
+        </m:r>
+        <m:r>
+          <m:t>0.2</m:t>
+        </m:r>
+      </m:oMath>
+      <w:r>
+        <w:t xml:space="preserve">. Reference-program multiplicity is edges divided by coverage, defined only when coverage</w:t>
+      </w:r>
+      <w:r>
+        <w:t xml:space="preserve"> </w:t>
+      </w:r>
+      <m:oMath>
+        <m:r>
+          <m:rPr>
+            <m:sty m:val="p"/>
+          </m:rPr>
+          <m:t>&gt;</m:t>
+        </m:r>
+        <m:r>
+          <m:t>0</m:t>
+        </m:r>
+      </m:oMath>
+      <w:r>
+        <w:t xml:space="preserve">, and reports edges per represented program. A low multiplicity is not by itself evidence that fewer programs are represented, so multiplicity is always reported alongside coverage rather than in place of it.</w:t>
+      </w:r>
+    </w:p>
+    <w:p>
+      <w:pPr>
+        <w:pStyle w:val="BodyText"/>
+      </w:pPr>
+      <w:r>
+        <w:t xml:space="preserve">At each rank</w:t>
+      </w:r>
+      <w:r>
+        <w:t xml:space="preserve"> </w:t>
+      </w:r>
+      <m:oMath>
+        <m:r>
+          <m:t>k</m:t>
+        </m:r>
+        <m:r>
+          <m:rPr>
+            <m:sty m:val="p"/>
+          </m:rPr>
+          <m:t>=</m:t>
+        </m:r>
+        <m:r>
+          <m:t>2</m:t>
+        </m:r>
+        <m:r>
+          <m:rPr>
+            <m:sty m:val="p"/>
+          </m:rPr>
+          <m:t>,</m:t>
+        </m:r>
+        <m:r>
+          <m:rPr>
+            <m:sty m:val="p"/>
+          </m:rPr>
+          <m:t>…</m:t>
+        </m:r>
+        <m:r>
+          <m:rPr>
+            <m:sty m:val="p"/>
+          </m:rPr>
+          <m:t>,</m:t>
+        </m:r>
+        <m:r>
+          <m:t>12</m:t>
+        </m:r>
+      </m:oMath>
+      <w:r>
+        <w:t xml:space="preserve">, these quantities are computed for two single fits at fixed</w:t>
+      </w:r>
+      <w:r>
+        <w:t xml:space="preserve"> </w:t>
+      </w:r>
+      <m:oMath>
+        <m:r>
+          <m:t>λ</m:t>
+        </m:r>
+      </m:oMath>
+      <w:r>
+        <w:t xml:space="preserve">,</w:t>
+      </w:r>
+      <w:r>
+        <w:t xml:space="preserve"> </w:t>
+      </w:r>
+      <m:oMath>
+        <m:r>
+          <m:t>ξ</m:t>
+        </m:r>
+      </m:oMath>
+      <w:r>
+        <w:t xml:space="preserve"> </w:t>
+      </w:r>
+      <w:r>
+        <w:t xml:space="preserve">and</w:t>
+      </w:r>
+      <w:r>
+        <w:t xml:space="preserve"> </w:t>
+      </w:r>
+      <m:oMath>
+        <m:sSub>
+          <m:e>
+            <m:r>
+              <m:t>n</m:t>
+            </m:r>
+          </m:e>
+          <m:sub>
+            <m:r>
+              <m:rPr>
+                <m:nor/>
+                <m:sty m:val="p"/>
+              </m:rPr>
+              <m:t>top</m:t>
+            </m:r>
+          </m:sub>
+        </m:sSub>
+        <m:r>
+          <m:rPr>
+            <m:sty m:val="p"/>
+          </m:rPr>
+          <m:t>=</m:t>
+        </m:r>
+        <m:r>
+          <m:t>270</m:t>
+        </m:r>
+      </m:oMath>
+      <w:r>
+        <w:t xml:space="preserve"> </w:t>
+      </w:r>
+      <w:r>
+        <w:t xml:space="preserve">from the</w:t>
+      </w:r>
+      <w:r>
+        <w:t xml:space="preserve"> </w:t>
+      </w:r>
+      <m:oMath>
+        <m:r>
+          <m:t>k</m:t>
+        </m:r>
+        <m:r>
+          <m:rPr>
+            <m:sty m:val="p"/>
+          </m:rPr>
+          <m:t>×</m:t>
+        </m:r>
+        <m:r>
+          <m:t>α</m:t>
+        </m:r>
+      </m:oMath>
+      <w:r>
+        <w:t xml:space="preserve"> </w:t>
+      </w:r>
+      <w:r>
+        <w:t xml:space="preserve">cross-validation grid (\texttt{results/cv_grid}): the unsupervised fit (</w:t>
+      </w:r>
+      <m:oMath>
+        <m:r>
+          <m:t>α</m:t>
+        </m:r>
+        <m:r>
+          <m:rPr>
+            <m:sty m:val="p"/>
+          </m:rPr>
+          <m:t>=</m:t>
+        </m:r>
+        <m:r>
+          <m:t>0</m:t>
+        </m:r>
+      </m:oMath>
+      <w:r>
+        <w:t xml:space="preserve">) and the fit at the</w:t>
+      </w:r>
+      <w:r>
+        <w:t xml:space="preserve"> </w:t>
+      </w:r>
+      <m:oMath>
+        <m:r>
+          <m:t>α</m:t>
+        </m:r>
+      </m:oMath>
+      <w:r>
+        <w:t xml:space="preserve"> </w:t>
+      </w:r>
+      <w:r>
+        <w:t xml:space="preserve">maximizing mean cross-validated C-index, the same</w:t>
+      </w:r>
+      <w:r>
+        <w:t xml:space="preserve"> </w:t>
+      </w:r>
+      <m:oMath>
+        <m:r>
+          <m:t>α</m:t>
+        </m:r>
+      </m:oMath>
+      <w:r>
+        <w:t xml:space="preserve">-selection convention used for Supplementary Fig. [fig:fig-cindex-by-k]. These rank-wise points are single fits at fixed hyperparameters, not the 100-restart consensus fits used elsewhere in the manuscript. Three consensus-fit anchors are overlaid: DeSurv (</w:t>
+      </w:r>
+      <m:oMath>
+        <m:r>
+          <m:t>k</m:t>
+        </m:r>
+        <m:r>
+          <m:rPr>
+            <m:sty m:val="p"/>
+          </m:rPr>
+          <m:t>=</m:t>
+        </m:r>
+        <m:r>
+          <m:t>3</m:t>
+        </m:r>
+      </m:oMath>
+      <w:r>
+        <w:t xml:space="preserve">), standard NMF at matched rank (</w:t>
+      </w:r>
+      <m:oMath>
+        <m:r>
+          <m:t>k</m:t>
+        </m:r>
+        <m:r>
+          <m:rPr>
+            <m:sty m:val="p"/>
+          </m:rPr>
+          <m:t>=</m:t>
+        </m:r>
+        <m:r>
+          <m:t>3</m:t>
+        </m:r>
+      </m:oMath>
+      <w:r>
+        <w:t xml:space="preserve">; Lee NMF), and the rank-optimized unsupervised control (</w:t>
+      </w:r>
+      <m:oMath>
+        <m:r>
+          <m:t>k</m:t>
+        </m:r>
+        <m:r>
+          <m:rPr>
+            <m:sty m:val="p"/>
+          </m:rPr>
+          <m:t>=</m:t>
+        </m:r>
+        <m:r>
+          <m:t>7</m:t>
+        </m:r>
+      </m:oMath>
+      <w:r>
+        <w:t xml:space="preserve">,</w:t>
+      </w:r>
+      <w:r>
+        <w:t xml:space="preserve"> </w:t>
+      </w:r>
+      <m:oMath>
+        <m:r>
+          <m:t>α</m:t>
+        </m:r>
+        <m:r>
+          <m:rPr>
+            <m:sty m:val="p"/>
+          </m:rPr>
+          <m:t>=</m:t>
+        </m:r>
+        <m:r>
+          <m:t>0</m:t>
+        </m:r>
+      </m:oMath>
+      <w:r>
+        <w:t xml:space="preserve">).</w:t>
+      </w:r>
+    </w:p>
+    <w:p>
+      <w:pPr>
+        <w:pStyle w:val="BodyText"/>
+      </w:pPr>
+      <w:r>
+        <w:t xml:space="preserve">At these anchors, DeSurv reaches coverage 16, edges 16, multiplicity 1.00; matched-rank standard NMF reaches coverage 15, edges 15, multiplicity 1.00; and the rank-optimized unsupervised control at</w:t>
+      </w:r>
+      <w:r>
+        <w:t xml:space="preserve"> </w:t>
+      </w:r>
+      <m:oMath>
+        <m:r>
+          <m:t>k</m:t>
+        </m:r>
+        <m:r>
+          <m:rPr>
+            <m:sty m:val="p"/>
+          </m:rPr>
+          <m:t>=</m:t>
+        </m:r>
+        <m:r>
+          <m:t>7</m:t>
+        </m:r>
+      </m:oMath>
+      <w:r>
+        <w:t xml:space="preserve"> </w:t>
+      </w:r>
+      <w:r>
+        <w:t xml:space="preserve">reaches coverage 32, edges 36, multiplicity 1.125. Coverage increases with rank considerably more than multiplicity does, indicating that the additional factors at higher rank extend correspondence to more reference programs rather than densely duplicating correspondence to the same ones. Through</w:t>
+      </w:r>
+      <w:r>
+        <w:t xml:space="preserve"> </w:t>
+      </w:r>
+      <m:oMath>
+        <m:r>
+          <m:t>k</m:t>
+        </m:r>
+        <m:r>
+          <m:rPr>
+            <m:sty m:val="p"/>
+          </m:rPr>
+          <m:t>=</m:t>
+        </m:r>
+        <m:r>
+          <m:t>7</m:t>
+        </m:r>
+      </m:oMath>
+      <w:r>
+        <w:t xml:space="preserve"> </w:t>
+      </w:r>
+      <w:r>
+        <w:t xml:space="preserve">the dominant change is increased coverage with modest repeated representation. This is not a claim about predictive performance, which is addressed separately (Table [tab:hr-adjusted]; Supplementary Table [tab:tab-cindex-comparison]).</w:t>
+      </w:r>
+    </w:p>
+    <w:p>
+      <w:pPr>
+        <w:pStyle w:val="BodyText"/>
+      </w:pPr>
+      <w:r>
+        <w:drawing>
+          <wp:inline>
+            <wp:extent cx="5334000" cy="7111999"/>
+            <wp:effectExtent b="0" l="0" r="0" t="0"/>
+            <wp:docPr descr="" title="" id="44" name="Picture"/>
+            <a:graphic>
+              <a:graphicData uri="http://schemas.openxmlformats.org/drawingml/2006/picture">
+                <pic:pic>
+                  <pic:nvPicPr>
+                    <pic:cNvPr descr=".docx_media/figures_fig_reference_program_multiplicity.png" id="45" name="Picture"/>
+                    <pic:cNvPicPr>
+                      <a:picLocks noChangeArrowheads="1" noChangeAspect="1"/>
+                    </pic:cNvPicPr>
+                  </pic:nvPicPr>
+                  <pic:blipFill>
+                    <a:blip r:embed="rId43"/>
+                    <a:stretch>
+                      <a:fillRect/>
+                    </a:stretch>
+                  </pic:blipFill>
+                  <pic:spPr bwMode="auto">
+                    <a:xfrm>
+                      <a:off x="0" y="0"/>
+                      <a:ext cx="5334000" cy="7111999"/>
+                    </a:xfrm>
+                    <a:prstGeom prst="rect">
+                      <a:avLst/>
+                    </a:prstGeom>
+                    <a:noFill/>
+                    <a:ln w="9525">
+                      <a:noFill/>
+                      <a:headEnd/>
+                      <a:tailEnd/>
+                    </a:ln>
+                  </pic:spPr>
+                </pic:pic>
+              </a:graphicData>
+            </a:graphic>
+          </wp:inline>
+        </w:drawing>
+      </w:r>
+    </w:p>
+    <w:p>
+      <w:pPr>
+        <w:pStyle w:val="BodyText"/>
+      </w:pPr>
+      <w:r>
+        <w:rPr>
+          <w:iCs/>
+          <w:i/>
+        </w:rPr>
+        <w:t xml:space="preserve">Reference-program coverage, edges and multiplicity by factorization rank</w:t>
+      </w:r>
+      <w:r>
+        <w:rPr>
+          <w:iCs/>
+          <w:i/>
+        </w:rPr>
+        <w:t xml:space="preserve"> </w:t>
+      </w:r>
+      <m:oMath>
+        <m:r>
+          <m:t>k</m:t>
+        </m:r>
+      </m:oMath>
+      <w:r>
+        <w:rPr>
+          <w:iCs/>
+          <w:i/>
+        </w:rPr>
+        <w:t xml:space="preserve">, for the unsupervised (</w:t>
+      </w:r>
+      <m:oMath>
+        <m:r>
+          <m:t>α</m:t>
+        </m:r>
+        <m:r>
+          <m:rPr>
+            <m:sty m:val="p"/>
+          </m:rPr>
+          <m:t>=</m:t>
+        </m:r>
+        <m:r>
+          <m:t>0</m:t>
+        </m:r>
+      </m:oMath>
+      <w:r>
+        <w:rPr>
+          <w:iCs/>
+          <w:i/>
+        </w:rPr>
+        <w:t xml:space="preserve">) and supervised (best</w:t>
+      </w:r>
+      <w:r>
+        <w:rPr>
+          <w:iCs/>
+          <w:i/>
+        </w:rPr>
+        <w:t xml:space="preserve"> </w:t>
+      </w:r>
+      <m:oMath>
+        <m:r>
+          <m:t>α</m:t>
+        </m:r>
+      </m:oMath>
+      <w:r>
+        <w:rPr>
+          <w:iCs/>
+          <w:i/>
+        </w:rPr>
+        <w:t xml:space="preserve"> </w:t>
+      </w:r>
+      <w:r>
+        <w:rPr>
+          <w:iCs/>
+          <w:i/>
+        </w:rPr>
+        <w:t xml:space="preserve">by cross-validated C-index) curves, computed from the same factor-to-reference-program correspondence analysis as Fig. [fig:fig-nmf-k7-heatmap] and main-text Fig. 2a,b (top 50 genes per factor,</w:t>
+      </w:r>
+      <w:r>
+        <w:rPr>
+          <w:iCs/>
+          <w:i/>
+        </w:rPr>
+        <w:t xml:space="preserve"> </w:t>
+      </w:r>
+      <m:oMath>
+        <m:r>
+          <m:t>r</m:t>
+        </m:r>
+        <m:r>
+          <m:rPr>
+            <m:sty m:val="p"/>
+          </m:rPr>
+          <m:t>&gt;</m:t>
+        </m:r>
+        <m:r>
+          <m:t>0.2</m:t>
+        </m:r>
+      </m:oMath>
+      <w:r>
+        <w:rPr>
+          <w:iCs/>
+          <w:i/>
+        </w:rPr>
+        <w:t xml:space="preserve"> </w:t>
+      </w:r>
+      <w:r>
+        <w:rPr>
+          <w:iCs/>
+          <w:i/>
+        </w:rPr>
+        <w:t xml:space="preserve">threshold, same reference-program universe). Rank-wise points are single fits at fixed</w:t>
+      </w:r>
+      <w:r>
+        <w:rPr>
+          <w:iCs/>
+          <w:i/>
+        </w:rPr>
+        <w:t xml:space="preserve"> </w:t>
+      </w:r>
+      <m:oMath>
+        <m:r>
+          <m:t>λ</m:t>
+        </m:r>
+      </m:oMath>
+      <w:r>
+        <w:rPr>
+          <w:iCs/>
+          <w:i/>
+        </w:rPr>
+        <w:t xml:space="preserve">,</w:t>
+      </w:r>
+      <w:r>
+        <w:rPr>
+          <w:iCs/>
+          <w:i/>
+        </w:rPr>
+        <w:t xml:space="preserve"> </w:t>
+      </w:r>
+      <m:oMath>
+        <m:r>
+          <m:t>ξ</m:t>
+        </m:r>
+      </m:oMath>
+      <w:r>
+        <w:rPr>
+          <w:iCs/>
+          <w:i/>
+        </w:rPr>
+        <w:t xml:space="preserve"> </w:t>
+      </w:r>
+      <w:r>
+        <w:rPr>
+          <w:iCs/>
+          <w:i/>
+        </w:rPr>
+        <w:t xml:space="preserve">and</w:t>
+      </w:r>
+      <w:r>
+        <w:rPr>
+          <w:iCs/>
+          <w:i/>
+        </w:rPr>
+        <w:t xml:space="preserve"> </w:t>
+      </w:r>
+      <m:oMath>
+        <m:sSub>
+          <m:e>
+            <m:r>
+              <m:t>n</m:t>
+            </m:r>
+          </m:e>
+          <m:sub>
+            <m:r>
+              <m:rPr>
+                <m:nor/>
+                <m:sty m:val="p"/>
+              </m:rPr>
+              <m:t>top</m:t>
+            </m:r>
+          </m:sub>
+        </m:sSub>
+      </m:oMath>
+      <w:r>
+        <w:rPr>
+          <w:iCs/>
+          <w:i/>
+        </w:rPr>
+        <w:t xml:space="preserve">, not the 100-restart consensus fits used elsewhere; markers denote the three consensus-fit anchors (DeSurv</w:t>
+      </w:r>
+      <w:r>
+        <w:rPr>
+          <w:iCs/>
+          <w:i/>
+        </w:rPr>
+        <w:t xml:space="preserve"> </w:t>
+      </w:r>
+      <m:oMath>
+        <m:r>
+          <m:t>k</m:t>
+        </m:r>
+        <m:r>
+          <m:rPr>
+            <m:sty m:val="p"/>
+          </m:rPr>
+          <m:t>=</m:t>
+        </m:r>
+        <m:r>
+          <m:t>3</m:t>
+        </m:r>
+      </m:oMath>
+      <w:r>
+        <w:rPr>
+          <w:iCs/>
+          <w:i/>
+        </w:rPr>
+        <w:t xml:space="preserve">, matched-rank standard NMF</w:t>
+      </w:r>
+      <w:r>
+        <w:rPr>
+          <w:iCs/>
+          <w:i/>
+        </w:rPr>
+        <w:t xml:space="preserve"> </w:t>
+      </w:r>
+      <m:oMath>
+        <m:r>
+          <m:t>k</m:t>
+        </m:r>
+        <m:r>
+          <m:rPr>
+            <m:sty m:val="p"/>
+          </m:rPr>
+          <m:t>=</m:t>
+        </m:r>
+        <m:r>
+          <m:t>3</m:t>
+        </m:r>
+      </m:oMath>
+      <w:r>
+        <w:rPr>
+          <w:iCs/>
+          <w:i/>
+        </w:rPr>
+        <w:t xml:space="preserve">, rank-optimized unsupervised control</w:t>
+      </w:r>
+      <w:r>
+        <w:rPr>
+          <w:iCs/>
+          <w:i/>
+        </w:rPr>
+        <w:t xml:space="preserve"> </w:t>
+      </w:r>
+      <m:oMath>
+        <m:r>
+          <m:t>k</m:t>
+        </m:r>
+        <m:r>
+          <m:rPr>
+            <m:sty m:val="p"/>
+          </m:rPr>
+          <m:t>=</m:t>
+        </m:r>
+        <m:r>
+          <m:t>7</m:t>
+        </m:r>
+      </m:oMath>
+      <w:r>
+        <w:rPr>
+          <w:iCs/>
+          <w:i/>
+        </w:rPr>
+        <w:t xml:space="preserve">).</w:t>
       </w:r>
     </w:p>
     <w:tbl>
@@ -24596,19 +27928,19 @@
               <w:jc w:val="left"/>
             </w:pPr>
             <w:r>
-              <w:t xml:space="preserve">Std NMF (K=3)</w:t>
-            </w:r>
-          </w:p>
-        </w:tc>
-        <w:tc>
-          <w:tcPr/>
-          <w:p>
-            <w:pPr>
-              <w:pStyle w:val="Compact"/>
-              <w:jc w:val="left"/>
-            </w:pPr>
-            <w:r>
-              <w:t xml:space="preserve">Matched-budget (K=3,</w:t>
+              <w:t xml:space="preserve">Lee NMF (K=3)</w:t>
+            </w:r>
+          </w:p>
+        </w:tc>
+        <w:tc>
+          <w:tcPr/>
+          <w:p>
+            <w:pPr>
+              <w:pStyle w:val="Compact"/>
+              <w:jc w:val="left"/>
+            </w:pPr>
+            <w:r>
+              <w:t xml:space="preserve">Matched-budget control (K=3,</w:t>
             </w:r>
             <w:r>
               <w:t xml:space="preserve"> </w:t>
@@ -24631,19 +27963,19 @@
               <w:jc w:val="left"/>
             </w:pPr>
             <w:r>
-              <w:t xml:space="preserve">Std NMF (K=5, elbow)</w:t>
-            </w:r>
-          </w:p>
-        </w:tc>
-        <w:tc>
-          <w:tcPr/>
-          <w:p>
-            <w:pPr>
-              <w:pStyle w:val="Compact"/>
-              <w:jc w:val="left"/>
-            </w:pPr>
-            <w:r>
-              <w:t xml:space="preserve">Std NMF (K=7, BO</w:t>
+              <w:t xml:space="preserve">Lee NMF (K=5, elbow)</w:t>
+            </w:r>
+          </w:p>
+        </w:tc>
+        <w:tc>
+          <w:tcPr/>
+          <w:p>
+            <w:pPr>
+              <w:pStyle w:val="Compact"/>
+              <w:jc w:val="left"/>
+            </w:pPr>
+            <w:r>
+              <w:t xml:space="preserve">Rank-optimized control (K=7,</w:t>
             </w:r>
             <w:r>
               <w:t xml:space="preserve"> </w:t>
@@ -25039,7 +28371,7 @@
           <w:iCs/>
           <w:i/>
         </w:rPr>
-        <w:t xml:space="preserve">External validation C-index by method and cohort. DeSurv at BO-selected rank (</w:t>
+        <w:t xml:space="preserve">External validation C-index by method and cohort. DeSurv at the one-standard-error-selected rank (</w:t>
       </w:r>
       <m:oMath>
         <m:r>
@@ -25060,7 +28392,7 @@
           <w:iCs/>
           <w:i/>
         </w:rPr>
-        <w:t xml:space="preserve">) is compared with standard NMF at matched rank (</w:t>
+        <w:t xml:space="preserve">) is compared with Lee NMF at matched rank (</w:t>
       </w:r>
       <m:oMath>
         <m:r>
@@ -25081,7 +28413,7 @@
           <w:iCs/>
           <w:i/>
         </w:rPr>
-        <w:t xml:space="preserve">), elbow-selected rank (</w:t>
+        <w:t xml:space="preserve">) and at elbow-selected rank (</w:t>
       </w:r>
       <m:oMath>
         <m:r>
@@ -25102,7 +28434,7 @@
           <w:iCs/>
           <w:i/>
         </w:rPr>
-        <w:t xml:space="preserve">) and BO-selected rank (</w:t>
+        <w:t xml:space="preserve">), with the matched-budget unsupervised control (</w:t>
       </w:r>
       <m:oMath>
         <m:r>
@@ -25115,7 +28447,7 @@
           <m:t>=</m:t>
         </m:r>
         <m:r>
-          <m:t>7</m:t>
+          <m:t>3</m:t>
         </m:r>
       </m:oMath>
       <w:r>
@@ -25151,18 +28483,39 @@
           <w:iCs/>
           <w:i/>
         </w:rPr>
-        <w:t xml:space="preserve">), and with a matched-budget unsupervised control at</w:t>
-      </w:r>
+        <w:t xml:space="preserve">) and with the rank-optimized unsupervised control (</w:t>
+      </w:r>
+      <m:oMath>
+        <m:r>
+          <m:t>k</m:t>
+        </m:r>
+        <m:r>
+          <m:rPr>
+            <m:sty m:val="p"/>
+          </m:rPr>
+          <m:t>=</m:t>
+        </m:r>
+        <m:r>
+          <m:t>7</m:t>
+        </m:r>
+      </m:oMath>
       <w:r>
         <w:rPr>
           <w:iCs/>
           <w:i/>
         </w:rPr>
-        <w:t xml:space="preserve"> </w:t>
-      </w:r>
-      <m:oMath>
-        <m:r>
-          <m:t>k</m:t>
+        <w:t xml:space="preserve">,</w:t>
+      </w:r>
+      <w:r>
+        <w:rPr>
+          <w:iCs/>
+          <w:i/>
+        </w:rPr>
+        <w:t xml:space="preserve"> </w:t>
+      </w:r>
+      <m:oMath>
+        <m:r>
+          <m:t>α</m:t>
         </m:r>
         <m:r>
           <m:rPr>
@@ -25171,7 +28524,7 @@
           <m:t>=</m:t>
         </m:r>
         <m:r>
-          <m:t>3</m:t>
+          <m:t>0</m:t>
         </m:r>
       </m:oMath>
       <w:r>
@@ -25179,7 +28532,7 @@
           <w:iCs/>
           <w:i/>
         </w:rPr>
-        <w:t xml:space="preserve">. The unsupervised columns are not all produced by one implementation:</w:t>
+        <w:t xml:space="preserve">). The unsupervised columns are not all produced by one implementation: the two Lee NMF columns are</w:t>
       </w:r>
       <w:r>
         <w:rPr>
@@ -25187,69 +28540,6 @@
           <w:i/>
         </w:rPr>
         <w:t xml:space="preserve"> </w:t>
-      </w:r>
-      <m:oMath>
-        <m:r>
-          <m:t>k</m:t>
-        </m:r>
-        <m:r>
-          <m:rPr>
-            <m:sty m:val="p"/>
-          </m:rPr>
-          <m:t>=</m:t>
-        </m:r>
-        <m:r>
-          <m:t>3</m:t>
-        </m:r>
-      </m:oMath>
-      <w:r>
-        <w:rPr>
-          <w:iCs/>
-          <w:i/>
-        </w:rPr>
-        <w:t xml:space="preserve"> </w:t>
-      </w:r>
-      <w:r>
-        <w:rPr>
-          <w:iCs/>
-          <w:i/>
-        </w:rPr>
-        <w:t xml:space="preserve">(Std NMF) and</w:t>
-      </w:r>
-      <w:r>
-        <w:rPr>
-          <w:iCs/>
-          <w:i/>
-        </w:rPr>
-        <w:t xml:space="preserve"> </w:t>
-      </w:r>
-      <m:oMath>
-        <m:r>
-          <m:t>k</m:t>
-        </m:r>
-        <m:r>
-          <m:rPr>
-            <m:sty m:val="p"/>
-          </m:rPr>
-          <m:t>=</m:t>
-        </m:r>
-        <m:r>
-          <m:t>5</m:t>
-        </m:r>
-      </m:oMath>
-      <w:r>
-        <w:rPr>
-          <w:iCs/>
-          <w:i/>
-        </w:rPr>
-        <w:t xml:space="preserve"> </w:t>
-      </w:r>
-      <w:r>
-        <w:rPr>
-          <w:iCs/>
-          <w:i/>
-        </w:rPr>
-        <w:t xml:space="preserve">are Lee multiplicative NMF (</w:t>
       </w:r>
       <w:r>
         <w:rPr>
@@ -25264,7 +28554,7 @@
           <w:iCs/>
           <w:i/>
         </w:rPr>
-        <w:t xml:space="preserve">), whereas the matched-budget</w:t>
+        <w:t xml:space="preserve">, whereas the two controls are the DeSurv optimizer run at</w:t>
       </w:r>
       <w:r>
         <w:rPr>
@@ -25275,7 +28565,7 @@
       </w:r>
       <m:oMath>
         <m:r>
-          <m:t>k</m:t>
+          <m:t>α</m:t>
         </m:r>
         <m:r>
           <m:rPr>
@@ -25284,7 +28574,7 @@
           <m:t>=</m:t>
         </m:r>
         <m:r>
-          <m:t>3</m:t>
+          <m:t>0</m:t>
         </m:r>
       </m:oMath>
       <w:r>
@@ -25299,7 +28589,7 @@
           <w:iCs/>
           <w:i/>
         </w:rPr>
-        <w:t xml:space="preserve">column and the</w:t>
+        <w:t xml:space="preserve">with the same consensus-initialization procedure as the supervised model. The matched-budget column is the tuning-budget control: it holds rank, optimizer, consensus-initialization procedure and Bayesian-optimization budget fixed while re-optimizing the remaining hyperparameters with</w:t>
       </w:r>
       <w:r>
         <w:rPr>
@@ -25310,7 +28600,7 @@
       </w:r>
       <m:oMath>
         <m:r>
-          <m:t>k</m:t>
+          <m:t>α</m:t>
         </m:r>
         <m:r>
           <m:rPr>
@@ -25319,7 +28609,7 @@
           <m:t>=</m:t>
         </m:r>
         <m:r>
-          <m:t>7</m:t>
+          <m:t>0</m:t>
         </m:r>
       </m:oMath>
       <w:r>
@@ -25327,49 +28617,7 @@
           <w:iCs/>
           <w:i/>
         </w:rPr>
-        <w:t xml:space="preserve"> </w:t>
-      </w:r>
-      <w:r>
-        <w:rPr>
-          <w:iCs/>
-          <w:i/>
-        </w:rPr>
-        <w:t xml:space="preserve">column are the DeSurv optimizer run at</w:t>
-      </w:r>
-      <w:r>
-        <w:rPr>
-          <w:iCs/>
-          <w:i/>
-        </w:rPr>
-        <w:t xml:space="preserve"> </w:t>
-      </w:r>
-      <m:oMath>
-        <m:r>
-          <m:t>α</m:t>
-        </m:r>
-        <m:r>
-          <m:rPr>
-            <m:sty m:val="p"/>
-          </m:rPr>
-          <m:t>=</m:t>
-        </m:r>
-        <m:r>
-          <m:t>0</m:t>
-        </m:r>
-      </m:oMath>
-      <w:r>
-        <w:rPr>
-          <w:iCs/>
-          <w:i/>
-        </w:rPr>
-        <w:t xml:space="preserve"> </w:t>
-      </w:r>
-      <w:r>
-        <w:rPr>
-          <w:iCs/>
-          <w:i/>
-        </w:rPr>
-        <w:t xml:space="preserve">with the same consensus initialization as the supervised model. The matched-budget column is the tuning-budget control: it holds rank, optimizer, consensus initialization and Bayesian-optimization budget fixed and varies only supervision, and it does not improve on</w:t>
+        <w:t xml:space="preserve">. It therefore varies only supervision and does not improve on</w:t>
       </w:r>
       <w:r>
         <w:rPr>
@@ -25435,12 +28683,408 @@
         <w:t xml:space="preserve">).</w:t>
       </w:r>
     </w:p>
+    <w:tbl>
+      <w:tblPr>
+        <w:tblStyle w:val="Table"/>
+        <w:tblW w:type="pct" w:w="5000"/>
+        <w:tblLook w:firstRow="1" w:lastRow="0" w:firstColumn="0" w:lastColumn="0" w:noHBand="0" w:noVBand="0" w:val="0020"/>
+        <w:jc w:val="start"/>
+      </w:tblPr>
+      <w:tblGrid>
+        <w:gridCol w:w="1584"/>
+        <w:gridCol w:w="1584"/>
+        <w:gridCol w:w="1584"/>
+        <w:gridCol w:w="1584"/>
+        <w:gridCol w:w="1584"/>
+      </w:tblGrid>
+      <w:tr>
+        <w:trPr>
+          <w:tblHeader w:val="true"/>
+        </w:trPr>
+        <w:tc>
+          <w:tcPr/>
+          <w:p>
+            <w:pPr>
+              <w:pStyle w:val="Compact"/>
+              <w:jc w:val="left"/>
+            </w:pPr>
+            <w:r>
+              <w:t xml:space="preserve">Cohort</w:t>
+            </w:r>
+          </w:p>
+        </w:tc>
+        <w:tc>
+          <w:tcPr/>
+          <w:p>
+            <w:pPr>
+              <w:pStyle w:val="Compact"/>
+              <w:jc w:val="left"/>
+            </w:pPr>
+            <m:oMath>
+              <m:r>
+                <m:t>n</m:t>
+              </m:r>
+            </m:oMath>
+          </w:p>
+        </w:tc>
+        <w:tc>
+          <w:tcPr/>
+          <w:p>
+            <w:pPr>
+              <w:pStyle w:val="Compact"/>
+              <w:jc w:val="left"/>
+            </w:pPr>
+            <w:r>
+              <w:t xml:space="preserve">Deaths</w:t>
+            </w:r>
+          </w:p>
+        </w:tc>
+        <w:tc>
+          <w:tcPr/>
+          <w:p>
+            <w:pPr>
+              <w:pStyle w:val="Compact"/>
+              <w:jc w:val="left"/>
+            </w:pPr>
+            <w:r>
+              <w:t xml:space="preserve">HR per within-cohort SD (95% CI)</w:t>
+            </w:r>
+          </w:p>
+        </w:tc>
+        <w:tc>
+          <w:tcPr/>
+          <w:p>
+            <w:pPr>
+              <w:pStyle w:val="Compact"/>
+              <w:jc w:val="left"/>
+            </w:pPr>
+            <w:r>
+              <w:t xml:space="preserve">C-index (95% CI)</w:t>
+            </w:r>
+          </w:p>
+        </w:tc>
+      </w:tr>
+      <w:tr>
+        <w:tc>
+          <w:tcPr/>
+          <w:p>
+            <w:pPr>
+              <w:pStyle w:val="Compact"/>
+              <w:jc w:val="left"/>
+            </w:pPr>
+            <w:r>
+              <w:t xml:space="preserve">Dijk</w:t>
+            </w:r>
+          </w:p>
+        </w:tc>
+        <w:tc>
+          <w:tcPr/>
+          <w:p>
+            <w:pPr>
+              <w:pStyle w:val="Compact"/>
+              <w:jc w:val="left"/>
+            </w:pPr>
+            <w:r>
+              <w:t xml:space="preserve">90</w:t>
+            </w:r>
+          </w:p>
+        </w:tc>
+        <w:tc>
+          <w:tcPr/>
+          <w:p>
+            <w:pPr>
+              <w:pStyle w:val="Compact"/>
+              <w:jc w:val="left"/>
+            </w:pPr>
+            <w:r>
+              <w:t xml:space="preserve">81</w:t>
+            </w:r>
+          </w:p>
+        </w:tc>
+        <w:tc>
+          <w:tcPr/>
+          <w:p>
+            <w:pPr>
+              <w:pStyle w:val="Compact"/>
+              <w:jc w:val="left"/>
+            </w:pPr>
+            <w:r>
+              <w:t xml:space="preserve">1.32 (1.06–1.66)</w:t>
+            </w:r>
+          </w:p>
+        </w:tc>
+        <w:tc>
+          <w:tcPr/>
+          <w:p>
+            <w:pPr>
+              <w:pStyle w:val="Compact"/>
+              <w:jc w:val="left"/>
+            </w:pPr>
+            <w:r>
+              <w:t xml:space="preserve">0.607 (0.531–0.679)</w:t>
+            </w:r>
+          </w:p>
+        </w:tc>
+      </w:tr>
+      <w:tr>
+        <w:tc>
+          <w:tcPr/>
+          <w:p>
+            <w:pPr>
+              <w:pStyle w:val="Compact"/>
+              <w:jc w:val="left"/>
+            </w:pPr>
+            <w:r>
+              <w:t xml:space="preserve">Moffitt</w:t>
+            </w:r>
+          </w:p>
+        </w:tc>
+        <w:tc>
+          <w:tcPr/>
+          <w:p>
+            <w:pPr>
+              <w:pStyle w:val="Compact"/>
+              <w:jc w:val="left"/>
+            </w:pPr>
+            <w:r>
+              <w:t xml:space="preserve">123</w:t>
+            </w:r>
+          </w:p>
+        </w:tc>
+        <w:tc>
+          <w:tcPr/>
+          <w:p>
+            <w:pPr>
+              <w:pStyle w:val="Compact"/>
+              <w:jc w:val="left"/>
+            </w:pPr>
+            <w:r>
+              <w:t xml:space="preserve">83</w:t>
+            </w:r>
+          </w:p>
+        </w:tc>
+        <w:tc>
+          <w:tcPr/>
+          <w:p>
+            <w:pPr>
+              <w:pStyle w:val="Compact"/>
+              <w:jc w:val="left"/>
+            </w:pPr>
+            <w:r>
+              <w:t xml:space="preserve">1.20 (0.98–1.48)</w:t>
+            </w:r>
+          </w:p>
+        </w:tc>
+        <w:tc>
+          <w:tcPr/>
+          <w:p>
+            <w:pPr>
+              <w:pStyle w:val="Compact"/>
+              <w:jc w:val="left"/>
+            </w:pPr>
+            <w:r>
+              <w:t xml:space="preserve">0.562 (0.478–0.639)</w:t>
+            </w:r>
+          </w:p>
+        </w:tc>
+      </w:tr>
+      <w:tr>
+        <w:tc>
+          <w:tcPr/>
+          <w:p>
+            <w:pPr>
+              <w:pStyle w:val="Compact"/>
+              <w:jc w:val="left"/>
+            </w:pPr>
+            <w:r>
+              <w:t xml:space="preserve">PACA-AU</w:t>
+            </w:r>
+          </w:p>
+        </w:tc>
+        <w:tc>
+          <w:tcPr/>
+          <w:p>
+            <w:pPr>
+              <w:pStyle w:val="Compact"/>
+              <w:jc w:val="left"/>
+            </w:pPr>
+            <w:r>
+              <w:t xml:space="preserve">69</w:t>
+            </w:r>
+          </w:p>
+        </w:tc>
+        <w:tc>
+          <w:tcPr/>
+          <w:p>
+            <w:pPr>
+              <w:pStyle w:val="Compact"/>
+              <w:jc w:val="left"/>
+            </w:pPr>
+            <w:r>
+              <w:t xml:space="preserve">43</w:t>
+            </w:r>
+          </w:p>
+        </w:tc>
+        <w:tc>
+          <w:tcPr/>
+          <w:p>
+            <w:pPr>
+              <w:pStyle w:val="Compact"/>
+              <w:jc w:val="left"/>
+            </w:pPr>
+            <w:r>
+              <w:t xml:space="preserve">1.46 (1.09–1.96)</w:t>
+            </w:r>
+          </w:p>
+        </w:tc>
+        <w:tc>
+          <w:tcPr/>
+          <w:p>
+            <w:pPr>
+              <w:pStyle w:val="Compact"/>
+              <w:jc w:val="left"/>
+            </w:pPr>
+            <w:r>
+              <w:t xml:space="preserve">0.630 (0.541–0.745)</w:t>
+            </w:r>
+          </w:p>
+        </w:tc>
+      </w:tr>
+      <w:tr>
+        <w:tc>
+          <w:tcPr/>
+          <w:p>
+            <w:pPr>
+              <w:pStyle w:val="Compact"/>
+              <w:jc w:val="left"/>
+            </w:pPr>
+            <w:r>
+              <w:t xml:space="preserve">Puleo</w:t>
+            </w:r>
+          </w:p>
+        </w:tc>
+        <w:tc>
+          <w:tcPr/>
+          <w:p>
+            <w:pPr>
+              <w:pStyle w:val="Compact"/>
+              <w:jc w:val="left"/>
+            </w:pPr>
+            <w:r>
+              <w:t xml:space="preserve">288</w:t>
+            </w:r>
+          </w:p>
+        </w:tc>
+        <w:tc>
+          <w:tcPr/>
+          <w:p>
+            <w:pPr>
+              <w:pStyle w:val="Compact"/>
+              <w:jc w:val="left"/>
+            </w:pPr>
+            <w:r>
+              <w:t xml:space="preserve">181</w:t>
+            </w:r>
+          </w:p>
+        </w:tc>
+        <w:tc>
+          <w:tcPr/>
+          <w:p>
+            <w:pPr>
+              <w:pStyle w:val="Compact"/>
+              <w:jc w:val="left"/>
+            </w:pPr>
+            <w:r>
+              <w:t xml:space="preserve">1.37 (1.18–1.59)</w:t>
+            </w:r>
+          </w:p>
+        </w:tc>
+        <w:tc>
+          <w:tcPr/>
+          <w:p>
+            <w:pPr>
+              <w:pStyle w:val="Compact"/>
+              <w:jc w:val="left"/>
+            </w:pPr>
+            <w:r>
+              <w:t xml:space="preserve">0.636 (0.594–0.678)</w:t>
+            </w:r>
+          </w:p>
+        </w:tc>
+      </w:tr>
+      <w:tr>
+        <w:tc>
+          <w:tcPr/>
+          <w:p>
+            <w:pPr>
+              <w:pStyle w:val="Compact"/>
+              <w:jc w:val="left"/>
+            </w:pPr>
+            <w:r>
+              <w:t xml:space="preserve">Combined</w:t>
+            </w:r>
+          </w:p>
+        </w:tc>
+        <w:tc>
+          <w:tcPr/>
+          <w:p>
+            <w:pPr>
+              <w:pStyle w:val="Compact"/>
+              <w:jc w:val="left"/>
+            </w:pPr>
+            <w:r>
+              <w:t xml:space="preserve">570</w:t>
+            </w:r>
+          </w:p>
+        </w:tc>
+        <w:tc>
+          <w:tcPr/>
+          <w:p>
+            <w:pPr>
+              <w:pStyle w:val="Compact"/>
+              <w:jc w:val="left"/>
+            </w:pPr>
+            <w:r>
+              <w:t xml:space="preserve">388</w:t>
+            </w:r>
+          </w:p>
+        </w:tc>
+        <w:tc>
+          <w:tcPr/>
+          <w:p>
+            <w:pPr>
+              <w:pStyle w:val="Compact"/>
+              <w:jc w:val="left"/>
+            </w:pPr>
+            <w:r>
+              <w:t xml:space="preserve">—</w:t>
+            </w:r>
+          </w:p>
+        </w:tc>
+        <w:tc>
+          <w:tcPr/>
+          <w:p>
+            <w:pPr>
+              <w:pStyle w:val="Compact"/>
+              <w:jc w:val="left"/>
+            </w:pPr>
+            <w:r>
+              <w:t xml:space="preserve">0.613 (0.579–0.646)</w:t>
+            </w:r>
+          </w:p>
+        </w:tc>
+      </w:tr>
+    </w:tbl>
     <w:p>
       <w:pPr>
         <w:pStyle w:val="BodyText"/>
       </w:pPr>
       <w:r>
-        <w:t xml:space="preserve">\subsection*{Stromal resolution: which reference programs are recovered from bulk}</w:t>
+        <w:rPr>
+          <w:iCs/>
+          <w:i/>
+        </w:rPr>
+        <w:t xml:space="preserve">Cohort-specific external-validation estimates for the frozen DeSurv linear predictor, on the de-duplicated patient-level table (570 unique patients, 388 deaths; PACA-AU represented once, RNA-seq retained). Hazard ratios are per standard deviation of the linear predictor computed within that cohort, the convention used for the interaction test, so they are not comparable to the pooled-standard-deviation hazard ratio in main-text Table [tab:hr-adjusted]. C-index confidence intervals are percentile intervals from 1000 stratified bootstrap replicates (seed 1) resampling within cohort; the combined C-index is the event-weighted mean of the four cohort values.</w:t>
       </w:r>
     </w:p>
     <w:p>
@@ -25448,60 +29092,7 @@
         <w:pStyle w:val="BodyText"/>
       </w:pPr>
       <w:r>
-        <w:t xml:space="preserve">Bulk deconvolution has conventionally separated activated from normal stroma,</w:t>
-      </w:r>
-      <w:r>
-        <w:t xml:space="preserve"> </w:t>
-      </w:r>
-      <w:r>
-        <w:t xml:space="preserve">whereas the finer cancer-associated fibroblast states, and the proCAF/restCAF</w:t>
-      </w:r>
-      <w:r>
-        <w:t xml:space="preserve"> </w:t>
-      </w:r>
-      <w:r>
-        <w:t xml:space="preserve">classification derived from them, were established in single-cell data. We</w:t>
-      </w:r>
-      <w:r>
-        <w:t xml:space="preserve"> </w:t>
-      </w:r>
-      <w:r>
-        <w:t xml:space="preserve">therefore asked which stromal reference programs each</w:t>
-      </w:r>
-      <w:r>
-        <w:t xml:space="preserve"> </w:t>
-      </w:r>
-      <m:oMath>
-        <m:r>
-          <m:t>k</m:t>
-        </m:r>
-        <m:r>
-          <m:rPr>
-            <m:sty m:val="p"/>
-          </m:rPr>
-          <m:t>=</m:t>
-        </m:r>
-        <m:r>
-          <m:t>3</m:t>
-        </m:r>
-      </m:oMath>
-      <w:r>
-        <w:t xml:space="preserve"> </w:t>
-      </w:r>
-      <w:r>
-        <w:t xml:space="preserve">factorization</w:t>
-      </w:r>
-      <w:r>
-        <w:t xml:space="preserve"> </w:t>
-      </w:r>
-      <w:r>
-        <w:t xml:space="preserve">actually resolves (\texttt{code/23}). Two views are reported because they do not</w:t>
-      </w:r>
-      <w:r>
-        <w:t xml:space="preserve"> </w:t>
-      </w:r>
-      <w:r>
-        <w:t xml:space="preserve">agree, and the defensible claim depends on which question is asked.</w:t>
+        <w:t xml:space="preserve">\subsection*{Stromal resolution: which reference programs are recovered from bulk}</w:t>
       </w:r>
     </w:p>
     <w:p>
@@ -25509,85 +29100,60 @@
         <w:pStyle w:val="BodyText"/>
       </w:pPr>
       <w:r>
-        <w:t xml:space="preserve">In the top-gene view shown in main-text Fig. 2a,b, which asks whether signature</w:t>
-      </w:r>
-      <w:r>
-        <w:t xml:space="preserve"> </w:t>
-      </w:r>
-      <w:r>
-        <w:t xml:space="preserve">genes are enriched among the 50 genes that define each factor, the</w:t>
-      </w:r>
-      <w:r>
-        <w:t xml:space="preserve"> </w:t>
-      </w:r>
-      <w:r>
-        <w:t xml:space="preserve">activated-stroma program is recovered comparably by all methods</w:t>
-      </w:r>
-      <w:r>
-        <w:t xml:space="preserve"> </w:t>
-      </w:r>
-      <w:r>
-        <w:t xml:space="preserve">(7, 6</w:t>
-      </w:r>
-      <w:r>
-        <w:t xml:space="preserve"> </w:t>
-      </w:r>
-      <w:r>
-        <w:t xml:space="preserve">and 10 of</w:t>
-      </w:r>
-      <w:r>
-        <w:t xml:space="preserve"> </w:t>
-      </w:r>
-      <w:r>
-        <w:t xml:space="preserve">206 genes for DeSurv, standard NMF and the</w:t>
-      </w:r>
-      <w:r>
-        <w:t xml:space="preserve"> </w:t>
-      </w:r>
-      <w:r>
-        <w:t xml:space="preserve">matched-budget control). The restraining-stroma programs behave differently:</w:t>
-      </w:r>
-      <w:r>
-        <w:t xml:space="preserve"> </w:t>
-      </w:r>
-      <w:r>
-        <w:t xml:space="preserve">2 of 25</w:t>
-      </w:r>
-      <w:r>
-        <w:t xml:space="preserve"> </w:t>
-      </w:r>
-      <w:r>
-        <w:t xml:space="preserve">restCAF genes and 2 of</w:t>
-      </w:r>
-      <w:r>
-        <w:t xml:space="preserve"> </w:t>
-      </w:r>
-      <w:r>
-        <w:t xml:space="preserve">35 iCAF genes appear among DeSurv’s defining genes,</w:t>
-      </w:r>
-      <w:r>
-        <w:t xml:space="preserve"> </w:t>
-      </w:r>
-      <w:r>
-        <w:t xml:space="preserve">against 0 and 0</w:t>
-      </w:r>
-      <w:r>
-        <w:t xml:space="preserve"> </w:t>
-      </w:r>
-      <w:r>
-        <w:t xml:space="preserve">for standard NMF. The proCAF programs, by contrast, are recovered comparably by</w:t>
-      </w:r>
-      <w:r>
-        <w:t xml:space="preserve"> </w:t>
-      </w:r>
-      <w:r>
-        <w:t xml:space="preserve">all methods (4 versus</w:t>
-      </w:r>
-      <w:r>
-        <w:t xml:space="preserve"> </w:t>
-      </w:r>
-      <w:r>
-        <w:t xml:space="preserve">3 of 25 genes).</w:t>
+        <w:t xml:space="preserve">Bulk deconvolution has conventionally separated activated from normal stroma,</w:t>
+      </w:r>
+      <w:r>
+        <w:t xml:space="preserve"> </w:t>
+      </w:r>
+      <w:r>
+        <w:t xml:space="preserve">whereas the finer cancer-associated fibroblast states, and the proCAF/restCAF</w:t>
+      </w:r>
+      <w:r>
+        <w:t xml:space="preserve"> </w:t>
+      </w:r>
+      <w:r>
+        <w:t xml:space="preserve">classification derived from them, were established in single-cell data. We</w:t>
+      </w:r>
+      <w:r>
+        <w:t xml:space="preserve"> </w:t>
+      </w:r>
+      <w:r>
+        <w:t xml:space="preserve">therefore asked which stromal reference programs each</w:t>
+      </w:r>
+      <w:r>
+        <w:t xml:space="preserve"> </w:t>
+      </w:r>
+      <m:oMath>
+        <m:r>
+          <m:t>k</m:t>
+        </m:r>
+        <m:r>
+          <m:rPr>
+            <m:sty m:val="p"/>
+          </m:rPr>
+          <m:t>=</m:t>
+        </m:r>
+        <m:r>
+          <m:t>3</m:t>
+        </m:r>
+      </m:oMath>
+      <w:r>
+        <w:t xml:space="preserve"> </w:t>
+      </w:r>
+      <w:r>
+        <w:t xml:space="preserve">factorization</w:t>
+      </w:r>
+      <w:r>
+        <w:t xml:space="preserve"> </w:t>
+      </w:r>
+      <w:r>
+        <w:t xml:space="preserve">actually resolves (\texttt{code/23}). Two views are reported because they do not</w:t>
+      </w:r>
+      <w:r>
+        <w:t xml:space="preserve"> </w:t>
+      </w:r>
+      <w:r>
+        <w:t xml:space="preserve">agree, and the defensible claim depends on which question is asked.</w:t>
       </w:r>
     </w:p>
     <w:p>
@@ -25595,6 +29161,92 @@
         <w:pStyle w:val="BodyText"/>
       </w:pPr>
       <w:r>
+        <w:t xml:space="preserve">In the top-gene view shown in main-text Fig. 2a,b, which asks whether signature</w:t>
+      </w:r>
+      <w:r>
+        <w:t xml:space="preserve"> </w:t>
+      </w:r>
+      <w:r>
+        <w:t xml:space="preserve">genes are enriched among the 50 genes that define each factor, the</w:t>
+      </w:r>
+      <w:r>
+        <w:t xml:space="preserve"> </w:t>
+      </w:r>
+      <w:r>
+        <w:t xml:space="preserve">activated-stroma program is recovered comparably by all methods</w:t>
+      </w:r>
+      <w:r>
+        <w:t xml:space="preserve"> </w:t>
+      </w:r>
+      <w:r>
+        <w:t xml:space="preserve">(7, 6</w:t>
+      </w:r>
+      <w:r>
+        <w:t xml:space="preserve"> </w:t>
+      </w:r>
+      <w:r>
+        <w:t xml:space="preserve">and 10 of</w:t>
+      </w:r>
+      <w:r>
+        <w:t xml:space="preserve"> </w:t>
+      </w:r>
+      <w:r>
+        <w:t xml:space="preserve">206 genes for DeSurv, standard NMF and the</w:t>
+      </w:r>
+      <w:r>
+        <w:t xml:space="preserve"> </w:t>
+      </w:r>
+      <w:r>
+        <w:t xml:space="preserve">matched-budget control). The restraining-stroma programs behave differently:</w:t>
+      </w:r>
+      <w:r>
+        <w:t xml:space="preserve"> </w:t>
+      </w:r>
+      <w:r>
+        <w:t xml:space="preserve">2 of 25</w:t>
+      </w:r>
+      <w:r>
+        <w:t xml:space="preserve"> </w:t>
+      </w:r>
+      <w:r>
+        <w:t xml:space="preserve">restCAF genes and 2 of</w:t>
+      </w:r>
+      <w:r>
+        <w:t xml:space="preserve"> </w:t>
+      </w:r>
+      <w:r>
+        <w:t xml:space="preserve">35 iCAF genes appear among DeSurv’s defining genes,</w:t>
+      </w:r>
+      <w:r>
+        <w:t xml:space="preserve"> </w:t>
+      </w:r>
+      <w:r>
+        <w:t xml:space="preserve">against 0 and 0</w:t>
+      </w:r>
+      <w:r>
+        <w:t xml:space="preserve"> </w:t>
+      </w:r>
+      <w:r>
+        <w:t xml:space="preserve">for standard NMF. The proCAF programs, by contrast, are recovered comparably by</w:t>
+      </w:r>
+      <w:r>
+        <w:t xml:space="preserve"> </w:t>
+      </w:r>
+      <w:r>
+        <w:t xml:space="preserve">all methods (4 versus</w:t>
+      </w:r>
+      <w:r>
+        <w:t xml:space="preserve"> </w:t>
+      </w:r>
+      <w:r>
+        <w:t xml:space="preserve">3 of 25 genes).</w:t>
+      </w:r>
+    </w:p>
+    <w:p>
+      <w:pPr>
+        <w:pStyle w:val="BodyText"/>
+      </w:pPr>
+      <w:r>
         <w:t xml:space="preserve">In the full-gene view, which correlates loadings across all 1,970 analysed genes</w:t>
       </w:r>
       <w:r>
@@ -25740,25 +29392,27 @@
         <w:t xml:space="preserve"> </w:t>
       </w:r>
       <w:r>
-        <w:t xml:space="preserve">tuning. That asymmetry leaves open the reading that the difference in factor</w:t>
-      </w:r>
-      <w:r>
-        <w:t xml:space="preserve"> </w:t>
-      </w:r>
-      <w:r>
-        <w:t xml:space="preserve">structure reflects tuning effort rather than supervision. To close it, we fit a</w:t>
-      </w:r>
-      <w:r>
-        <w:t xml:space="preserve"> </w:t>
-      </w:r>
-      <w:r>
-        <w:t xml:space="preserve">second unsupervised model in which every element of the DeSurv procedure is held</w:t>
-      </w:r>
-      <w:r>
-        <w:t xml:space="preserve"> </w:t>
-      </w:r>
-      <w:r>
-        <w:t xml:space="preserve">fixed except supervision. Bayesian optimization was run with</w:t>
+        <w:t xml:space="preserve">tuning. That asymmetry leaves open whether the difference in factor structure reflects</w:t>
+      </w:r>
+      <w:r>
+        <w:t xml:space="preserve"> </w:t>
+      </w:r>
+      <w:r>
+        <w:t xml:space="preserve">tuning effort rather than supervision. We therefore fit an unsupervised control using the same rank, optimizer, search budget, gene filter, cross-validation folds and consensus-fitting procedure as DeSurv, while re-optimizing the remaining hyperparameters with</w:t>
+      </w:r>
+      <w:r>
+        <w:t xml:space="preserve"> </w:t>
+      </w:r>
+      <m:oMath>
+        <m:r>
+          <m:t>α</m:t>
+        </m:r>
+      </m:oMath>
+      <w:r>
+        <w:t xml:space="preserve"> </w:t>
+      </w:r>
+      <w:r>
+        <w:t xml:space="preserve">fixed at 0. Bayesian optimization was run with</w:t>
       </w:r>
       <w:r>
         <w:t xml:space="preserve"> </w:t>
@@ -25830,7 +29484,15 @@
         <w:t xml:space="preserve"> </w:t>
       </w:r>
       <w:r>
-        <w:t xml:space="preserve">(\texttt{code/03} section 5, \texttt{code/04} sections 1d–1e). The control</w:t>
+        <w:t xml:space="preserve">(\texttt{code/03} section 5, \texttt{code/04} sections 1d–1e).</w:t>
+      </w:r>
+    </w:p>
+    <w:p>
+      <w:pPr>
+        <w:pStyle w:val="BodyText"/>
+      </w:pPr>
+      <w:r>
+        <w:t xml:space="preserve">The control</w:t>
       </w:r>
       <w:r>
         <w:t xml:space="preserve"> </w:t>
@@ -25863,7 +29525,7 @@
       </w:r>
       <m:oMath>
         <m:r>
-          <m:t>ν</m:t>
+          <m:t>ξ</m:t>
         </m:r>
         <m:r>
           <m:rPr>
@@ -25918,13 +29580,7 @@
         <w:t xml:space="preserve"> </w:t>
       </w:r>
       <w:r>
-        <w:t xml:space="preserve">that its gene support was selected at the upper bound of the search range</w:t>
-      </w:r>
-      <w:r>
-        <w:t xml:space="preserve"> </w:t>
-      </w:r>
-      <w:r>
-        <w:t xml:space="preserve">(</w:t>
+        <w:t xml:space="preserve">that its gene support was selected near the upper bound of the search range (</w:t>
       </w:r>
       <m:oMath>
         <m:r>
@@ -26176,7 +29832,7 @@
       </w:r>
       <m:oMath>
         <m:r>
-          <m:t>ν</m:t>
+          <m:t>ξ</m:t>
         </m:r>
       </m:oMath>
       <w:r>
@@ -26230,19 +29886,7 @@
         <w:t xml:space="preserve"> </w:t>
       </w:r>
       <w:r>
-        <w:t xml:space="preserve">gave the same conclusion. Matching the tuning budget therefore</w:t>
-      </w:r>
-      <w:r>
-        <w:t xml:space="preserve"> </w:t>
-      </w:r>
-      <w:r>
-        <w:t xml:space="preserve">does not close the representational gap, and the reorganization reported in the</w:t>
-      </w:r>
-      <w:r>
-        <w:t xml:space="preserve"> </w:t>
-      </w:r>
-      <w:r>
-        <w:t xml:space="preserve">main text is attributable to supervision rather than to computational effort.</w:t>
+        <w:t xml:space="preserve">gave the same conclusion. Matching the tuning budget therefore does not close the representational gap, supporting survival supervision rather than tuning effort alone as the source of the reorganization reported in the main text.</w:t>
       </w:r>
     </w:p>
     <w:p>
@@ -26250,7 +29894,7 @@
         <w:pStyle w:val="BodyText"/>
       </w:pPr>
       <w:r>
-        <w:t xml:space="preserve">Standard NMF at elbow-selected</w:t>
+        <w:t xml:space="preserve">Lee NMF at elbow-selected</w:t>
       </w:r>
       <w:r>
         <w:t xml:space="preserve"> </w:t>
@@ -26273,7 +29917,7 @@
         <w:t xml:space="preserve"> </w:t>
       </w:r>
       <w:r>
-        <w:t xml:space="preserve">and BO-selected</w:t>
+        <w:t xml:space="preserve">and the rank-optimized unsupervised control at</w:t>
       </w:r>
       <w:r>
         <w:t xml:space="preserve"> </w:t>
@@ -26296,7 +29940,7 @@
         <w:t xml:space="preserve"> </w:t>
       </w:r>
       <w:r>
-        <w:t xml:space="preserve">both substantially improve over NMF at</w:t>
+        <w:t xml:space="preserve">both substantially improve over Lee NMF at</w:t>
       </w:r>
       <w:r>
         <w:t xml:space="preserve"> </w:t>
@@ -26339,7 +29983,7 @@
         </m:r>
       </m:oMath>
       <w:r>
-        <w:t xml:space="preserve">, NMF matches or exceeds DeSurv’s per-cohort C-index in most cohorts, indicating that unsupervised factorization can approach supervised concordance given enough factors. This comes at the cost of a less parsimonious and less interpretable factorization: the</w:t>
+        <w:t xml:space="preserve">, the rank-optimized control matches or exceeds DeSurv’s per-cohort C-index in most cohorts, indicating that unsupervised factorization can approach supervised concordance given enough factors. This comes at the cost of a less parsimonious factorization: the</w:t>
       </w:r>
       <w:r>
         <w:t xml:space="preserve"> </w:t>
@@ -26362,7 +30006,7 @@
         <w:t xml:space="preserve"> </w:t>
       </w:r>
       <w:r>
-        <w:t xml:space="preserve">NMF solution shows increased fragmentation (Fig. [fig:fig-nmf-k7-heatmap]), distributing the same prognostic signal across a rank-sensitive set of overlapping factors rather than concentrating it. The DeSurv linear predictor, by contrast, retains significant prognostic value after adjustment for established classifiers with only three factors (main-text Table [tab:hr-adjusted]).</w:t>
+        <w:t xml:space="preserve">control represents a broader set of established programs across seven factors (Fig. [fig:fig-nmf-k7-heatmap]; Supplementary Fig. [fig:fig-rpm]) rather than concentrating the prognostic signal in three programs. The DeSurv linear predictor, by contrast, retains significant prognostic value after adjustment for established classifiers with only three factors (main-text Table [tab:hr-adjusted]).</w:t>
       </w:r>
     </w:p>
     <w:p>
@@ -26440,7 +30084,40 @@
         </m:r>
       </m:oMath>
       <w:r>
-        <w:t xml:space="preserve">); these are the genes used to compute sample-level factor scores for survival prediction. Factor D1 is enriched for classical tumor and restCAF-like stromal genes, Factor D2 for proCAF-associated stromal genes, and Factor D3 for basal-like tumor genes.</w:t>
+        <w:t xml:space="preserve">); these are the genes used to compute sample-level factor scores for survival prediction.</w:t>
+      </w:r>
+    </w:p>
+    <w:p>
+      <w:pPr>
+        <w:pStyle w:val="BodyText"/>
+      </w:pPr>
+      <w:r>
+        <w:t xml:space="preserve">In the fitted model, each factor had at least</w:t>
+      </w:r>
+      <w:r>
+        <w:t xml:space="preserve"> </w:t>
+      </w:r>
+      <m:oMath>
+        <m:r>
+          <m:t>270</m:t>
+        </m:r>
+      </m:oMath>
+      <w:r>
+        <w:t xml:space="preserve"> </w:t>
+      </w:r>
+      <w:r>
+        <w:t xml:space="preserve">genes with positive factor specificity (284, 401, 1,285 for D1, D2 and D3). Because this specificity can be positive for at most one factor, the three top-</w:t>
+      </w:r>
+      <m:oMath>
+        <m:r>
+          <m:t>270</m:t>
+        </m:r>
+      </m:oMath>
+      <w:r>
+        <w:t xml:space="preserve"> </w:t>
+      </w:r>
+      <w:r>
+        <w:t xml:space="preserve">sets were disjoint, yielding an 810-gene projection support. Factor D1 is enriched for classical tumor and restCAF-like stromal genes, Factor D2 for proCAF-associated stromal genes, and Factor D3 for basal-like tumor genes.</w:t>
       </w:r>
     </w:p>
     <w:tbl>
@@ -30023,7 +33700,7 @@
                 <w:bCs/>
                 <w:b/>
               </w:rPr>
-              <w:t xml:space="preserve">Factor D2 (proCAF stroma)</w:t>
+              <w:t xml:space="preserve">Factor D2 (proCAF-like stroma)</w:t>
             </w:r>
           </w:p>
         </w:tc>
@@ -33482,7 +37159,7 @@
           <w:iCs/>
           <w:i/>
         </w:rPr>
-        <w:t xml:space="preserve">Top 270 genes for DeSurv factor D2 (Factor D2 (proCAF stroma)), ranked by factor specificity score</w:t>
+        <w:t xml:space="preserve">Top 270 genes for DeSurv factor D2 (Factor D2 (proCAF-like stroma)), ranked by factor specificity score</w:t>
       </w:r>
       <w:r>
         <w:rPr>
@@ -37127,53 +40804,7 @@
         <w:t xml:space="preserve"> </w:t>
       </w:r>
       <w:r>
-        <w:t xml:space="preserve">program changes with therapy (Fig. [fig:treated]b). Both are analysed within a single cohort and, for O’Kane/COMPASS, within treatment arm; no estimate is pooled across cohorts or across treatment arms. The elastic-net penalty shrank the trained survival coefficient for</w:t>
-      </w:r>
-      <w:r>
-        <w:t xml:space="preserve"> </w:t>
-      </w:r>
-      <m:oMath>
-        <m:sSub>
-          <m:e>
-            <m:r>
-              <m:t>D</m:t>
-            </m:r>
-          </m:e>
-          <m:sub>
-            <m:r>
-              <m:t>2</m:t>
-            </m:r>
-          </m:sub>
-        </m:sSub>
-      </m:oMath>
-      <w:r>
-        <w:t xml:space="preserve"> </w:t>
-      </w:r>
-      <w:r>
-        <w:t xml:space="preserve">to exactly zero in the treatment-naive model (an estimated selection outcome, not an imposed constraint), so the paired analysis is reported as a change in program level and not as evidence that</w:t>
-      </w:r>
-      <w:r>
-        <w:t xml:space="preserve"> </w:t>
-      </w:r>
-      <m:oMath>
-        <m:sSub>
-          <m:e>
-            <m:r>
-              <m:t>D</m:t>
-            </m:r>
-          </m:e>
-          <m:sub>
-            <m:r>
-              <m:t>2</m:t>
-            </m:r>
-          </m:sub>
-        </m:sSub>
-      </m:oMath>
-      <w:r>
-        <w:t xml:space="preserve"> </w:t>
-      </w:r>
-      <w:r>
-        <w:t xml:space="preserve">predicts survival.</w:t>
+        <w:t xml:space="preserve">program changes with therapy (Fig. [fig:treated]b).</w:t>
       </w:r>
     </w:p>
     <w:p>
@@ -37181,7 +40812,76 @@
         <w:pStyle w:val="BodyText"/>
       </w:pPr>
       <w:r>
-        <w:t xml:space="preserve">\subsection{Prognostic transportability of D1 in treated metastatic disease}</w:t>
+        <w:t xml:space="preserve">Each analysis is confined to a single cohort; no estimate is pooled across cohorts. Within O’Kane/COMPASS, arm-specific estimates are reported alongside a common</w:t>
+      </w:r>
+      <w:r>
+        <w:t xml:space="preserve"> </w:t>
+      </w:r>
+      <m:oMath>
+        <m:sSub>
+          <m:e>
+            <m:r>
+              <m:t>D</m:t>
+            </m:r>
+          </m:e>
+          <m:sub>
+            <m:r>
+              <m:t>1</m:t>
+            </m:r>
+          </m:sub>
+        </m:sSub>
+      </m:oMath>
+      <w:r>
+        <w:t xml:space="preserve"> </w:t>
+      </w:r>
+      <w:r>
+        <w:t xml:space="preserve">slope from a Cox model stratified by treatment arm, which allows arm-specific baseline hazards. The elastic-net penalty shrank the trained survival coefficient for</w:t>
+      </w:r>
+      <w:r>
+        <w:t xml:space="preserve"> </w:t>
+      </w:r>
+      <m:oMath>
+        <m:sSub>
+          <m:e>
+            <m:r>
+              <m:t>D</m:t>
+            </m:r>
+          </m:e>
+          <m:sub>
+            <m:r>
+              <m:t>2</m:t>
+            </m:r>
+          </m:sub>
+        </m:sSub>
+      </m:oMath>
+      <w:r>
+        <w:t xml:space="preserve"> </w:t>
+      </w:r>
+      <w:r>
+        <w:t xml:space="preserve">to exactly zero in the treatment-naive model (an estimated selection outcome, not an imposed constraint), so the paired analysis is reported as a change in program level and not as evidence that</w:t>
+      </w:r>
+      <w:r>
+        <w:t xml:space="preserve"> </w:t>
+      </w:r>
+      <m:oMath>
+        <m:sSub>
+          <m:e>
+            <m:r>
+              <m:t>D</m:t>
+            </m:r>
+          </m:e>
+          <m:sub>
+            <m:r>
+              <m:t>2</m:t>
+            </m:r>
+          </m:sub>
+        </m:sSub>
+      </m:oMath>
+      <w:r>
+        <w:t xml:space="preserve"> </w:t>
+      </w:r>
+      <w:r>
+        <w:t xml:space="preserve">predicts survival.</w:t>
       </w:r>
     </w:p>
     <w:p>
@@ -37189,233 +40889,7 @@
         <w:pStyle w:val="BodyText"/>
       </w:pPr>
       <w:r>
-        <w:t xml:space="preserve">To evaluate transportability in treated metastatic disease without combining treatment arms, we projected the frozen DeSurv programs into the O’Kane/COMPASS cohort and estimated</w:t>
-      </w:r>
-      <w:r>
-        <w:t xml:space="preserve"> </w:t>
-      </w:r>
-      <m:oMath>
-        <m:sSub>
-          <m:e>
-            <m:r>
-              <m:t>D</m:t>
-            </m:r>
-          </m:e>
-          <m:sub>
-            <m:r>
-              <m:t>1</m:t>
-            </m:r>
-          </m:sub>
-        </m:sSub>
-      </m:oMath>
-      <w:r>
-        <w:t xml:space="preserve"> </w:t>
-      </w:r>
-      <w:r>
-        <w:t xml:space="preserve">associations separately within each arm.</w:t>
-      </w:r>
-      <w:r>
-        <w:t xml:space="preserve"> </w:t>
-      </w:r>
-      <m:oMath>
-        <m:sSub>
-          <m:e>
-            <m:r>
-              <m:t>D</m:t>
-            </m:r>
-          </m:e>
-          <m:sub>
-            <m:r>
-              <m:t>1</m:t>
-            </m:r>
-          </m:sub>
-        </m:sSub>
-      </m:oMath>
-      <w:r>
-        <w:t xml:space="preserve"> </w:t>
-      </w:r>
-      <w:r>
-        <w:t xml:space="preserve">was associated with lower mortality in the same direction in FOLFIRINOX (HR per SD</w:t>
-      </w:r>
-      <w:r>
-        <w:t xml:space="preserve"> </w:t>
-      </w:r>
-      <m:oMath>
-        <m:r>
-          <m:t>0.80</m:t>
-        </m:r>
-      </m:oMath>
-      <w:r>
-        <w:t xml:space="preserve"> </w:t>
-      </w:r>
-      <w:r>
-        <w:t xml:space="preserve">(</w:t>
-      </w:r>
-      <m:oMath>
-        <m:r>
-          <m:t>0.61</m:t>
-        </m:r>
-      </m:oMath>
-      <w:r>
-        <w:t xml:space="preserve">–</w:t>
-      </w:r>
-      <m:oMath>
-        <m:r>
-          <m:t>1.03</m:t>
-        </m:r>
-      </m:oMath>
-      <w:r>
-        <w:t xml:space="preserve">)), gemcitabine/nab-paclitaxel (HR</w:t>
-      </w:r>
-      <w:r>
-        <w:t xml:space="preserve"> </w:t>
-      </w:r>
-      <m:oMath>
-        <m:r>
-          <m:t>0.57</m:t>
-        </m:r>
-      </m:oMath>
-      <w:r>
-        <w:t xml:space="preserve"> </w:t>
-      </w:r>
-      <w:r>
-        <w:t xml:space="preserve">(</w:t>
-      </w:r>
-      <m:oMath>
-        <m:r>
-          <m:t>0.37</m:t>
-        </m:r>
-      </m:oMath>
-      <w:r>
-        <w:t xml:space="preserve">–</w:t>
-      </w:r>
-      <m:oMath>
-        <m:r>
-          <m:t>0.86</m:t>
-        </m:r>
-      </m:oMath>
-      <w:r>
-        <w:t xml:space="preserve">)) and the GA/experimental arm (HR</w:t>
-      </w:r>
-      <w:r>
-        <w:t xml:space="preserve"> </w:t>
-      </w:r>
-      <m:oMath>
-        <m:r>
-          <m:t>0.83</m:t>
-        </m:r>
-      </m:oMath>
-      <w:r>
-        <w:t xml:space="preserve"> </w:t>
-      </w:r>
-      <w:r>
-        <w:t xml:space="preserve">(</w:t>
-      </w:r>
-      <m:oMath>
-        <m:r>
-          <m:t>0.58</m:t>
-        </m:r>
-      </m:oMath>
-      <w:r>
-        <w:t xml:space="preserve">–</w:t>
-      </w:r>
-      <m:oMath>
-        <m:r>
-          <m:t>1.20</m:t>
-        </m:r>
-      </m:oMath>
-      <w:r>
-        <w:t xml:space="preserve">); Fig. [fig:treated]a). An arm-stratified Cox model allowing treatment-specific baseline hazards yielded a common association of HR</w:t>
-      </w:r>
-      <w:r>
-        <w:t xml:space="preserve"> </w:t>
-      </w:r>
-      <m:oMath>
-        <m:r>
-          <m:t>0.75</m:t>
-        </m:r>
-      </m:oMath>
-      <w:r>
-        <w:t xml:space="preserve"> </w:t>
-      </w:r>
-      <w:r>
-        <w:t xml:space="preserve">(</w:t>
-      </w:r>
-      <m:oMath>
-        <m:r>
-          <m:t>0.62</m:t>
-        </m:r>
-      </m:oMath>
-      <w:r>
-        <w:t xml:space="preserve">–</w:t>
-      </w:r>
-      <m:oMath>
-        <m:r>
-          <m:t>0.90</m:t>
-        </m:r>
-      </m:oMath>
-      <w:r>
-        <w:t xml:space="preserve">) (</w:t>
-      </w:r>
-      <m:oMath>
-        <m:r>
-          <m:t>P</m:t>
-        </m:r>
-        <m:r>
-          <m:rPr>
-            <m:sty m:val="p"/>
-          </m:rPr>
-          <m:t>=</m:t>
-        </m:r>
-        <m:r>
-          <m:t>0.003</m:t>
-        </m:r>
-      </m:oMath>
-      <w:r>
-        <w:t xml:space="preserve">; 173 patients, 123 deaths), with no evidence of heterogeneity across treatment arms (interaction</w:t>
-      </w:r>
-      <w:r>
-        <w:t xml:space="preserve"> </w:t>
-      </w:r>
-      <m:oMath>
-        <m:r>
-          <m:t>P</m:t>
-        </m:r>
-        <m:r>
-          <m:rPr>
-            <m:sty m:val="p"/>
-          </m:rPr>
-          <m:t>=</m:t>
-        </m:r>
-        <m:r>
-          <m:t>0.40</m:t>
-        </m:r>
-      </m:oMath>
-      <w:r>
-        <w:t xml:space="preserve">). Because these specimens were epithelial-enriched by laser-capture microdissection, this analysis specifically tests transportability of the tumor-associated</w:t>
-      </w:r>
-      <w:r>
-        <w:t xml:space="preserve"> </w:t>
-      </w:r>
-      <m:oMath>
-        <m:sSub>
-          <m:e>
-            <m:r>
-              <m:t>D</m:t>
-            </m:r>
-          </m:e>
-          <m:sub>
-            <m:r>
-              <m:t>1</m:t>
-            </m:r>
-          </m:sub>
-        </m:sSub>
-      </m:oMath>
-      <w:r>
-        <w:t xml:space="preserve"> </w:t>
-      </w:r>
-      <w:r>
-        <w:t xml:space="preserve">direction rather than the stromal programs.</w:t>
+        <w:t xml:space="preserve">\subsection{Prognostic transportability of D1 in treated metastatic disease}</w:t>
       </w:r>
     </w:p>
     <w:p>
@@ -37423,7 +40897,233 @@
         <w:pStyle w:val="BodyText"/>
       </w:pPr>
       <w:r>
-        <w:t xml:space="preserve">\subsection{Treatment-associated change in D2}</w:t>
+        <w:t xml:space="preserve">To evaluate transportability in treated metastatic disease while retaining treatment-arm structure, we projected the frozen DeSurv programs into the O’Kane/COMPASS cohort and first estimated</w:t>
+      </w:r>
+      <w:r>
+        <w:t xml:space="preserve"> </w:t>
+      </w:r>
+      <m:oMath>
+        <m:sSub>
+          <m:e>
+            <m:r>
+              <m:t>D</m:t>
+            </m:r>
+          </m:e>
+          <m:sub>
+            <m:r>
+              <m:t>1</m:t>
+            </m:r>
+          </m:sub>
+        </m:sSub>
+      </m:oMath>
+      <w:r>
+        <w:t xml:space="preserve"> </w:t>
+      </w:r>
+      <w:r>
+        <w:t xml:space="preserve">associations separately within each arm. Higher</w:t>
+      </w:r>
+      <w:r>
+        <w:t xml:space="preserve"> </w:t>
+      </w:r>
+      <m:oMath>
+        <m:sSub>
+          <m:e>
+            <m:r>
+              <m:t>D</m:t>
+            </m:r>
+          </m:e>
+          <m:sub>
+            <m:r>
+              <m:t>1</m:t>
+            </m:r>
+          </m:sub>
+        </m:sSub>
+      </m:oMath>
+      <w:r>
+        <w:t xml:space="preserve"> </w:t>
+      </w:r>
+      <w:r>
+        <w:t xml:space="preserve">scores had protective point estimates in all three treatment arms: FOLFIRINOX (HR per SD</w:t>
+      </w:r>
+      <w:r>
+        <w:t xml:space="preserve"> </w:t>
+      </w:r>
+      <m:oMath>
+        <m:r>
+          <m:t>0.80</m:t>
+        </m:r>
+      </m:oMath>
+      <w:r>
+        <w:t xml:space="preserve"> </w:t>
+      </w:r>
+      <w:r>
+        <w:t xml:space="preserve">(</w:t>
+      </w:r>
+      <m:oMath>
+        <m:r>
+          <m:t>0.61</m:t>
+        </m:r>
+      </m:oMath>
+      <w:r>
+        <w:t xml:space="preserve">–</w:t>
+      </w:r>
+      <m:oMath>
+        <m:r>
+          <m:t>1.03</m:t>
+        </m:r>
+      </m:oMath>
+      <w:r>
+        <w:t xml:space="preserve">)), gemcitabine/nab-paclitaxel (HR</w:t>
+      </w:r>
+      <w:r>
+        <w:t xml:space="preserve"> </w:t>
+      </w:r>
+      <m:oMath>
+        <m:r>
+          <m:t>0.57</m:t>
+        </m:r>
+      </m:oMath>
+      <w:r>
+        <w:t xml:space="preserve"> </w:t>
+      </w:r>
+      <w:r>
+        <w:t xml:space="preserve">(</w:t>
+      </w:r>
+      <m:oMath>
+        <m:r>
+          <m:t>0.37</m:t>
+        </m:r>
+      </m:oMath>
+      <w:r>
+        <w:t xml:space="preserve">–</w:t>
+      </w:r>
+      <m:oMath>
+        <m:r>
+          <m:t>0.86</m:t>
+        </m:r>
+      </m:oMath>
+      <w:r>
+        <w:t xml:space="preserve">)) and the GA/experimental arm (HR</w:t>
+      </w:r>
+      <w:r>
+        <w:t xml:space="preserve"> </w:t>
+      </w:r>
+      <m:oMath>
+        <m:r>
+          <m:t>0.83</m:t>
+        </m:r>
+      </m:oMath>
+      <w:r>
+        <w:t xml:space="preserve"> </w:t>
+      </w:r>
+      <w:r>
+        <w:t xml:space="preserve">(</w:t>
+      </w:r>
+      <m:oMath>
+        <m:r>
+          <m:t>0.58</m:t>
+        </m:r>
+      </m:oMath>
+      <w:r>
+        <w:t xml:space="preserve">–</w:t>
+      </w:r>
+      <m:oMath>
+        <m:r>
+          <m:t>1.20</m:t>
+        </m:r>
+      </m:oMath>
+      <w:r>
+        <w:t xml:space="preserve">); Fig. [fig:treated]a). An arm-stratified Cox model allowing treatment-specific baseline hazards yielded a common association of HR</w:t>
+      </w:r>
+      <w:r>
+        <w:t xml:space="preserve"> </w:t>
+      </w:r>
+      <m:oMath>
+        <m:r>
+          <m:t>0.75</m:t>
+        </m:r>
+      </m:oMath>
+      <w:r>
+        <w:t xml:space="preserve"> </w:t>
+      </w:r>
+      <w:r>
+        <w:t xml:space="preserve">(</w:t>
+      </w:r>
+      <m:oMath>
+        <m:r>
+          <m:t>0.62</m:t>
+        </m:r>
+      </m:oMath>
+      <w:r>
+        <w:t xml:space="preserve">–</w:t>
+      </w:r>
+      <m:oMath>
+        <m:r>
+          <m:t>0.90</m:t>
+        </m:r>
+      </m:oMath>
+      <w:r>
+        <w:t xml:space="preserve">) (</w:t>
+      </w:r>
+      <m:oMath>
+        <m:r>
+          <m:t>P</m:t>
+        </m:r>
+        <m:r>
+          <m:rPr>
+            <m:sty m:val="p"/>
+          </m:rPr>
+          <m:t>=</m:t>
+        </m:r>
+        <m:r>
+          <m:t>0.003</m:t>
+        </m:r>
+      </m:oMath>
+      <w:r>
+        <w:t xml:space="preserve">; 173 patients, 123 deaths), with no evidence of heterogeneity across treatment arms (interaction</w:t>
+      </w:r>
+      <w:r>
+        <w:t xml:space="preserve"> </w:t>
+      </w:r>
+      <m:oMath>
+        <m:r>
+          <m:t>P</m:t>
+        </m:r>
+        <m:r>
+          <m:rPr>
+            <m:sty m:val="p"/>
+          </m:rPr>
+          <m:t>=</m:t>
+        </m:r>
+        <m:r>
+          <m:t>0.40</m:t>
+        </m:r>
+      </m:oMath>
+      <w:r>
+        <w:t xml:space="preserve">). Because these specimens were epithelial-enriched by laser-capture microdissection, this analysis specifically tests transportability of the tumor-associated</w:t>
+      </w:r>
+      <w:r>
+        <w:t xml:space="preserve"> </w:t>
+      </w:r>
+      <m:oMath>
+        <m:sSub>
+          <m:e>
+            <m:r>
+              <m:t>D</m:t>
+            </m:r>
+          </m:e>
+          <m:sub>
+            <m:r>
+              <m:t>1</m:t>
+            </m:r>
+          </m:sub>
+        </m:sSub>
+      </m:oMath>
+      <w:r>
+        <w:t xml:space="preserve"> </w:t>
+      </w:r>
+      <w:r>
+        <w:t xml:space="preserve">direction rather than the stromal programs.</w:t>
       </w:r>
     </w:p>
     <w:p>
@@ -37431,59 +41131,7 @@
         <w:pStyle w:val="BodyText"/>
       </w:pPr>
       <w:r>
-        <w:t xml:space="preserve">In the 29 Linehan patients with paired pre- and post-treatment biopsies,</w:t>
-      </w:r>
-      <w:r>
-        <w:t xml:space="preserve"> </w:t>
-      </w:r>
-      <m:oMath>
-        <m:sSub>
-          <m:e>
-            <m:r>
-              <m:t>D</m:t>
-            </m:r>
-          </m:e>
-          <m:sub>
-            <m:r>
-              <m:t>2</m:t>
-            </m:r>
-          </m:sub>
-        </m:sSub>
-      </m:oMath>
-      <w:r>
-        <w:t xml:space="preserve"> </w:t>
-      </w:r>
-      <w:r>
-        <w:t xml:space="preserve">increased significantly from pre- to post-treatment (paired Wilcoxon 0.013; mean</w:t>
-      </w:r>
-      <w:r>
-        <w:t xml:space="preserve"> </w:t>
-      </w:r>
-      <m:oMath>
-        <m:r>
-          <m:t>Δ</m:t>
-        </m:r>
-        <m:r>
-          <m:rPr>
-            <m:sty m:val="p"/>
-          </m:rPr>
-          <m:t>=</m:t>
-        </m:r>
-        <m:r>
-          <m:rPr>
-            <m:sty m:val="p"/>
-          </m:rPr>
-          <m:t>+</m:t>
-        </m:r>
-        <m:r>
-          <m:t>0.34</m:t>
-        </m:r>
-      </m:oMath>
-      <w:r>
-        <w:t xml:space="preserve"> </w:t>
-      </w:r>
-      <w:r>
-        <w:t xml:space="preserve">SD; Fig. [fig:treated]b), consistent with treatment-associated remodeling of the proCAF program.</w:t>
+        <w:t xml:space="preserve">\subsection{Treatment-associated change in D2}</w:t>
       </w:r>
     </w:p>
     <w:p>
@@ -37491,7 +41139,79 @@
         <w:pStyle w:val="BodyText"/>
       </w:pPr>
       <w:r>
-        <w:t xml:space="preserve">\subsection{Caveats}</w:t>
+        <w:t xml:space="preserve">In the 29 Linehan patients with paired pre- and post-treatment biopsies,</w:t>
+      </w:r>
+      <w:r>
+        <w:t xml:space="preserve"> </w:t>
+      </w:r>
+      <m:oMath>
+        <m:sSub>
+          <m:e>
+            <m:r>
+              <m:t>D</m:t>
+            </m:r>
+          </m:e>
+          <m:sub>
+            <m:r>
+              <m:t>2</m:t>
+            </m:r>
+          </m:sub>
+        </m:sSub>
+      </m:oMath>
+      <w:r>
+        <w:t xml:space="preserve"> </w:t>
+      </w:r>
+      <w:r>
+        <w:t xml:space="preserve">increased significantly from pre- to post-treatment (paired Wilcoxon</w:t>
+      </w:r>
+      <w:r>
+        <w:t xml:space="preserve"> </w:t>
+      </w:r>
+      <m:oMath>
+        <m:r>
+          <m:t>P</m:t>
+        </m:r>
+        <m:r>
+          <m:rPr>
+            <m:sty m:val="p"/>
+          </m:rPr>
+          <m:t>=</m:t>
+        </m:r>
+        <m:r>
+          <m:t>0.013</m:t>
+        </m:r>
+      </m:oMath>
+      <w:r>
+        <w:t xml:space="preserve">; mean</w:t>
+      </w:r>
+      <w:r>
+        <w:t xml:space="preserve"> </w:t>
+      </w:r>
+      <m:oMath>
+        <m:r>
+          <m:t>Δ</m:t>
+        </m:r>
+        <m:r>
+          <m:rPr>
+            <m:sty m:val="p"/>
+          </m:rPr>
+          <m:t>=</m:t>
+        </m:r>
+        <m:r>
+          <m:rPr>
+            <m:sty m:val="p"/>
+          </m:rPr>
+          <m:t>+</m:t>
+        </m:r>
+        <m:r>
+          <m:t>0.34</m:t>
+        </m:r>
+      </m:oMath>
+      <w:r>
+        <w:t xml:space="preserve"> </w:t>
+      </w:r>
+      <w:r>
+        <w:t xml:space="preserve">SD; Fig. [fig:treated]b), indicating a shift toward proCAF-associated bulk expression. This bulk analysis cannot distinguish a change in fibroblast state from altered tissue composition.</w:t>
       </w:r>
     </w:p>
     <w:p>
@@ -37499,11 +41219,42 @@
         <w:pStyle w:val="BodyText"/>
       </w:pPr>
       <w:r>
-        <w:t xml:space="preserve">These analyses are exploratory and prognostic, not predictive: treatment, stage and cohort are confounded, the treated cohorts are modestly sized, and no analysis plan was preregistered. Each analysis is confined to a single cohort, and the O’Kane/COMPASS estimate is stratified by treatment arm; nothing is pooled across cohorts or across arms. We report no program-by-survival association in bulk treated tissue. Robust treated-cohort validation, and any assessment of whether the programs predict differential treatment benefit, will require larger harmonized series with adequately powered treatment-by-program interaction analyses.</w:t>
+        <w:t xml:space="preserve">\subsection{Caveats}</w:t>
       </w:r>
     </w:p>
-    <w:bookmarkEnd w:id="43"/>
-    <w:bookmarkStart w:id="94" w:name="bibliography"/>
+    <w:p>
+      <w:pPr>
+        <w:pStyle w:val="BodyText"/>
+      </w:pPr>
+      <w:r>
+        <w:t xml:space="preserve">These analyses are exploratory and prognostic, not predictive: treatment, stage and cohort are confounded, the treated cohorts are modestly sized, and no analysis plan was preregistered. Each analysis is confined to a single cohort; nothing is pooled across cohorts, and the O’Kane/COMPASS common slope is estimated from a model with arm-specific baseline hazards; it is not a pooled estimate across cohorts. We do not test a survival association for</w:t>
+      </w:r>
+      <w:r>
+        <w:t xml:space="preserve"> </w:t>
+      </w:r>
+      <m:oMath>
+        <m:sSub>
+          <m:e>
+            <m:r>
+              <m:t>D</m:t>
+            </m:r>
+          </m:e>
+          <m:sub>
+            <m:r>
+              <m:t>2</m:t>
+            </m:r>
+          </m:sub>
+        </m:sSub>
+      </m:oMath>
+      <w:r>
+        <w:t xml:space="preserve"> </w:t>
+      </w:r>
+      <w:r>
+        <w:t xml:space="preserve">in the paired bulk-treatment cohort; the O’Kane/COMPASS specimens are laser-capture epithelium, not bulk tissue. Robust treated-cohort validation, and any assessment of whether the programs predict differential treatment benefit, will require larger harmonized series with adequately powered treatment-by-program interaction analyses.</w:t>
+      </w:r>
+    </w:p>
+    <w:bookmarkEnd w:id="46"/>
+    <w:bookmarkStart w:id="97" w:name="bibliography"/>
     <w:p>
       <w:pPr>
         <w:pStyle w:val="Heading1"/>
@@ -37512,8 +41263,8 @@
         <w:t xml:space="preserve">SI References</w:t>
       </w:r>
     </w:p>
-    <w:bookmarkStart w:id="93" w:name="refs"/>
-    <w:bookmarkStart w:id="44" w:name="ref-seung2001algorithms"/>
+    <w:bookmarkStart w:id="96" w:name="refs"/>
+    <w:bookmarkStart w:id="47" w:name="ref-seung2001algorithms"/>
     <w:p>
       <w:pPr>
         <w:pStyle w:val="Bibliography"/>
@@ -37547,8 +41298,8 @@
         <w:t xml:space="preserve">(eds. Leen, T. K., Dietterich, T. G. &amp; Tresp, V.) 556–562 (MIT Press, 2001).</w:t>
       </w:r>
     </w:p>
-    <w:bookmarkEnd w:id="44"/>
-    <w:bookmarkStart w:id="46" w:name="ref-pascualmontano2006nonsmooth"/>
+    <w:bookmarkEnd w:id="47"/>
+    <w:bookmarkStart w:id="49" w:name="ref-pascualmontano2006nonsmooth"/>
     <w:p>
       <w:pPr>
         <w:pStyle w:val="Bibliography"/>
@@ -37568,7 +41319,7 @@
       <w:r>
         <w:t xml:space="preserve"> </w:t>
       </w:r>
-      <w:hyperlink r:id="rId45">
+      <w:hyperlink r:id="rId48">
         <w:r>
           <w:rPr>
             <w:rStyle w:val="Hyperlink"/>
@@ -37603,8 +41354,8 @@
         <w:t xml:space="preserve">, 403–415 (2006).</w:t>
       </w:r>
     </w:p>
-    <w:bookmarkEnd w:id="46"/>
-    <w:bookmarkStart w:id="48" w:name="ref-simon2011regularization"/>
+    <w:bookmarkEnd w:id="49"/>
+    <w:bookmarkStart w:id="51" w:name="ref-simon2011regularization"/>
     <w:p>
       <w:pPr>
         <w:pStyle w:val="Bibliography"/>
@@ -37624,7 +41375,7 @@
       <w:r>
         <w:t xml:space="preserve"> </w:t>
       </w:r>
-      <w:hyperlink r:id="rId47">
+      <w:hyperlink r:id="rId50">
         <w:r>
           <w:rPr>
             <w:rStyle w:val="Hyperlink"/>
@@ -37659,8 +41410,8 @@
         <w:t xml:space="preserve">, 1–13 (2011).</w:t>
       </w:r>
     </w:p>
-    <w:bookmarkEnd w:id="48"/>
-    <w:bookmarkStart w:id="49" w:name="ref-donoho2004nmf"/>
+    <w:bookmarkEnd w:id="51"/>
+    <w:bookmarkStart w:id="52" w:name="ref-donoho2004nmf"/>
     <w:p>
       <w:pPr>
         <w:pStyle w:val="Bibliography"/>
@@ -37694,8 +41445,8 @@
         <w:t xml:space="preserve">(eds. Thrun, S., Saul, L. K. &amp; Schölkopf, B.) 1141–1148 (MIT Press, 2004).</w:t>
       </w:r>
     </w:p>
-    <w:bookmarkEnd w:id="49"/>
-    <w:bookmarkStart w:id="51" w:name="ref-laurberg2008uniqueness"/>
+    <w:bookmarkEnd w:id="52"/>
+    <w:bookmarkStart w:id="54" w:name="ref-laurberg2008uniqueness"/>
     <w:p>
       <w:pPr>
         <w:pStyle w:val="Bibliography"/>
@@ -37715,7 +41466,7 @@
       <w:r>
         <w:t xml:space="preserve"> </w:t>
       </w:r>
-      <w:hyperlink r:id="rId50">
+      <w:hyperlink r:id="rId53">
         <w:r>
           <w:rPr>
             <w:rStyle w:val="Hyperlink"/>
@@ -37750,8 +41501,8 @@
         <w:t xml:space="preserve">, 764206 (2008).</w:t>
       </w:r>
     </w:p>
-    <w:bookmarkEnd w:id="51"/>
-    <w:bookmarkStart w:id="52" w:name="ref-gillis2014nmf"/>
+    <w:bookmarkEnd w:id="54"/>
+    <w:bookmarkStart w:id="55" w:name="ref-gillis2014nmf"/>
     <w:p>
       <w:pPr>
         <w:pStyle w:val="Bibliography"/>
@@ -37785,8 +41536,8 @@
         <w:t xml:space="preserve">(eds. Suykens, J. A. K., Signoretto, M. &amp; Argyriou, A.) 257–291 (Chapman; Hall/CRC, 2014).</w:t>
       </w:r>
     </w:p>
-    <w:bookmarkEnd w:id="52"/>
-    <w:bookmarkStart w:id="54" w:name="ref-brunet2004metagenes"/>
+    <w:bookmarkEnd w:id="55"/>
+    <w:bookmarkStart w:id="57" w:name="ref-brunet2004metagenes"/>
     <w:p>
       <w:pPr>
         <w:pStyle w:val="Bibliography"/>
@@ -37806,7 +41557,7 @@
       <w:r>
         <w:t xml:space="preserve"> </w:t>
       </w:r>
-      <w:hyperlink r:id="rId53">
+      <w:hyperlink r:id="rId56">
         <w:r>
           <w:rPr>
             <w:rStyle w:val="Hyperlink"/>
@@ -37841,8 +41592,8 @@
         <w:t xml:space="preserve">, 4164–4169 (2004).</w:t>
       </w:r>
     </w:p>
-    <w:bookmarkEnd w:id="54"/>
-    <w:bookmarkStart w:id="56" w:name="ref-kim2007sparse"/>
+    <w:bookmarkEnd w:id="57"/>
+    <w:bookmarkStart w:id="59" w:name="ref-kim2007sparse"/>
     <w:p>
       <w:pPr>
         <w:pStyle w:val="Bibliography"/>
@@ -37875,7 +41626,7 @@
       <w:r>
         <w:t xml:space="preserve"> </w:t>
       </w:r>
-      <w:hyperlink r:id="rId55">
+      <w:hyperlink r:id="rId58">
         <w:r>
           <w:rPr>
             <w:rStyle w:val="Hyperlink"/>
@@ -37890,8 +41641,8 @@
         <w:t xml:space="preserve">(2008).</w:t>
       </w:r>
     </w:p>
-    <w:bookmarkEnd w:id="56"/>
-    <w:bookmarkStart w:id="58" w:name="ref-gillis2012accelerated"/>
+    <w:bookmarkEnd w:id="59"/>
+    <w:bookmarkStart w:id="61" w:name="ref-gillis2012accelerated"/>
     <w:p>
       <w:pPr>
         <w:pStyle w:val="Bibliography"/>
@@ -37911,7 +41662,7 @@
       <w:r>
         <w:t xml:space="preserve"> </w:t>
       </w:r>
-      <w:hyperlink r:id="rId57">
+      <w:hyperlink r:id="rId60">
         <w:r>
           <w:rPr>
             <w:rStyle w:val="Hyperlink"/>
@@ -37946,8 +41697,8 @@
         <w:t xml:space="preserve">, 1085–1105 (2012).</w:t>
       </w:r>
     </w:p>
-    <w:bookmarkEnd w:id="58"/>
-    <w:bookmarkStart w:id="59" w:name="ref-blei2007slda"/>
+    <w:bookmarkEnd w:id="61"/>
+    <w:bookmarkStart w:id="62" w:name="ref-blei2007slda"/>
     <w:p>
       <w:pPr>
         <w:pStyle w:val="Bibliography"/>
@@ -37981,8 +41732,8 @@
         <w:t xml:space="preserve">(eds. Platt, J. C., Koller, D., Singer, Y. &amp; Roweis, S. T.) 121–128 (Curran Associates, Inc., 2007).</w:t>
       </w:r>
     </w:p>
-    <w:bookmarkEnd w:id="59"/>
-    <w:bookmarkStart w:id="61" w:name="ref-raphael2017integrated"/>
+    <w:bookmarkEnd w:id="62"/>
+    <w:bookmarkStart w:id="64" w:name="ref-raphael2017integrated"/>
     <w:p>
       <w:pPr>
         <w:pStyle w:val="Bibliography"/>
@@ -38012,7 +41763,7 @@
       <w:r>
         <w:t xml:space="preserve"> </w:t>
       </w:r>
-      <w:hyperlink r:id="rId60">
+      <w:hyperlink r:id="rId63">
         <w:r>
           <w:rPr>
             <w:rStyle w:val="Hyperlink"/>
@@ -38047,8 +41798,8 @@
         <w:t xml:space="preserve">, 185–203 (2017).</w:t>
       </w:r>
     </w:p>
-    <w:bookmarkEnd w:id="61"/>
-    <w:bookmarkStart w:id="63" w:name="ref-cao2021proteogenomic"/>
+    <w:bookmarkEnd w:id="64"/>
+    <w:bookmarkStart w:id="66" w:name="ref-cao2021proteogenomic"/>
     <w:p>
       <w:pPr>
         <w:pStyle w:val="Bibliography"/>
@@ -38078,7 +41829,7 @@
       <w:r>
         <w:t xml:space="preserve"> </w:t>
       </w:r>
-      <w:hyperlink r:id="rId62">
+      <w:hyperlink r:id="rId65">
         <w:r>
           <w:rPr>
             <w:rStyle w:val="Hyperlink"/>
@@ -38113,8 +41864,8 @@
         <w:t xml:space="preserve">, 5031–5052 (2021).</w:t>
       </w:r>
     </w:p>
-    <w:bookmarkEnd w:id="63"/>
-    <w:bookmarkStart w:id="65" w:name="ref-dijk2020unsupervised"/>
+    <w:bookmarkEnd w:id="66"/>
+    <w:bookmarkStart w:id="68" w:name="ref-dijk2020unsupervised"/>
     <w:p>
       <w:pPr>
         <w:pStyle w:val="Bibliography"/>
@@ -38144,7 +41895,7 @@
       <w:r>
         <w:t xml:space="preserve"> </w:t>
       </w:r>
-      <w:hyperlink r:id="rId64">
+      <w:hyperlink r:id="rId67">
         <w:r>
           <w:rPr>
             <w:rStyle w:val="Hyperlink"/>
@@ -38179,8 +41930,8 @@
         <w:t xml:space="preserve">, 337 (2020).</w:t>
       </w:r>
     </w:p>
-    <w:bookmarkEnd w:id="65"/>
-    <w:bookmarkStart w:id="67" w:name="ref-moffitt2015virtual"/>
+    <w:bookmarkEnd w:id="68"/>
+    <w:bookmarkStart w:id="70" w:name="ref-moffitt2015virtual"/>
     <w:p>
       <w:pPr>
         <w:pStyle w:val="Bibliography"/>
@@ -38210,7 +41961,7 @@
       <w:r>
         <w:t xml:space="preserve"> </w:t>
       </w:r>
-      <w:hyperlink r:id="rId66">
+      <w:hyperlink r:id="rId69">
         <w:r>
           <w:rPr>
             <w:rStyle w:val="Hyperlink"/>
@@ -38245,8 +41996,8 @@
         <w:t xml:space="preserve">, 1168–1178 (2015).</w:t>
       </w:r>
     </w:p>
-    <w:bookmarkEnd w:id="67"/>
-    <w:bookmarkStart w:id="69" w:name="ref-Bailey2016"/>
+    <w:bookmarkEnd w:id="70"/>
+    <w:bookmarkStart w:id="72" w:name="ref-Bailey2016"/>
     <w:p>
       <w:pPr>
         <w:pStyle w:val="Bibliography"/>
@@ -38276,7 +42027,7 @@
       <w:r>
         <w:t xml:space="preserve"> </w:t>
       </w:r>
-      <w:hyperlink r:id="rId68">
+      <w:hyperlink r:id="rId71">
         <w:r>
           <w:rPr>
             <w:rStyle w:val="Hyperlink"/>
@@ -38311,8 +42062,8 @@
         <w:t xml:space="preserve">, 47–52 (2016).</w:t>
       </w:r>
     </w:p>
-    <w:bookmarkEnd w:id="69"/>
-    <w:bookmarkStart w:id="71" w:name="ref-puleo2018stratification"/>
+    <w:bookmarkEnd w:id="72"/>
+    <w:bookmarkStart w:id="74" w:name="ref-puleo2018stratification"/>
     <w:p>
       <w:pPr>
         <w:pStyle w:val="Bibliography"/>
@@ -38342,7 +42093,7 @@
       <w:r>
         <w:t xml:space="preserve"> </w:t>
       </w:r>
-      <w:hyperlink r:id="rId70">
+      <w:hyperlink r:id="rId73">
         <w:r>
           <w:rPr>
             <w:rStyle w:val="Hyperlink"/>
@@ -38377,8 +42128,8 @@
         <w:t xml:space="preserve">, 1999–2013 (2018).</w:t>
       </w:r>
     </w:p>
-    <w:bookmarkEnd w:id="71"/>
-    <w:bookmarkStart w:id="73" w:name="ref-rashid2020purity"/>
+    <w:bookmarkEnd w:id="74"/>
+    <w:bookmarkStart w:id="76" w:name="ref-rashid2020purity"/>
     <w:p>
       <w:pPr>
         <w:pStyle w:val="Bibliography"/>
@@ -38408,7 +42159,7 @@
       <w:r>
         <w:t xml:space="preserve"> </w:t>
       </w:r>
-      <w:hyperlink r:id="rId72">
+      <w:hyperlink r:id="rId75">
         <w:r>
           <w:rPr>
             <w:rStyle w:val="Hyperlink"/>
@@ -38443,8 +42194,8 @@
         <w:t xml:space="preserve">, 82–92 (2020).</w:t>
       </w:r>
     </w:p>
-    <w:bookmarkEnd w:id="73"/>
-    <w:bookmarkStart w:id="75" w:name="ref-peng2024determination"/>
+    <w:bookmarkEnd w:id="76"/>
+    <w:bookmarkStart w:id="78" w:name="ref-peng2024determination"/>
     <w:p>
       <w:pPr>
         <w:pStyle w:val="Bibliography"/>
@@ -38474,7 +42225,7 @@
       <w:r>
         <w:t xml:space="preserve"> </w:t>
       </w:r>
-      <w:hyperlink r:id="rId74">
+      <w:hyperlink r:id="rId77">
         <w:r>
           <w:rPr>
             <w:rStyle w:val="Hyperlink"/>
@@ -38509,8 +42260,8 @@
         <w:t xml:space="preserve">, 102611 (2026).</w:t>
       </w:r>
     </w:p>
-    <w:bookmarkEnd w:id="75"/>
-    <w:bookmarkStart w:id="77" w:name="ref-collisson2011subtypes"/>
+    <w:bookmarkEnd w:id="78"/>
+    <w:bookmarkStart w:id="80" w:name="ref-collisson2011subtypes"/>
     <w:p>
       <w:pPr>
         <w:pStyle w:val="Bibliography"/>
@@ -38540,7 +42291,7 @@
       <w:r>
         <w:t xml:space="preserve"> </w:t>
       </w:r>
-      <w:hyperlink r:id="rId76">
+      <w:hyperlink r:id="rId79">
         <w:r>
           <w:rPr>
             <w:rStyle w:val="Hyperlink"/>
@@ -38575,8 +42326,8 @@
         <w:t xml:space="preserve">, 500–503 (2011).</w:t>
       </w:r>
     </w:p>
-    <w:bookmarkEnd w:id="77"/>
-    <w:bookmarkStart w:id="79" w:name="ref-peng2019novo"/>
+    <w:bookmarkEnd w:id="80"/>
+    <w:bookmarkStart w:id="82" w:name="ref-peng2019novo"/>
     <w:p>
       <w:pPr>
         <w:pStyle w:val="Bibliography"/>
@@ -38596,7 +42347,7 @@
       <w:r>
         <w:t xml:space="preserve"> </w:t>
       </w:r>
-      <w:hyperlink r:id="rId78">
+      <w:hyperlink r:id="rId81">
         <w:r>
           <w:rPr>
             <w:rStyle w:val="Hyperlink"/>
@@ -38631,8 +42382,8 @@
         <w:t xml:space="preserve">, 4729 (2019).</w:t>
       </w:r>
     </w:p>
-    <w:bookmarkEnd w:id="79"/>
-    <w:bookmarkStart w:id="81" w:name="ref-Maurer2019"/>
+    <w:bookmarkEnd w:id="82"/>
+    <w:bookmarkStart w:id="84" w:name="ref-Maurer2019"/>
     <w:p>
       <w:pPr>
         <w:pStyle w:val="Bibliography"/>
@@ -38662,7 +42413,7 @@
       <w:r>
         <w:t xml:space="preserve"> </w:t>
       </w:r>
-      <w:hyperlink r:id="rId80">
+      <w:hyperlink r:id="rId83">
         <w:r>
           <w:rPr>
             <w:rStyle w:val="Hyperlink"/>
@@ -38697,8 +42448,8 @@
         <w:t xml:space="preserve">, 1034–1043 (2019).</w:t>
       </w:r>
     </w:p>
-    <w:bookmarkEnd w:id="81"/>
-    <w:bookmarkStart w:id="83" w:name="ref-elyada2019cross"/>
+    <w:bookmarkEnd w:id="84"/>
+    <w:bookmarkStart w:id="86" w:name="ref-elyada2019cross"/>
     <w:p>
       <w:pPr>
         <w:pStyle w:val="Bibliography"/>
@@ -38728,7 +42479,7 @@
       <w:r>
         <w:t xml:space="preserve"> </w:t>
       </w:r>
-      <w:hyperlink r:id="rId82">
+      <w:hyperlink r:id="rId85">
         <w:r>
           <w:rPr>
             <w:rStyle w:val="Hyperlink"/>
@@ -38763,8 +42514,8 @@
         <w:t xml:space="preserve">, 1102–1123 (2019).</w:t>
       </w:r>
     </w:p>
-    <w:bookmarkEnd w:id="83"/>
-    <w:bookmarkStart w:id="85" w:name="ref-leary2023s"/>
+    <w:bookmarkEnd w:id="86"/>
+    <w:bookmarkStart w:id="88" w:name="ref-leary2023s"/>
     <w:p>
       <w:pPr>
         <w:pStyle w:val="Bibliography"/>
@@ -38794,7 +42545,7 @@
       <w:r>
         <w:t xml:space="preserve"> </w:t>
       </w:r>
-      <w:hyperlink r:id="rId84">
+      <w:hyperlink r:id="rId87">
         <w:r>
           <w:rPr>
             <w:rStyle w:val="Hyperlink"/>
@@ -38859,8 +42610,8 @@
         <w:t xml:space="preserve">, btad449 (2023).</w:t>
       </w:r>
     </w:p>
-    <w:bookmarkEnd w:id="85"/>
-    <w:bookmarkStart w:id="87" w:name="ref-chansengyue2020transcription"/>
+    <w:bookmarkEnd w:id="88"/>
+    <w:bookmarkStart w:id="90" w:name="ref-chansengyue2020transcription"/>
     <w:p>
       <w:pPr>
         <w:pStyle w:val="Bibliography"/>
@@ -38890,7 +42641,7 @@
       <w:r>
         <w:t xml:space="preserve"> </w:t>
       </w:r>
-      <w:hyperlink r:id="rId86">
+      <w:hyperlink r:id="rId89">
         <w:r>
           <w:rPr>
             <w:rStyle w:val="Hyperlink"/>
@@ -38925,8 +42676,8 @@
         <w:t xml:space="preserve">, 231–240 (2020).</w:t>
       </w:r>
     </w:p>
-    <w:bookmarkEnd w:id="87"/>
-    <w:bookmarkStart w:id="88" w:name="ref-shapley1953value"/>
+    <w:bookmarkEnd w:id="90"/>
+    <w:bookmarkStart w:id="91" w:name="ref-shapley1953value"/>
     <w:p>
       <w:pPr>
         <w:pStyle w:val="Bibliography"/>
@@ -38960,8 +42711,8 @@
         <w:t xml:space="preserve">(eds. Kuhn, H. W. &amp; Tucker, A. W.) 307–317 (Princeton University Press, 1953).</w:t>
       </w:r>
     </w:p>
-    <w:bookmarkEnd w:id="88"/>
-    <w:bookmarkStart w:id="90" w:name="ref-birolo2025beyondcox"/>
+    <w:bookmarkEnd w:id="91"/>
+    <w:bookmarkStart w:id="93" w:name="ref-birolo2025beyondcox"/>
     <w:p>
       <w:pPr>
         <w:pStyle w:val="Bibliography"/>
@@ -38991,7 +42742,7 @@
       <w:r>
         <w:t xml:space="preserve"> </w:t>
       </w:r>
-      <w:hyperlink r:id="rId89">
+      <w:hyperlink r:id="rId92">
         <w:r>
           <w:rPr>
             <w:rStyle w:val="Hyperlink"/>
@@ -39050,8 +42801,8 @@
         <w:t xml:space="preserve">, 111176 (2025).</w:t>
       </w:r>
     </w:p>
-    <w:bookmarkEnd w:id="90"/>
-    <w:bookmarkStart w:id="92" w:name="ref-hao2021dnnsurv"/>
+    <w:bookmarkEnd w:id="93"/>
+    <w:bookmarkStart w:id="95" w:name="ref-hao2021dnnsurv"/>
     <w:p>
       <w:pPr>
         <w:pStyle w:val="Bibliography"/>
@@ -39071,7 +42822,7 @@
       <w:r>
         <w:t xml:space="preserve"> </w:t>
       </w:r>
-      <w:hyperlink r:id="rId91">
+      <w:hyperlink r:id="rId94">
         <w:r>
           <w:rPr>
             <w:rStyle w:val="Hyperlink"/>
@@ -39106,9 +42857,9 @@
         <w:t xml:space="preserve">, 1244 (2021).</w:t>
       </w:r>
     </w:p>
-    <w:bookmarkEnd w:id="92"/>
-    <w:bookmarkEnd w:id="93"/>
-    <w:bookmarkEnd w:id="94"/>
+    <w:bookmarkEnd w:id="95"/>
+    <w:bookmarkEnd w:id="96"/>
+    <w:bookmarkEnd w:id="97"/>
     <w:sectPr/>
   </w:body>
 </w:document>

--- a/paper/si_appendix.docx
+++ b/paper/si_appendix.docx
@@ -205,55 +205,7 @@
         <w:pStyle w:val="FirstParagraph"/>
       </w:pPr>
       <w:r>
-        <w:t xml:space="preserve">\newpage</w:t>
-      </w:r>
-      <w:r>
-        <w:t xml:space="preserve"> </w:t>
-      </w:r>
-      <w:r>
         <w:t xml:space="preserve">\phantomsection</w:t>
-      </w:r>
-      <w:r>
-        <w:t xml:space="preserve"> </w:t>
-      </w:r>
-      <w:r>
-        <w:t xml:space="preserve">\addcontentsline{toc}{section}{List of Figures}</w:t>
-      </w:r>
-      <w:r>
-        <w:t xml:space="preserve"> </w:t>
-      </w:r>
-      <w:r>
-        <w:t xml:space="preserve">\listoffigures</w:t>
-      </w:r>
-      <w:r>
-        <w:t xml:space="preserve"> </w:t>
-      </w:r>
-      <w:r>
-        <w:t xml:space="preserve">\newpage</w:t>
-      </w:r>
-      <w:r>
-        <w:t xml:space="preserve"> </w:t>
-      </w:r>
-      <w:r>
-        <w:t xml:space="preserve">\phantomsection</w:t>
-      </w:r>
-      <w:r>
-        <w:t xml:space="preserve"> </w:t>
-      </w:r>
-      <w:r>
-        <w:t xml:space="preserve">\addcontentsline{toc}{section}{List of Tables}</w:t>
-      </w:r>
-      <w:r>
-        <w:t xml:space="preserve"> </w:t>
-      </w:r>
-      <w:r>
-        <w:t xml:space="preserve">\listoftables</w:t>
-      </w:r>
-      <w:r>
-        <w:t xml:space="preserve"> </w:t>
-      </w:r>
-      <w:r>
-        <w:t xml:space="preserve">\newpage</w:t>
       </w:r>
     </w:p>
     <w:p>
@@ -261,7 +213,7 @@
         <w:pStyle w:val="BodyText"/>
       </w:pPr>
       <w:r>
-        <w:t xml:space="preserve">\part{Supplementary Methods}</w:t>
+        <w:t xml:space="preserve">\listoffigures</w:t>
       </w:r>
     </w:p>
     <w:p>
@@ -269,11 +221,40 @@
         <w:pStyle w:val="BodyText"/>
       </w:pPr>
       <w:r>
-        <w:t xml:space="preserve">\section{Model details}</w:t>
-      </w:r>
-      <w:r>
-        <w:t xml:space="preserve"> </w:t>
-      </w:r>
+        <w:t xml:space="preserve">\phantomsection</w:t>
+      </w:r>
+    </w:p>
+    <w:p>
+      <w:pPr>
+        <w:pStyle w:val="BodyText"/>
+      </w:pPr>
+      <w:r>
+        <w:t xml:space="preserve">\listoftables</w:t>
+      </w:r>
+    </w:p>
+    <w:bookmarkStart w:id="20" w:name="supplementary-methods"/>
+    <w:p>
+      <w:pPr>
+        <w:pStyle w:val="Heading1"/>
+      </w:pPr>
+      <w:r>
+        <w:t xml:space="preserve">Supplementary Methods</w:t>
+      </w:r>
+    </w:p>
+    <w:bookmarkEnd w:id="20"/>
+    <w:bookmarkStart w:id="21" w:name="model-details"/>
+    <w:p>
+      <w:pPr>
+        <w:pStyle w:val="Heading1"/>
+      </w:pPr>
+      <w:r>
+        <w:t xml:space="preserve">Model details</w:t>
+      </w:r>
+    </w:p>
+    <w:p>
+      <w:pPr>
+        <w:pStyle w:val="FirstParagraph"/>
+      </w:pPr>
       <w:r>
         <w:t xml:space="preserve">Let</w:t>
       </w:r>
@@ -1798,7 +1779,22 @@
         </m:sSub>
       </m:oMath>
       <w:r>
-        <w:t xml:space="preserve">; tied event times are handled by the Breslow approximation in the \texttt{glmnet} Coxnet routine used for the</w:t>
+        <w:t xml:space="preserve">; tied event times are handled by the Breslow approximation in the</w:t>
+      </w:r>
+      <w:r>
+        <w:t xml:space="preserve"> </w:t>
+      </w:r>
+      <w:r>
+        <w:rPr>
+          <w:rStyle w:val="VerbatimChar"/>
+        </w:rPr>
+        <w:t xml:space="preserve">glmnet</w:t>
+      </w:r>
+      <w:r>
+        <w:t xml:space="preserve"> </w:t>
+      </w:r>
+      <w:r>
+        <w:t xml:space="preserve">Coxnet routine used for the</w:t>
       </w:r>
       <w:r>
         <w:t xml:space="preserve"> </w:t>
@@ -2098,27 +2094,47 @@
         <w:t xml:space="preserve"> </w:t>
       </w:r>
       <w:r>
-        <w:t xml:space="preserve">is the argument \texttt{nu} in the DeSurv package.</w:t>
+        <w:t xml:space="preserve">is the argument</w:t>
+      </w:r>
+      <w:r>
+        <w:t xml:space="preserve"> </w:t>
+      </w:r>
+      <w:r>
+        <w:rPr>
+          <w:rStyle w:val="VerbatimChar"/>
+        </w:rPr>
+        <w:t xml:space="preserve">nu</w:t>
+      </w:r>
+      <w:r>
+        <w:t xml:space="preserve"> </w:t>
+      </w:r>
+      <w:r>
+        <w:t xml:space="preserve">in the DeSurv package.</w:t>
+      </w:r>
+    </w:p>
+    <w:bookmarkEnd w:id="21"/>
+    <w:bookmarkStart w:id="27" w:name="optimization-algorithm"/>
+    <w:p>
+      <w:pPr>
+        <w:pStyle w:val="Heading1"/>
+      </w:pPr>
+      <w:r>
+        <w:t xml:space="preserve">Optimization Algorithm</w:t>
+      </w:r>
+    </w:p>
+    <w:bookmarkStart w:id="22" w:name="block-coordinate-descent-scheme"/>
+    <w:p>
+      <w:pPr>
+        <w:pStyle w:val="Heading2"/>
+      </w:pPr>
+      <w:r>
+        <w:t xml:space="preserve">Block coordinate descent scheme</w:t>
       </w:r>
     </w:p>
     <w:p>
       <w:pPr>
-        <w:pStyle w:val="BodyText"/>
+        <w:pStyle w:val="FirstParagraph"/>
       </w:pPr>
-      <w:r>
-        <w:t xml:space="preserve">\section{Optimization Algorithm}</w:t>
-      </w:r>
-    </w:p>
-    <w:p>
-      <w:pPr>
-        <w:pStyle w:val="BodyText"/>
-      </w:pPr>
-      <w:r>
-        <w:t xml:space="preserve">\subsection{Block coordinate descent scheme}</w:t>
-      </w:r>
-      <w:r>
-        <w:t xml:space="preserve"> </w:t>
-      </w:r>
       <w:r>
         <w:t xml:space="preserve">Optimization proceeds by block coordinate descent (BCD; Algorithm [alg:desurv]), which at each outer iteration updates</w:t>
       </w:r>
@@ -3966,12 +3982,14 @@
         </m:sSup>
       </m:oMath>
     </w:p>
+    <w:bookmarkEnd w:id="22"/>
+    <w:bookmarkStart w:id="23" w:name="update-for-h"/>
     <w:p>
       <w:pPr>
-        <w:pStyle w:val="BodyText"/>
+        <w:pStyle w:val="Heading2"/>
       </w:pPr>
       <w:r>
-        <w:t xml:space="preserve">\subsection{Update for</w:t>
+        <w:t xml:space="preserve">Update for</w:t>
       </w:r>
       <w:r>
         <w:t xml:space="preserve"> </w:t>
@@ -3981,12 +3999,11 @@
           <m:t>H</m:t>
         </m:r>
       </m:oMath>
-      <w:r>
-        <w:t xml:space="preserve">}</w:t>
-      </w:r>
-      <w:r>
-        <w:t xml:space="preserve"> </w:t>
-      </w:r>
+    </w:p>
+    <w:p>
+      <w:pPr>
+        <w:pStyle w:val="FirstParagraph"/>
+      </w:pPr>
       <w:r>
         <w:t xml:space="preserve">Conditional on</w:t>
       </w:r>
@@ -4460,12 +4477,14 @@
         <w:t xml:space="preserve">-update numerically well-defined.</w:t>
       </w:r>
     </w:p>
+    <w:bookmarkEnd w:id="23"/>
+    <w:bookmarkStart w:id="24" w:name="update-for-w"/>
     <w:p>
       <w:pPr>
-        <w:pStyle w:val="BodyText"/>
+        <w:pStyle w:val="Heading2"/>
       </w:pPr>
       <w:r>
-        <w:t xml:space="preserve">\subsection{Update for</w:t>
+        <w:t xml:space="preserve">Update for</w:t>
       </w:r>
       <w:r>
         <w:t xml:space="preserve"> </w:t>
@@ -4475,12 +4494,11 @@
           <m:t>W</m:t>
         </m:r>
       </m:oMath>
-      <w:r>
-        <w:t xml:space="preserve">}</w:t>
-      </w:r>
-      <w:r>
-        <w:t xml:space="preserve"> </w:t>
-      </w:r>
+    </w:p>
+    <w:p>
+      <w:pPr>
+        <w:pStyle w:val="FirstParagraph"/>
+      </w:pPr>
       <w:r>
         <w:t xml:space="preserve">For</w:t>
       </w:r>
@@ -5865,7 +5883,16 @@
         <w:t xml:space="preserve"> </w:t>
       </w:r>
       <w:r>
-        <w:t xml:space="preserve">(\texttt{code/26}, which reconstructs the production optimization path from the</w:t>
+        <w:t xml:space="preserve">(</w:t>
+      </w:r>
+      <w:r>
+        <w:rPr>
+          <w:rStyle w:val="VerbatimChar"/>
+        </w:rPr>
+        <w:t xml:space="preserve">code/26</w:t>
+      </w:r>
+      <w:r>
+        <w:t xml:space="preserve">, which reconstructs the production optimization path from the</w:t>
       </w:r>
       <w:r>
         <w:t xml:space="preserve"> </w:t>
@@ -8847,12 +8874,14 @@
         <w:t xml:space="preserve">.</w:t>
       </w:r>
     </w:p>
+    <w:bookmarkEnd w:id="24"/>
+    <w:bookmarkStart w:id="25" w:name="update-for-beta"/>
     <w:p>
       <w:pPr>
-        <w:pStyle w:val="BodyText"/>
+        <w:pStyle w:val="Heading2"/>
       </w:pPr>
       <w:r>
-        <w:t xml:space="preserve">\subsection{Update for</w:t>
+        <w:t xml:space="preserve">Update for</w:t>
       </w:r>
       <w:r>
         <w:t xml:space="preserve"> </w:t>
@@ -8862,13 +8891,10 @@
           <m:t>β</m:t>
         </m:r>
       </m:oMath>
-      <w:r>
-        <w:t xml:space="preserve">}</w:t>
-      </w:r>
     </w:p>
     <w:p>
       <w:pPr>
-        <w:pStyle w:val="BodyText"/>
+        <w:pStyle w:val="FirstParagraph"/>
       </w:pPr>
       <w:r>
         <w:t xml:space="preserve">Conditional on</w:t>
@@ -9863,17 +9889,19 @@
         <w:t xml:space="preserve">.</w:t>
       </w:r>
     </w:p>
+    <w:bookmarkEnd w:id="25"/>
+    <w:bookmarkStart w:id="26" w:name="normalization-of-w"/>
     <w:p>
       <w:pPr>
-        <w:pStyle w:val="BodyText"/>
+        <w:pStyle w:val="Heading2"/>
       </w:pPr>
       <w:r>
-        <w:t xml:space="preserve">\subsection{Normalization of W}</w:t>
+        <w:t xml:space="preserve">Normalization of W</w:t>
       </w:r>
     </w:p>
     <w:p>
       <w:pPr>
-        <w:pStyle w:val="BodyText"/>
+        <w:pStyle w:val="FirstParagraph"/>
       </w:pPr>
       <w:r>
         <w:t xml:space="preserve">After each accepted</w:t>
@@ -10168,17 +10196,20 @@
         <w:t xml:space="preserve">comparable in magnitude and interpretable as gene programs.</w:t>
       </w:r>
     </w:p>
+    <w:bookmarkEnd w:id="26"/>
+    <w:bookmarkEnd w:id="27"/>
+    <w:bookmarkStart w:id="28" w:name="supervision-on-w-versus-h"/>
     <w:p>
       <w:pPr>
-        <w:pStyle w:val="BodyText"/>
+        <w:pStyle w:val="Heading1"/>
       </w:pPr>
       <w:r>
-        <w:t xml:space="preserve">\section{Supervision on (W) versus (H)}</w:t>
+        <w:t xml:space="preserve">Supervision on (W) versus (H)</w:t>
       </w:r>
     </w:p>
     <w:p>
       <w:pPr>
-        <w:pStyle w:val="BodyText"/>
+        <w:pStyle w:val="FirstParagraph"/>
       </w:pPr>
       <w:r>
         <w:t xml:space="preserve">Classical nonnegative matrix factorization (NMF) is non-identifiable: for any</w:t>
@@ -11402,16 +11433,20 @@
         <w:t xml:space="preserve">Where survival supervision enters, and what a new sample requires, for DeSurv and five comparators. Cells for DeSurv, standard NMF, supervised principal components and penalized Cox regression are taken from the Methods of this manuscript; CoxNMF cells from its published objective function and SurvNMF cells from its full text; both works are cited in Methods, Hyperparameter selection and cross-validation. ``Not described in the source’’ means the cited work does not state the behaviour; no cell is inferred. The table records architecture and does not rank the methods. Note: CoxNMF does not describe a procedure for scoring new samples. The implication that sample-side loadings would need to be obtained for new samples follows from its published objective and is an inference, not a reported implementation.</w:t>
       </w:r>
     </w:p>
+    <w:bookmarkEnd w:id="28"/>
+    <w:bookmarkStart w:id="29" w:name="cross-validation-procedure"/>
     <w:p>
       <w:pPr>
-        <w:pStyle w:val="BodyText"/>
+        <w:pStyle w:val="Heading1"/>
       </w:pPr>
       <w:r>
-        <w:t xml:space="preserve">\section{Cross-validation procedure}</w:t>
-      </w:r>
-      <w:r>
-        <w:t xml:space="preserve"> </w:t>
-      </w:r>
+        <w:t xml:space="preserve">Cross-validation procedure</w:t>
+      </w:r>
+    </w:p>
+    <w:p>
+      <w:pPr>
+        <w:pStyle w:val="FirstParagraph"/>
+      </w:pPr>
       <w:r>
         <w:t xml:space="preserve">Algorithm [alg:cv] describes the cross validation procedure with</w:t>
       </w:r>
@@ -12936,17 +12971,19 @@
         </m:acc>
       </m:oMath>
     </w:p>
+    <w:bookmarkEnd w:id="29"/>
+    <w:bookmarkStart w:id="34" w:name="bayesian-optimization"/>
     <w:p>
       <w:pPr>
-        <w:pStyle w:val="BodyText"/>
+        <w:pStyle w:val="Heading1"/>
       </w:pPr>
       <w:r>
-        <w:t xml:space="preserve">\section{Bayesian Optimization}</w:t>
+        <w:t xml:space="preserve">Bayesian Optimization</w:t>
       </w:r>
     </w:p>
     <w:p>
       <w:pPr>
-        <w:pStyle w:val="BodyText"/>
+        <w:pStyle w:val="FirstParagraph"/>
       </w:pPr>
       <w:r>
         <w:t xml:space="preserve">We treat hyperparameter tuning as a black-box optimization problem over a</w:t>
@@ -15024,18 +15061,18 @@
           <wp:inline>
             <wp:extent cx="5183131" cy="4135477"/>
             <wp:effectExtent b="0" l="0" r="0" t="0"/>
-            <wp:docPr descr="" title="" id="21" name="Picture"/>
+            <wp:docPr descr="" title="" id="31" name="Picture"/>
             <a:graphic>
               <a:graphicData uri="http://schemas.openxmlformats.org/drawingml/2006/picture">
                 <pic:pic>
                   <pic:nvPicPr>
-                    <pic:cNvPr descr=".docx_media/si_appendix_files_figure_latex_fig_si_bo_tuning_1.png" id="22" name="Picture"/>
+                    <pic:cNvPr descr=".docx_media/si_appendix_files_figure_latex_fig_si_bo_tuning_1.png" id="32" name="Picture"/>
                     <pic:cNvPicPr>
                       <a:picLocks noChangeArrowheads="1" noChangeAspect="1"/>
                     </pic:cNvPicPr>
                   </pic:nvPicPr>
                   <pic:blipFill>
-                    <a:blip r:embed="rId20"/>
+                    <a:blip r:embed="rId30"/>
                     <a:stretch>
                       <a:fillRect/>
                     </a:stretch>
@@ -15154,17 +15191,18 @@
         <w:t xml:space="preserve">) boundary. This is empirical model-selection tuning on the training data, not a simulation result.</w:t>
       </w:r>
     </w:p>
+    <w:bookmarkStart w:id="33" w:name="X3799d3f5b96a9eb66814e69c9c1b1440f7c6a5d"/>
     <w:p>
       <w:pPr>
-        <w:pStyle w:val="BodyText"/>
+        <w:pStyle w:val="Heading2"/>
       </w:pPr>
       <w:r>
-        <w:t xml:space="preserve">\subsection{Consensus initialization for the final model}</w:t>
+        <w:t xml:space="preserve">Consensus initialization for the final model</w:t>
       </w:r>
     </w:p>
     <w:p>
       <w:pPr>
-        <w:pStyle w:val="BodyText"/>
+        <w:pStyle w:val="FirstParagraph"/>
       </w:pPr>
       <w:r>
         <w:t xml:space="preserve">The final DeSurv model at the selected hyperparameters was initialized from a consensus of multiple independent runs to reduce sensitivity to random starts. We first fit</w:t>
@@ -15476,17 +15514,20 @@
         <w:t xml:space="preserve">were set to zero. This consensus seed used only training-cohort expression and was applied solely to initialize the single final refit after hyperparameter selection; it used no validation-cohort data and therefore introduced no information leakage.</w:t>
       </w:r>
     </w:p>
+    <w:bookmarkEnd w:id="33"/>
+    <w:bookmarkEnd w:id="34"/>
+    <w:bookmarkStart w:id="35" w:name="pdac-datasets"/>
     <w:p>
       <w:pPr>
-        <w:pStyle w:val="BodyText"/>
+        <w:pStyle w:val="Heading1"/>
       </w:pPr>
       <w:r>
-        <w:t xml:space="preserve">\section{PDAC Datasets}</w:t>
+        <w:t xml:space="preserve">PDAC Datasets</w:t>
       </w:r>
     </w:p>
     <w:p>
       <w:pPr>
-        <w:pStyle w:val="BodyText"/>
+        <w:pStyle w:val="FirstParagraph"/>
       </w:pPr>
       <w:r>
         <w:t xml:space="preserve">We analyzed PDAC cohorts from TCGA-PAAD and CPTAC-PDAC as training data</w:t>
@@ -17018,17 +17059,19 @@
         <w:t xml:space="preserve">(Peng et al. 2026). Events denotes the number of overall-survival events (deaths) with the corresponding event rate; outcome frequency was lower and more homogeneous in the training cohorts (50–52%) than across the validation cohorts (60–90%, pooled 67%), a case-mix difference relevant to the interpretation of external-validation performance.</w:t>
       </w:r>
     </w:p>
+    <w:bookmarkEnd w:id="35"/>
+    <w:bookmarkStart w:id="36" w:name="survival-analysis"/>
     <w:p>
       <w:pPr>
-        <w:pStyle w:val="BodyText"/>
+        <w:pStyle w:val="Heading1"/>
       </w:pPr>
       <w:r>
-        <w:t xml:space="preserve">\section{Survival Analysis}</w:t>
+        <w:t xml:space="preserve">Survival Analysis</w:t>
       </w:r>
     </w:p>
     <w:p>
       <w:pPr>
-        <w:pStyle w:val="BodyText"/>
+        <w:pStyle w:val="FirstParagraph"/>
       </w:pPr>
       <w:r>
         <w:t xml:space="preserve">Survival analyses used overall survival time with event indicators as provided</w:t>
@@ -17170,17 +17213,19 @@
         <w:t xml:space="preserve">by dataset to allow cohort-specific baseline hazards.</w:t>
       </w:r>
     </w:p>
+    <w:bookmarkEnd w:id="36"/>
+    <w:bookmarkStart w:id="37" w:name="gene-program-correlation-analysis"/>
     <w:p>
       <w:pPr>
-        <w:pStyle w:val="BodyText"/>
+        <w:pStyle w:val="Heading1"/>
       </w:pPr>
       <w:r>
-        <w:t xml:space="preserve">\section{Gene Program Correlation Analysis}</w:t>
+        <w:t xml:space="preserve">Gene Program Correlation Analysis</w:t>
       </w:r>
     </w:p>
     <w:p>
       <w:pPr>
-        <w:pStyle w:val="BodyText"/>
+        <w:pStyle w:val="FirstParagraph"/>
       </w:pPr>
       <w:r>
         <w:t xml:space="preserve">To assess the biological identity of learned factors, we evaluated the</w:t>
@@ -17980,17 +18025,19 @@
         <w:t xml:space="preserve">low-correlation relative to, other retained programs.</w:t>
       </w:r>
     </w:p>
+    <w:bookmarkEnd w:id="37"/>
+    <w:bookmarkStart w:id="38" w:name="X5aef97a5757f001f3698477374c0ce3518408db"/>
     <w:p>
       <w:pPr>
-        <w:pStyle w:val="BodyText"/>
+        <w:pStyle w:val="Heading1"/>
       </w:pPr>
       <w:r>
-        <w:t xml:space="preserve">\section{Reconstruction and Survival Contribution per Factor}</w:t>
+        <w:t xml:space="preserve">Reconstruction and Survival Contribution per Factor</w:t>
       </w:r>
     </w:p>
     <w:p>
       <w:pPr>
-        <w:pStyle w:val="BodyText"/>
+        <w:pStyle w:val="FirstParagraph"/>
       </w:pPr>
       <w:r>
         <w:t xml:space="preserve">NMF does not provide an orthogonal variance decomposition; it seeks a low-rank</w:t>
@@ -19623,17 +19670,19 @@
         <w:t xml:space="preserve">) with all NMF factors negligible.</w:t>
       </w:r>
     </w:p>
+    <w:bookmarkEnd w:id="38"/>
+    <w:bookmarkStart w:id="51" w:name="factor-correspondence-analysis"/>
     <w:p>
       <w:pPr>
-        <w:pStyle w:val="BodyText"/>
+        <w:pStyle w:val="Heading1"/>
       </w:pPr>
       <w:r>
-        <w:t xml:space="preserve">\section{Factor Correspondence Analysis}</w:t>
+        <w:t xml:space="preserve">Factor Correspondence Analysis</w:t>
       </w:r>
     </w:p>
     <w:p>
       <w:pPr>
-        <w:pStyle w:val="BodyText"/>
+        <w:pStyle w:val="FirstParagraph"/>
       </w:pPr>
       <w:r>
         <w:t xml:space="preserve">To assess which biological programs are preserved, altered, or suppressed</w:t>
@@ -19806,17 +19855,18 @@
         <w:t xml:space="preserve">as columns (main text, Fig. 2d).</w:t>
       </w:r>
     </w:p>
+    <w:bookmarkStart w:id="39" w:name="Xe6ac4b0c6b90b090fd37dec025b0814a2daa6b9"/>
     <w:p>
       <w:pPr>
-        <w:pStyle w:val="BodyText"/>
+        <w:pStyle w:val="Heading2"/>
       </w:pPr>
       <w:r>
-        <w:t xml:space="preserve">\subsection{Cross-method reconstructability and reconstruction fidelity}</w:t>
+        <w:t xml:space="preserve">Cross-method reconstructability and reconstruction fidelity</w:t>
       </w:r>
     </w:p>
     <w:p>
       <w:pPr>
-        <w:pStyle w:val="BodyText"/>
+        <w:pStyle w:val="FirstParagraph"/>
       </w:pPr>
       <w:r>
         <w:t xml:space="preserve">The correlation heatmap summarizes pairwise similarity; to make a direction-aware</w:t>
@@ -19825,7 +19875,23 @@
         <w:t xml:space="preserve"> </w:t>
       </w:r>
       <w:r>
-        <w:t xml:space="preserve">statement of how much of each factor is \emph{linearly reconstructable} from the</w:t>
+        <w:t xml:space="preserve">statement of how much of each factor is</w:t>
+      </w:r>
+      <w:r>
+        <w:t xml:space="preserve"> </w:t>
+      </w:r>
+      <w:r>
+        <w:rPr>
+          <w:iCs/>
+          <w:i/>
+        </w:rPr>
+        <w:t xml:space="preserve">linearly reconstructable</w:t>
+      </w:r>
+      <w:r>
+        <w:t xml:space="preserve"> </w:t>
+      </w:r>
+      <w:r>
+        <w:t xml:space="preserve">from the</w:t>
       </w:r>
       <w:r>
         <w:t xml:space="preserve"> </w:t>
@@ -21125,17 +21191,19 @@
         <w:t xml:space="preserve">centered figure in the main text.</w:t>
       </w:r>
     </w:p>
+    <w:bookmarkEnd w:id="39"/>
+    <w:bookmarkStart w:id="43" w:name="the-d1-axis-is-not-specific-to-desurv"/>
     <w:p>
       <w:pPr>
-        <w:pStyle w:val="BodyText"/>
+        <w:pStyle w:val="Heading2"/>
       </w:pPr>
       <w:r>
-        <w:t xml:space="preserve">\subsection{The D1 axis is not specific to DeSurv}</w:t>
+        <w:t xml:space="preserve">The D1 axis is not specific to DeSurv</w:t>
       </w:r>
     </w:p>
     <w:p>
       <w:pPr>
-        <w:pStyle w:val="BodyText"/>
+        <w:pStyle w:val="FirstParagraph"/>
       </w:pPr>
       <w:r>
         <w:t xml:space="preserve">If the D1 tumor–stroma axis were an artifact of DeSurv’s particular</w:t>
@@ -21295,7 +21363,23 @@
         <w:pStyle w:val="BodyText"/>
       </w:pPr>
       <w:r>
-        <w:t xml:space="preserve">By contrast, the leading \emph{unsupervised} direction</w:t>
+        <w:t xml:space="preserve">By contrast, the leading</w:t>
+      </w:r>
+      <w:r>
+        <w:t xml:space="preserve"> </w:t>
+      </w:r>
+      <w:r>
+        <w:rPr>
+          <w:iCs/>
+          <w:i/>
+        </w:rPr>
+        <w:t xml:space="preserve">unsupervised</w:t>
+      </w:r>
+      <w:r>
+        <w:t xml:space="preserve"> </w:t>
+      </w:r>
+      <w:r>
+        <w:t xml:space="preserve">direction</w:t>
       </w:r>
       <w:r>
         <w:t xml:space="preserve"> </w:t>
@@ -21364,18 +21448,18 @@
           <wp:inline>
             <wp:extent cx="5334000" cy="2486236"/>
             <wp:effectExtent b="0" l="0" r="0" t="0"/>
-            <wp:docPr descr="" title="" id="24" name="Picture"/>
+            <wp:docPr descr="" title="" id="41" name="Picture"/>
             <a:graphic>
               <a:graphicData uri="http://schemas.openxmlformats.org/drawingml/2006/picture">
                 <pic:pic>
                   <pic:nvPicPr>
-                    <pic:cNvPr descr=".docx_media/figures_fig_supervised_recovery.png" id="25" name="Picture"/>
+                    <pic:cNvPr descr=".docx_media/figures_fig_supervised_recovery.png" id="42" name="Picture"/>
                     <pic:cNvPicPr>
                       <a:picLocks noChangeArrowheads="1" noChangeAspect="1"/>
                     </pic:cNvPicPr>
                   </pic:nvPicPr>
                   <pic:blipFill>
-                    <a:blip r:embed="rId23"/>
+                    <a:blip r:embed="rId40"/>
                     <a:stretch>
                       <a:fillRect/>
                     </a:stretch>
@@ -21414,20 +21498,40 @@
         <w:t xml:space="preserve">Independent survival-supervised methods recover the D1 axis; an unsupervised method does not. (a) Absolute correlation (across training-cohort patients) of each method’s leading direction with the DeSurv D1 score, in the training cohort: supervised principal components, Cox partial least squares, and sparse Cox all recover D1 (green), whereas the leading unsupervised principal component does not (grey). (b) Sample-level agreement with D1 for Cox-PLS (supervised, green) versus the first unsupervised principal component (grey).</w:t>
       </w:r>
     </w:p>
+    <w:bookmarkEnd w:id="43"/>
+    <w:bookmarkStart w:id="44" w:name="X9757ed67decbd0705bb487c4901c09b15a3ba5f"/>
     <w:p>
       <w:pPr>
-        <w:pStyle w:val="BodyText"/>
+        <w:pStyle w:val="Heading2"/>
       </w:pPr>
       <w:r>
-        <w:t xml:space="preserve">\subsection{Robustness to tuned supervised comparators and compartment attribution}</w:t>
+        <w:t xml:space="preserve">Robustness to tuned supervised comparators and compartment attribution</w:t>
       </w:r>
     </w:p>
     <w:p>
       <w:pPr>
-        <w:pStyle w:val="BodyText"/>
+        <w:pStyle w:val="FirstParagraph"/>
       </w:pPr>
       <w:r>
-        <w:t xml:space="preserve">The analyses above establish D1 as a survival-associated expression direction shared across supervised methods; here we ask what DeSurv adds beyond recovering that direction, using canonical, independently tuned comparators in place of the simple single-component versions above: supervised principal components (\texttt{superpc}; Bair–Tibshirani, with cross-validated screening threshold and component number) and penalized (lasso) Cox (\texttt{glmnet}, a single</w:t>
+        <w:t xml:space="preserve">The analyses above establish D1 as a survival-associated expression direction shared across supervised methods; here we ask what DeSurv adds beyond recovering that direction, using canonical, independently tuned comparators in place of the simple single-component versions above: supervised principal components (</w:t>
+      </w:r>
+      <w:r>
+        <w:rPr>
+          <w:rStyle w:val="VerbatimChar"/>
+        </w:rPr>
+        <w:t xml:space="preserve">superpc</w:t>
+      </w:r>
+      <w:r>
+        <w:t xml:space="preserve">; Bair–Tibshirani, with cross-validated screening threshold and component number) and penalized (lasso) Cox (</w:t>
+      </w:r>
+      <w:r>
+        <w:rPr>
+          <w:rStyle w:val="VerbatimChar"/>
+        </w:rPr>
+        <w:t xml:space="preserve">glmnet</w:t>
+      </w:r>
+      <w:r>
+        <w:t xml:space="preserve">, a single</w:t>
       </w:r>
       <w:r>
         <w:t xml:space="preserve"> </w:t>
@@ -21748,17 +21852,19 @@
         <w:t xml:space="preserve">The supervised risk scores retained modest stromal signal but did not resolve it as a distinct program. DeSurv instead placed the dominant survival-associated direction within a three-program representation containing separately measurable classical/restCAF-like, proCAF-like and basal-like programs. Thus, the distinction is representational: DeSurv preserves stromal context as an explicit program even when that program does not contribute independently to the fitted linear predictor.</w:t>
       </w:r>
     </w:p>
+    <w:bookmarkEnd w:id="44"/>
+    <w:bookmarkStart w:id="45" w:name="Xa2ff139905cf53f2ad50f77e672e78f3363c375"/>
     <w:p>
       <w:pPr>
-        <w:pStyle w:val="BodyText"/>
+        <w:pStyle w:val="Heading2"/>
       </w:pPr>
       <w:r>
-        <w:t xml:space="preserve">\subsection*{Proper-scoring sensitivity of the external validation}</w:t>
+        <w:t xml:space="preserve">Proper-scoring sensitivity of the external validation</w:t>
       </w:r>
     </w:p>
     <w:p>
       <w:pPr>
-        <w:pStyle w:val="BodyText"/>
+        <w:pStyle w:val="FirstParagraph"/>
       </w:pPr>
       <w:r>
         <w:t xml:space="preserve">The main-text external validation reports discrimination with Harrell’s C-index</w:t>
@@ -22070,17 +22176,19 @@
         <w:t xml:space="preserve">rather than higher predictive accuracy.</w:t>
       </w:r>
     </w:p>
+    <w:bookmarkEnd w:id="45"/>
+    <w:bookmarkStart w:id="46" w:name="proportional-hazards-diagnostic"/>
     <w:p>
       <w:pPr>
-        <w:pStyle w:val="BodyText"/>
+        <w:pStyle w:val="Heading2"/>
       </w:pPr>
       <w:r>
-        <w:t xml:space="preserve">\subsection*{Proportional-hazards diagnostic}</w:t>
+        <w:t xml:space="preserve">Proportional-hazards diagnostic</w:t>
       </w:r>
     </w:p>
     <w:p>
       <w:pPr>
-        <w:pStyle w:val="BodyText"/>
+        <w:pStyle w:val="FirstParagraph"/>
       </w:pPr>
       <w:r>
         <w:t xml:space="preserve">Because the pooled hazard ratio assumes proportional hazards, we tested the scaled Schoenfeld residuals of the stratified validation model (</w:t>
@@ -22206,7 +22314,19 @@
         </m:d>
       </m:oMath>
       <w:r>
-        <w:t xml:space="preserve">) with \texttt{survival::cox.zph}. The proportional-hazards assumption was not supported for the standardized DeSurv linear predictor (</w:t>
+        <w:t xml:space="preserve">) with</w:t>
+      </w:r>
+      <w:r>
+        <w:t xml:space="preserve"> </w:t>
+      </w:r>
+      <w:r>
+        <w:rPr>
+          <w:rStyle w:val="VerbatimChar"/>
+        </w:rPr>
+        <w:t xml:space="preserve">survival::cox.zph</w:t>
+      </w:r>
+      <w:r>
+        <w:t xml:space="preserve">. The proportional-hazards assumption was not supported for the standardized DeSurv linear predictor (</w:t>
       </w:r>
       <m:oMath>
         <m:sSup>
@@ -22311,6 +22431,45 @@
       </m:oMath>
       <w:r>
         <w:t xml:space="preserve">, against a positive coefficient). The reported pooled hazard ratio is therefore a time-averaged summary of that association, not a constant multiplicative effect. The horizon-integrated proper-scoring (IBS/IPA) sensitivity above complements it, integrating prediction accuracy over each cohort’s event-time horizon (to the 80th percentile of event times) rather than through a single hazard-ratio summary.</w:t>
+      </w:r>
+    </w:p>
+    <w:bookmarkEnd w:id="46"/>
+    <w:bookmarkStart w:id="47" w:name="Xaec9edd6711a52a4732157f98ee6881b605b395"/>
+    <w:p>
+      <w:pPr>
+        <w:pStyle w:val="Heading2"/>
+      </w:pPr>
+      <w:r>
+        <w:t xml:space="preserve">Between-cohort heterogeneity and C-index confidence intervals</w:t>
+      </w:r>
+    </w:p>
+    <w:p>
+      <w:pPr>
+        <w:pStyle w:val="FirstParagraph"/>
+      </w:pPr>
+      <w:r>
+        <w:t xml:space="preserve">The five validation platform datasets span four independent patient cohorts, because the PACA-AU array and RNA-seq series profile a partially overlapping set of the same ICGC patients. All analyses in this subsection are patient-level and de-duplicated by the shared rule of</w:t>
+      </w:r>
+      <w:r>
+        <w:t xml:space="preserve"> </w:t>
+      </w:r>
+      <w:r>
+        <w:rPr>
+          <w:rStyle w:val="VerbatimChar"/>
+        </w:rPr>
+        <w:t xml:space="preserve">R/paca\_dedup.R</w:t>
+      </w:r>
+      <w:r>
+        <w:t xml:space="preserve">: a patient profiled on both PACA-AU platforms is represented once, by the RNA-seq record, leaving 69 PACA-AU patients (17 array-only and 52 RNA-seq) and 570 unique patients with 388 deaths in total (</w:t>
+      </w:r>
+      <w:r>
+        <w:rPr>
+          <w:rStyle w:val="VerbatimChar"/>
+        </w:rPr>
+        <w:t xml:space="preserve">code/25</w:t>
+      </w:r>
+      <w:r>
+        <w:t xml:space="preserve">).</w:t>
       </w:r>
     </w:p>
     <w:p>
@@ -22318,57 +22477,53 @@
         <w:pStyle w:val="BodyText"/>
       </w:pPr>
       <w:r>
-        <w:t xml:space="preserve">\subsection*{Between-cohort heterogeneity and C-index confidence intervals}</w:t>
-      </w:r>
-    </w:p>
-    <w:p>
-      <w:pPr>
-        <w:pStyle w:val="BodyText"/>
-      </w:pPr>
-      <w:r>
-        <w:t xml:space="preserve">The five validation platform datasets span four independent patient cohorts, because the PACA-AU array and RNA-seq series profile a partially overlapping set of the same ICGC patients. All analyses in this subsection are patient-level and de-duplicated by the shared rule of \texttt{R/paca_dedup.R}: a patient profiled on both PACA-AU platforms is represented once, by the RNA-seq record, leaving 69 PACA-AU patients (17 array-only and 52 RNA-seq) and 570 unique patients with 388 deaths in total (\texttt{code/25}).</w:t>
-      </w:r>
-    </w:p>
-    <w:p>
-      <w:pPr>
-        <w:pStyle w:val="BodyText"/>
-      </w:pPr>
-      <w:r>
-        <w:t xml:space="preserve">The DeSurv linear predictor was standardized \emph{within} cohort, \texttt{ave(risk_score, cohort, FUN = scale)}, the same convention used for the per-factor forest estimates in main-text Fig. [fig:val]a and deliberately not the pooled-standard-deviation convention used for the headline pooled hazard ratio. Within-cohort standardization removes the scale degree of freedom (every cohort’s score then has mean zero and unit standard deviation by construction), so a cohort-by-score interaction can only be testing whether the slope per within-cohort standard deviation differs between cohorts, and not whether the score is more dispersed in one cohort than another. Comparing a common-slope model (\texttt{Surv(time, event)</w:t>
-      </w:r>
-      <w:r>
-        <w:t xml:space="preserve"> </w:t>
-      </w:r>
-      <m:oMath>
-        <m:r>
-          <m:rPr>
-            <m:sty m:val="p"/>
-          </m:rPr>
-          <m:t>∼</m:t>
-        </m:r>
-      </m:oMath>
-      <w:r>
-        <w:t xml:space="preserve"> </w:t>
-      </w:r>
-      <w:r>
-        <w:t xml:space="preserve">score_z + strata(cohort)}) with a cohort-specific-slope model (\texttt{Surv(time, event)</w:t>
-      </w:r>
-      <w:r>
-        <w:t xml:space="preserve"> </w:t>
-      </w:r>
-      <m:oMath>
-        <m:r>
-          <m:rPr>
-            <m:sty m:val="p"/>
-          </m:rPr>
-          <m:t>∼</m:t>
-        </m:r>
-      </m:oMath>
-      <w:r>
-        <w:t xml:space="preserve"> </w:t>
-      </w:r>
-      <w:r>
-        <w:t xml:space="preserve">score_z + score_z:cohort + strata(cohort)}) by likelihood-ratio test gave</w:t>
+        <w:t xml:space="preserve">The DeSurv linear predictor was standardized</w:t>
+      </w:r>
+      <w:r>
+        <w:t xml:space="preserve"> </w:t>
+      </w:r>
+      <w:r>
+        <w:rPr>
+          <w:iCs/>
+          <w:i/>
+        </w:rPr>
+        <w:t xml:space="preserve">within</w:t>
+      </w:r>
+      <w:r>
+        <w:t xml:space="preserve"> </w:t>
+      </w:r>
+      <w:r>
+        <w:t xml:space="preserve">cohort,</w:t>
+      </w:r>
+      <w:r>
+        <w:t xml:space="preserve"> </w:t>
+      </w:r>
+      <w:r>
+        <w:rPr>
+          <w:rStyle w:val="VerbatimChar"/>
+        </w:rPr>
+        <w:t xml:space="preserve">ave(risk\_score, cohort, FUN = scale)</w:t>
+      </w:r>
+      <w:r>
+        <w:t xml:space="preserve">, the same convention used for the per-factor forest estimates in main-text Fig. [fig:val]a and deliberately not the pooled-standard-deviation convention used for the headline pooled hazard ratio. Within-cohort standardization removes the scale degree of freedom (every cohort’s score then has mean zero and unit standard deviation by construction), so a cohort-by-score interaction can only be testing whether the slope per within-cohort standard deviation differs between cohorts, and not whether the score is more dispersed in one cohort than another. Comparing a common-slope model (</w:t>
+      </w:r>
+      <w:r>
+        <w:rPr>
+          <w:rStyle w:val="VerbatimChar"/>
+        </w:rPr>
+        <w:t xml:space="preserve">Surv(time, event) $\sim$ score\_z + strata(cohort)</w:t>
+      </w:r>
+      <w:r>
+        <w:t xml:space="preserve">) with a cohort-specific-slope model (</w:t>
+      </w:r>
+      <w:r>
+        <w:rPr>
+          <w:rStyle w:val="VerbatimChar"/>
+        </w:rPr>
+        <w:t xml:space="preserve">Surv(time, event) $\sim$ score\_z + score\_z:cohort + strata(cohort)</w:t>
+      </w:r>
+      <w:r>
+        <w:t xml:space="preserve">) by likelihood-ratio test gave</w:t>
       </w:r>
       <w:r>
         <w:t xml:space="preserve"> </w:t>
@@ -22686,7 +22841,23 @@
         <w:pStyle w:val="BodyText"/>
       </w:pPr>
       <w:r>
-        <w:t xml:space="preserve">Confidence intervals for the C-index were obtained by a stratified nonparametric bootstrap on the same de-duplicated table, resampling patients with replacement \emph{within} cohort so that no replicate mixes patients across cohorts or reinstates a de-duplicated PACA-AU record (</w:t>
+        <w:t xml:space="preserve">Confidence intervals for the C-index were obtained by a stratified nonparametric bootstrap on the same de-duplicated table, resampling patients with replacement</w:t>
+      </w:r>
+      <w:r>
+        <w:t xml:space="preserve"> </w:t>
+      </w:r>
+      <w:r>
+        <w:rPr>
+          <w:iCs/>
+          <w:i/>
+        </w:rPr>
+        <w:t xml:space="preserve">within</w:t>
+      </w:r>
+      <w:r>
+        <w:t xml:space="preserve"> </w:t>
+      </w:r>
+      <w:r>
+        <w:t xml:space="preserve">cohort so that no replicate mixes patients across cohorts or reinstates a de-duplicated PACA-AU record (</w:t>
       </w:r>
       <m:oMath>
         <m:r>
@@ -22706,24 +22877,88 @@
         <w:t xml:space="preserve"> </w:t>
       </w:r>
       <w:r>
-        <w:t xml:space="preserve">replicates, seed 1, percentile intervals). The PACA-AU stratum contains its 17 array-only and 52 RNA-seq patient records. Concordance was evaluated with \texttt{survival::concordance(Surv(time, event)</w:t>
-      </w:r>
-      <w:r>
-        <w:t xml:space="preserve"> </w:t>
-      </w:r>
-      <m:oMath>
-        <m:r>
-          <m:rPr>
-            <m:sty m:val="p"/>
-          </m:rPr>
-          <m:t>∼</m:t>
-        </m:r>
-      </m:oMath>
-      <w:r>
-        <w:t xml:space="preserve"> </w:t>
-      </w:r>
-      <w:r>
-        <w:t xml:space="preserve">risk_score, reverse = TRUE)}, the convention of \texttt{R/predict_validation_scores.R} and \texttt{code/05}, which \texttt{code/25} verifies reproduces the per-dataset C-indices of Supplementary Table [tab:tab-cindex-comparison] exactly. The combined value is the event-weighted mean of the cohort C-indices, as in \texttt{code/17} and \texttt{code/19}, and therefore never forms a concordance pair across cohorts. The combined C-index was</w:t>
+        <w:t xml:space="preserve">replicates, seed 1, percentile intervals). The PACA-AU stratum contains its 17 array-only and 52 RNA-seq patient records. Concordance was evaluated with</w:t>
+      </w:r>
+      <w:r>
+        <w:t xml:space="preserve"> </w:t>
+      </w:r>
+      <w:r>
+        <w:rPr>
+          <w:rStyle w:val="VerbatimChar"/>
+        </w:rPr>
+        <w:t xml:space="preserve">survival::concordance(Surv(time, event) $\sim$ risk\_score, reverse = TRUE)</w:t>
+      </w:r>
+      <w:r>
+        <w:t xml:space="preserve">, the convention of</w:t>
+      </w:r>
+      <w:r>
+        <w:t xml:space="preserve"> </w:t>
+      </w:r>
+      <w:r>
+        <w:rPr>
+          <w:rStyle w:val="VerbatimChar"/>
+        </w:rPr>
+        <w:t xml:space="preserve">R/predict\_validation\_scores.R</w:t>
+      </w:r>
+      <w:r>
+        <w:t xml:space="preserve"> </w:t>
+      </w:r>
+      <w:r>
+        <w:t xml:space="preserve">and</w:t>
+      </w:r>
+      <w:r>
+        <w:t xml:space="preserve"> </w:t>
+      </w:r>
+      <w:r>
+        <w:rPr>
+          <w:rStyle w:val="VerbatimChar"/>
+        </w:rPr>
+        <w:t xml:space="preserve">code/05</w:t>
+      </w:r>
+      <w:r>
+        <w:t xml:space="preserve">, which</w:t>
+      </w:r>
+      <w:r>
+        <w:t xml:space="preserve"> </w:t>
+      </w:r>
+      <w:r>
+        <w:rPr>
+          <w:rStyle w:val="VerbatimChar"/>
+        </w:rPr>
+        <w:t xml:space="preserve">code/25</w:t>
+      </w:r>
+      <w:r>
+        <w:t xml:space="preserve"> </w:t>
+      </w:r>
+      <w:r>
+        <w:t xml:space="preserve">verifies reproduces the per-dataset C-indices of Supplementary Table [tab:tab-cindex-comparison] exactly. The combined value is the event-weighted mean of the cohort C-indices, as in</w:t>
+      </w:r>
+      <w:r>
+        <w:t xml:space="preserve"> </w:t>
+      </w:r>
+      <w:r>
+        <w:rPr>
+          <w:rStyle w:val="VerbatimChar"/>
+        </w:rPr>
+        <w:t xml:space="preserve">code/17</w:t>
+      </w:r>
+      <w:r>
+        <w:t xml:space="preserve"> </w:t>
+      </w:r>
+      <w:r>
+        <w:t xml:space="preserve">and</w:t>
+      </w:r>
+      <w:r>
+        <w:t xml:space="preserve"> </w:t>
+      </w:r>
+      <w:r>
+        <w:rPr>
+          <w:rStyle w:val="VerbatimChar"/>
+        </w:rPr>
+        <w:t xml:space="preserve">code/19</w:t>
+      </w:r>
+      <w:r>
+        <w:t xml:space="preserve">, and therefore never forms a concordance pair across cohorts. The combined C-index was</w:t>
       </w:r>
       <w:r>
         <w:t xml:space="preserve"> </w:t>
@@ -22757,19 +22992,21 @@
       </m:oMath>
       <w:r>
         <w:t xml:space="preserve">); the per-cohort hazard ratios and C-indices are given in Table [tab:het-ci].</w:t>
+      </w:r>
+    </w:p>
+    <w:bookmarkEnd w:id="47"/>
+    <w:bookmarkStart w:id="48" w:name="independence-of-discovery-and-validation"/>
+    <w:p>
+      <w:pPr>
+        <w:pStyle w:val="Heading2"/>
+      </w:pPr>
+      <w:r>
+        <w:t xml:space="preserve">Independence of discovery and validation</w:t>
       </w:r>
     </w:p>
     <w:p>
       <w:pPr>
-        <w:pStyle w:val="BodyText"/>
-      </w:pPr>
-      <w:r>
-        <w:t xml:space="preserve">\subsection*{Independence of discovery and validation}</w:t>
-      </w:r>
-    </w:p>
-    <w:p>
-      <w:pPr>
-        <w:pStyle w:val="BodyText"/>
+        <w:pStyle w:val="FirstParagraph"/>
       </w:pPr>
       <w:r>
         <w:t xml:space="preserve">DeSurv</w:t>
@@ -22893,12 +23130,169 @@
         <w:t xml:space="preserve">performance evaluation.</w:t>
       </w:r>
     </w:p>
+    <w:bookmarkEnd w:id="48"/>
+    <w:bookmarkStart w:id="49" w:name="variance-partition-of-the-d1-score"/>
     <w:p>
       <w:pPr>
-        <w:pStyle w:val="BodyText"/>
+        <w:pStyle w:val="Heading2"/>
       </w:pPr>
       <w:r>
-        <w:t xml:space="preserve">\subsection*{Variance partition of the D1 score}</w:t>
+        <w:t xml:space="preserve">Variance partition of the D1 score</w:t>
+      </w:r>
+    </w:p>
+    <w:p>
+      <w:pPr>
+        <w:pStyle w:val="FirstParagraph"/>
+      </w:pPr>
+      <w:r>
+        <w:t xml:space="preserve">The main text reports the fraction of the D1 score’s variance explained by the</w:t>
+      </w:r>
+      <w:r>
+        <w:t xml:space="preserve"> </w:t>
+      </w:r>
+      <w:r>
+        <w:t xml:space="preserve">binary PurIST and DeCAF classifications (</w:t>
+      </w:r>
+      <w:r>
+        <w:rPr>
+          <w:rStyle w:val="VerbatimChar"/>
+        </w:rPr>
+        <w:t xml:space="preserve">code/14</w:t>
+      </w:r>
+      <w:r>
+        <w:t xml:space="preserve">). D1 scores are first</w:t>
+      </w:r>
+      <w:r>
+        <w:t xml:space="preserve"> </w:t>
+      </w:r>
+      <w:r>
+        <w:t xml:space="preserve">standardized within cohort, and an ordinary least-squares model is then fitted</w:t>
+      </w:r>
+      <w:r>
+        <w:t xml:space="preserve"> </w:t>
+      </w:r>
+      <w:r>
+        <w:t xml:space="preserve">with cohort as a fixed effect together with PurIST, DeCAF and their interaction.</w:t>
+      </w:r>
+      <w:r>
+        <w:t xml:space="preserve"> </w:t>
+      </w:r>
+      <w:r>
+        <w:t xml:space="preserve">The quantity reported is the ordinary</w:t>
+      </w:r>
+      <w:r>
+        <w:t xml:space="preserve"> </w:t>
+      </w:r>
+      <m:oMath>
+        <m:sSup>
+          <m:e>
+            <m:r>
+              <m:t>R</m:t>
+            </m:r>
+          </m:e>
+          <m:sup>
+            <m:r>
+              <m:t>2</m:t>
+            </m:r>
+          </m:sup>
+        </m:sSup>
+      </m:oMath>
+      <w:r>
+        <w:t xml:space="preserve"> </w:t>
+      </w:r>
+      <w:r>
+        <w:t xml:space="preserve">of that model, not the adjusted</w:t>
+      </w:r>
+      <w:r>
+        <w:t xml:space="preserve"> </w:t>
+      </w:r>
+      <m:oMath>
+        <m:sSup>
+          <m:e>
+            <m:r>
+              <m:t>R</m:t>
+            </m:r>
+          </m:e>
+          <m:sup>
+            <m:r>
+              <m:t>2</m:t>
+            </m:r>
+          </m:sup>
+        </m:sSup>
+      </m:oMath>
+      <w:r>
+        <w:t xml:space="preserve">; on</w:t>
+      </w:r>
+      <w:r>
+        <w:t xml:space="preserve"> </w:t>
+      </w:r>
+      <m:oMath>
+        <m:r>
+          <m:t>n</m:t>
+        </m:r>
+        <m:r>
+          <m:rPr>
+            <m:sty m:val="p"/>
+          </m:rPr>
+          <m:t>=</m:t>
+        </m:r>
+        <m:r>
+          <m:t>570</m:t>
+        </m:r>
+      </m:oMath>
+      <w:r>
+        <w:t xml:space="preserve"> </w:t>
+      </w:r>
+      <w:r>
+        <w:t xml:space="preserve">with eight estimated parameters the adjusted value is about</w:t>
+      </w:r>
+      <w:r>
+        <w:t xml:space="preserve"> </w:t>
+      </w:r>
+      <w:r>
+        <w:t xml:space="preserve">one percentage point lower. Because the scores are standardized within cohort</w:t>
+      </w:r>
+      <w:r>
+        <w:t xml:space="preserve"> </w:t>
+      </w:r>
+      <w:r>
+        <w:t xml:space="preserve">before fitting, the cohort main effect absorbs essentially no variance, so the</w:t>
+      </w:r>
+      <w:r>
+        <w:t xml:space="preserve"> </w:t>
+      </w:r>
+      <w:r>
+        <w:t xml:space="preserve">within-cohort normalization of the reported statistic is a formality rather than</w:t>
+      </w:r>
+      <w:r>
+        <w:t xml:space="preserve"> </w:t>
+      </w:r>
+      <w:r>
+        <w:t xml:space="preserve">a correction. The interaction term contributes negligibly, so the additive and</w:t>
+      </w:r>
+      <w:r>
+        <w:t xml:space="preserve"> </w:t>
+      </w:r>
+      <w:r>
+        <w:t xml:space="preserve">interaction models give the same figure to the reported precision. Prognostic</w:t>
+      </w:r>
+      <w:r>
+        <w:t xml:space="preserve"> </w:t>
+      </w:r>
+      <w:r>
+        <w:t xml:space="preserve">increments over the classifiers are assessed separately, by a partial</w:t>
+      </w:r>
+      <w:r>
+        <w:t xml:space="preserve"> </w:t>
+      </w:r>
+      <w:r>
+        <w:t xml:space="preserve">likelihood-ratio test and the change in concordance from adding D1 to a</w:t>
+      </w:r>
+      <w:r>
+        <w:t xml:space="preserve"> </w:t>
+      </w:r>
+      <w:r>
+        <w:t xml:space="preserve">cohort-stratified Cox model containing both classifiers.</w:t>
       </w:r>
     </w:p>
     <w:p>
@@ -22906,81 +23300,64 @@
         <w:pStyle w:val="BodyText"/>
       </w:pPr>
       <w:r>
-        <w:t xml:space="preserve">The main text reports the fraction of the D1 score’s variance explained by the</w:t>
-      </w:r>
-      <w:r>
-        <w:t xml:space="preserve"> </w:t>
-      </w:r>
-      <w:r>
-        <w:t xml:space="preserve">binary PurIST and DeCAF classifications (\texttt{code/14}). D1 scores are first</w:t>
-      </w:r>
-      <w:r>
-        <w:t xml:space="preserve"> </w:t>
-      </w:r>
-      <w:r>
-        <w:t xml:space="preserve">standardized within cohort, and an ordinary least-squares model is then fitted</w:t>
-      </w:r>
-      <w:r>
-        <w:t xml:space="preserve"> </w:t>
-      </w:r>
-      <w:r>
-        <w:t xml:space="preserve">with cohort as a fixed effect together with PurIST, DeCAF and their interaction.</w:t>
-      </w:r>
-      <w:r>
-        <w:t xml:space="preserve"> </w:t>
-      </w:r>
-      <w:r>
-        <w:t xml:space="preserve">The quantity reported is the ordinary</w:t>
-      </w:r>
-      <w:r>
-        <w:t xml:space="preserve"> </w:t>
-      </w:r>
-      <m:oMath>
-        <m:sSup>
-          <m:e>
-            <m:r>
-              <m:t>R</m:t>
-            </m:r>
-          </m:e>
-          <m:sup>
-            <m:r>
-              <m:t>2</m:t>
-            </m:r>
-          </m:sup>
-        </m:sSup>
-      </m:oMath>
-      <w:r>
-        <w:t xml:space="preserve"> </w:t>
-      </w:r>
-      <w:r>
-        <w:t xml:space="preserve">of that model, not the adjusted</w:t>
-      </w:r>
-      <w:r>
-        <w:t xml:space="preserve"> </w:t>
-      </w:r>
-      <m:oMath>
-        <m:sSup>
-          <m:e>
-            <m:r>
-              <m:t>R</m:t>
-            </m:r>
-          </m:e>
-          <m:sup>
-            <m:r>
-              <m:t>2</m:t>
-            </m:r>
-          </m:sup>
-        </m:sSup>
-      </m:oMath>
-      <w:r>
-        <w:t xml:space="preserve">; on</w:t>
-      </w:r>
-      <w:r>
-        <w:t xml:space="preserve"> </w:t>
-      </w:r>
-      <m:oMath>
-        <m:r>
-          <m:t>n</m:t>
+        <w:t xml:space="preserve">D1 could also be a smoothed coding of the four joint PurIST-by-DeCAF subtype</w:t>
+      </w:r>
+      <w:r>
+        <w:t xml:space="preserve"> </w:t>
+      </w:r>
+      <w:r>
+        <w:t xml:space="preserve">cells, so that its classical and restCAF-like arms would simply re-express one</w:t>
+      </w:r>
+      <w:r>
+        <w:t xml:space="preserve"> </w:t>
+      </w:r>
+      <w:r>
+        <w:t xml:space="preserve">cell of a two-by-two. We tested this by adding D1 to a cohort-stratified Cox model that</w:t>
+      </w:r>
+      <w:r>
+        <w:t xml:space="preserve"> </w:t>
+      </w:r>
+      <w:r>
+        <w:t xml:space="preserve">already contains the PurIST-by-DeCAF interaction</w:t>
+      </w:r>
+      <w:r>
+        <w:t xml:space="preserve"> </w:t>
+      </w:r>
+      <w:r>
+        <w:t xml:space="preserve">(</w:t>
+      </w:r>
+      <w:r>
+        <w:rPr>
+          <w:rStyle w:val="VerbatimChar"/>
+        </w:rPr>
+        <w:t xml:space="preserve">code/14</w:t>
+      </w:r>
+      <w:r>
+        <w:t xml:space="preserve">). The interaction term itself is not prognostic</w:t>
+      </w:r>
+      <w:r>
+        <w:t xml:space="preserve"> </w:t>
+      </w:r>
+      <w:r>
+        <w:t xml:space="preserve">(HR</w:t>
+      </w:r>
+      <w:r>
+        <w:t xml:space="preserve"> </w:t>
+      </w:r>
+      <m:oMath>
+        <m:r>
+          <m:t>1.42</m:t>
+        </m:r>
+      </m:oMath>
+      <w:r>
+        <w:t xml:space="preserve">,</w:t>
+      </w:r>
+      <w:r>
+        <w:t xml:space="preserve"> </w:t>
+      </w:r>
+      <m:oMath>
+        <m:r>
+          <m:t>P</m:t>
         </m:r>
         <m:r>
           <m:rPr>
@@ -22989,114 +23366,37 @@
           <m:t>=</m:t>
         </m:r>
         <m:r>
-          <m:t>570</m:t>
-        </m:r>
-      </m:oMath>
-      <w:r>
-        <w:t xml:space="preserve"> </w:t>
-      </w:r>
-      <w:r>
-        <w:t xml:space="preserve">with eight estimated parameters the adjusted value is about</w:t>
-      </w:r>
-      <w:r>
-        <w:t xml:space="preserve"> </w:t>
-      </w:r>
-      <w:r>
-        <w:t xml:space="preserve">one percentage point lower. Because the scores are standardized within cohort</w:t>
-      </w:r>
-      <w:r>
-        <w:t xml:space="preserve"> </w:t>
-      </w:r>
-      <w:r>
-        <w:t xml:space="preserve">before fitting, the cohort main effect absorbs essentially no variance, so the</w:t>
-      </w:r>
-      <w:r>
-        <w:t xml:space="preserve"> </w:t>
-      </w:r>
-      <w:r>
-        <w:t xml:space="preserve">within-cohort normalization of the reported statistic is a formality rather than</w:t>
-      </w:r>
-      <w:r>
-        <w:t xml:space="preserve"> </w:t>
-      </w:r>
-      <w:r>
-        <w:t xml:space="preserve">a correction. The interaction term contributes negligibly, so the additive and</w:t>
-      </w:r>
-      <w:r>
-        <w:t xml:space="preserve"> </w:t>
-      </w:r>
-      <w:r>
-        <w:t xml:space="preserve">interaction models give the same figure to the reported precision. Prognostic</w:t>
-      </w:r>
-      <w:r>
-        <w:t xml:space="preserve"> </w:t>
-      </w:r>
-      <w:r>
-        <w:t xml:space="preserve">increments over the classifiers are assessed separately, by a partial</w:t>
-      </w:r>
-      <w:r>
-        <w:t xml:space="preserve"> </w:t>
-      </w:r>
-      <w:r>
-        <w:t xml:space="preserve">likelihood-ratio test and the change in concordance from adding D1 to a</w:t>
-      </w:r>
-      <w:r>
-        <w:t xml:space="preserve"> </w:t>
-      </w:r>
-      <w:r>
-        <w:t xml:space="preserve">cohort-stratified Cox model containing both classifiers.</w:t>
-      </w:r>
-    </w:p>
-    <w:p>
-      <w:pPr>
-        <w:pStyle w:val="BodyText"/>
-      </w:pPr>
-      <w:r>
-        <w:t xml:space="preserve">D1 could also be a smoothed coding of the four joint PurIST-by-DeCAF subtype</w:t>
-      </w:r>
-      <w:r>
-        <w:t xml:space="preserve"> </w:t>
-      </w:r>
-      <w:r>
-        <w:t xml:space="preserve">cells, so that its classical and restCAF-like arms would simply re-express one</w:t>
-      </w:r>
-      <w:r>
-        <w:t xml:space="preserve"> </w:t>
-      </w:r>
-      <w:r>
-        <w:t xml:space="preserve">cell of a two-by-two. We tested this by adding D1 to a cohort-stratified Cox model that</w:t>
-      </w:r>
-      <w:r>
-        <w:t xml:space="preserve"> </w:t>
-      </w:r>
-      <w:r>
-        <w:t xml:space="preserve">already contains the PurIST-by-DeCAF interaction</w:t>
-      </w:r>
-      <w:r>
-        <w:t xml:space="preserve"> </w:t>
-      </w:r>
-      <w:r>
-        <w:t xml:space="preserve">(\texttt{code/14}). The interaction term itself is not prognostic</w:t>
-      </w:r>
-      <w:r>
-        <w:t xml:space="preserve"> </w:t>
-      </w:r>
-      <w:r>
-        <w:t xml:space="preserve">(HR</w:t>
-      </w:r>
-      <w:r>
-        <w:t xml:space="preserve"> </w:t>
-      </w:r>
-      <m:oMath>
-        <m:r>
-          <m:t>1.42</m:t>
-        </m:r>
-      </m:oMath>
-      <w:r>
-        <w:t xml:space="preserve">,</w:t>
-      </w:r>
-      <w:r>
-        <w:t xml:space="preserve"> </w:t>
+          <m:t>0.28</m:t>
+        </m:r>
+      </m:oMath>
+      <w:r>
+        <w:t xml:space="preserve">),</w:t>
+      </w:r>
+      <w:r>
+        <w:t xml:space="preserve"> </w:t>
+      </w:r>
+      <w:r>
+        <w:t xml:space="preserve">so there was no evidence that the joint classification improved prognostic fit over the additive one. Adding D1 does improve it: it gives a partial likelihood-ratio statistic of</w:t>
+      </w:r>
+      <w:r>
+        <w:t xml:space="preserve"> </w:t>
+      </w:r>
+      <m:oMath>
+        <m:r>
+          <m:t>10.44</m:t>
+        </m:r>
+      </m:oMath>
+      <w:r>
+        <w:t xml:space="preserve"> </w:t>
+      </w:r>
+      <w:r>
+        <w:t xml:space="preserve">on 1 degree of freedom</w:t>
+      </w:r>
+      <w:r>
+        <w:t xml:space="preserve"> </w:t>
+      </w:r>
+      <w:r>
+        <w:t xml:space="preserve">(</w:t>
       </w:r>
       <m:oMath>
         <m:r>
@@ -23109,32 +23409,26 @@
           <m:t>=</m:t>
         </m:r>
         <m:r>
-          <m:t>0.28</m:t>
-        </m:r>
-      </m:oMath>
-      <w:r>
-        <w:t xml:space="preserve">),</w:t>
-      </w:r>
-      <w:r>
-        <w:t xml:space="preserve"> </w:t>
-      </w:r>
-      <w:r>
-        <w:t xml:space="preserve">so there was no evidence that the joint classification improved prognostic fit over the additive one. Adding D1 does improve it: it gives a partial likelihood-ratio statistic of</w:t>
-      </w:r>
-      <w:r>
-        <w:t xml:space="preserve"> </w:t>
-      </w:r>
-      <m:oMath>
-        <m:r>
-          <m:t>10.44</m:t>
-        </m:r>
-      </m:oMath>
-      <w:r>
-        <w:t xml:space="preserve"> </w:t>
-      </w:r>
-      <w:r>
-        <w:t xml:space="preserve">on 1 degree of freedom</w:t>
-      </w:r>
+          <m:t>0.0012</m:t>
+        </m:r>
+      </m:oMath>
+      <w:r>
+        <w:t xml:space="preserve">), an adjusted hazard ratio per standard</w:t>
+      </w:r>
+      <w:r>
+        <w:t xml:space="preserve"> </w:t>
+      </w:r>
+      <w:r>
+        <w:t xml:space="preserve">deviation of</w:t>
+      </w:r>
+      <w:r>
+        <w:t xml:space="preserve"> </w:t>
+      </w:r>
+      <m:oMath>
+        <m:r>
+          <m:t>0.82</m:t>
+        </m:r>
+      </m:oMath>
       <w:r>
         <w:t xml:space="preserve"> </w:t>
       </w:r>
@@ -23143,8 +23437,82 @@
       </w:r>
       <m:oMath>
         <m:r>
-          <m:t>P</m:t>
-        </m:r>
+          <m:t>0.73</m:t>
+        </m:r>
+      </m:oMath>
+      <w:r>
+        <w:t xml:space="preserve">–</w:t>
+      </w:r>
+      <m:oMath>
+        <m:r>
+          <m:t>0.92</m:t>
+        </m:r>
+      </m:oMath>
+      <w:r>
+        <w:t xml:space="preserve">), and a</w:t>
+      </w:r>
+      <w:r>
+        <w:t xml:space="preserve"> </w:t>
+      </w:r>
+      <w:r>
+        <w:t xml:space="preserve">concordance increase from</w:t>
+      </w:r>
+      <w:r>
+        <w:t xml:space="preserve"> </w:t>
+      </w:r>
+      <m:oMath>
+        <m:r>
+          <m:t>0.592</m:t>
+        </m:r>
+      </m:oMath>
+      <w:r>
+        <w:t xml:space="preserve"> </w:t>
+      </w:r>
+      <w:r>
+        <w:t xml:space="preserve">to</w:t>
+      </w:r>
+      <w:r>
+        <w:t xml:space="preserve"> </w:t>
+      </w:r>
+      <m:oMath>
+        <m:r>
+          <m:t>0.621</m:t>
+        </m:r>
+      </m:oMath>
+      <w:r>
+        <w:t xml:space="preserve">. Re-coding the two classifiers as a single</w:t>
+      </w:r>
+      <w:r>
+        <w:t xml:space="preserve"> </w:t>
+      </w:r>
+      <w:r>
+        <w:t xml:space="preserve">saturated four-level categorical variable is the same model reparameterized and</w:t>
+      </w:r>
+      <w:r>
+        <w:t xml:space="preserve"> </w:t>
+      </w:r>
+      <w:r>
+        <w:t xml:space="preserve">returns the identical statistic</w:t>
+      </w:r>
+      <w:r>
+        <w:t xml:space="preserve"> </w:t>
+      </w:r>
+      <w:r>
+        <w:t xml:space="preserve">(</w:t>
+      </w:r>
+      <m:oMath>
+        <m:sSup>
+          <m:e>
+            <m:r>
+              <m:t>χ</m:t>
+            </m:r>
+          </m:e>
+          <m:sup>
+            <m:r>
+              <m:t>2</m:t>
+            </m:r>
+          </m:sup>
+        </m:sSup>
         <m:r>
           <m:rPr>
             <m:sty m:val="p"/>
@@ -23152,135 +23520,26 @@
           <m:t>=</m:t>
         </m:r>
         <m:r>
-          <m:t>0.0012</m:t>
-        </m:r>
-      </m:oMath>
-      <w:r>
-        <w:t xml:space="preserve">), an adjusted hazard ratio per standard</w:t>
-      </w:r>
-      <w:r>
-        <w:t xml:space="preserve"> </w:t>
-      </w:r>
-      <w:r>
-        <w:t xml:space="preserve">deviation of</w:t>
-      </w:r>
-      <w:r>
-        <w:t xml:space="preserve"> </w:t>
-      </w:r>
-      <m:oMath>
-        <m:r>
-          <m:t>0.82</m:t>
-        </m:r>
-      </m:oMath>
-      <w:r>
-        <w:t xml:space="preserve"> </w:t>
-      </w:r>
-      <w:r>
-        <w:t xml:space="preserve">(</w:t>
-      </w:r>
-      <m:oMath>
-        <m:r>
-          <m:t>0.73</m:t>
-        </m:r>
-      </m:oMath>
-      <w:r>
-        <w:t xml:space="preserve">–</w:t>
-      </w:r>
-      <m:oMath>
-        <m:r>
-          <m:t>0.92</m:t>
-        </m:r>
-      </m:oMath>
-      <w:r>
-        <w:t xml:space="preserve">), and a</w:t>
-      </w:r>
-      <w:r>
-        <w:t xml:space="preserve"> </w:t>
-      </w:r>
-      <w:r>
-        <w:t xml:space="preserve">concordance increase from</w:t>
-      </w:r>
-      <w:r>
-        <w:t xml:space="preserve"> </w:t>
-      </w:r>
-      <m:oMath>
-        <m:r>
-          <m:t>0.592</m:t>
-        </m:r>
-      </m:oMath>
-      <w:r>
-        <w:t xml:space="preserve"> </w:t>
-      </w:r>
-      <w:r>
-        <w:t xml:space="preserve">to</w:t>
-      </w:r>
-      <w:r>
-        <w:t xml:space="preserve"> </w:t>
-      </w:r>
-      <m:oMath>
-        <m:r>
-          <m:t>0.621</m:t>
-        </m:r>
-      </m:oMath>
-      <w:r>
-        <w:t xml:space="preserve">. Re-coding the two classifiers as a single</w:t>
-      </w:r>
-      <w:r>
-        <w:t xml:space="preserve"> </w:t>
-      </w:r>
-      <w:r>
-        <w:t xml:space="preserve">saturated four-level categorical variable is the same model reparameterized and</w:t>
-      </w:r>
-      <w:r>
-        <w:t xml:space="preserve"> </w:t>
-      </w:r>
-      <w:r>
-        <w:t xml:space="preserve">returns the identical statistic</w:t>
-      </w:r>
-      <w:r>
-        <w:t xml:space="preserve"> </w:t>
-      </w:r>
-      <w:r>
-        <w:t xml:space="preserve">(</w:t>
-      </w:r>
-      <m:oMath>
-        <m:sSup>
-          <m:e>
-            <m:r>
-              <m:t>χ</m:t>
-            </m:r>
-          </m:e>
-          <m:sup>
-            <m:r>
-              <m:t>2</m:t>
-            </m:r>
-          </m:sup>
-        </m:sSup>
-        <m:r>
-          <m:rPr>
-            <m:sty m:val="p"/>
-          </m:rPr>
-          <m:t>=</m:t>
-        </m:r>
-        <m:r>
           <m:t>10.44</m:t>
         </m:r>
       </m:oMath>
       <w:r>
         <w:t xml:space="preserve">). D1’s prognostic information is therefore not captured by the saturated four-level joint classification.</w:t>
+      </w:r>
+    </w:p>
+    <w:bookmarkEnd w:id="49"/>
+    <w:bookmarkStart w:id="50" w:name="Xddc27719868698939a9a11e7f4ff5bdee7456c2"/>
+    <w:p>
+      <w:pPr>
+        <w:pStyle w:val="Heading2"/>
+      </w:pPr>
+      <w:r>
+        <w:t xml:space="preserve">Adjustment for clinical covariates and tumor purity</w:t>
       </w:r>
     </w:p>
     <w:p>
       <w:pPr>
-        <w:pStyle w:val="BodyText"/>
-      </w:pPr>
-      <w:r>
-        <w:t xml:space="preserve">\subsection*{Adjustment for clinical covariates and tumor purity}</w:t>
-      </w:r>
-    </w:p>
-    <w:p>
-      <w:pPr>
-        <w:pStyle w:val="BodyText"/>
+        <w:pStyle w:val="FirstParagraph"/>
       </w:pPr>
       <w:r>
         <w:t xml:space="preserve">The association of the frozen DeSurv linear predictor with survival was estimated in cohort-specific Cox models before and after adjustment for the clinical covariates that cohort annotates and, where available, for tumor purity (Table [tab:clinical-adjustment]). Purity annotation is present in only a subset of cohorts and is derived by different estimators across them (TCGA-PAAD purity was estimated by ABSOLUTE; the PACA-AU and Moffitt purity fields were used as distributed with the cohort annotations, which do not identify the estimator), so it is used here solely as an adjustment covariate; wherever purity could be measured on a full cohort the adjusted hazard ratio was essentially unchanged from the unadjusted one, providing no evidence that the association was explained by measured tumor purity.</w:t>
@@ -24311,12 +24570,125 @@
         <w:t xml:space="preserve">of its 123 patients. Training-cohort (TCGA, CPTAC) hazard ratios are in-sample.</w:t>
       </w:r>
     </w:p>
+    <w:bookmarkEnd w:id="50"/>
+    <w:bookmarkEnd w:id="51"/>
+    <w:bookmarkStart w:id="52" w:name="supplementary-results"/>
     <w:p>
       <w:pPr>
-        <w:pStyle w:val="BodyText"/>
+        <w:pStyle w:val="Heading1"/>
       </w:pPr>
       <w:r>
-        <w:t xml:space="preserve">\clearpage</w:t>
+        <w:t xml:space="preserve">Supplementary Results</w:t>
+      </w:r>
+    </w:p>
+    <w:bookmarkEnd w:id="52"/>
+    <w:bookmarkStart w:id="53" w:name="X8cbc407d541f9b11d40711e80c4433cb4b305b3"/>
+    <w:p>
+      <w:pPr>
+        <w:pStyle w:val="Heading1"/>
+      </w:pPr>
+      <w:r>
+        <w:t xml:space="preserve">Empirical optimization stability across random initializations</w:t>
+      </w:r>
+    </w:p>
+    <w:p>
+      <w:pPr>
+        <w:pStyle w:val="FirstParagraph"/>
+      </w:pPr>
+      <w:r>
+        <w:t xml:space="preserve">The idealized alternating scheme is not accompanied by a formal convergence guarantee for the fitted models, both because the reported analyses set the loadings ridge penalty to zero (</w:t>
+      </w:r>
+      <m:oMath>
+        <m:sSub>
+          <m:e>
+            <m:r>
+              <m:t>λ</m:t>
+            </m:r>
+          </m:e>
+          <m:sub>
+            <m:r>
+              <m:t>H</m:t>
+            </m:r>
+          </m:sub>
+        </m:sSub>
+        <m:r>
+          <m:rPr>
+            <m:sty m:val="p"/>
+          </m:rPr>
+          <m:t>=</m:t>
+        </m:r>
+        <m:r>
+          <m:t>0</m:t>
+        </m:r>
+      </m:oMath>
+      <w:r>
+        <w:t xml:space="preserve">) and because the implemented algorithm combines column normalization, gradient balancing between the reconstruction and Cox terms, and a Coxnet approximation of the</w:t>
+      </w:r>
+      <w:r>
+        <w:t xml:space="preserve"> </w:t>
+      </w:r>
+      <m:oMath>
+        <m:r>
+          <m:t>β</m:t>
+        </m:r>
+      </m:oMath>
+      <w:r>
+        <w:t xml:space="preserve"> </w:t>
+      </w:r>
+      <w:r>
+        <w:t xml:space="preserve">update. We therefore assessed optimization behavior empirically across</w:t>
+      </w:r>
+      <w:r>
+        <w:t xml:space="preserve"> </w:t>
+      </w:r>
+      <m:oMath>
+        <m:r>
+          <m:t>R</m:t>
+        </m:r>
+        <m:r>
+          <m:rPr>
+            <m:sty m:val="p"/>
+          </m:rPr>
+          <m:t>=</m:t>
+        </m:r>
+        <m:r>
+          <m:t>100</m:t>
+        </m:r>
+      </m:oMath>
+      <w:r>
+        <w:t xml:space="preserve"> </w:t>
+      </w:r>
+      <w:r>
+        <w:t xml:space="preserve">independent random initializations of the selected PDAC model, with a stopping tolerance of</w:t>
+      </w:r>
+      <w:r>
+        <w:t xml:space="preserve"> </w:t>
+      </w:r>
+      <m:oMath>
+        <m:sSup>
+          <m:e>
+            <m:r>
+              <m:t>10</m:t>
+            </m:r>
+          </m:e>
+          <m:sup>
+            <m:r>
+              <m:rPr>
+                <m:sty m:val="p"/>
+              </m:rPr>
+              <m:t>−</m:t>
+            </m:r>
+            <m:r>
+              <m:t>7</m:t>
+            </m:r>
+          </m:sup>
+        </m:sSup>
+      </m:oMath>
+      <w:r>
+        <w:t xml:space="preserve"> </w:t>
+      </w:r>
+      <w:r>
+        <w:t xml:space="preserve">and a maximum of 4,000 iterations.</w:t>
       </w:r>
     </w:p>
     <w:p>
@@ -24324,7 +24696,93 @@
         <w:pStyle w:val="BodyText"/>
       </w:pPr>
       <w:r>
-        <w:t xml:space="preserve">\newpage</w:t>
+        <w:t xml:space="preserve">All 100 runs terminated on the stopping criterion rather than the iteration cap, none failed numerically, and in every run the recorded penalized objective decreased monotonically to a numerically stable value; the median number of iterations was 38 (range 17–233). The size of the decrease from a random start varies widely between initializations, but that quantity primarily reflects the starting objective value rather than agreement among the final solutions. Whether independent runs of the reported procedure recover the same gene programs is addressed in Stability of the recovered gene programs below. These analyses document empirical optimization behavior for the reported application rather than providing a formal convergence guarantee.</w:t>
+      </w:r>
+    </w:p>
+    <w:bookmarkEnd w:id="53"/>
+    <w:bookmarkStart w:id="54" w:name="stability-of-the-recovered-gene-programs"/>
+    <w:p>
+      <w:pPr>
+        <w:pStyle w:val="Heading1"/>
+      </w:pPr>
+      <w:r>
+        <w:t xml:space="preserve">Stability of the recovered gene programs</w:t>
+      </w:r>
+    </w:p>
+    <w:p>
+      <w:pPr>
+        <w:pStyle w:val="FirstParagraph"/>
+      </w:pPr>
+      <w:r>
+        <w:t xml:space="preserve">The previous section documents that the optimizer converges. It does not</w:t>
+      </w:r>
+      <w:r>
+        <w:t xml:space="preserve"> </w:t>
+      </w:r>
+      <w:r>
+        <w:t xml:space="preserve">establish that the programs it converges to are the same ones each time, and</w:t>
+      </w:r>
+      <w:r>
+        <w:t xml:space="preserve"> </w:t>
+      </w:r>
+      <w:r>
+        <w:t xml:space="preserve">that is the property the manuscript relies on when it applies a frozen</w:t>
+      </w:r>
+      <w:r>
+        <w:t xml:space="preserve"> </w:t>
+      </w:r>
+      <w:r>
+        <w:t xml:space="preserve">decomposition across cohorts. We therefore measured stability at the</w:t>
+      </w:r>
+      <w:r>
+        <w:t xml:space="preserve"> </w:t>
+      </w:r>
+      <w:r>
+        <w:t xml:space="preserve">level of the recovered programs rather than the objective, using the same</w:t>
+      </w:r>
+      <w:r>
+        <w:t xml:space="preserve"> </w:t>
+      </w:r>
+      <m:oMath>
+        <m:r>
+          <m:t>R</m:t>
+        </m:r>
+        <m:r>
+          <m:rPr>
+            <m:sty m:val="p"/>
+          </m:rPr>
+          <m:t>=</m:t>
+        </m:r>
+        <m:r>
+          <m:t>100</m:t>
+        </m:r>
+      </m:oMath>
+      <w:r>
+        <w:t xml:space="preserve"> </w:t>
+      </w:r>
+      <w:r>
+        <w:t xml:space="preserve">cached initializations (</w:t>
+      </w:r>
+      <w:r>
+        <w:rPr>
+          <w:rStyle w:val="VerbatimChar"/>
+        </w:rPr>
+        <w:t xml:space="preserve">code/20</w:t>
+      </w:r>
+      <w:r>
+        <w:t xml:space="preserve">,</w:t>
+      </w:r>
+      <w:r>
+        <w:t xml:space="preserve"> </w:t>
+      </w:r>
+      <w:r>
+        <w:rPr>
+          <w:rStyle w:val="VerbatimChar"/>
+        </w:rPr>
+        <w:t xml:space="preserve">code/21</w:t>
+      </w:r>
+      <w:r>
+        <w:t xml:space="preserve">). No model was refitted for the restart analysis.</w:t>
       </w:r>
     </w:p>
     <w:p>
@@ -24332,116 +24790,117 @@
         <w:pStyle w:val="BodyText"/>
       </w:pPr>
       <w:r>
-        <w:t xml:space="preserve">\part{Supplementary Results}</w:t>
-      </w:r>
-    </w:p>
-    <w:bookmarkStart w:id="26" w:name="X8cbc407d541f9b11d40711e80c4433cb4b305b3"/>
-    <w:p>
-      <w:pPr>
-        <w:pStyle w:val="Heading1"/>
-      </w:pPr>
-      <w:r>
-        <w:t xml:space="preserve">Empirical optimization stability across random initializations</w:t>
-      </w:r>
-    </w:p>
-    <w:p>
-      <w:pPr>
-        <w:pStyle w:val="FirstParagraph"/>
-      </w:pPr>
-      <w:r>
-        <w:t xml:space="preserve">The idealized alternating scheme is not accompanied by a formal convergence guarantee for the fitted models, both because the reported analyses set the loadings ridge penalty to zero (</w:t>
-      </w:r>
-      <m:oMath>
-        <m:sSub>
-          <m:e>
-            <m:r>
-              <m:t>λ</m:t>
-            </m:r>
-          </m:e>
-          <m:sub>
-            <m:r>
-              <m:t>H</m:t>
-            </m:r>
-          </m:sub>
-        </m:sSub>
-        <m:r>
-          <m:rPr>
-            <m:sty m:val="p"/>
-          </m:rPr>
-          <m:t>=</m:t>
-        </m:r>
-        <m:r>
-          <m:t>0</m:t>
-        </m:r>
-      </m:oMath>
-      <w:r>
-        <w:t xml:space="preserve">) and because the implemented algorithm combines column normalization, gradient balancing between the reconstruction and Cox terms, and a Coxnet approximation of the</w:t>
-      </w:r>
-      <w:r>
-        <w:t xml:space="preserve"> </w:t>
-      </w:r>
-      <m:oMath>
-        <m:r>
-          <m:t>β</m:t>
-        </m:r>
-      </m:oMath>
-      <w:r>
-        <w:t xml:space="preserve"> </w:t>
-      </w:r>
-      <w:r>
-        <w:t xml:space="preserve">update. We therefore assessed optimization behavior empirically across</w:t>
-      </w:r>
-      <w:r>
-        <w:t xml:space="preserve"> </w:t>
-      </w:r>
-      <m:oMath>
-        <m:r>
-          <m:t>R</m:t>
-        </m:r>
-        <m:r>
-          <m:rPr>
-            <m:sty m:val="p"/>
-          </m:rPr>
-          <m:t>=</m:t>
-        </m:r>
-        <m:r>
-          <m:t>100</m:t>
-        </m:r>
-      </m:oMath>
-      <w:r>
-        <w:t xml:space="preserve"> </w:t>
-      </w:r>
-      <w:r>
-        <w:t xml:space="preserve">independent random initializations of the selected PDAC model, with a stopping tolerance of</w:t>
-      </w:r>
-      <w:r>
-        <w:t xml:space="preserve"> </w:t>
-      </w:r>
-      <m:oMath>
-        <m:sSup>
-          <m:e>
-            <m:r>
-              <m:t>10</m:t>
-            </m:r>
-          </m:e>
-          <m:sup>
-            <m:r>
-              <m:rPr>
-                <m:sty m:val="p"/>
-              </m:rPr>
-              <m:t>−</m:t>
-            </m:r>
-            <m:r>
-              <m:t>7</m:t>
-            </m:r>
-          </m:sup>
-        </m:sSup>
-      </m:oMath>
-      <w:r>
-        <w:t xml:space="preserve"> </w:t>
-      </w:r>
-      <w:r>
-        <w:t xml:space="preserve">and a maximum of 4,000 iterations.</w:t>
+        <w:rPr>
+          <w:bCs/>
+          <w:b/>
+        </w:rPr>
+        <w:t xml:space="preserve">Individual restarts are highly dispersed.</w:t>
+      </w:r>
+      <w:r>
+        <w:t xml:space="preserve"> </w:t>
+      </w:r>
+      <w:r>
+        <w:t xml:space="preserve">Comparing pairs of independent</w:t>
+      </w:r>
+      <w:r>
+        <w:t xml:space="preserve"> </w:t>
+      </w:r>
+      <w:r>
+        <w:t xml:space="preserve">random restarts, and matching their columns one to one by absolute Spearman</w:t>
+      </w:r>
+      <w:r>
+        <w:t xml:space="preserve"> </w:t>
+      </w:r>
+      <w:r>
+        <w:t xml:space="preserve">correlation of gene loadings, the median overlap between the top</w:t>
+      </w:r>
+      <w:r>
+        <w:t xml:space="preserve"> </w:t>
+      </w:r>
+      <m:oMath>
+        <m:r>
+          <m:t>270</m:t>
+        </m:r>
+      </m:oMath>
+      <w:r>
+        <w:t xml:space="preserve"> </w:t>
+      </w:r>
+      <w:r>
+        <w:t xml:space="preserve">genes of matched programs was</w:t>
+      </w:r>
+      <w:r>
+        <w:t xml:space="preserve"> </w:t>
+      </w:r>
+      <m:oMath>
+        <m:r>
+          <m:t>0.13</m:t>
+        </m:r>
+      </m:oMath>
+      <w:r>
+        <w:t xml:space="preserve"> </w:t>
+      </w:r>
+      <w:r>
+        <w:t xml:space="preserve">by Jaccard index, against a chance baseline of</w:t>
+      </w:r>
+      <w:r>
+        <w:t xml:space="preserve"> </w:t>
+      </w:r>
+      <m:oMath>
+        <m:r>
+          <m:t>0.074</m:t>
+        </m:r>
+      </m:oMath>
+      <w:r>
+        <w:t xml:space="preserve"> </w:t>
+      </w:r>
+      <w:r>
+        <w:t xml:space="preserve">for two independent draws of that</w:t>
+      </w:r>
+      <w:r>
+        <w:t xml:space="preserve"> </w:t>
+      </w:r>
+      <w:r>
+        <w:t xml:space="preserve">size from 1,970 genes. Matched gene-loading</w:t>
+      </w:r>
+      <w:r>
+        <w:t xml:space="preserve"> </w:t>
+      </w:r>
+      <w:r>
+        <w:t xml:space="preserve">correlations were moderate (0.59–0.60 across the three programs). Over the</w:t>
+      </w:r>
+      <w:r>
+        <w:t xml:space="preserve"> </w:t>
+      </w:r>
+      <w:r>
+        <w:t xml:space="preserve">same runs, training concordance was nearly constant (median</w:t>
+      </w:r>
+      <w:r>
+        <w:t xml:space="preserve"> </w:t>
+      </w:r>
+      <m:oMath>
+        <m:r>
+          <m:t>0.704</m:t>
+        </m:r>
+      </m:oMath>
+      <w:r>
+        <w:t xml:space="preserve">, standard deviation</w:t>
+      </w:r>
+      <w:r>
+        <w:t xml:space="preserve"> </w:t>
+      </w:r>
+      <m:oMath>
+        <m:r>
+          <m:t>0.010</m:t>
+        </m:r>
+      </m:oMath>
+      <w:r>
+        <w:t xml:space="preserve">). Near-identical predictive performance from</w:t>
+      </w:r>
+      <w:r>
+        <w:t xml:space="preserve"> </w:t>
+      </w:r>
+      <w:r>
+        <w:t xml:space="preserve">bases that share little gene membership is consistent with a non-identifiable objective, and it is precisely why the reported model is not a single run.</w:t>
       </w:r>
     </w:p>
     <w:p>
@@ -24449,78 +24908,94 @@
         <w:pStyle w:val="BodyText"/>
       </w:pPr>
       <w:r>
-        <w:t xml:space="preserve">All 100 runs terminated on the stopping criterion rather than the iteration cap, none failed numerically, and in every run the recorded penalized objective decreased monotonically to a numerically stable value; the median number of iterations was 38 (range 17–233). The size of the decrease from a random start varies widely between initializations, but that quantity primarily reflects the starting objective value rather than agreement among the final solutions. Whether independent runs of the reported procedure recover the same gene programs is addressed in Stability of the recovered gene programs below. These analyses document empirical optimization behavior for the reported application rather than providing a formal convergence guarantee.</w:t>
-      </w:r>
-    </w:p>
-    <w:bookmarkEnd w:id="26"/>
-    <w:bookmarkStart w:id="27" w:name="stability-of-the-recovered-gene-programs"/>
-    <w:p>
-      <w:pPr>
-        <w:pStyle w:val="Heading1"/>
-      </w:pPr>
-      <w:r>
-        <w:t xml:space="preserve">Stability of the recovered gene programs</w:t>
-      </w:r>
-    </w:p>
-    <w:p>
-      <w:pPr>
-        <w:pStyle w:val="FirstParagraph"/>
-      </w:pPr>
-      <w:r>
-        <w:t xml:space="preserve">The previous section documents that the optimizer converges. It does not</w:t>
-      </w:r>
-      <w:r>
-        <w:t xml:space="preserve"> </w:t>
-      </w:r>
-      <w:r>
-        <w:t xml:space="preserve">establish that the programs it converges to are the same ones each time, and</w:t>
-      </w:r>
-      <w:r>
-        <w:t xml:space="preserve"> </w:t>
-      </w:r>
-      <w:r>
-        <w:t xml:space="preserve">that is the property the manuscript relies on when it applies a frozen</w:t>
-      </w:r>
-      <w:r>
-        <w:t xml:space="preserve"> </w:t>
-      </w:r>
-      <w:r>
-        <w:t xml:space="preserve">decomposition across cohorts. We therefore measured stability at the</w:t>
-      </w:r>
-      <w:r>
-        <w:t xml:space="preserve"> </w:t>
-      </w:r>
-      <w:r>
-        <w:t xml:space="preserve">level of the recovered programs rather than the objective, using the same</w:t>
-      </w:r>
-      <w:r>
-        <w:t xml:space="preserve"> </w:t>
-      </w:r>
-      <m:oMath>
-        <m:r>
-          <m:t>R</m:t>
-        </m:r>
-        <m:r>
-          <m:rPr>
-            <m:sty m:val="p"/>
-          </m:rPr>
-          <m:t>=</m:t>
-        </m:r>
-        <m:r>
-          <m:t>100</m:t>
-        </m:r>
-      </m:oMath>
-      <w:r>
-        <w:t xml:space="preserve"> </w:t>
-      </w:r>
-      <w:r>
-        <w:t xml:space="preserve">cached initializations (\texttt{code/20},</w:t>
-      </w:r>
-      <w:r>
-        <w:t xml:space="preserve"> </w:t>
-      </w:r>
-      <w:r>
-        <w:t xml:space="preserve">\texttt{code/21}). No model was refitted for the restart analysis.</w:t>
+        <w:rPr>
+          <w:bCs/>
+          <w:b/>
+        </w:rPr>
+        <w:t xml:space="preserve">The reported procedure is reproducible with respect to initialization.</w:t>
+      </w:r>
+      <w:r>
+        <w:t xml:space="preserve"> </w:t>
+      </w:r>
+      <w:r>
+        <w:t xml:space="preserve">The reported basis is obtained by</w:t>
+      </w:r>
+      <w:r>
+        <w:t xml:space="preserve"> </w:t>
+      </w:r>
+      <w:r>
+        <w:t xml:space="preserve">aggregating restarts into a consensus initialization and then fitting from it.</w:t>
+      </w:r>
+      <w:r>
+        <w:t xml:space="preserve"> </w:t>
+      </w:r>
+      <w:r>
+        <w:t xml:space="preserve">To test whether that procedure returns the same programs, we partitioned the</w:t>
+      </w:r>
+      <w:r>
+        <w:t xml:space="preserve"> </w:t>
+      </w:r>
+      <w:r>
+        <w:t xml:space="preserve">cached restarts into two disjoint halves, built a consensus initialization from</w:t>
+      </w:r>
+      <w:r>
+        <w:t xml:space="preserve"> </w:t>
+      </w:r>
+      <w:r>
+        <w:t xml:space="preserve">each half independently, fitted from each at the production settings, and</w:t>
+      </w:r>
+      <w:r>
+        <w:t xml:space="preserve"> </w:t>
+      </w:r>
+      <w:r>
+        <w:t xml:space="preserve">compared the results (8 random splits). Two independently</w:t>
+      </w:r>
+      <w:r>
+        <w:t xml:space="preserve"> </w:t>
+      </w:r>
+      <w:r>
+        <w:t xml:space="preserve">seeded consensus fits agreed closely with each other (gene-loading correlation</w:t>
+      </w:r>
+      <w:r>
+        <w:t xml:space="preserve"> </w:t>
+      </w:r>
+      <w:r>
+        <w:t xml:space="preserve">0.93–0.95, patient-score correlation 0.97–0.99), and each agreed still</w:t>
+      </w:r>
+      <w:r>
+        <w:t xml:space="preserve"> </w:t>
+      </w:r>
+      <w:r>
+        <w:t xml:space="preserve">more closely with the reported basis (gene-loading correlation 0.97–0.99,</w:t>
+      </w:r>
+      <w:r>
+        <w:t xml:space="preserve"> </w:t>
+      </w:r>
+      <w:r>
+        <w:t xml:space="preserve">top-</w:t>
+      </w:r>
+      <m:oMath>
+        <m:r>
+          <m:t>270</m:t>
+        </m:r>
+      </m:oMath>
+      <w:r>
+        <w:t xml:space="preserve"> </w:t>
+      </w:r>
+      <w:r>
+        <w:t xml:space="preserve">Jaccard 0.73–0.88). Splitting the restarts halves the</w:t>
+      </w:r>
+      <w:r>
+        <w:t xml:space="preserve"> </w:t>
+      </w:r>
+      <w:r>
+        <w:t xml:space="preserve">number aggregated relative to the reported procedure, so these figures are</w:t>
+      </w:r>
+      <w:r>
+        <w:t xml:space="preserve"> </w:t>
+      </w:r>
+      <w:r>
+        <w:t xml:space="preserve">conservative.</w:t>
       </w:r>
     </w:p>
     <w:p>
@@ -24528,117 +25003,114 @@
         <w:pStyle w:val="BodyText"/>
       </w:pPr>
       <w:r>
+        <w:t xml:space="preserve">The fitted basis also moved materially from the consensus initialization</w:t>
+      </w:r>
+      <w:r>
+        <w:t xml:space="preserve"> </w:t>
+      </w:r>
+      <m:oMath>
+        <m:sSub>
+          <m:e>
+            <m:r>
+              <m:t>W</m:t>
+            </m:r>
+          </m:e>
+          <m:sub>
+            <m:r>
+              <m:t>0</m:t>
+            </m:r>
+          </m:sub>
+        </m:sSub>
+      </m:oMath>
+      <w:r>
+        <w:t xml:space="preserve">: with programs corresponding by position (confirmed against the full</w:t>
+      </w:r>
+      <w:r>
+        <w:t xml:space="preserve"> </w:t>
+      </w:r>
+      <w:r>
+        <w:t xml:space="preserve">correlation matrix), gene-loading correlations between</w:t>
+      </w:r>
+      <w:r>
+        <w:t xml:space="preserve"> </w:t>
+      </w:r>
+      <m:oMath>
+        <m:sSub>
+          <m:e>
+            <m:r>
+              <m:t>W</m:t>
+            </m:r>
+          </m:e>
+          <m:sub>
+            <m:r>
+              <m:t>0</m:t>
+            </m:r>
+          </m:sub>
+        </m:sSub>
+      </m:oMath>
+      <w:r>
+        <w:t xml:space="preserve"> </w:t>
+      </w:r>
+      <w:r>
+        <w:t xml:space="preserve">and the final</w:t>
+      </w:r>
+      <w:r>
+        <w:t xml:space="preserve"> </w:t>
+      </w:r>
+      <m:oMath>
+        <m:r>
+          <m:t>W</m:t>
+        </m:r>
+      </m:oMath>
+      <w:r>
+        <w:t xml:space="preserve"> </w:t>
+      </w:r>
+      <w:r>
+        <w:t xml:space="preserve">were 0.57–0.81 and</w:t>
+      </w:r>
+      <w:r>
+        <w:t xml:space="preserve"> </w:t>
+      </w:r>
+      <w:r>
+        <w:t xml:space="preserve">top-</w:t>
+      </w:r>
+      <m:oMath>
+        <m:r>
+          <m:t>270</m:t>
+        </m:r>
+      </m:oMath>
+      <w:r>
+        <w:t xml:space="preserve"> </w:t>
+      </w:r>
+      <w:r>
+        <w:t xml:space="preserve">Jaccard overlaps were</w:t>
+      </w:r>
+      <w:r>
+        <w:t xml:space="preserve"> </w:t>
+      </w:r>
+      <w:r>
+        <w:t xml:space="preserve">0.44–0.82</w:t>
+      </w:r>
+      <w:r>
+        <w:t xml:space="preserve"> </w:t>
+      </w:r>
+      <w:r>
+        <w:t xml:space="preserve">(</w:t>
+      </w:r>
+      <w:r>
         <w:rPr>
-          <w:bCs/>
-          <w:b/>
+          <w:rStyle w:val="VerbatimChar"/>
         </w:rPr>
-        <w:t xml:space="preserve">Individual restarts are highly dispersed.</w:t>
-      </w:r>
-      <w:r>
-        <w:t xml:space="preserve"> </w:t>
-      </w:r>
-      <w:r>
-        <w:t xml:space="preserve">Comparing pairs of independent</w:t>
-      </w:r>
-      <w:r>
-        <w:t xml:space="preserve"> </w:t>
-      </w:r>
-      <w:r>
-        <w:t xml:space="preserve">random restarts, and matching their columns one to one by absolute Spearman</w:t>
-      </w:r>
-      <w:r>
-        <w:t xml:space="preserve"> </w:t>
-      </w:r>
-      <w:r>
-        <w:t xml:space="preserve">correlation of gene loadings, the median overlap between the top</w:t>
-      </w:r>
-      <w:r>
-        <w:t xml:space="preserve"> </w:t>
-      </w:r>
-      <m:oMath>
-        <m:r>
-          <m:t>270</m:t>
-        </m:r>
-      </m:oMath>
-      <w:r>
-        <w:t xml:space="preserve"> </w:t>
-      </w:r>
-      <w:r>
-        <w:t xml:space="preserve">genes of matched programs was</w:t>
-      </w:r>
-      <w:r>
-        <w:t xml:space="preserve"> </w:t>
-      </w:r>
-      <m:oMath>
-        <m:r>
-          <m:t>0.13</m:t>
-        </m:r>
-      </m:oMath>
-      <w:r>
-        <w:t xml:space="preserve"> </w:t>
-      </w:r>
-      <w:r>
-        <w:t xml:space="preserve">by Jaccard index, against a chance baseline of</w:t>
-      </w:r>
-      <w:r>
-        <w:t xml:space="preserve"> </w:t>
-      </w:r>
-      <m:oMath>
-        <m:r>
-          <m:t>0.074</m:t>
-        </m:r>
-      </m:oMath>
-      <w:r>
-        <w:t xml:space="preserve"> </w:t>
-      </w:r>
-      <w:r>
-        <w:t xml:space="preserve">for two independent draws of that</w:t>
-      </w:r>
-      <w:r>
-        <w:t xml:space="preserve"> </w:t>
-      </w:r>
-      <w:r>
-        <w:t xml:space="preserve">size from 1,970 genes. Matched gene-loading</w:t>
-      </w:r>
-      <w:r>
-        <w:t xml:space="preserve"> </w:t>
-      </w:r>
-      <w:r>
-        <w:t xml:space="preserve">correlations were moderate (0.59–0.60 across the three programs). Over the</w:t>
-      </w:r>
-      <w:r>
-        <w:t xml:space="preserve"> </w:t>
-      </w:r>
-      <w:r>
-        <w:t xml:space="preserve">same runs, training concordance was nearly constant (median</w:t>
-      </w:r>
-      <w:r>
-        <w:t xml:space="preserve"> </w:t>
-      </w:r>
-      <m:oMath>
-        <m:r>
-          <m:t>0.704</m:t>
-        </m:r>
-      </m:oMath>
-      <w:r>
-        <w:t xml:space="preserve">, standard deviation</w:t>
-      </w:r>
-      <w:r>
-        <w:t xml:space="preserve"> </w:t>
-      </w:r>
-      <m:oMath>
-        <m:r>
-          <m:t>0.010</m:t>
-        </m:r>
-      </m:oMath>
-      <w:r>
-        <w:t xml:space="preserve">). Near-identical predictive performance from</w:t>
-      </w:r>
-      <w:r>
-        <w:t xml:space="preserve"> </w:t>
-      </w:r>
-      <w:r>
-        <w:t xml:space="preserve">bases that share little gene membership is consistent with a non-identifiable objective, and it is precisely why the reported model is not a single run.</w:t>
+        <w:t xml:space="preserve">code/26</w:t>
+      </w:r>
+      <w:r>
+        <w:t xml:space="preserve">). The consensus therefore supplies a reproducible</w:t>
+      </w:r>
+      <w:r>
+        <w:t xml:space="preserve"> </w:t>
+      </w:r>
+      <w:r>
+        <w:t xml:space="preserve">initialization rather than fixing the final basis.</w:t>
       </w:r>
     </w:p>
     <w:p>
@@ -24646,94 +25118,25 @@
         <w:pStyle w:val="BodyText"/>
       </w:pPr>
       <w:r>
-        <w:rPr>
-          <w:bCs/>
-          <w:b/>
-        </w:rPr>
-        <w:t xml:space="preserve">The reported procedure is reproducible with respect to initialization.</w:t>
-      </w:r>
-      <w:r>
-        <w:t xml:space="preserve"> </w:t>
-      </w:r>
-      <w:r>
-        <w:t xml:space="preserve">The reported basis is obtained by</w:t>
-      </w:r>
-      <w:r>
-        <w:t xml:space="preserve"> </w:t>
-      </w:r>
-      <w:r>
-        <w:t xml:space="preserve">aggregating restarts into a consensus initialization and then fitting from it.</w:t>
-      </w:r>
-      <w:r>
-        <w:t xml:space="preserve"> </w:t>
-      </w:r>
-      <w:r>
-        <w:t xml:space="preserve">To test whether that procedure returns the same programs, we partitioned the</w:t>
-      </w:r>
-      <w:r>
-        <w:t xml:space="preserve"> </w:t>
-      </w:r>
-      <w:r>
-        <w:t xml:space="preserve">cached restarts into two disjoint halves, built a consensus initialization from</w:t>
-      </w:r>
-      <w:r>
-        <w:t xml:space="preserve"> </w:t>
-      </w:r>
-      <w:r>
-        <w:t xml:space="preserve">each half independently, fitted from each at the production settings, and</w:t>
-      </w:r>
-      <w:r>
-        <w:t xml:space="preserve"> </w:t>
-      </w:r>
-      <w:r>
-        <w:t xml:space="preserve">compared the results (8 random splits). Two independently</w:t>
-      </w:r>
-      <w:r>
-        <w:t xml:space="preserve"> </w:t>
-      </w:r>
-      <w:r>
-        <w:t xml:space="preserve">seeded consensus fits agreed closely with each other (gene-loading correlation</w:t>
-      </w:r>
-      <w:r>
-        <w:t xml:space="preserve"> </w:t>
-      </w:r>
-      <w:r>
-        <w:t xml:space="preserve">0.93–0.95, patient-score correlation 0.97–0.99), and each agreed still</w:t>
-      </w:r>
-      <w:r>
-        <w:t xml:space="preserve"> </w:t>
-      </w:r>
-      <w:r>
-        <w:t xml:space="preserve">more closely with the reported basis (gene-loading correlation 0.97–0.99,</w:t>
-      </w:r>
-      <w:r>
-        <w:t xml:space="preserve"> </w:t>
-      </w:r>
-      <w:r>
-        <w:t xml:space="preserve">top-</w:t>
-      </w:r>
-      <m:oMath>
-        <m:r>
-          <m:t>270</m:t>
-        </m:r>
-      </m:oMath>
-      <w:r>
-        <w:t xml:space="preserve"> </w:t>
-      </w:r>
-      <w:r>
-        <w:t xml:space="preserve">Jaccard 0.73–0.88). Splitting the restarts halves the</w:t>
-      </w:r>
-      <w:r>
-        <w:t xml:space="preserve"> </w:t>
-      </w:r>
-      <w:r>
-        <w:t xml:space="preserve">number aggregated relative to the reported procedure, so these figures are</w:t>
-      </w:r>
-      <w:r>
-        <w:t xml:space="preserve"> </w:t>
-      </w:r>
-      <w:r>
-        <w:t xml:space="preserve">conservative.</w:t>
+        <w:t xml:space="preserve">The optimizer alone is not identifiable. The consensus step is what makes the</w:t>
+      </w:r>
+      <w:r>
+        <w:t xml:space="preserve"> </w:t>
+      </w:r>
+      <w:r>
+        <w:t xml:space="preserve">reported decomposition a stable object rather than one draw from a wide</w:t>
+      </w:r>
+      <w:r>
+        <w:t xml:space="preserve"> </w:t>
+      </w:r>
+      <w:r>
+        <w:t xml:space="preserve">distribution, and reproducibility claims in this manuscript refer to that</w:t>
+      </w:r>
+      <w:r>
+        <w:t xml:space="preserve"> </w:t>
+      </w:r>
+      <w:r>
+        <w:t xml:space="preserve">end-to-end procedure.</w:t>
       </w:r>
     </w:p>
     <w:p>
@@ -24741,138 +25144,6 @@
         <w:pStyle w:val="BodyText"/>
       </w:pPr>
       <w:r>
-        <w:t xml:space="preserve">The fitted basis also moved materially from the consensus initialization</w:t>
-      </w:r>
-      <w:r>
-        <w:t xml:space="preserve"> </w:t>
-      </w:r>
-      <m:oMath>
-        <m:sSub>
-          <m:e>
-            <m:r>
-              <m:t>W</m:t>
-            </m:r>
-          </m:e>
-          <m:sub>
-            <m:r>
-              <m:t>0</m:t>
-            </m:r>
-          </m:sub>
-        </m:sSub>
-      </m:oMath>
-      <w:r>
-        <w:t xml:space="preserve">: with programs corresponding by position (confirmed against the full</w:t>
-      </w:r>
-      <w:r>
-        <w:t xml:space="preserve"> </w:t>
-      </w:r>
-      <w:r>
-        <w:t xml:space="preserve">correlation matrix), gene-loading correlations between</w:t>
-      </w:r>
-      <w:r>
-        <w:t xml:space="preserve"> </w:t>
-      </w:r>
-      <m:oMath>
-        <m:sSub>
-          <m:e>
-            <m:r>
-              <m:t>W</m:t>
-            </m:r>
-          </m:e>
-          <m:sub>
-            <m:r>
-              <m:t>0</m:t>
-            </m:r>
-          </m:sub>
-        </m:sSub>
-      </m:oMath>
-      <w:r>
-        <w:t xml:space="preserve"> </w:t>
-      </w:r>
-      <w:r>
-        <w:t xml:space="preserve">and the final</w:t>
-      </w:r>
-      <w:r>
-        <w:t xml:space="preserve"> </w:t>
-      </w:r>
-      <m:oMath>
-        <m:r>
-          <m:t>W</m:t>
-        </m:r>
-      </m:oMath>
-      <w:r>
-        <w:t xml:space="preserve"> </w:t>
-      </w:r>
-      <w:r>
-        <w:t xml:space="preserve">were 0.57–0.81 and</w:t>
-      </w:r>
-      <w:r>
-        <w:t xml:space="preserve"> </w:t>
-      </w:r>
-      <w:r>
-        <w:t xml:space="preserve">top-</w:t>
-      </w:r>
-      <m:oMath>
-        <m:r>
-          <m:t>270</m:t>
-        </m:r>
-      </m:oMath>
-      <w:r>
-        <w:t xml:space="preserve"> </w:t>
-      </w:r>
-      <w:r>
-        <w:t xml:space="preserve">Jaccard overlaps were</w:t>
-      </w:r>
-      <w:r>
-        <w:t xml:space="preserve"> </w:t>
-      </w:r>
-      <w:r>
-        <w:t xml:space="preserve">0.44–0.82</w:t>
-      </w:r>
-      <w:r>
-        <w:t xml:space="preserve"> </w:t>
-      </w:r>
-      <w:r>
-        <w:t xml:space="preserve">(\texttt{code/26}). The consensus therefore supplies a reproducible</w:t>
-      </w:r>
-      <w:r>
-        <w:t xml:space="preserve"> </w:t>
-      </w:r>
-      <w:r>
-        <w:t xml:space="preserve">initialization rather than fixing the final basis.</w:t>
-      </w:r>
-    </w:p>
-    <w:p>
-      <w:pPr>
-        <w:pStyle w:val="BodyText"/>
-      </w:pPr>
-      <w:r>
-        <w:t xml:space="preserve">The optimizer alone is not identifiable. The consensus step is what makes the</w:t>
-      </w:r>
-      <w:r>
-        <w:t xml:space="preserve"> </w:t>
-      </w:r>
-      <w:r>
-        <w:t xml:space="preserve">reported decomposition a stable object rather than one draw from a wide</w:t>
-      </w:r>
-      <w:r>
-        <w:t xml:space="preserve"> </w:t>
-      </w:r>
-      <w:r>
-        <w:t xml:space="preserve">distribution, and reproducibility claims in this manuscript refer to that</w:t>
-      </w:r>
-      <w:r>
-        <w:t xml:space="preserve"> </w:t>
-      </w:r>
-      <w:r>
-        <w:t xml:space="preserve">end-to-end procedure.</w:t>
-      </w:r>
-    </w:p>
-    <w:p>
-      <w:pPr>
-        <w:pStyle w:val="BodyText"/>
-      </w:pPr>
-      <w:r>
         <w:rPr>
           <w:bCs/>
           <w:b/>
@@ -24984,8 +25255,8 @@
         <w:t xml:space="preserve">from reproducibility of the frozen end-to-end procedure.</w:t>
       </w:r>
     </w:p>
-    <w:bookmarkEnd w:id="27"/>
-    <w:bookmarkStart w:id="31" w:name="Xa656e561b251301228bdad7d1c71d379544158a"/>
+    <w:bookmarkEnd w:id="54"/>
+    <w:bookmarkStart w:id="58" w:name="Xa656e561b251301228bdad7d1c71d379544158a"/>
     <w:p>
       <w:pPr>
         <w:pStyle w:val="Heading1"/>
@@ -25409,18 +25680,18 @@
           <wp:inline>
             <wp:extent cx="5334000" cy="5719186"/>
             <wp:effectExtent b="0" l="0" r="0" t="0"/>
-            <wp:docPr descr="" title="" id="29" name="Picture"/>
+            <wp:docPr descr="" title="" id="56" name="Picture"/>
             <a:graphic>
               <a:graphicData uri="http://schemas.openxmlformats.org/drawingml/2006/picture">
                 <pic:pic>
                   <pic:nvPicPr>
-                    <pic:cNvPr descr=".docx_media/figures_fig_sim_null_mixed_1.png" id="30" name="Picture"/>
+                    <pic:cNvPr descr=".docx_media/figures_fig_sim_null_mixed_1.png" id="57" name="Picture"/>
                     <pic:cNvPicPr>
                       <a:picLocks noChangeArrowheads="1" noChangeAspect="1"/>
                     </pic:cNvPicPr>
                   </pic:nvPicPr>
                   <pic:blipFill>
-                    <a:blip r:embed="rId28"/>
+                    <a:blip r:embed="rId55"/>
                     <a:stretch>
                       <a:fillRect/>
                     </a:stretch>
@@ -25576,8 +25847,8 @@
         <w:t xml:space="preserve">); both Bayesian-optimized.</w:t>
       </w:r>
     </w:p>
-    <w:bookmarkEnd w:id="31"/>
-    <w:bookmarkStart w:id="35" w:name="X680e376122d014d3f7c1287c73305ede05e677a"/>
+    <w:bookmarkEnd w:id="58"/>
+    <w:bookmarkStart w:id="62" w:name="X680e376122d014d3f7c1287c73305ede05e677a"/>
     <w:p>
       <w:pPr>
         <w:pStyle w:val="Heading1"/>
@@ -26247,18 +26518,18 @@
           <wp:inline>
             <wp:extent cx="5334000" cy="5244713"/>
             <wp:effectExtent b="0" l="0" r="0" t="0"/>
-            <wp:docPr descr="" title="" id="33" name="Picture"/>
+            <wp:docPr descr="" title="" id="60" name="Picture"/>
             <a:graphic>
               <a:graphicData uri="http://schemas.openxmlformats.org/drawingml/2006/picture">
                 <pic:pic>
                   <pic:nvPicPr>
-                    <pic:cNvPr descr=".docx_media/figures_fig_cindex_by_k_1.png" id="34" name="Picture"/>
+                    <pic:cNvPr descr=".docx_media/figures_fig_cindex_by_k_1.png" id="61" name="Picture"/>
                     <pic:cNvPicPr>
                       <a:picLocks noChangeArrowheads="1" noChangeAspect="1"/>
                     </pic:cNvPicPr>
                   </pic:nvPicPr>
                   <pic:blipFill>
-                    <a:blip r:embed="rId32"/>
+                    <a:blip r:embed="rId59"/>
                     <a:stretch>
                       <a:fillRect/>
                     </a:stretch>
@@ -26619,8 +26890,8 @@
         <w:t xml:space="preserve">).</w:t>
       </w:r>
     </w:p>
-    <w:bookmarkEnd w:id="35"/>
-    <w:bookmarkStart w:id="39" w:name="standard-nmf-rank-selection-heuristics"/>
+    <w:bookmarkEnd w:id="62"/>
+    <w:bookmarkStart w:id="66" w:name="standard-nmf-rank-selection-heuristics"/>
     <w:p>
       <w:pPr>
         <w:pStyle w:val="Heading1"/>
@@ -26660,18 +26931,18 @@
           <wp:inline>
             <wp:extent cx="5334000" cy="2979786"/>
             <wp:effectExtent b="0" l="0" r="0" t="0"/>
-            <wp:docPr descr="" title="" id="37" name="Picture"/>
+            <wp:docPr descr="" title="" id="64" name="Picture"/>
             <a:graphic>
               <a:graphicData uri="http://schemas.openxmlformats.org/drawingml/2006/picture">
                 <pic:pic>
                   <pic:nvPicPr>
-                    <pic:cNvPr descr=".docx_media/figures_fig_nmf_diagnostics_1.png" id="38" name="Picture"/>
+                    <pic:cNvPr descr=".docx_media/figures_fig_nmf_diagnostics_1.png" id="65" name="Picture"/>
                     <pic:cNvPicPr>
                       <a:picLocks noChangeArrowheads="1" noChangeAspect="1"/>
                     </pic:cNvPicPr>
                   </pic:nvPicPr>
                   <pic:blipFill>
-                    <a:blip r:embed="rId36"/>
+                    <a:blip r:embed="rId63"/>
                     <a:stretch>
                       <a:fillRect/>
                     </a:stretch>
@@ -26767,8 +27038,8 @@
         <w:t xml:space="preserve">. These criteria yield inconsistent guidance, illustrating the ambiguity of rank selection under unsupervised criteria; the main text selects rank on cross-validated prognostic performance.</w:t>
       </w:r>
     </w:p>
-    <w:bookmarkEnd w:id="39"/>
-    <w:bookmarkStart w:id="46" w:name="X4dda6bee917749c7c18e0c1a7409d8a52d8a569"/>
+    <w:bookmarkEnd w:id="66"/>
+    <w:bookmarkStart w:id="76" w:name="X4dda6bee917749c7c18e0c1a7409d8a52d8a569"/>
     <w:p>
       <w:pPr>
         <w:pStyle w:val="Heading1"/>
@@ -26994,18 +27265,18 @@
           <wp:inline>
             <wp:extent cx="5070485" cy="4214191"/>
             <wp:effectExtent b="0" l="0" r="0" t="0"/>
-            <wp:docPr descr="Gene-program correspondence for the rank-optimized unsupervised control (k = 7, BO-selected rank at \alpha = 0), computed with the same Spearman-correlation analysis and reference programs as main-text Fig. 2a,b (top 50 genes per factor; reference programs with r &gt; 0.2 for at least one factor are shown). Compared with the matched-rank k = 3 solution, the k = 7 solution shows broader correspondence to established PDAC programs, with some programs represented by more than one factor. Supplementary Fig. [fig:fig-rpm] quantifies the accompanying changes in coverage and multiplicity." title="" id="41" name="Picture"/>
+            <wp:docPr descr="Gene-program correspondence for the rank-optimized unsupervised control (k = 7, BO-selected rank at \alpha = 0), computed with the same Spearman-correlation analysis and reference programs as main-text Fig. 2a,b (top 50 genes per factor; reference programs with r &gt; 0.2 for at least one factor are shown). Compared with the matched-rank k = 3 solution, the k = 7 solution shows broader correspondence to established PDAC programs, with some programs represented by more than one factor. Supplementary Fig. [fig:fig-rpm] quantifies the accompanying changes in coverage and multiplicity." title="" id="68" name="Picture"/>
             <a:graphic>
               <a:graphicData uri="http://schemas.openxmlformats.org/drawingml/2006/picture">
                 <pic:pic>
                   <pic:nvPicPr>
-                    <pic:cNvPr descr="figures/fig-nmf-k7-heatmap-1.png" id="42" name="Picture"/>
+                    <pic:cNvPr descr="figures/fig-nmf-k7-heatmap-1.png" id="69" name="Picture"/>
                     <pic:cNvPicPr>
                       <a:picLocks noChangeArrowheads="1" noChangeAspect="1"/>
                     </pic:cNvPicPr>
                   </pic:nvPicPr>
                   <pic:blipFill>
-                    <a:blip r:embed="rId40"/>
+                    <a:blip r:embed="rId67"/>
                     <a:stretch>
                       <a:fillRect/>
                     </a:stretch>
@@ -27146,12 +27417,115 @@
         <w:t xml:space="preserve">solution shows broader correspondence to established PDAC programs, with some programs represented by more than one factor. Supplementary Fig. [fig:fig-rpm] quantifies the accompanying changes in coverage and multiplicity.</w:t>
       </w:r>
     </w:p>
+    <w:bookmarkStart w:id="73" w:name="X8d63477c1765a3ab1bb7b6ce3d8970cbbc5fb88"/>
     <w:p>
       <w:pPr>
-        <w:pStyle w:val="BodyText"/>
+        <w:pStyle w:val="Heading2"/>
       </w:pPr>
       <w:r>
-        <w:t xml:space="preserve">\subsection*{Reference-program coverage, edges and multiplicity}</w:t>
+        <w:t xml:space="preserve">Reference-program coverage, edges and multiplicity</w:t>
+      </w:r>
+    </w:p>
+    <w:p>
+      <w:pPr>
+        <w:pStyle w:val="FirstParagraph"/>
+      </w:pPr>
+      <w:r>
+        <w:t xml:space="preserve">Fig. [fig:fig-nmf-k7-heatmap] (and main-text Fig. 2a,b) display factor-to-reference-program correspondence as a heatmap. We additionally summarize this same correspondence across factorization rank</w:t>
+      </w:r>
+      <w:r>
+        <w:t xml:space="preserve"> </w:t>
+      </w:r>
+      <m:oMath>
+        <m:r>
+          <m:t>k</m:t>
+        </m:r>
+      </m:oMath>
+      <w:r>
+        <w:t xml:space="preserve"> </w:t>
+      </w:r>
+      <w:r>
+        <w:t xml:space="preserve">using three quantities computed from the same correlation matrix (top 50 genes per factor by factor-specificity score, Spearman correlation of factor loadings against binary reference-program membership,</w:t>
+      </w:r>
+      <w:r>
+        <w:t xml:space="preserve"> </w:t>
+      </w:r>
+      <m:oMath>
+        <m:r>
+          <m:t>r</m:t>
+        </m:r>
+        <m:r>
+          <m:rPr>
+            <m:sty m:val="p"/>
+          </m:rPr>
+          <m:t>&gt;</m:t>
+        </m:r>
+        <m:r>
+          <m:t>0.2</m:t>
+        </m:r>
+      </m:oMath>
+      <w:r>
+        <w:t xml:space="preserve"> </w:t>
+      </w:r>
+      <w:r>
+        <w:t xml:space="preserve">representation threshold; Supplementary Information, Section [sec:gene-program-correlation]), over the fixed 45-program reference universe. Coverage is the number of reference programs with at least one factor at</w:t>
+      </w:r>
+      <w:r>
+        <w:t xml:space="preserve"> </w:t>
+      </w:r>
+      <m:oMath>
+        <m:r>
+          <m:t>r</m:t>
+        </m:r>
+        <m:r>
+          <m:rPr>
+            <m:sty m:val="p"/>
+          </m:rPr>
+          <m:t>&gt;</m:t>
+        </m:r>
+        <m:r>
+          <m:t>0.2</m:t>
+        </m:r>
+      </m:oMath>
+      <w:r>
+        <w:t xml:space="preserve">. Edges is the total number of (factor, reference-program) pairs at</w:t>
+      </w:r>
+      <w:r>
+        <w:t xml:space="preserve"> </w:t>
+      </w:r>
+      <m:oMath>
+        <m:r>
+          <m:t>r</m:t>
+        </m:r>
+        <m:r>
+          <m:rPr>
+            <m:sty m:val="p"/>
+          </m:rPr>
+          <m:t>&gt;</m:t>
+        </m:r>
+        <m:r>
+          <m:t>0.2</m:t>
+        </m:r>
+      </m:oMath>
+      <w:r>
+        <w:t xml:space="preserve">. Reference-program multiplicity is edges divided by coverage, defined only when coverage</w:t>
+      </w:r>
+      <w:r>
+        <w:t xml:space="preserve"> </w:t>
+      </w:r>
+      <m:oMath>
+        <m:r>
+          <m:rPr>
+            <m:sty m:val="p"/>
+          </m:rPr>
+          <m:t>&gt;</m:t>
+        </m:r>
+        <m:r>
+          <m:t>0</m:t>
+        </m:r>
+      </m:oMath>
+      <w:r>
+        <w:t xml:space="preserve">, and reports edges per represented program. A low multiplicity is not by itself evidence that fewer programs are represented, so multiplicity is always reported alongside coverage rather than in place of it.</w:t>
       </w:r>
     </w:p>
     <w:p>
@@ -27159,7 +27533,7 @@
         <w:pStyle w:val="BodyText"/>
       </w:pPr>
       <w:r>
-        <w:t xml:space="preserve">Fig. [fig:fig-nmf-k7-heatmap] (and main-text Fig. 2a,b) display factor-to-reference-program correspondence as a heatmap. We additionally summarize this same correspondence across factorization rank</w:t>
+        <w:t xml:space="preserve">At each rank</w:t>
       </w:r>
       <w:r>
         <w:t xml:space="preserve"> </w:t>
@@ -27167,93 +27541,246 @@
       <m:oMath>
         <m:r>
           <m:t>k</m:t>
-        </m:r>
-      </m:oMath>
-      <w:r>
-        <w:t xml:space="preserve"> </w:t>
-      </w:r>
-      <w:r>
-        <w:t xml:space="preserve">using three quantities computed from the same correlation matrix (top 50 genes per factor by factor-specificity score, Spearman correlation of factor loadings against binary reference-program membership,</w:t>
-      </w:r>
-      <w:r>
-        <w:t xml:space="preserve"> </w:t>
-      </w:r>
-      <m:oMath>
-        <m:r>
-          <m:t>r</m:t>
         </m:r>
         <m:r>
           <m:rPr>
             <m:sty m:val="p"/>
           </m:rPr>
-          <m:t>&gt;</m:t>
-        </m:r>
-        <m:r>
-          <m:t>0.2</m:t>
-        </m:r>
-      </m:oMath>
-      <w:r>
-        <w:t xml:space="preserve"> </w:t>
-      </w:r>
-      <w:r>
-        <w:t xml:space="preserve">representation threshold; Supplementary Information, Section [sec:gene-program-correlation]), over the fixed 45-program reference universe. Coverage is the number of reference programs with at least one factor at</w:t>
-      </w:r>
-      <w:r>
-        <w:t xml:space="preserve"> </w:t>
-      </w:r>
-      <m:oMath>
-        <m:r>
-          <m:t>r</m:t>
+          <m:t>=</m:t>
+        </m:r>
+        <m:r>
+          <m:t>2</m:t>
         </m:r>
         <m:r>
           <m:rPr>
             <m:sty m:val="p"/>
           </m:rPr>
-          <m:t>&gt;</m:t>
-        </m:r>
-        <m:r>
-          <m:t>0.2</m:t>
-        </m:r>
-      </m:oMath>
-      <w:r>
-        <w:t xml:space="preserve">. Edges is the total number of (factor, reference-program) pairs at</w:t>
-      </w:r>
-      <w:r>
-        <w:t xml:space="preserve"> </w:t>
-      </w:r>
-      <m:oMath>
-        <m:r>
-          <m:t>r</m:t>
+          <m:t>,</m:t>
         </m:r>
         <m:r>
           <m:rPr>
             <m:sty m:val="p"/>
           </m:rPr>
-          <m:t>&gt;</m:t>
-        </m:r>
-        <m:r>
-          <m:t>0.2</m:t>
-        </m:r>
-      </m:oMath>
-      <w:r>
-        <w:t xml:space="preserve">. Reference-program multiplicity is edges divided by coverage, defined only when coverage</w:t>
-      </w:r>
-      <w:r>
-        <w:t xml:space="preserve"> </w:t>
-      </w:r>
-      <m:oMath>
+          <m:t>…</m:t>
+        </m:r>
         <m:r>
           <m:rPr>
             <m:sty m:val="p"/>
           </m:rPr>
-          <m:t>&gt;</m:t>
+          <m:t>,</m:t>
+        </m:r>
+        <m:r>
+          <m:t>12</m:t>
+        </m:r>
+      </m:oMath>
+      <w:r>
+        <w:t xml:space="preserve">, these quantities are computed for two single fits at fixed</w:t>
+      </w:r>
+      <w:r>
+        <w:t xml:space="preserve"> </w:t>
+      </w:r>
+      <m:oMath>
+        <m:r>
+          <m:t>λ</m:t>
+        </m:r>
+      </m:oMath>
+      <w:r>
+        <w:t xml:space="preserve">,</w:t>
+      </w:r>
+      <w:r>
+        <w:t xml:space="preserve"> </w:t>
+      </w:r>
+      <m:oMath>
+        <m:r>
+          <m:t>ξ</m:t>
+        </m:r>
+      </m:oMath>
+      <w:r>
+        <w:t xml:space="preserve"> </w:t>
+      </w:r>
+      <w:r>
+        <w:t xml:space="preserve">and</w:t>
+      </w:r>
+      <w:r>
+        <w:t xml:space="preserve"> </w:t>
+      </w:r>
+      <m:oMath>
+        <m:sSub>
+          <m:e>
+            <m:r>
+              <m:t>n</m:t>
+            </m:r>
+          </m:e>
+          <m:sub>
+            <m:r>
+              <m:rPr>
+                <m:nor/>
+                <m:sty m:val="p"/>
+              </m:rPr>
+              <m:t>top</m:t>
+            </m:r>
+          </m:sub>
+        </m:sSub>
+        <m:r>
+          <m:rPr>
+            <m:sty m:val="p"/>
+          </m:rPr>
+          <m:t>=</m:t>
+        </m:r>
+        <m:r>
+          <m:t>270</m:t>
+        </m:r>
+      </m:oMath>
+      <w:r>
+        <w:t xml:space="preserve"> </w:t>
+      </w:r>
+      <w:r>
+        <w:t xml:space="preserve">from the</w:t>
+      </w:r>
+      <w:r>
+        <w:t xml:space="preserve"> </w:t>
+      </w:r>
+      <m:oMath>
+        <m:r>
+          <m:t>k</m:t>
+        </m:r>
+        <m:r>
+          <m:rPr>
+            <m:sty m:val="p"/>
+          </m:rPr>
+          <m:t>×</m:t>
+        </m:r>
+        <m:r>
+          <m:t>α</m:t>
+        </m:r>
+      </m:oMath>
+      <w:r>
+        <w:t xml:space="preserve"> </w:t>
+      </w:r>
+      <w:r>
+        <w:t xml:space="preserve">cross-validation grid (</w:t>
+      </w:r>
+      <w:r>
+        <w:rPr>
+          <w:rStyle w:val="VerbatimChar"/>
+        </w:rPr>
+        <w:t xml:space="preserve">results/cv\_grid</w:t>
+      </w:r>
+      <w:r>
+        <w:t xml:space="preserve">): the unsupervised fit (</w:t>
+      </w:r>
+      <m:oMath>
+        <m:r>
+          <m:t>α</m:t>
+        </m:r>
+        <m:r>
+          <m:rPr>
+            <m:sty m:val="p"/>
+          </m:rPr>
+          <m:t>=</m:t>
         </m:r>
         <m:r>
           <m:t>0</m:t>
         </m:r>
       </m:oMath>
       <w:r>
-        <w:t xml:space="preserve">, and reports edges per represented program. A low multiplicity is not by itself evidence that fewer programs are represented, so multiplicity is always reported alongside coverage rather than in place of it.</w:t>
+        <w:t xml:space="preserve">) and the fit at the</w:t>
+      </w:r>
+      <w:r>
+        <w:t xml:space="preserve"> </w:t>
+      </w:r>
+      <m:oMath>
+        <m:r>
+          <m:t>α</m:t>
+        </m:r>
+      </m:oMath>
+      <w:r>
+        <w:t xml:space="preserve"> </w:t>
+      </w:r>
+      <w:r>
+        <w:t xml:space="preserve">maximizing mean cross-validated C-index, the same</w:t>
+      </w:r>
+      <w:r>
+        <w:t xml:space="preserve"> </w:t>
+      </w:r>
+      <m:oMath>
+        <m:r>
+          <m:t>α</m:t>
+        </m:r>
+      </m:oMath>
+      <w:r>
+        <w:t xml:space="preserve">-selection convention used for Supplementary Fig. [fig:fig-cindex-by-k]. These rank-wise points are single fits at fixed hyperparameters, not the 100-restart consensus fits used elsewhere in the manuscript. Three consensus-fit anchors are overlaid: DeSurv (</w:t>
+      </w:r>
+      <m:oMath>
+        <m:r>
+          <m:t>k</m:t>
+        </m:r>
+        <m:r>
+          <m:rPr>
+            <m:sty m:val="p"/>
+          </m:rPr>
+          <m:t>=</m:t>
+        </m:r>
+        <m:r>
+          <m:t>3</m:t>
+        </m:r>
+      </m:oMath>
+      <w:r>
+        <w:t xml:space="preserve">), standard NMF at matched rank (</w:t>
+      </w:r>
+      <m:oMath>
+        <m:r>
+          <m:t>k</m:t>
+        </m:r>
+        <m:r>
+          <m:rPr>
+            <m:sty m:val="p"/>
+          </m:rPr>
+          <m:t>=</m:t>
+        </m:r>
+        <m:r>
+          <m:t>3</m:t>
+        </m:r>
+      </m:oMath>
+      <w:r>
+        <w:t xml:space="preserve">; Lee NMF), and the rank-optimized unsupervised control (</w:t>
+      </w:r>
+      <m:oMath>
+        <m:r>
+          <m:t>k</m:t>
+        </m:r>
+        <m:r>
+          <m:rPr>
+            <m:sty m:val="p"/>
+          </m:rPr>
+          <m:t>=</m:t>
+        </m:r>
+        <m:r>
+          <m:t>7</m:t>
+        </m:r>
+      </m:oMath>
+      <w:r>
+        <w:t xml:space="preserve">,</w:t>
+      </w:r>
+      <w:r>
+        <w:t xml:space="preserve"> </w:t>
+      </w:r>
+      <m:oMath>
+        <m:r>
+          <m:t>α</m:t>
+        </m:r>
+        <m:r>
+          <m:rPr>
+            <m:sty m:val="p"/>
+          </m:rPr>
+          <m:t>=</m:t>
+        </m:r>
+        <m:r>
+          <m:t>0</m:t>
+        </m:r>
+      </m:oMath>
+      <w:r>
+        <w:t xml:space="preserve">).</w:t>
       </w:r>
     </w:p>
     <w:p>
@@ -27261,7 +27788,7 @@
         <w:pStyle w:val="BodyText"/>
       </w:pPr>
       <w:r>
-        <w:t xml:space="preserve">At each rank</w:t>
+        <w:t xml:space="preserve">At these anchors, DeSurv reaches coverage 16, edges 16, multiplicity 1.00; matched-rank standard NMF reaches coverage 15, edges 15, multiplicity 1.00; and the rank-optimized unsupervised control at</w:t>
       </w:r>
       <w:r>
         <w:t xml:space="preserve"> </w:t>
@@ -27277,78 +27804,22 @@
           <m:t>=</m:t>
         </m:r>
         <m:r>
-          <m:t>2</m:t>
-        </m:r>
-        <m:r>
-          <m:rPr>
-            <m:sty m:val="p"/>
-          </m:rPr>
-          <m:t>,</m:t>
-        </m:r>
-        <m:r>
-          <m:rPr>
-            <m:sty m:val="p"/>
-          </m:rPr>
-          <m:t>…</m:t>
-        </m:r>
-        <m:r>
-          <m:rPr>
-            <m:sty m:val="p"/>
-          </m:rPr>
-          <m:t>,</m:t>
-        </m:r>
-        <m:r>
-          <m:t>12</m:t>
-        </m:r>
-      </m:oMath>
-      <w:r>
-        <w:t xml:space="preserve">, these quantities are computed for two single fits at fixed</w:t>
-      </w:r>
-      <w:r>
-        <w:t xml:space="preserve"> </w:t>
-      </w:r>
-      <m:oMath>
-        <m:r>
-          <m:t>λ</m:t>
-        </m:r>
-      </m:oMath>
-      <w:r>
-        <w:t xml:space="preserve">,</w:t>
-      </w:r>
-      <w:r>
-        <w:t xml:space="preserve"> </w:t>
-      </w:r>
-      <m:oMath>
-        <m:r>
-          <m:t>ξ</m:t>
-        </m:r>
-      </m:oMath>
-      <w:r>
-        <w:t xml:space="preserve"> </w:t>
-      </w:r>
-      <w:r>
-        <w:t xml:space="preserve">and</w:t>
-      </w:r>
-      <w:r>
-        <w:t xml:space="preserve"> </w:t>
-      </w:r>
-      <m:oMath>
-        <m:sSub>
-          <m:e>
-            <m:r>
-              <m:t>n</m:t>
-            </m:r>
-          </m:e>
-          <m:sub>
-            <m:r>
-              <m:rPr>
-                <m:nor/>
-                <m:sty m:val="p"/>
-              </m:rPr>
-              <m:t>top</m:t>
-            </m:r>
-          </m:sub>
-        </m:sSub>
+          <m:t>7</m:t>
+        </m:r>
+      </m:oMath>
+      <w:r>
+        <w:t xml:space="preserve"> </w:t>
+      </w:r>
+      <w:r>
+        <w:t xml:space="preserve">reaches coverage 32, edges 36, multiplicity 1.125. Coverage increases with rank considerably more than multiplicity does, indicating that the additional factors at higher rank extend correspondence to more reference programs rather than densely duplicating correspondence to the same ones. Through</w:t>
+      </w:r>
+      <w:r>
+        <w:t xml:space="preserve"> </w:t>
+      </w:r>
+      <m:oMath>
+        <m:r>
+          <m:t>k</m:t>
+        </m:r>
         <m:r>
           <m:rPr>
             <m:sty m:val="p"/>
@@ -27356,150 +27827,14 @@
           <m:t>=</m:t>
         </m:r>
         <m:r>
-          <m:t>270</m:t>
-        </m:r>
-      </m:oMath>
-      <w:r>
-        <w:t xml:space="preserve"> </w:t>
-      </w:r>
-      <w:r>
-        <w:t xml:space="preserve">from the</w:t>
-      </w:r>
-      <w:r>
-        <w:t xml:space="preserve"> </w:t>
-      </w:r>
-      <m:oMath>
-        <m:r>
-          <m:t>k</m:t>
-        </m:r>
-        <m:r>
-          <m:rPr>
-            <m:sty m:val="p"/>
-          </m:rPr>
-          <m:t>×</m:t>
-        </m:r>
-        <m:r>
-          <m:t>α</m:t>
-        </m:r>
-      </m:oMath>
-      <w:r>
-        <w:t xml:space="preserve"> </w:t>
-      </w:r>
-      <w:r>
-        <w:t xml:space="preserve">cross-validation grid (\texttt{results/cv_grid}): the unsupervised fit (</w:t>
-      </w:r>
-      <m:oMath>
-        <m:r>
-          <m:t>α</m:t>
-        </m:r>
-        <m:r>
-          <m:rPr>
-            <m:sty m:val="p"/>
-          </m:rPr>
-          <m:t>=</m:t>
-        </m:r>
-        <m:r>
-          <m:t>0</m:t>
-        </m:r>
-      </m:oMath>
-      <w:r>
-        <w:t xml:space="preserve">) and the fit at the</w:t>
-      </w:r>
-      <w:r>
-        <w:t xml:space="preserve"> </w:t>
-      </w:r>
-      <m:oMath>
-        <m:r>
-          <m:t>α</m:t>
-        </m:r>
-      </m:oMath>
-      <w:r>
-        <w:t xml:space="preserve"> </w:t>
-      </w:r>
-      <w:r>
-        <w:t xml:space="preserve">maximizing mean cross-validated C-index, the same</w:t>
-      </w:r>
-      <w:r>
-        <w:t xml:space="preserve"> </w:t>
-      </w:r>
-      <m:oMath>
-        <m:r>
-          <m:t>α</m:t>
-        </m:r>
-      </m:oMath>
-      <w:r>
-        <w:t xml:space="preserve">-selection convention used for Supplementary Fig. [fig:fig-cindex-by-k]. These rank-wise points are single fits at fixed hyperparameters, not the 100-restart consensus fits used elsewhere in the manuscript. Three consensus-fit anchors are overlaid: DeSurv (</w:t>
-      </w:r>
-      <m:oMath>
-        <m:r>
-          <m:t>k</m:t>
-        </m:r>
-        <m:r>
-          <m:rPr>
-            <m:sty m:val="p"/>
-          </m:rPr>
-          <m:t>=</m:t>
-        </m:r>
-        <m:r>
-          <m:t>3</m:t>
-        </m:r>
-      </m:oMath>
-      <w:r>
-        <w:t xml:space="preserve">), standard NMF at matched rank (</w:t>
-      </w:r>
-      <m:oMath>
-        <m:r>
-          <m:t>k</m:t>
-        </m:r>
-        <m:r>
-          <m:rPr>
-            <m:sty m:val="p"/>
-          </m:rPr>
-          <m:t>=</m:t>
-        </m:r>
-        <m:r>
-          <m:t>3</m:t>
-        </m:r>
-      </m:oMath>
-      <w:r>
-        <w:t xml:space="preserve">; Lee NMF), and the rank-optimized unsupervised control (</w:t>
-      </w:r>
-      <m:oMath>
-        <m:r>
-          <m:t>k</m:t>
-        </m:r>
-        <m:r>
-          <m:rPr>
-            <m:sty m:val="p"/>
-          </m:rPr>
-          <m:t>=</m:t>
-        </m:r>
-        <m:r>
           <m:t>7</m:t>
         </m:r>
       </m:oMath>
       <w:r>
-        <w:t xml:space="preserve">,</w:t>
-      </w:r>
-      <w:r>
-        <w:t xml:space="preserve"> </w:t>
-      </w:r>
-      <m:oMath>
-        <m:r>
-          <m:t>α</m:t>
-        </m:r>
-        <m:r>
-          <m:rPr>
-            <m:sty m:val="p"/>
-          </m:rPr>
-          <m:t>=</m:t>
-        </m:r>
-        <m:r>
-          <m:t>0</m:t>
-        </m:r>
-      </m:oMath>
-      <w:r>
-        <w:t xml:space="preserve">).</w:t>
+        <w:t xml:space="preserve"> </w:t>
+      </w:r>
+      <w:r>
+        <w:t xml:space="preserve">the dominant change is increased coverage with modest repeated representation. This is not a claim about predictive performance, which is addressed separately (Table [tab:hr-adjusted]; Supplementary Table [tab:tab-cindex-comparison]).</w:t>
       </w:r>
     </w:p>
     <w:p>
@@ -27507,76 +27842,22 @@
         <w:pStyle w:val="BodyText"/>
       </w:pPr>
       <w:r>
-        <w:t xml:space="preserve">At these anchors, DeSurv reaches coverage 16, edges 16, multiplicity 1.00; matched-rank standard NMF reaches coverage 15, edges 15, multiplicity 1.00; and the rank-optimized unsupervised control at</w:t>
-      </w:r>
-      <w:r>
-        <w:t xml:space="preserve"> </w:t>
-      </w:r>
-      <m:oMath>
-        <m:r>
-          <m:t>k</m:t>
-        </m:r>
-        <m:r>
-          <m:rPr>
-            <m:sty m:val="p"/>
-          </m:rPr>
-          <m:t>=</m:t>
-        </m:r>
-        <m:r>
-          <m:t>7</m:t>
-        </m:r>
-      </m:oMath>
-      <w:r>
-        <w:t xml:space="preserve"> </w:t>
-      </w:r>
-      <w:r>
-        <w:t xml:space="preserve">reaches coverage 32, edges 36, multiplicity 1.125. Coverage increases with rank considerably more than multiplicity does, indicating that the additional factors at higher rank extend correspondence to more reference programs rather than densely duplicating correspondence to the same ones. Through</w:t>
-      </w:r>
-      <w:r>
-        <w:t xml:space="preserve"> </w:t>
-      </w:r>
-      <m:oMath>
-        <m:r>
-          <m:t>k</m:t>
-        </m:r>
-        <m:r>
-          <m:rPr>
-            <m:sty m:val="p"/>
-          </m:rPr>
-          <m:t>=</m:t>
-        </m:r>
-        <m:r>
-          <m:t>7</m:t>
-        </m:r>
-      </m:oMath>
-      <w:r>
-        <w:t xml:space="preserve"> </w:t>
-      </w:r>
-      <w:r>
-        <w:t xml:space="preserve">the dominant change is increased coverage with modest repeated representation. This is not a claim about predictive performance, which is addressed separately (Table [tab:hr-adjusted]; Supplementary Table [tab:tab-cindex-comparison]).</w:t>
-      </w:r>
-    </w:p>
-    <w:p>
-      <w:pPr>
-        <w:pStyle w:val="BodyText"/>
-      </w:pPr>
-      <w:r>
         <w:drawing>
           <wp:inline>
             <wp:extent cx="5334000" cy="7111999"/>
             <wp:effectExtent b="0" l="0" r="0" t="0"/>
-            <wp:docPr descr="" title="" id="44" name="Picture"/>
+            <wp:docPr descr="" title="" id="71" name="Picture"/>
             <a:graphic>
               <a:graphicData uri="http://schemas.openxmlformats.org/drawingml/2006/picture">
                 <pic:pic>
                   <pic:nvPicPr>
-                    <pic:cNvPr descr=".docx_media/figures_fig_reference_program_multiplicity.png" id="45" name="Picture"/>
+                    <pic:cNvPr descr=".docx_media/figures_fig_reference_program_multiplicity.png" id="72" name="Picture"/>
                     <pic:cNvPicPr>
                       <a:picLocks noChangeArrowheads="1" noChangeAspect="1"/>
                     </pic:cNvPicPr>
                   </pic:nvPicPr>
                   <pic:blipFill>
-                    <a:blip r:embed="rId43"/>
+                    <a:blip r:embed="rId70"/>
                     <a:stretch>
                       <a:fillRect/>
                     </a:stretch>
@@ -29087,12 +29368,84 @@
         <w:t xml:space="preserve">Cohort-specific external-validation estimates for the frozen DeSurv linear predictor, on the de-duplicated patient-level table (570 unique patients, 388 deaths; PACA-AU represented once, RNA-seq retained). Hazard ratios are per standard deviation of the linear predictor computed within that cohort, the convention used for the interaction test, so they are not comparable to the pooled-standard-deviation hazard ratio in main-text Table [tab:hr-adjusted]. C-index confidence intervals are percentile intervals from 1000 stratified bootstrap replicates (seed 1) resampling within cohort; the combined C-index is the event-weighted mean of the four cohort values.</w:t>
       </w:r>
     </w:p>
+    <w:bookmarkEnd w:id="73"/>
+    <w:bookmarkStart w:id="74" w:name="X963ec26f3903600f41332d8e5f3729b562d7f7d"/>
     <w:p>
       <w:pPr>
-        <w:pStyle w:val="BodyText"/>
+        <w:pStyle w:val="Heading2"/>
       </w:pPr>
       <w:r>
-        <w:t xml:space="preserve">\subsection*{Stromal resolution: which reference programs are recovered from bulk}</w:t>
+        <w:t xml:space="preserve">Stromal resolution: which reference programs are recovered from bulk</w:t>
+      </w:r>
+    </w:p>
+    <w:p>
+      <w:pPr>
+        <w:pStyle w:val="FirstParagraph"/>
+      </w:pPr>
+      <w:r>
+        <w:t xml:space="preserve">Bulk deconvolution has conventionally separated activated from normal stroma,</w:t>
+      </w:r>
+      <w:r>
+        <w:t xml:space="preserve"> </w:t>
+      </w:r>
+      <w:r>
+        <w:t xml:space="preserve">whereas the finer cancer-associated fibroblast states, and the proCAF/restCAF</w:t>
+      </w:r>
+      <w:r>
+        <w:t xml:space="preserve"> </w:t>
+      </w:r>
+      <w:r>
+        <w:t xml:space="preserve">classification derived from them, were established in single-cell data. We</w:t>
+      </w:r>
+      <w:r>
+        <w:t xml:space="preserve"> </w:t>
+      </w:r>
+      <w:r>
+        <w:t xml:space="preserve">therefore asked which stromal reference programs each</w:t>
+      </w:r>
+      <w:r>
+        <w:t xml:space="preserve"> </w:t>
+      </w:r>
+      <m:oMath>
+        <m:r>
+          <m:t>k</m:t>
+        </m:r>
+        <m:r>
+          <m:rPr>
+            <m:sty m:val="p"/>
+          </m:rPr>
+          <m:t>=</m:t>
+        </m:r>
+        <m:r>
+          <m:t>3</m:t>
+        </m:r>
+      </m:oMath>
+      <w:r>
+        <w:t xml:space="preserve"> </w:t>
+      </w:r>
+      <w:r>
+        <w:t xml:space="preserve">factorization</w:t>
+      </w:r>
+      <w:r>
+        <w:t xml:space="preserve"> </w:t>
+      </w:r>
+      <w:r>
+        <w:t xml:space="preserve">actually resolves (</w:t>
+      </w:r>
+      <w:r>
+        <w:rPr>
+          <w:rStyle w:val="VerbatimChar"/>
+        </w:rPr>
+        <w:t xml:space="preserve">code/23</w:t>
+      </w:r>
+      <w:r>
+        <w:t xml:space="preserve">). Two views are reported because they do not</w:t>
+      </w:r>
+      <w:r>
+        <w:t xml:space="preserve"> </w:t>
+      </w:r>
+      <w:r>
+        <w:t xml:space="preserve">agree, and the defensible claim depends on which question is asked.</w:t>
       </w:r>
     </w:p>
     <w:p>
@@ -29100,60 +29453,85 @@
         <w:pStyle w:val="BodyText"/>
       </w:pPr>
       <w:r>
-        <w:t xml:space="preserve">Bulk deconvolution has conventionally separated activated from normal stroma,</w:t>
-      </w:r>
-      <w:r>
-        <w:t xml:space="preserve"> </w:t>
-      </w:r>
-      <w:r>
-        <w:t xml:space="preserve">whereas the finer cancer-associated fibroblast states, and the proCAF/restCAF</w:t>
-      </w:r>
-      <w:r>
-        <w:t xml:space="preserve"> </w:t>
-      </w:r>
-      <w:r>
-        <w:t xml:space="preserve">classification derived from them, were established in single-cell data. We</w:t>
-      </w:r>
-      <w:r>
-        <w:t xml:space="preserve"> </w:t>
-      </w:r>
-      <w:r>
-        <w:t xml:space="preserve">therefore asked which stromal reference programs each</w:t>
-      </w:r>
-      <w:r>
-        <w:t xml:space="preserve"> </w:t>
-      </w:r>
-      <m:oMath>
-        <m:r>
-          <m:t>k</m:t>
-        </m:r>
-        <m:r>
-          <m:rPr>
-            <m:sty m:val="p"/>
-          </m:rPr>
-          <m:t>=</m:t>
-        </m:r>
-        <m:r>
-          <m:t>3</m:t>
-        </m:r>
-      </m:oMath>
-      <w:r>
-        <w:t xml:space="preserve"> </w:t>
-      </w:r>
-      <w:r>
-        <w:t xml:space="preserve">factorization</w:t>
-      </w:r>
-      <w:r>
-        <w:t xml:space="preserve"> </w:t>
-      </w:r>
-      <w:r>
-        <w:t xml:space="preserve">actually resolves (\texttt{code/23}). Two views are reported because they do not</w:t>
-      </w:r>
-      <w:r>
-        <w:t xml:space="preserve"> </w:t>
-      </w:r>
-      <w:r>
-        <w:t xml:space="preserve">agree, and the defensible claim depends on which question is asked.</w:t>
+        <w:t xml:space="preserve">In the top-gene view shown in main-text Fig. 2a,b, which asks whether signature</w:t>
+      </w:r>
+      <w:r>
+        <w:t xml:space="preserve"> </w:t>
+      </w:r>
+      <w:r>
+        <w:t xml:space="preserve">genes are enriched among the 50 genes that define each factor, the</w:t>
+      </w:r>
+      <w:r>
+        <w:t xml:space="preserve"> </w:t>
+      </w:r>
+      <w:r>
+        <w:t xml:space="preserve">activated-stroma program is recovered comparably by all methods</w:t>
+      </w:r>
+      <w:r>
+        <w:t xml:space="preserve"> </w:t>
+      </w:r>
+      <w:r>
+        <w:t xml:space="preserve">(7, 6</w:t>
+      </w:r>
+      <w:r>
+        <w:t xml:space="preserve"> </w:t>
+      </w:r>
+      <w:r>
+        <w:t xml:space="preserve">and 10 of</w:t>
+      </w:r>
+      <w:r>
+        <w:t xml:space="preserve"> </w:t>
+      </w:r>
+      <w:r>
+        <w:t xml:space="preserve">206 genes for DeSurv, standard NMF and the</w:t>
+      </w:r>
+      <w:r>
+        <w:t xml:space="preserve"> </w:t>
+      </w:r>
+      <w:r>
+        <w:t xml:space="preserve">matched-budget control). The restraining-stroma programs behave differently:</w:t>
+      </w:r>
+      <w:r>
+        <w:t xml:space="preserve"> </w:t>
+      </w:r>
+      <w:r>
+        <w:t xml:space="preserve">2 of 25</w:t>
+      </w:r>
+      <w:r>
+        <w:t xml:space="preserve"> </w:t>
+      </w:r>
+      <w:r>
+        <w:t xml:space="preserve">restCAF genes and 2 of</w:t>
+      </w:r>
+      <w:r>
+        <w:t xml:space="preserve"> </w:t>
+      </w:r>
+      <w:r>
+        <w:t xml:space="preserve">35 iCAF genes appear among DeSurv’s defining genes,</w:t>
+      </w:r>
+      <w:r>
+        <w:t xml:space="preserve"> </w:t>
+      </w:r>
+      <w:r>
+        <w:t xml:space="preserve">against 0 and 0</w:t>
+      </w:r>
+      <w:r>
+        <w:t xml:space="preserve"> </w:t>
+      </w:r>
+      <w:r>
+        <w:t xml:space="preserve">for standard NMF. The proCAF programs, by contrast, are recovered comparably by</w:t>
+      </w:r>
+      <w:r>
+        <w:t xml:space="preserve"> </w:t>
+      </w:r>
+      <w:r>
+        <w:t xml:space="preserve">all methods (4 versus</w:t>
+      </w:r>
+      <w:r>
+        <w:t xml:space="preserve"> </w:t>
+      </w:r>
+      <w:r>
+        <w:t xml:space="preserve">3 of 25 genes).</w:t>
       </w:r>
     </w:p>
     <w:p>
@@ -29161,85 +29539,104 @@
         <w:pStyle w:val="BodyText"/>
       </w:pPr>
       <w:r>
-        <w:t xml:space="preserve">In the top-gene view shown in main-text Fig. 2a,b, which asks whether signature</w:t>
-      </w:r>
-      <w:r>
-        <w:t xml:space="preserve"> </w:t>
-      </w:r>
-      <w:r>
-        <w:t xml:space="preserve">genes are enriched among the 50 genes that define each factor, the</w:t>
-      </w:r>
-      <w:r>
-        <w:t xml:space="preserve"> </w:t>
-      </w:r>
-      <w:r>
-        <w:t xml:space="preserve">activated-stroma program is recovered comparably by all methods</w:t>
-      </w:r>
-      <w:r>
-        <w:t xml:space="preserve"> </w:t>
-      </w:r>
-      <w:r>
-        <w:t xml:space="preserve">(7, 6</w:t>
-      </w:r>
-      <w:r>
-        <w:t xml:space="preserve"> </w:t>
-      </w:r>
-      <w:r>
-        <w:t xml:space="preserve">and 10 of</w:t>
-      </w:r>
-      <w:r>
-        <w:t xml:space="preserve"> </w:t>
-      </w:r>
-      <w:r>
-        <w:t xml:space="preserve">206 genes for DeSurv, standard NMF and the</w:t>
-      </w:r>
-      <w:r>
-        <w:t xml:space="preserve"> </w:t>
-      </w:r>
-      <w:r>
-        <w:t xml:space="preserve">matched-budget control). The restraining-stroma programs behave differently:</w:t>
-      </w:r>
-      <w:r>
-        <w:t xml:space="preserve"> </w:t>
-      </w:r>
-      <w:r>
-        <w:t xml:space="preserve">2 of 25</w:t>
-      </w:r>
-      <w:r>
-        <w:t xml:space="preserve"> </w:t>
-      </w:r>
-      <w:r>
-        <w:t xml:space="preserve">restCAF genes and 2 of</w:t>
-      </w:r>
-      <w:r>
-        <w:t xml:space="preserve"> </w:t>
-      </w:r>
-      <w:r>
-        <w:t xml:space="preserve">35 iCAF genes appear among DeSurv’s defining genes,</w:t>
-      </w:r>
-      <w:r>
-        <w:t xml:space="preserve"> </w:t>
-      </w:r>
-      <w:r>
-        <w:t xml:space="preserve">against 0 and 0</w:t>
-      </w:r>
-      <w:r>
-        <w:t xml:space="preserve"> </w:t>
-      </w:r>
-      <w:r>
-        <w:t xml:space="preserve">for standard NMF. The proCAF programs, by contrast, are recovered comparably by</w:t>
-      </w:r>
-      <w:r>
-        <w:t xml:space="preserve"> </w:t>
-      </w:r>
-      <w:r>
-        <w:t xml:space="preserve">all methods (4 versus</w:t>
-      </w:r>
-      <w:r>
-        <w:t xml:space="preserve"> </w:t>
-      </w:r>
-      <w:r>
-        <w:t xml:space="preserve">3 of 25 genes).</w:t>
+        <w:t xml:space="preserve">In the full-gene view, which correlates loadings across all 1,970 analysed genes</w:t>
+      </w:r>
+      <w:r>
+        <w:t xml:space="preserve"> </w:t>
+      </w:r>
+      <w:r>
+        <w:t xml:space="preserve">with signature membership,</w:t>
+      </w:r>
+      <w:r>
+        <w:t xml:space="preserve"> </w:t>
+      </w:r>
+      <w:r>
+        <w:rPr>
+          <w:bCs/>
+          <w:b/>
+        </w:rPr>
+        <w:t xml:space="preserve">no method separates restCAF from proCAF</w:t>
+      </w:r>
+      <w:r>
+        <w:t xml:space="preserve">: every</w:t>
+      </w:r>
+      <w:r>
+        <w:t xml:space="preserve"> </w:t>
+      </w:r>
+      <w:r>
+        <w:t xml:space="preserve">correspondence lies between</w:t>
+      </w:r>
+      <w:r>
+        <w:t xml:space="preserve"> </w:t>
+      </w:r>
+      <m:oMath>
+        <m:r>
+          <m:t>0.04</m:t>
+        </m:r>
+      </m:oMath>
+      <w:r>
+        <w:t xml:space="preserve"> </w:t>
+      </w:r>
+      <w:r>
+        <w:t xml:space="preserve">and</w:t>
+      </w:r>
+      <w:r>
+        <w:t xml:space="preserve"> </w:t>
+      </w:r>
+      <m:oMath>
+        <m:r>
+          <m:t>0.10</m:t>
+        </m:r>
+      </m:oMath>
+      <w:r>
+        <w:t xml:space="preserve">,</w:t>
+      </w:r>
+      <w:r>
+        <w:t xml:space="preserve"> </w:t>
+      </w:r>
+      <w:r>
+        <w:t xml:space="preserve">whereas the activated-stroma axis is recovered by all methods at</w:t>
+      </w:r>
+      <w:r>
+        <w:t xml:space="preserve"> </w:t>
+      </w:r>
+      <m:oMath>
+        <m:r>
+          <m:t>0.19</m:t>
+        </m:r>
+      </m:oMath>
+      <w:r>
+        <w:t xml:space="preserve">. This view is far</w:t>
+      </w:r>
+      <w:r>
+        <w:t xml:space="preserve"> </w:t>
+      </w:r>
+      <w:r>
+        <w:t xml:space="preserve">more dilute for a 15–25 gene signature among 1,970 genes and correspondingly</w:t>
+      </w:r>
+      <w:r>
+        <w:t xml:space="preserve"> </w:t>
+      </w:r>
+      <w:r>
+        <w:t xml:space="preserve">low powered, but it bounds what can be claimed. We therefore report the</w:t>
+      </w:r>
+      <w:r>
+        <w:t xml:space="preserve"> </w:t>
+      </w:r>
+      <w:r>
+        <w:t xml:space="preserve">restraining-stroma difference as marker-gene presence among the defining genes</w:t>
+      </w:r>
+      <w:r>
+        <w:t xml:space="preserve"> </w:t>
+      </w:r>
+      <w:r>
+        <w:t xml:space="preserve">of each factorization, and do not claim to have resolved the single-cell CAF</w:t>
+      </w:r>
+      <w:r>
+        <w:t xml:space="preserve"> </w:t>
+      </w:r>
+      <w:r>
+        <w:t xml:space="preserve">states from bulk expression.</w:t>
       </w:r>
     </w:p>
     <w:p>
@@ -29247,104 +29644,177 @@
         <w:pStyle w:val="BodyText"/>
       </w:pPr>
       <w:r>
-        <w:t xml:space="preserve">In the full-gene view, which correlates loadings across all 1,970 analysed genes</w:t>
-      </w:r>
-      <w:r>
-        <w:t xml:space="preserve"> </w:t>
-      </w:r>
-      <w:r>
-        <w:t xml:space="preserve">with signature membership,</w:t>
-      </w:r>
-      <w:r>
-        <w:t xml:space="preserve"> </w:t>
+        <w:t xml:space="preserve">Note also that the SCISSORS iCAF and myCAF reference signatures are displayed as</w:t>
+      </w:r>
+      <w:r>
+        <w:t xml:space="preserve"> </w:t>
+      </w:r>
+      <w:r>
+        <w:t xml:space="preserve">restCAF and proCAF in main-text Fig. 2, following the naming used by the DeCAF</w:t>
+      </w:r>
+      <w:r>
+        <w:t xml:space="preserve"> </w:t>
+      </w:r>
+      <w:r>
+        <w:t xml:space="preserve">classification; the underlying gene sets are the single-cell-derived ones.</w:t>
+      </w:r>
+    </w:p>
+    <w:bookmarkEnd w:id="74"/>
+    <w:bookmarkStart w:id="75" w:name="X6f729c35316c2e7930773018bbceb9e5a443d40"/>
+    <w:p>
+      <w:pPr>
+        <w:pStyle w:val="Heading2"/>
+      </w:pPr>
+      <w:r>
+        <w:t xml:space="preserve">Matched-budget unsupervised control at the same rank</w:t>
+      </w:r>
+    </w:p>
+    <w:p>
+      <w:pPr>
+        <w:pStyle w:val="FirstParagraph"/>
+      </w:pPr>
+      <w:r>
+        <w:t xml:space="preserve">The matched-rank comparison in the main text uses Lee multiplicative NMF, which</w:t>
+      </w:r>
+      <w:r>
+        <w:t xml:space="preserve"> </w:t>
+      </w:r>
+      <w:r>
+        <w:t xml:space="preserve">receives neither DeSurv’s consensus initialization nor its hyperparameter</w:t>
+      </w:r>
+      <w:r>
+        <w:t xml:space="preserve"> </w:t>
+      </w:r>
+      <w:r>
+        <w:t xml:space="preserve">tuning. That asymmetry leaves open whether the difference in factor structure reflects</w:t>
+      </w:r>
+      <w:r>
+        <w:t xml:space="preserve"> </w:t>
+      </w:r>
+      <w:r>
+        <w:t xml:space="preserve">tuning effort rather than supervision. We therefore fit an unsupervised control using the same rank, optimizer, search budget, gene filter, cross-validation folds and consensus-fitting procedure as DeSurv, while re-optimizing the remaining hyperparameters with</w:t>
+      </w:r>
+      <w:r>
+        <w:t xml:space="preserve"> </w:t>
+      </w:r>
+      <m:oMath>
+        <m:r>
+          <m:t>α</m:t>
+        </m:r>
+      </m:oMath>
+      <w:r>
+        <w:t xml:space="preserve"> </w:t>
+      </w:r>
+      <w:r>
+        <w:t xml:space="preserve">fixed at 0. Bayesian optimization was run with</w:t>
+      </w:r>
+      <w:r>
+        <w:t xml:space="preserve"> </w:t>
+      </w:r>
+      <m:oMath>
+        <m:r>
+          <m:t>α</m:t>
+        </m:r>
+      </m:oMath>
+      <w:r>
+        <w:t xml:space="preserve"> </w:t>
+      </w:r>
+      <w:r>
+        <w:t xml:space="preserve">pinned to</w:t>
+      </w:r>
+      <w:r>
+        <w:t xml:space="preserve"> </w:t>
+      </w:r>
+      <m:oMath>
+        <m:r>
+          <m:t>0</m:t>
+        </m:r>
+      </m:oMath>
+      <w:r>
+        <w:t xml:space="preserve"> </w:t>
+      </w:r>
+      <w:r>
+        <w:t xml:space="preserve">and the rank pinned to DeSurv’s selected</w:t>
+      </w:r>
+      <w:r>
+        <w:t xml:space="preserve"> </w:t>
+      </w:r>
+      <m:oMath>
+        <m:r>
+          <m:t>k</m:t>
+        </m:r>
+        <m:r>
+          <m:rPr>
+            <m:sty m:val="p"/>
+          </m:rPr>
+          <m:t>=</m:t>
+        </m:r>
+        <m:r>
+          <m:t>3</m:t>
+        </m:r>
+      </m:oMath>
+      <w:r>
+        <w:t xml:space="preserve">, using the same</w:t>
+      </w:r>
+      <w:r>
+        <w:t xml:space="preserve"> </w:t>
+      </w:r>
+      <w:r>
+        <w:t xml:space="preserve">optimizer (</w:t>
       </w:r>
       <w:r>
         <w:rPr>
-          <w:bCs/>
-          <w:b/>
+          <w:rStyle w:val="VerbatimChar"/>
         </w:rPr>
-        <w:t xml:space="preserve">no method separates restCAF from proCAF</w:t>
-      </w:r>
-      <w:r>
-        <w:t xml:space="preserve">: every</w:t>
-      </w:r>
-      <w:r>
-        <w:t xml:space="preserve"> </w:t>
-      </w:r>
-      <w:r>
-        <w:t xml:space="preserve">correspondence lies between</w:t>
-      </w:r>
-      <w:r>
-        <w:t xml:space="preserve"> </w:t>
-      </w:r>
-      <m:oMath>
-        <m:r>
-          <m:t>0.04</m:t>
-        </m:r>
-      </m:oMath>
-      <w:r>
-        <w:t xml:space="preserve"> </w:t>
-      </w:r>
-      <w:r>
-        <w:t xml:space="preserve">and</w:t>
-      </w:r>
-      <w:r>
-        <w:t xml:space="preserve"> </w:t>
-      </w:r>
-      <m:oMath>
-        <m:r>
-          <m:t>0.10</m:t>
-        </m:r>
-      </m:oMath>
-      <w:r>
-        <w:t xml:space="preserve">,</w:t>
-      </w:r>
-      <w:r>
-        <w:t xml:space="preserve"> </w:t>
-      </w:r>
-      <w:r>
-        <w:t xml:space="preserve">whereas the activated-stroma axis is recovered by all methods at</w:t>
-      </w:r>
-      <w:r>
-        <w:t xml:space="preserve"> </w:t>
-      </w:r>
-      <m:oMath>
-        <m:r>
-          <m:t>0.19</m:t>
-        </m:r>
-      </m:oMath>
-      <w:r>
-        <w:t xml:space="preserve">. This view is far</w:t>
-      </w:r>
-      <w:r>
-        <w:t xml:space="preserve"> </w:t>
-      </w:r>
-      <w:r>
-        <w:t xml:space="preserve">more dilute for a 15–25 gene signature among 1,970 genes and correspondingly</w:t>
-      </w:r>
-      <w:r>
-        <w:t xml:space="preserve"> </w:t>
-      </w:r>
-      <w:r>
-        <w:t xml:space="preserve">low powered, but it bounds what can be claimed. We therefore report the</w:t>
-      </w:r>
-      <w:r>
-        <w:t xml:space="preserve"> </w:t>
-      </w:r>
-      <w:r>
-        <w:t xml:space="preserve">restraining-stroma difference as marker-gene presence among the defining genes</w:t>
-      </w:r>
-      <w:r>
-        <w:t xml:space="preserve"> </w:t>
-      </w:r>
-      <w:r>
-        <w:t xml:space="preserve">of each factorization, and do not claim to have resolved the single-cell CAF</w:t>
-      </w:r>
-      <w:r>
-        <w:t xml:space="preserve"> </w:t>
-      </w:r>
-      <w:r>
-        <w:t xml:space="preserve">states from bulk expression.</w:t>
+        <w:t xml:space="preserve">desurv\_cv\_bayesopt\_refine</w:t>
+      </w:r>
+      <w:r>
+        <w:t xml:space="preserve">), the same search budget, the</w:t>
+      </w:r>
+      <w:r>
+        <w:t xml:space="preserve"> </w:t>
+      </w:r>
+      <w:r>
+        <w:t xml:space="preserve">same gene filter and the same cross-validation folds; the resulting model was</w:t>
+      </w:r>
+      <w:r>
+        <w:t xml:space="preserve"> </w:t>
+      </w:r>
+      <w:r>
+        <w:t xml:space="preserve">then fit by the same 100-restart consensus procedure used for DeSurv</w:t>
+      </w:r>
+      <w:r>
+        <w:t xml:space="preserve"> </w:t>
+      </w:r>
+      <w:r>
+        <w:t xml:space="preserve">(</w:t>
+      </w:r>
+      <w:r>
+        <w:rPr>
+          <w:rStyle w:val="VerbatimChar"/>
+        </w:rPr>
+        <w:t xml:space="preserve">code/03</w:t>
+      </w:r>
+      <w:r>
+        <w:t xml:space="preserve"> </w:t>
+      </w:r>
+      <w:r>
+        <w:t xml:space="preserve">section 5,</w:t>
+      </w:r>
+      <w:r>
+        <w:t xml:space="preserve"> </w:t>
+      </w:r>
+      <w:r>
+        <w:rPr>
+          <w:rStyle w:val="VerbatimChar"/>
+        </w:rPr>
+        <w:t xml:space="preserve">code/04</w:t>
+      </w:r>
+      <w:r>
+        <w:t xml:space="preserve"> </w:t>
+      </w:r>
+      <w:r>
+        <w:t xml:space="preserve">sections 1d–1e).</w:t>
       </w:r>
     </w:p>
     <w:p>
@@ -29352,19 +29822,188 @@
         <w:pStyle w:val="BodyText"/>
       </w:pPr>
       <w:r>
-        <w:t xml:space="preserve">Note also that the SCISSORS iCAF and myCAF reference signatures are displayed as</w:t>
-      </w:r>
-      <w:r>
-        <w:t xml:space="preserve"> </w:t>
-      </w:r>
-      <w:r>
-        <w:t xml:space="preserve">restCAF and proCAF in main-text Fig. 2, following the naming used by the DeCAF</w:t>
-      </w:r>
-      <w:r>
-        <w:t xml:space="preserve"> </w:t>
-      </w:r>
-      <w:r>
-        <w:t xml:space="preserve">classification; the underlying gene sets are the single-cell-derived ones.</w:t>
+        <w:t xml:space="preserve">The control</w:t>
+      </w:r>
+      <w:r>
+        <w:t xml:space="preserve"> </w:t>
+      </w:r>
+      <w:r>
+        <w:t xml:space="preserve">selected</w:t>
+      </w:r>
+      <w:r>
+        <w:t xml:space="preserve"> </w:t>
+      </w:r>
+      <m:oMath>
+        <m:r>
+          <m:t>λ</m:t>
+        </m:r>
+        <m:r>
+          <m:rPr>
+            <m:sty m:val="p"/>
+          </m:rPr>
+          <m:t>=</m:t>
+        </m:r>
+        <m:r>
+          <m:t>0.0025</m:t>
+        </m:r>
+      </m:oMath>
+      <w:r>
+        <w:t xml:space="preserve">,</w:t>
+      </w:r>
+      <w:r>
+        <w:t xml:space="preserve"> </w:t>
+      </w:r>
+      <m:oMath>
+        <m:r>
+          <m:t>ξ</m:t>
+        </m:r>
+        <m:r>
+          <m:rPr>
+            <m:sty m:val="p"/>
+          </m:rPr>
+          <m:t>=</m:t>
+        </m:r>
+        <m:r>
+          <m:t>0.0566</m:t>
+        </m:r>
+      </m:oMath>
+      <w:r>
+        <w:t xml:space="preserve"> </w:t>
+      </w:r>
+      <w:r>
+        <w:t xml:space="preserve">and</w:t>
+      </w:r>
+      <w:r>
+        <w:t xml:space="preserve"> </w:t>
+      </w:r>
+      <m:oMath>
+        <m:sSub>
+          <m:e>
+            <m:r>
+              <m:t>n</m:t>
+            </m:r>
+          </m:e>
+          <m:sub>
+            <m:r>
+              <m:rPr>
+                <m:nor/>
+                <m:sty m:val="p"/>
+              </m:rPr>
+              <m:t>top</m:t>
+            </m:r>
+          </m:sub>
+        </m:sSub>
+        <m:r>
+          <m:rPr>
+            <m:sty m:val="p"/>
+          </m:rPr>
+          <m:t>=</m:t>
+        </m:r>
+        <m:r>
+          <m:t>299</m:t>
+        </m:r>
+      </m:oMath>
+      <w:r>
+        <w:t xml:space="preserve">; note</w:t>
+      </w:r>
+      <w:r>
+        <w:t xml:space="preserve"> </w:t>
+      </w:r>
+      <w:r>
+        <w:t xml:space="preserve">that its gene support was selected near the upper bound of the search range (</w:t>
+      </w:r>
+      <m:oMath>
+        <m:r>
+          <m:t>300</m:t>
+        </m:r>
+      </m:oMath>
+      <w:r>
+        <w:t xml:space="preserve">), whereas the supervised model settled at</w:t>
+      </w:r>
+      <w:r>
+        <w:t xml:space="preserve"> </w:t>
+      </w:r>
+      <m:oMath>
+        <m:sSub>
+          <m:e>
+            <m:r>
+              <m:t>n</m:t>
+            </m:r>
+          </m:e>
+          <m:sub>
+            <m:r>
+              <m:rPr>
+                <m:nor/>
+                <m:sty m:val="p"/>
+              </m:rPr>
+              <m:t>top</m:t>
+            </m:r>
+          </m:sub>
+        </m:sSub>
+        <m:r>
+          <m:rPr>
+            <m:sty m:val="p"/>
+          </m:rPr>
+          <m:t>=</m:t>
+        </m:r>
+        <m:r>
+          <m:t>270</m:t>
+        </m:r>
+      </m:oMath>
+      <w:r>
+        <w:t xml:space="preserve"> </w:t>
+      </w:r>
+      <w:r>
+        <w:t xml:space="preserve">well inside it. Because</w:t>
+      </w:r>
+      <w:r>
+        <w:t xml:space="preserve"> </w:t>
+      </w:r>
+      <m:oMath>
+        <m:r>
+          <m:t>α</m:t>
+        </m:r>
+        <m:r>
+          <m:rPr>
+            <m:sty m:val="p"/>
+          </m:rPr>
+          <m:t>=</m:t>
+        </m:r>
+        <m:r>
+          <m:t>0</m:t>
+        </m:r>
+      </m:oMath>
+      <w:r>
+        <w:t xml:space="preserve"> </w:t>
+      </w:r>
+      <w:r>
+        <w:t xml:space="preserve">removes the</w:t>
+      </w:r>
+      <w:r>
+        <w:t xml:space="preserve"> </w:t>
+      </w:r>
+      <w:r>
+        <w:t xml:space="preserve">survival term, the selected</w:t>
+      </w:r>
+      <w:r>
+        <w:t xml:space="preserve"> </w:t>
+      </w:r>
+      <m:oMath>
+        <m:r>
+          <m:t>λ</m:t>
+        </m:r>
+      </m:oMath>
+      <w:r>
+        <w:t xml:space="preserve"> </w:t>
+      </w:r>
+      <w:r>
+        <w:t xml:space="preserve">is not comparable like-for-like with the</w:t>
+      </w:r>
+      <w:r>
+        <w:t xml:space="preserve"> </w:t>
+      </w:r>
+      <w:r>
+        <w:t xml:space="preserve">supervised model’s.</w:t>
       </w:r>
     </w:p>
     <w:p>
@@ -29372,7 +30011,242 @@
         <w:pStyle w:val="BodyText"/>
       </w:pPr>
       <w:r>
-        <w:t xml:space="preserve">\subsection*{Matched-budget unsupervised control at the same rank}</w:t>
+        <w:t xml:space="preserve">The control does not recover D1. Its best-matching factor reaches Spearman</w:t>
+      </w:r>
+      <w:r>
+        <w:t xml:space="preserve"> </w:t>
+      </w:r>
+      <m:oMath>
+        <m:r>
+          <m:t>ρ</m:t>
+        </m:r>
+        <m:r>
+          <m:rPr>
+            <m:sty m:val="p"/>
+          </m:rPr>
+          <m:t>=</m:t>
+        </m:r>
+        <m:r>
+          <m:t>0.24</m:t>
+        </m:r>
+      </m:oMath>
+      <w:r>
+        <w:t xml:space="preserve"> </w:t>
+      </w:r>
+      <w:r>
+        <w:t xml:space="preserve">against D1, slightly lower than the</w:t>
+      </w:r>
+      <w:r>
+        <w:t xml:space="preserve"> </w:t>
+      </w:r>
+      <m:oMath>
+        <m:r>
+          <m:t>ρ</m:t>
+        </m:r>
+        <m:r>
+          <m:rPr>
+            <m:sty m:val="p"/>
+          </m:rPr>
+          <m:t>=</m:t>
+        </m:r>
+        <m:r>
+          <m:t>0.36</m:t>
+        </m:r>
+      </m:oMath>
+      <w:r>
+        <w:t xml:space="preserve"> </w:t>
+      </w:r>
+      <w:r>
+        <w:t xml:space="preserve">attained by</w:t>
+      </w:r>
+      <w:r>
+        <w:t xml:space="preserve"> </w:t>
+      </w:r>
+      <w:r>
+        <w:rPr>
+          <w:rStyle w:val="VerbatimChar"/>
+        </w:rPr>
+        <w:t xml:space="preserve">NMF::nmf</w:t>
+      </w:r>
+      <w:r>
+        <w:t xml:space="preserve"> </w:t>
+      </w:r>
+      <w:r>
+        <w:t xml:space="preserve">at the</w:t>
+      </w:r>
+      <w:r>
+        <w:t xml:space="preserve"> </w:t>
+      </w:r>
+      <w:r>
+        <w:t xml:space="preserve">same rank, while still recovering D2</w:t>
+      </w:r>
+      <w:r>
+        <w:t xml:space="preserve"> </w:t>
+      </w:r>
+      <w:r>
+        <w:t xml:space="preserve">(</w:t>
+      </w:r>
+      <m:oMath>
+        <m:r>
+          <m:t>ρ</m:t>
+        </m:r>
+        <m:r>
+          <m:rPr>
+            <m:sty m:val="p"/>
+          </m:rPr>
+          <m:t>=</m:t>
+        </m:r>
+        <m:r>
+          <m:t>0.86</m:t>
+        </m:r>
+      </m:oMath>
+      <w:r>
+        <w:t xml:space="preserve">) and D3</w:t>
+      </w:r>
+      <w:r>
+        <w:t xml:space="preserve"> </w:t>
+      </w:r>
+      <w:r>
+        <w:t xml:space="preserve">(</w:t>
+      </w:r>
+      <m:oMath>
+        <m:r>
+          <m:t>ρ</m:t>
+        </m:r>
+        <m:r>
+          <m:rPr>
+            <m:sty m:val="p"/>
+          </m:rPr>
+          <m:t>=</m:t>
+        </m:r>
+        <m:r>
+          <m:t>0.75</m:t>
+        </m:r>
+      </m:oMath>
+      <w:r>
+        <w:t xml:space="preserve">). Its external discrimination is</w:t>
+      </w:r>
+      <w:r>
+        <w:t xml:space="preserve"> </w:t>
+      </w:r>
+      <w:r>
+        <w:t xml:space="preserve">likewise no better than</w:t>
+      </w:r>
+      <w:r>
+        <w:t xml:space="preserve"> </w:t>
+      </w:r>
+      <w:r>
+        <w:rPr>
+          <w:rStyle w:val="VerbatimChar"/>
+        </w:rPr>
+        <w:t xml:space="preserve">NMF::nmf</w:t>
+      </w:r>
+      <w:r>
+        <w:t xml:space="preserve"> </w:t>
+      </w:r>
+      <w:r>
+        <w:t xml:space="preserve">at</w:t>
+      </w:r>
+      <w:r>
+        <w:t xml:space="preserve"> </w:t>
+      </w:r>
+      <m:oMath>
+        <m:r>
+          <m:t>k</m:t>
+        </m:r>
+        <m:r>
+          <m:rPr>
+            <m:sty m:val="p"/>
+          </m:rPr>
+          <m:t>=</m:t>
+        </m:r>
+        <m:r>
+          <m:t>3</m:t>
+        </m:r>
+      </m:oMath>
+      <w:r>
+        <w:t xml:space="preserve"> </w:t>
+      </w:r>
+      <w:r>
+        <w:t xml:space="preserve">(Table [tab:tab-cindex-comparison]). A sensitivity analysis holding the</w:t>
+      </w:r>
+      <w:r>
+        <w:t xml:space="preserve"> </w:t>
+      </w:r>
+      <w:r>
+        <w:t xml:space="preserve">supervised model’s own</w:t>
+      </w:r>
+      <w:r>
+        <w:t xml:space="preserve"> </w:t>
+      </w:r>
+      <m:oMath>
+        <m:r>
+          <m:t>λ</m:t>
+        </m:r>
+      </m:oMath>
+      <w:r>
+        <w:t xml:space="preserve">,</w:t>
+      </w:r>
+      <w:r>
+        <w:t xml:space="preserve"> </w:t>
+      </w:r>
+      <m:oMath>
+        <m:r>
+          <m:t>ξ</m:t>
+        </m:r>
+      </m:oMath>
+      <w:r>
+        <w:t xml:space="preserve"> </w:t>
+      </w:r>
+      <w:r>
+        <w:t xml:space="preserve">and</w:t>
+      </w:r>
+      <w:r>
+        <w:t xml:space="preserve"> </w:t>
+      </w:r>
+      <m:oMath>
+        <m:sSub>
+          <m:e>
+            <m:r>
+              <m:t>n</m:t>
+            </m:r>
+          </m:e>
+          <m:sub>
+            <m:r>
+              <m:rPr>
+                <m:nor/>
+                <m:sty m:val="p"/>
+              </m:rPr>
+              <m:t>top</m:t>
+            </m:r>
+          </m:sub>
+        </m:sSub>
+      </m:oMath>
+      <w:r>
+        <w:t xml:space="preserve"> </w:t>
+      </w:r>
+      <w:r>
+        <w:t xml:space="preserve">fixed and varying</w:t>
+      </w:r>
+      <w:r>
+        <w:t xml:space="preserve"> </w:t>
+      </w:r>
+      <w:r>
+        <w:t xml:space="preserve">only</w:t>
+      </w:r>
+      <w:r>
+        <w:t xml:space="preserve"> </w:t>
+      </w:r>
+      <m:oMath>
+        <m:r>
+          <m:t>α</m:t>
+        </m:r>
+      </m:oMath>
+      <w:r>
+        <w:t xml:space="preserve"> </w:t>
+      </w:r>
+      <w:r>
+        <w:t xml:space="preserve">gave the same conclusion. Matching the tuning budget therefore does not close the representational gap, supporting survival supervision rather than tuning effort alone as the source of the reorganization reported in the main text.</w:t>
       </w:r>
     </w:p>
     <w:p>
@@ -29380,67 +30254,7 @@
         <w:pStyle w:val="BodyText"/>
       </w:pPr>
       <w:r>
-        <w:t xml:space="preserve">The matched-rank comparison in the main text uses Lee multiplicative NMF, which</w:t>
-      </w:r>
-      <w:r>
-        <w:t xml:space="preserve"> </w:t>
-      </w:r>
-      <w:r>
-        <w:t xml:space="preserve">receives neither DeSurv’s consensus initialization nor its hyperparameter</w:t>
-      </w:r>
-      <w:r>
-        <w:t xml:space="preserve"> </w:t>
-      </w:r>
-      <w:r>
-        <w:t xml:space="preserve">tuning. That asymmetry leaves open whether the difference in factor structure reflects</w:t>
-      </w:r>
-      <w:r>
-        <w:t xml:space="preserve"> </w:t>
-      </w:r>
-      <w:r>
-        <w:t xml:space="preserve">tuning effort rather than supervision. We therefore fit an unsupervised control using the same rank, optimizer, search budget, gene filter, cross-validation folds and consensus-fitting procedure as DeSurv, while re-optimizing the remaining hyperparameters with</w:t>
-      </w:r>
-      <w:r>
-        <w:t xml:space="preserve"> </w:t>
-      </w:r>
-      <m:oMath>
-        <m:r>
-          <m:t>α</m:t>
-        </m:r>
-      </m:oMath>
-      <w:r>
-        <w:t xml:space="preserve"> </w:t>
-      </w:r>
-      <w:r>
-        <w:t xml:space="preserve">fixed at 0. Bayesian optimization was run with</w:t>
-      </w:r>
-      <w:r>
-        <w:t xml:space="preserve"> </w:t>
-      </w:r>
-      <m:oMath>
-        <m:r>
-          <m:t>α</m:t>
-        </m:r>
-      </m:oMath>
-      <w:r>
-        <w:t xml:space="preserve"> </w:t>
-      </w:r>
-      <w:r>
-        <w:t xml:space="preserve">pinned to</w:t>
-      </w:r>
-      <w:r>
-        <w:t xml:space="preserve"> </w:t>
-      </w:r>
-      <m:oMath>
-        <m:r>
-          <m:t>0</m:t>
-        </m:r>
-      </m:oMath>
-      <w:r>
-        <w:t xml:space="preserve"> </w:t>
-      </w:r>
-      <w:r>
-        <w:t xml:space="preserve">and the rank pinned to DeSurv’s selected</w:t>
+        <w:t xml:space="preserve">Lee NMF at elbow-selected</w:t>
       </w:r>
       <w:r>
         <w:t xml:space="preserve"> </w:t>
@@ -29456,56 +30270,21 @@
           <m:t>=</m:t>
         </m:r>
         <m:r>
-          <m:t>3</m:t>
-        </m:r>
-      </m:oMath>
-      <w:r>
-        <w:t xml:space="preserve">, using the same</w:t>
-      </w:r>
-      <w:r>
-        <w:t xml:space="preserve"> </w:t>
-      </w:r>
-      <w:r>
-        <w:t xml:space="preserve">optimizer (\texttt{desurv_cv_bayesopt_refine}), the same search budget, the</w:t>
-      </w:r>
-      <w:r>
-        <w:t xml:space="preserve"> </w:t>
-      </w:r>
-      <w:r>
-        <w:t xml:space="preserve">same gene filter and the same cross-validation folds; the resulting model was</w:t>
-      </w:r>
-      <w:r>
-        <w:t xml:space="preserve"> </w:t>
-      </w:r>
-      <w:r>
-        <w:t xml:space="preserve">then fit by the same 100-restart consensus procedure used for DeSurv</w:t>
-      </w:r>
-      <w:r>
-        <w:t xml:space="preserve"> </w:t>
-      </w:r>
-      <w:r>
-        <w:t xml:space="preserve">(\texttt{code/03} section 5, \texttt{code/04} sections 1d–1e).</w:t>
-      </w:r>
-    </w:p>
-    <w:p>
-      <w:pPr>
-        <w:pStyle w:val="BodyText"/>
-      </w:pPr>
-      <w:r>
-        <w:t xml:space="preserve">The control</w:t>
-      </w:r>
-      <w:r>
-        <w:t xml:space="preserve"> </w:t>
-      </w:r>
-      <w:r>
-        <w:t xml:space="preserve">selected</w:t>
-      </w:r>
-      <w:r>
-        <w:t xml:space="preserve"> </w:t>
-      </w:r>
-      <m:oMath>
-        <m:r>
-          <m:t>λ</m:t>
+          <m:t>5</m:t>
+        </m:r>
+      </m:oMath>
+      <w:r>
+        <w:t xml:space="preserve"> </w:t>
+      </w:r>
+      <w:r>
+        <w:t xml:space="preserve">and the rank-optimized unsupervised control at</w:t>
+      </w:r>
+      <w:r>
+        <w:t xml:space="preserve"> </w:t>
+      </w:r>
+      <m:oMath>
+        <m:r>
+          <m:t>k</m:t>
         </m:r>
         <m:r>
           <m:rPr>
@@ -29514,18 +30293,21 @@
           <m:t>=</m:t>
         </m:r>
         <m:r>
-          <m:t>0.0025</m:t>
-        </m:r>
-      </m:oMath>
-      <w:r>
-        <w:t xml:space="preserve">,</w:t>
-      </w:r>
-      <w:r>
-        <w:t xml:space="preserve"> </w:t>
-      </w:r>
-      <m:oMath>
-        <m:r>
-          <m:t>ξ</m:t>
+          <m:t>7</m:t>
+        </m:r>
+      </m:oMath>
+      <w:r>
+        <w:t xml:space="preserve"> </w:t>
+      </w:r>
+      <w:r>
+        <w:t xml:space="preserve">both substantially improve over Lee NMF at</w:t>
+      </w:r>
+      <w:r>
+        <w:t xml:space="preserve"> </w:t>
+      </w:r>
+      <m:oMath>
+        <m:r>
+          <m:t>k</m:t>
         </m:r>
         <m:r>
           <m:rPr>
@@ -29534,35 +30316,22 @@
           <m:t>=</m:t>
         </m:r>
         <m:r>
-          <m:t>0.0566</m:t>
-        </m:r>
-      </m:oMath>
-      <w:r>
-        <w:t xml:space="preserve"> </w:t>
-      </w:r>
-      <w:r>
-        <w:t xml:space="preserve">and</w:t>
-      </w:r>
-      <w:r>
-        <w:t xml:space="preserve"> </w:t>
-      </w:r>
-      <m:oMath>
-        <m:sSub>
-          <m:e>
-            <m:r>
-              <m:t>n</m:t>
-            </m:r>
-          </m:e>
-          <m:sub>
-            <m:r>
-              <m:rPr>
-                <m:nor/>
-                <m:sty m:val="p"/>
-              </m:rPr>
-              <m:t>top</m:t>
-            </m:r>
-          </m:sub>
-        </m:sSub>
+          <m:t>3</m:t>
+        </m:r>
+      </m:oMath>
+      <w:r>
+        <w:t xml:space="preserve"> </w:t>
+      </w:r>
+      <w:r>
+        <w:t xml:space="preserve">across all cohorts (Table [tab:tab-cindex-comparison]); additional unsupervised factors capture prognostically relevant variation missed at the matched rank. At</w:t>
+      </w:r>
+      <w:r>
+        <w:t xml:space="preserve"> </w:t>
+      </w:r>
+      <m:oMath>
+        <m:r>
+          <m:t>k</m:t>
+        </m:r>
         <m:r>
           <m:rPr>
             <m:sty m:val="p"/>
@@ -29570,46 +30339,19 @@
           <m:t>=</m:t>
         </m:r>
         <m:r>
-          <m:t>299</m:t>
-        </m:r>
-      </m:oMath>
-      <w:r>
-        <w:t xml:space="preserve">; note</w:t>
-      </w:r>
-      <w:r>
-        <w:t xml:space="preserve"> </w:t>
-      </w:r>
-      <w:r>
-        <w:t xml:space="preserve">that its gene support was selected near the upper bound of the search range (</w:t>
-      </w:r>
-      <m:oMath>
-        <m:r>
-          <m:t>300</m:t>
-        </m:r>
-      </m:oMath>
-      <w:r>
-        <w:t xml:space="preserve">), whereas the supervised model settled at</w:t>
-      </w:r>
-      <w:r>
-        <w:t xml:space="preserve"> </w:t>
-      </w:r>
-      <m:oMath>
-        <m:sSub>
-          <m:e>
-            <m:r>
-              <m:t>n</m:t>
-            </m:r>
-          </m:e>
-          <m:sub>
-            <m:r>
-              <m:rPr>
-                <m:nor/>
-                <m:sty m:val="p"/>
-              </m:rPr>
-              <m:t>top</m:t>
-            </m:r>
-          </m:sub>
-        </m:sSub>
+          <m:t>7</m:t>
+        </m:r>
+      </m:oMath>
+      <w:r>
+        <w:t xml:space="preserve">, the rank-optimized control matches or exceeds DeSurv’s per-cohort C-index in most cohorts, indicating that unsupervised factorization can approach supervised concordance given enough factors. This comes at the cost of a less parsimonious factorization: the</w:t>
+      </w:r>
+      <w:r>
+        <w:t xml:space="preserve"> </w:t>
+      </w:r>
+      <m:oMath>
+        <m:r>
+          <m:t>k</m:t>
+        </m:r>
         <m:r>
           <m:rPr>
             <m:sty m:val="p"/>
@@ -29617,415 +30359,30 @@
           <m:t>=</m:t>
         </m:r>
         <m:r>
-          <m:t>270</m:t>
-        </m:r>
-      </m:oMath>
-      <w:r>
-        <w:t xml:space="preserve"> </w:t>
-      </w:r>
-      <w:r>
-        <w:t xml:space="preserve">well inside it. Because</w:t>
-      </w:r>
-      <w:r>
-        <w:t xml:space="preserve"> </w:t>
-      </w:r>
-      <m:oMath>
-        <m:r>
-          <m:t>α</m:t>
-        </m:r>
-        <m:r>
-          <m:rPr>
-            <m:sty m:val="p"/>
-          </m:rPr>
-          <m:t>=</m:t>
-        </m:r>
-        <m:r>
-          <m:t>0</m:t>
-        </m:r>
-      </m:oMath>
-      <w:r>
-        <w:t xml:space="preserve"> </w:t>
-      </w:r>
-      <w:r>
-        <w:t xml:space="preserve">removes the</w:t>
-      </w:r>
-      <w:r>
-        <w:t xml:space="preserve"> </w:t>
-      </w:r>
-      <w:r>
-        <w:t xml:space="preserve">survival term, the selected</w:t>
-      </w:r>
-      <w:r>
-        <w:t xml:space="preserve"> </w:t>
-      </w:r>
-      <m:oMath>
-        <m:r>
-          <m:t>λ</m:t>
-        </m:r>
-      </m:oMath>
-      <w:r>
-        <w:t xml:space="preserve"> </w:t>
-      </w:r>
-      <w:r>
-        <w:t xml:space="preserve">is not comparable like-for-like with the</w:t>
-      </w:r>
-      <w:r>
-        <w:t xml:space="preserve"> </w:t>
-      </w:r>
-      <w:r>
-        <w:t xml:space="preserve">supervised model’s.</w:t>
+          <m:t>7</m:t>
+        </m:r>
+      </m:oMath>
+      <w:r>
+        <w:t xml:space="preserve"> </w:t>
+      </w:r>
+      <w:r>
+        <w:t xml:space="preserve">control represents a broader set of established programs across seven factors (Fig. [fig:fig-nmf-k7-heatmap]; Supplementary Fig. [fig:fig-rpm]) rather than concentrating the prognostic signal in three programs. The DeSurv linear predictor, by contrast, retains significant prognostic value after adjustment for established classifiers with only three factors (main-text Table [tab:hr-adjusted]).</w:t>
+      </w:r>
+    </w:p>
+    <w:bookmarkEnd w:id="75"/>
+    <w:bookmarkEnd w:id="76"/>
+    <w:bookmarkStart w:id="77" w:name="Xdd472bc821fe0f6c222341637be91ad6e9ddaaf"/>
+    <w:p>
+      <w:pPr>
+        <w:pStyle w:val="Heading1"/>
+      </w:pPr>
+      <w:r>
+        <w:t xml:space="preserve">Supplementary Data: factor-specific gene lists</w:t>
       </w:r>
     </w:p>
     <w:p>
       <w:pPr>
-        <w:pStyle w:val="BodyText"/>
-      </w:pPr>
-      <w:r>
-        <w:t xml:space="preserve">The control does not recover D1. Its best-matching factor reaches Spearman</w:t>
-      </w:r>
-      <w:r>
-        <w:t xml:space="preserve"> </w:t>
-      </w:r>
-      <m:oMath>
-        <m:r>
-          <m:t>ρ</m:t>
-        </m:r>
-        <m:r>
-          <m:rPr>
-            <m:sty m:val="p"/>
-          </m:rPr>
-          <m:t>=</m:t>
-        </m:r>
-        <m:r>
-          <m:t>0.24</m:t>
-        </m:r>
-      </m:oMath>
-      <w:r>
-        <w:t xml:space="preserve"> </w:t>
-      </w:r>
-      <w:r>
-        <w:t xml:space="preserve">against D1, slightly lower than the</w:t>
-      </w:r>
-      <w:r>
-        <w:t xml:space="preserve"> </w:t>
-      </w:r>
-      <m:oMath>
-        <m:r>
-          <m:t>ρ</m:t>
-        </m:r>
-        <m:r>
-          <m:rPr>
-            <m:sty m:val="p"/>
-          </m:rPr>
-          <m:t>=</m:t>
-        </m:r>
-        <m:r>
-          <m:t>0.36</m:t>
-        </m:r>
-      </m:oMath>
-      <w:r>
-        <w:t xml:space="preserve"> </w:t>
-      </w:r>
-      <w:r>
-        <w:t xml:space="preserve">attained by \texttt{NMF::nmf} at the</w:t>
-      </w:r>
-      <w:r>
-        <w:t xml:space="preserve"> </w:t>
-      </w:r>
-      <w:r>
-        <w:t xml:space="preserve">same rank, while still recovering D2</w:t>
-      </w:r>
-      <w:r>
-        <w:t xml:space="preserve"> </w:t>
-      </w:r>
-      <w:r>
-        <w:t xml:space="preserve">(</w:t>
-      </w:r>
-      <m:oMath>
-        <m:r>
-          <m:t>ρ</m:t>
-        </m:r>
-        <m:r>
-          <m:rPr>
-            <m:sty m:val="p"/>
-          </m:rPr>
-          <m:t>=</m:t>
-        </m:r>
-        <m:r>
-          <m:t>0.86</m:t>
-        </m:r>
-      </m:oMath>
-      <w:r>
-        <w:t xml:space="preserve">) and D3</w:t>
-      </w:r>
-      <w:r>
-        <w:t xml:space="preserve"> </w:t>
-      </w:r>
-      <w:r>
-        <w:t xml:space="preserve">(</w:t>
-      </w:r>
-      <m:oMath>
-        <m:r>
-          <m:t>ρ</m:t>
-        </m:r>
-        <m:r>
-          <m:rPr>
-            <m:sty m:val="p"/>
-          </m:rPr>
-          <m:t>=</m:t>
-        </m:r>
-        <m:r>
-          <m:t>0.75</m:t>
-        </m:r>
-      </m:oMath>
-      <w:r>
-        <w:t xml:space="preserve">). Its external discrimination is</w:t>
-      </w:r>
-      <w:r>
-        <w:t xml:space="preserve"> </w:t>
-      </w:r>
-      <w:r>
-        <w:t xml:space="preserve">likewise no better than \texttt{NMF::nmf} at</w:t>
-      </w:r>
-      <w:r>
-        <w:t xml:space="preserve"> </w:t>
-      </w:r>
-      <m:oMath>
-        <m:r>
-          <m:t>k</m:t>
-        </m:r>
-        <m:r>
-          <m:rPr>
-            <m:sty m:val="p"/>
-          </m:rPr>
-          <m:t>=</m:t>
-        </m:r>
-        <m:r>
-          <m:t>3</m:t>
-        </m:r>
-      </m:oMath>
-      <w:r>
-        <w:t xml:space="preserve"> </w:t>
-      </w:r>
-      <w:r>
-        <w:t xml:space="preserve">(Table [tab:tab-cindex-comparison]). A sensitivity analysis holding the</w:t>
-      </w:r>
-      <w:r>
-        <w:t xml:space="preserve"> </w:t>
-      </w:r>
-      <w:r>
-        <w:t xml:space="preserve">supervised model’s own</w:t>
-      </w:r>
-      <w:r>
-        <w:t xml:space="preserve"> </w:t>
-      </w:r>
-      <m:oMath>
-        <m:r>
-          <m:t>λ</m:t>
-        </m:r>
-      </m:oMath>
-      <w:r>
-        <w:t xml:space="preserve">,</w:t>
-      </w:r>
-      <w:r>
-        <w:t xml:space="preserve"> </w:t>
-      </w:r>
-      <m:oMath>
-        <m:r>
-          <m:t>ξ</m:t>
-        </m:r>
-      </m:oMath>
-      <w:r>
-        <w:t xml:space="preserve"> </w:t>
-      </w:r>
-      <w:r>
-        <w:t xml:space="preserve">and</w:t>
-      </w:r>
-      <w:r>
-        <w:t xml:space="preserve"> </w:t>
-      </w:r>
-      <m:oMath>
-        <m:sSub>
-          <m:e>
-            <m:r>
-              <m:t>n</m:t>
-            </m:r>
-          </m:e>
-          <m:sub>
-            <m:r>
-              <m:rPr>
-                <m:nor/>
-                <m:sty m:val="p"/>
-              </m:rPr>
-              <m:t>top</m:t>
-            </m:r>
-          </m:sub>
-        </m:sSub>
-      </m:oMath>
-      <w:r>
-        <w:t xml:space="preserve"> </w:t>
-      </w:r>
-      <w:r>
-        <w:t xml:space="preserve">fixed and varying</w:t>
-      </w:r>
-      <w:r>
-        <w:t xml:space="preserve"> </w:t>
-      </w:r>
-      <w:r>
-        <w:t xml:space="preserve">only</w:t>
-      </w:r>
-      <w:r>
-        <w:t xml:space="preserve"> </w:t>
-      </w:r>
-      <m:oMath>
-        <m:r>
-          <m:t>α</m:t>
-        </m:r>
-      </m:oMath>
-      <w:r>
-        <w:t xml:space="preserve"> </w:t>
-      </w:r>
-      <w:r>
-        <w:t xml:space="preserve">gave the same conclusion. Matching the tuning budget therefore does not close the representational gap, supporting survival supervision rather than tuning effort alone as the source of the reorganization reported in the main text.</w:t>
-      </w:r>
-    </w:p>
-    <w:p>
-      <w:pPr>
-        <w:pStyle w:val="BodyText"/>
-      </w:pPr>
-      <w:r>
-        <w:t xml:space="preserve">Lee NMF at elbow-selected</w:t>
-      </w:r>
-      <w:r>
-        <w:t xml:space="preserve"> </w:t>
-      </w:r>
-      <m:oMath>
-        <m:r>
-          <m:t>k</m:t>
-        </m:r>
-        <m:r>
-          <m:rPr>
-            <m:sty m:val="p"/>
-          </m:rPr>
-          <m:t>=</m:t>
-        </m:r>
-        <m:r>
-          <m:t>5</m:t>
-        </m:r>
-      </m:oMath>
-      <w:r>
-        <w:t xml:space="preserve"> </w:t>
-      </w:r>
-      <w:r>
-        <w:t xml:space="preserve">and the rank-optimized unsupervised control at</w:t>
-      </w:r>
-      <w:r>
-        <w:t xml:space="preserve"> </w:t>
-      </w:r>
-      <m:oMath>
-        <m:r>
-          <m:t>k</m:t>
-        </m:r>
-        <m:r>
-          <m:rPr>
-            <m:sty m:val="p"/>
-          </m:rPr>
-          <m:t>=</m:t>
-        </m:r>
-        <m:r>
-          <m:t>7</m:t>
-        </m:r>
-      </m:oMath>
-      <w:r>
-        <w:t xml:space="preserve"> </w:t>
-      </w:r>
-      <w:r>
-        <w:t xml:space="preserve">both substantially improve over Lee NMF at</w:t>
-      </w:r>
-      <w:r>
-        <w:t xml:space="preserve"> </w:t>
-      </w:r>
-      <m:oMath>
-        <m:r>
-          <m:t>k</m:t>
-        </m:r>
-        <m:r>
-          <m:rPr>
-            <m:sty m:val="p"/>
-          </m:rPr>
-          <m:t>=</m:t>
-        </m:r>
-        <m:r>
-          <m:t>3</m:t>
-        </m:r>
-      </m:oMath>
-      <w:r>
-        <w:t xml:space="preserve"> </w:t>
-      </w:r>
-      <w:r>
-        <w:t xml:space="preserve">across all cohorts (Table [tab:tab-cindex-comparison]); additional unsupervised factors capture prognostically relevant variation missed at the matched rank. At</w:t>
-      </w:r>
-      <w:r>
-        <w:t xml:space="preserve"> </w:t>
-      </w:r>
-      <m:oMath>
-        <m:r>
-          <m:t>k</m:t>
-        </m:r>
-        <m:r>
-          <m:rPr>
-            <m:sty m:val="p"/>
-          </m:rPr>
-          <m:t>=</m:t>
-        </m:r>
-        <m:r>
-          <m:t>7</m:t>
-        </m:r>
-      </m:oMath>
-      <w:r>
-        <w:t xml:space="preserve">, the rank-optimized control matches or exceeds DeSurv’s per-cohort C-index in most cohorts, indicating that unsupervised factorization can approach supervised concordance given enough factors. This comes at the cost of a less parsimonious factorization: the</w:t>
-      </w:r>
-      <w:r>
-        <w:t xml:space="preserve"> </w:t>
-      </w:r>
-      <m:oMath>
-        <m:r>
-          <m:t>k</m:t>
-        </m:r>
-        <m:r>
-          <m:rPr>
-            <m:sty m:val="p"/>
-          </m:rPr>
-          <m:t>=</m:t>
-        </m:r>
-        <m:r>
-          <m:t>7</m:t>
-        </m:r>
-      </m:oMath>
-      <w:r>
-        <w:t xml:space="preserve"> </w:t>
-      </w:r>
-      <w:r>
-        <w:t xml:space="preserve">control represents a broader set of established programs across seven factors (Fig. [fig:fig-nmf-k7-heatmap]; Supplementary Fig. [fig:fig-rpm]) rather than concentrating the prognostic signal in three programs. The DeSurv linear predictor, by contrast, retains significant prognostic value after adjustment for established classifiers with only three factors (main-text Table [tab:hr-adjusted]).</w:t>
-      </w:r>
-    </w:p>
-    <w:p>
-      <w:pPr>
-        <w:pStyle w:val="BodyText"/>
-      </w:pPr>
-      <w:r>
-        <w:t xml:space="preserve">\section*{Supplementary Data: factor-specific gene lists}</w:t>
-      </w:r>
-      <w:r>
-        <w:t xml:space="preserve"> </w:t>
-      </w:r>
-      <w:r>
-        <w:t xml:space="preserve">\addcontentsline{toc}{section}{Supplementary Data: factor-specific gene lists}</w:t>
-      </w:r>
-    </w:p>
-    <w:p>
-      <w:pPr>
-        <w:pStyle w:val="BodyText"/>
+        <w:pStyle w:val="FirstParagraph"/>
       </w:pPr>
       <w:r>
         <w:t xml:space="preserve">As Supplementary Data, Tables [tab:gene-list-270-D1]–[tab:gene-list-270-D3] list the top 270 genes for each of the three DeSurv factors, ranked by the factor specificity score</w:t>
@@ -40717,12 +41074,96 @@
         <w:t xml:space="preserve">.</w:t>
       </w:r>
     </w:p>
+    <w:bookmarkEnd w:id="77"/>
+    <w:bookmarkStart w:id="81" w:name="Xc366cc8287655072a40c91c62548747255be0d8"/>
     <w:p>
       <w:pPr>
-        <w:pStyle w:val="BodyText"/>
+        <w:pStyle w:val="Heading1"/>
       </w:pPr>
       <w:r>
-        <w:t xml:space="preserve">\section{Translational transportability into independently treated PDAC cohorts}</w:t>
+        <w:t xml:space="preserve">Translational transportability into independently treated PDAC cohorts</w:t>
+      </w:r>
+    </w:p>
+    <w:p>
+      <w:pPr>
+        <w:pStyle w:val="FirstParagraph"/>
+      </w:pPr>
+      <w:r>
+        <w:t xml:space="preserve">The programs were learned in treatment-naive, non-metastatic PDAC, the setting in which the gene-program matrix</w:t>
+      </w:r>
+      <w:r>
+        <w:t xml:space="preserve"> </w:t>
+      </w:r>
+      <m:oMath>
+        <m:r>
+          <m:t>W</m:t>
+        </m:r>
+      </m:oMath>
+      <w:r>
+        <w:t xml:space="preserve"> </w:t>
+      </w:r>
+      <w:r>
+        <w:t xml:space="preserve">and Cox coefficients</w:t>
+      </w:r>
+      <w:r>
+        <w:t xml:space="preserve"> </w:t>
+      </w:r>
+      <m:oMath>
+        <m:r>
+          <m:t>β</m:t>
+        </m:r>
+      </m:oMath>
+      <w:r>
+        <w:t xml:space="preserve"> </w:t>
+      </w:r>
+      <w:r>
+        <w:t xml:space="preserve">were trained. As a translational test we projected the fixed programs, without retraining, into independently treated PDAC and asked whether they retained clinically relevant associations. We used two resources. First, the O’Kane/COMPASS cohort of treated metastatic PDAC (laser-capture microdissected and therefore epithelial-enriched), which supports a transportability test of the tumor-associated</w:t>
+      </w:r>
+      <w:r>
+        <w:t xml:space="preserve"> </w:t>
+      </w:r>
+      <m:oMath>
+        <m:sSub>
+          <m:e>
+            <m:r>
+              <m:t>D</m:t>
+            </m:r>
+          </m:e>
+          <m:sub>
+            <m:r>
+              <m:t>1</m:t>
+            </m:r>
+          </m:sub>
+        </m:sSub>
+      </m:oMath>
+      <w:r>
+        <w:t xml:space="preserve"> </w:t>
+      </w:r>
+      <w:r>
+        <w:t xml:space="preserve">direction under a model stratified by treatment arm (Fig. [fig:treated]a). Second, the borderline-resectable / locally advanced Linehan cohort, in which paired pre- and post-treatment biopsies allow a within-patient test of whether the stromal</w:t>
+      </w:r>
+      <w:r>
+        <w:t xml:space="preserve"> </w:t>
+      </w:r>
+      <m:oMath>
+        <m:sSub>
+          <m:e>
+            <m:r>
+              <m:t>D</m:t>
+            </m:r>
+          </m:e>
+          <m:sub>
+            <m:r>
+              <m:t>2</m:t>
+            </m:r>
+          </m:sub>
+        </m:sSub>
+      </m:oMath>
+      <w:r>
+        <w:t xml:space="preserve"> </w:t>
+      </w:r>
+      <w:r>
+        <w:t xml:space="preserve">program changes with therapy (Fig. [fig:treated]b).</w:t>
       </w:r>
     </w:p>
     <w:p>
@@ -40730,35 +41171,7 @@
         <w:pStyle w:val="BodyText"/>
       </w:pPr>
       <w:r>
-        <w:t xml:space="preserve">The programs were learned in treatment-naive, non-metastatic PDAC, the setting in which the gene-program matrix</w:t>
-      </w:r>
-      <w:r>
-        <w:t xml:space="preserve"> </w:t>
-      </w:r>
-      <m:oMath>
-        <m:r>
-          <m:t>W</m:t>
-        </m:r>
-      </m:oMath>
-      <w:r>
-        <w:t xml:space="preserve"> </w:t>
-      </w:r>
-      <w:r>
-        <w:t xml:space="preserve">and Cox coefficients</w:t>
-      </w:r>
-      <w:r>
-        <w:t xml:space="preserve"> </w:t>
-      </w:r>
-      <m:oMath>
-        <m:r>
-          <m:t>β</m:t>
-        </m:r>
-      </m:oMath>
-      <w:r>
-        <w:t xml:space="preserve"> </w:t>
-      </w:r>
-      <w:r>
-        <w:t xml:space="preserve">were trained. As a translational test we projected the fixed programs, without retraining, into independently treated PDAC and asked whether they retained clinically relevant associations. We used two resources. First, the O’Kane/COMPASS cohort of treated metastatic PDAC (laser-capture microdissected and therefore epithelial-enriched), which supports a transportability test of the tumor-associated</w:t>
+        <w:t xml:space="preserve">Each analysis is confined to a single cohort; no estimate is pooled across cohorts. Within O’Kane/COMPASS, arm-specific estimates are reported alongside a common</w:t>
       </w:r>
       <w:r>
         <w:t xml:space="preserve"> </w:t>
@@ -40781,7 +41194,7 @@
         <w:t xml:space="preserve"> </w:t>
       </w:r>
       <w:r>
-        <w:t xml:space="preserve">direction under a model stratified by treatment arm (Fig. [fig:treated]a). Second, the borderline-resectable / locally advanced Linehan cohort, in which paired pre- and post-treatment biopsies allow a within-patient test of whether the stromal</w:t>
+        <w:t xml:space="preserve">slope from a Cox model stratified by treatment arm, which allows arm-specific baseline hazards. The elastic-net penalty shrank the trained survival coefficient for</w:t>
       </w:r>
       <w:r>
         <w:t xml:space="preserve"> </w:t>
@@ -40804,97 +41217,44 @@
         <w:t xml:space="preserve"> </w:t>
       </w:r>
       <w:r>
-        <w:t xml:space="preserve">program changes with therapy (Fig. [fig:treated]b).</w:t>
+        <w:t xml:space="preserve">to exactly zero in the treatment-naive model (an estimated selection outcome, not an imposed constraint), so the paired analysis is reported as a change in program level and not as evidence that</w:t>
+      </w:r>
+      <w:r>
+        <w:t xml:space="preserve"> </w:t>
+      </w:r>
+      <m:oMath>
+        <m:sSub>
+          <m:e>
+            <m:r>
+              <m:t>D</m:t>
+            </m:r>
+          </m:e>
+          <m:sub>
+            <m:r>
+              <m:t>2</m:t>
+            </m:r>
+          </m:sub>
+        </m:sSub>
+      </m:oMath>
+      <w:r>
+        <w:t xml:space="preserve"> </w:t>
+      </w:r>
+      <w:r>
+        <w:t xml:space="preserve">predicts survival.</w:t>
+      </w:r>
+    </w:p>
+    <w:bookmarkStart w:id="78" w:name="Xe4e0c00ff0320398a452e84b8e554a8a25af80c"/>
+    <w:p>
+      <w:pPr>
+        <w:pStyle w:val="Heading2"/>
+      </w:pPr>
+      <w:r>
+        <w:t xml:space="preserve">Prognostic transportability of D1 in treated metastatic disease</w:t>
       </w:r>
     </w:p>
     <w:p>
       <w:pPr>
-        <w:pStyle w:val="BodyText"/>
-      </w:pPr>
-      <w:r>
-        <w:t xml:space="preserve">Each analysis is confined to a single cohort; no estimate is pooled across cohorts. Within O’Kane/COMPASS, arm-specific estimates are reported alongside a common</w:t>
-      </w:r>
-      <w:r>
-        <w:t xml:space="preserve"> </w:t>
-      </w:r>
-      <m:oMath>
-        <m:sSub>
-          <m:e>
-            <m:r>
-              <m:t>D</m:t>
-            </m:r>
-          </m:e>
-          <m:sub>
-            <m:r>
-              <m:t>1</m:t>
-            </m:r>
-          </m:sub>
-        </m:sSub>
-      </m:oMath>
-      <w:r>
-        <w:t xml:space="preserve"> </w:t>
-      </w:r>
-      <w:r>
-        <w:t xml:space="preserve">slope from a Cox model stratified by treatment arm, which allows arm-specific baseline hazards. The elastic-net penalty shrank the trained survival coefficient for</w:t>
-      </w:r>
-      <w:r>
-        <w:t xml:space="preserve"> </w:t>
-      </w:r>
-      <m:oMath>
-        <m:sSub>
-          <m:e>
-            <m:r>
-              <m:t>D</m:t>
-            </m:r>
-          </m:e>
-          <m:sub>
-            <m:r>
-              <m:t>2</m:t>
-            </m:r>
-          </m:sub>
-        </m:sSub>
-      </m:oMath>
-      <w:r>
-        <w:t xml:space="preserve"> </w:t>
-      </w:r>
-      <w:r>
-        <w:t xml:space="preserve">to exactly zero in the treatment-naive model (an estimated selection outcome, not an imposed constraint), so the paired analysis is reported as a change in program level and not as evidence that</w:t>
-      </w:r>
-      <w:r>
-        <w:t xml:space="preserve"> </w:t>
-      </w:r>
-      <m:oMath>
-        <m:sSub>
-          <m:e>
-            <m:r>
-              <m:t>D</m:t>
-            </m:r>
-          </m:e>
-          <m:sub>
-            <m:r>
-              <m:t>2</m:t>
-            </m:r>
-          </m:sub>
-        </m:sSub>
-      </m:oMath>
-      <w:r>
-        <w:t xml:space="preserve"> </w:t>
-      </w:r>
-      <w:r>
-        <w:t xml:space="preserve">predicts survival.</w:t>
-      </w:r>
-    </w:p>
-    <w:p>
-      <w:pPr>
-        <w:pStyle w:val="BodyText"/>
-      </w:pPr>
-      <w:r>
-        <w:t xml:space="preserve">\subsection{Prognostic transportability of D1 in treated metastatic disease}</w:t>
-      </w:r>
-    </w:p>
-    <w:p>
-      <w:pPr>
-        <w:pStyle w:val="BodyText"/>
+        <w:pStyle w:val="FirstParagraph"/>
       </w:pPr>
       <w:r>
         <w:t xml:space="preserve">To evaluate transportability in treated metastatic disease while retaining treatment-arm structure, we projected the frozen DeSurv programs into the O’Kane/COMPASS cohort and first estimated</w:t>
@@ -41126,17 +41486,19 @@
         <w:t xml:space="preserve">direction rather than the stromal programs.</w:t>
       </w:r>
     </w:p>
+    <w:bookmarkEnd w:id="78"/>
+    <w:bookmarkStart w:id="79" w:name="treatment-associated-change-in-d2"/>
     <w:p>
       <w:pPr>
-        <w:pStyle w:val="BodyText"/>
+        <w:pStyle w:val="Heading2"/>
       </w:pPr>
       <w:r>
-        <w:t xml:space="preserve">\subsection{Treatment-associated change in D2}</w:t>
+        <w:t xml:space="preserve">Treatment-associated change in D2</w:t>
       </w:r>
     </w:p>
     <w:p>
       <w:pPr>
-        <w:pStyle w:val="BodyText"/>
+        <w:pStyle w:val="FirstParagraph"/>
       </w:pPr>
       <w:r>
         <w:t xml:space="preserve">In the 29 Linehan patients with paired pre- and post-treatment biopsies,</w:t>
@@ -41214,17 +41576,19 @@
         <w:t xml:space="preserve">SD; Fig. [fig:treated]b), indicating a shift toward proCAF-associated bulk expression. This bulk analysis cannot distinguish a change in fibroblast state from altered tissue composition.</w:t>
       </w:r>
     </w:p>
+    <w:bookmarkEnd w:id="79"/>
+    <w:bookmarkStart w:id="80" w:name="caveats"/>
     <w:p>
       <w:pPr>
-        <w:pStyle w:val="BodyText"/>
+        <w:pStyle w:val="Heading2"/>
       </w:pPr>
       <w:r>
-        <w:t xml:space="preserve">\subsection{Caveats}</w:t>
+        <w:t xml:space="preserve">Caveats</w:t>
       </w:r>
     </w:p>
     <w:p>
       <w:pPr>
-        <w:pStyle w:val="BodyText"/>
+        <w:pStyle w:val="FirstParagraph"/>
       </w:pPr>
       <w:r>
         <w:t xml:space="preserve">These analyses are exploratory and prognostic, not predictive: treatment, stage and cohort are confounded, the treated cohorts are modestly sized, and no analysis plan was preregistered. Each analysis is confined to a single cohort; nothing is pooled across cohorts, and the O’Kane/COMPASS common slope is estimated from a model with arm-specific baseline hazards; it is not a pooled estimate across cohorts. We do not test a survival association for</w:t>
@@ -41253,8 +41617,9 @@
         <w:t xml:space="preserve">in the paired bulk-treatment cohort; the O’Kane/COMPASS specimens are laser-capture epithelium, not bulk tissue. Robust treated-cohort validation, and any assessment of whether the programs predict differential treatment benefit, will require larger harmonized series with adequately powered treatment-by-program interaction analyses.</w:t>
       </w:r>
     </w:p>
-    <w:bookmarkEnd w:id="46"/>
-    <w:bookmarkStart w:id="97" w:name="bibliography"/>
+    <w:bookmarkEnd w:id="80"/>
+    <w:bookmarkEnd w:id="81"/>
+    <w:bookmarkStart w:id="132" w:name="bibliography"/>
     <w:p>
       <w:pPr>
         <w:pStyle w:val="Heading1"/>
@@ -41263,8 +41628,8 @@
         <w:t xml:space="preserve">SI References</w:t>
       </w:r>
     </w:p>
-    <w:bookmarkStart w:id="96" w:name="refs"/>
-    <w:bookmarkStart w:id="47" w:name="ref-seung2001algorithms"/>
+    <w:bookmarkStart w:id="131" w:name="refs"/>
+    <w:bookmarkStart w:id="82" w:name="ref-seung2001algorithms"/>
     <w:p>
       <w:pPr>
         <w:pStyle w:val="Bibliography"/>
@@ -41298,8 +41663,8 @@
         <w:t xml:space="preserve">(eds. Leen, T. K., Dietterich, T. G. &amp; Tresp, V.) 556–562 (MIT Press, 2001).</w:t>
       </w:r>
     </w:p>
-    <w:bookmarkEnd w:id="47"/>
-    <w:bookmarkStart w:id="49" w:name="ref-pascualmontano2006nonsmooth"/>
+    <w:bookmarkEnd w:id="82"/>
+    <w:bookmarkStart w:id="84" w:name="ref-pascualmontano2006nonsmooth"/>
     <w:p>
       <w:pPr>
         <w:pStyle w:val="Bibliography"/>
@@ -41319,7 +41684,7 @@
       <w:r>
         <w:t xml:space="preserve"> </w:t>
       </w:r>
-      <w:hyperlink r:id="rId48">
+      <w:hyperlink r:id="rId83">
         <w:r>
           <w:rPr>
             <w:rStyle w:val="Hyperlink"/>
@@ -41354,8 +41719,8 @@
         <w:t xml:space="preserve">, 403–415 (2006).</w:t>
       </w:r>
     </w:p>
-    <w:bookmarkEnd w:id="49"/>
-    <w:bookmarkStart w:id="51" w:name="ref-simon2011regularization"/>
+    <w:bookmarkEnd w:id="84"/>
+    <w:bookmarkStart w:id="86" w:name="ref-simon2011regularization"/>
     <w:p>
       <w:pPr>
         <w:pStyle w:val="Bibliography"/>
@@ -41375,7 +41740,7 @@
       <w:r>
         <w:t xml:space="preserve"> </w:t>
       </w:r>
-      <w:hyperlink r:id="rId50">
+      <w:hyperlink r:id="rId85">
         <w:r>
           <w:rPr>
             <w:rStyle w:val="Hyperlink"/>
@@ -41410,8 +41775,8 @@
         <w:t xml:space="preserve">, 1–13 (2011).</w:t>
       </w:r>
     </w:p>
-    <w:bookmarkEnd w:id="51"/>
-    <w:bookmarkStart w:id="52" w:name="ref-donoho2004nmf"/>
+    <w:bookmarkEnd w:id="86"/>
+    <w:bookmarkStart w:id="87" w:name="ref-donoho2004nmf"/>
     <w:p>
       <w:pPr>
         <w:pStyle w:val="Bibliography"/>
@@ -41445,8 +41810,8 @@
         <w:t xml:space="preserve">(eds. Thrun, S., Saul, L. K. &amp; Schölkopf, B.) 1141–1148 (MIT Press, 2004).</w:t>
       </w:r>
     </w:p>
-    <w:bookmarkEnd w:id="52"/>
-    <w:bookmarkStart w:id="54" w:name="ref-laurberg2008uniqueness"/>
+    <w:bookmarkEnd w:id="87"/>
+    <w:bookmarkStart w:id="89" w:name="ref-laurberg2008uniqueness"/>
     <w:p>
       <w:pPr>
         <w:pStyle w:val="Bibliography"/>
@@ -41466,7 +41831,7 @@
       <w:r>
         <w:t xml:space="preserve"> </w:t>
       </w:r>
-      <w:hyperlink r:id="rId53">
+      <w:hyperlink r:id="rId88">
         <w:r>
           <w:rPr>
             <w:rStyle w:val="Hyperlink"/>
@@ -41501,8 +41866,8 @@
         <w:t xml:space="preserve">, 764206 (2008).</w:t>
       </w:r>
     </w:p>
-    <w:bookmarkEnd w:id="54"/>
-    <w:bookmarkStart w:id="55" w:name="ref-gillis2014nmf"/>
+    <w:bookmarkEnd w:id="89"/>
+    <w:bookmarkStart w:id="90" w:name="ref-gillis2014nmf"/>
     <w:p>
       <w:pPr>
         <w:pStyle w:val="Bibliography"/>
@@ -41536,8 +41901,8 @@
         <w:t xml:space="preserve">(eds. Suykens, J. A. K., Signoretto, M. &amp; Argyriou, A.) 257–291 (Chapman; Hall/CRC, 2014).</w:t>
       </w:r>
     </w:p>
-    <w:bookmarkEnd w:id="55"/>
-    <w:bookmarkStart w:id="57" w:name="ref-brunet2004metagenes"/>
+    <w:bookmarkEnd w:id="90"/>
+    <w:bookmarkStart w:id="92" w:name="ref-brunet2004metagenes"/>
     <w:p>
       <w:pPr>
         <w:pStyle w:val="Bibliography"/>
@@ -41557,7 +41922,7 @@
       <w:r>
         <w:t xml:space="preserve"> </w:t>
       </w:r>
-      <w:hyperlink r:id="rId56">
+      <w:hyperlink r:id="rId91">
         <w:r>
           <w:rPr>
             <w:rStyle w:val="Hyperlink"/>
@@ -41592,8 +41957,8 @@
         <w:t xml:space="preserve">, 4164–4169 (2004).</w:t>
       </w:r>
     </w:p>
-    <w:bookmarkEnd w:id="57"/>
-    <w:bookmarkStart w:id="59" w:name="ref-kim2007sparse"/>
+    <w:bookmarkEnd w:id="92"/>
+    <w:bookmarkStart w:id="94" w:name="ref-kim2007sparse"/>
     <w:p>
       <w:pPr>
         <w:pStyle w:val="Bibliography"/>
@@ -41626,7 +41991,7 @@
       <w:r>
         <w:t xml:space="preserve"> </w:t>
       </w:r>
-      <w:hyperlink r:id="rId58">
+      <w:hyperlink r:id="rId93">
         <w:r>
           <w:rPr>
             <w:rStyle w:val="Hyperlink"/>
@@ -41641,8 +42006,8 @@
         <w:t xml:space="preserve">(2008).</w:t>
       </w:r>
     </w:p>
-    <w:bookmarkEnd w:id="59"/>
-    <w:bookmarkStart w:id="61" w:name="ref-gillis2012accelerated"/>
+    <w:bookmarkEnd w:id="94"/>
+    <w:bookmarkStart w:id="96" w:name="ref-gillis2012accelerated"/>
     <w:p>
       <w:pPr>
         <w:pStyle w:val="Bibliography"/>
@@ -41662,7 +42027,7 @@
       <w:r>
         <w:t xml:space="preserve"> </w:t>
       </w:r>
-      <w:hyperlink r:id="rId60">
+      <w:hyperlink r:id="rId95">
         <w:r>
           <w:rPr>
             <w:rStyle w:val="Hyperlink"/>
@@ -41697,8 +42062,8 @@
         <w:t xml:space="preserve">, 1085–1105 (2012).</w:t>
       </w:r>
     </w:p>
-    <w:bookmarkEnd w:id="61"/>
-    <w:bookmarkStart w:id="62" w:name="ref-blei2007slda"/>
+    <w:bookmarkEnd w:id="96"/>
+    <w:bookmarkStart w:id="97" w:name="ref-blei2007slda"/>
     <w:p>
       <w:pPr>
         <w:pStyle w:val="Bibliography"/>
@@ -41732,8 +42097,8 @@
         <w:t xml:space="preserve">(eds. Platt, J. C., Koller, D., Singer, Y. &amp; Roweis, S. T.) 121–128 (Curran Associates, Inc., 2007).</w:t>
       </w:r>
     </w:p>
-    <w:bookmarkEnd w:id="62"/>
-    <w:bookmarkStart w:id="64" w:name="ref-raphael2017integrated"/>
+    <w:bookmarkEnd w:id="97"/>
+    <w:bookmarkStart w:id="99" w:name="ref-raphael2017integrated"/>
     <w:p>
       <w:pPr>
         <w:pStyle w:val="Bibliography"/>
@@ -41763,7 +42128,7 @@
       <w:r>
         <w:t xml:space="preserve"> </w:t>
       </w:r>
-      <w:hyperlink r:id="rId63">
+      <w:hyperlink r:id="rId98">
         <w:r>
           <w:rPr>
             <w:rStyle w:val="Hyperlink"/>
@@ -41798,8 +42163,8 @@
         <w:t xml:space="preserve">, 185–203 (2017).</w:t>
       </w:r>
     </w:p>
-    <w:bookmarkEnd w:id="64"/>
-    <w:bookmarkStart w:id="66" w:name="ref-cao2021proteogenomic"/>
+    <w:bookmarkEnd w:id="99"/>
+    <w:bookmarkStart w:id="101" w:name="ref-cao2021proteogenomic"/>
     <w:p>
       <w:pPr>
         <w:pStyle w:val="Bibliography"/>
@@ -41829,7 +42194,7 @@
       <w:r>
         <w:t xml:space="preserve"> </w:t>
       </w:r>
-      <w:hyperlink r:id="rId65">
+      <w:hyperlink r:id="rId100">
         <w:r>
           <w:rPr>
             <w:rStyle w:val="Hyperlink"/>
@@ -41864,8 +42229,8 @@
         <w:t xml:space="preserve">, 5031–5052 (2021).</w:t>
       </w:r>
     </w:p>
-    <w:bookmarkEnd w:id="66"/>
-    <w:bookmarkStart w:id="68" w:name="ref-dijk2020unsupervised"/>
+    <w:bookmarkEnd w:id="101"/>
+    <w:bookmarkStart w:id="103" w:name="ref-dijk2020unsupervised"/>
     <w:p>
       <w:pPr>
         <w:pStyle w:val="Bibliography"/>
@@ -41895,7 +42260,7 @@
       <w:r>
         <w:t xml:space="preserve"> </w:t>
       </w:r>
-      <w:hyperlink r:id="rId67">
+      <w:hyperlink r:id="rId102">
         <w:r>
           <w:rPr>
             <w:rStyle w:val="Hyperlink"/>
@@ -41930,8 +42295,8 @@
         <w:t xml:space="preserve">, 337 (2020).</w:t>
       </w:r>
     </w:p>
-    <w:bookmarkEnd w:id="68"/>
-    <w:bookmarkStart w:id="70" w:name="ref-moffitt2015virtual"/>
+    <w:bookmarkEnd w:id="103"/>
+    <w:bookmarkStart w:id="105" w:name="ref-moffitt2015virtual"/>
     <w:p>
       <w:pPr>
         <w:pStyle w:val="Bibliography"/>
@@ -41961,7 +42326,7 @@
       <w:r>
         <w:t xml:space="preserve"> </w:t>
       </w:r>
-      <w:hyperlink r:id="rId69">
+      <w:hyperlink r:id="rId104">
         <w:r>
           <w:rPr>
             <w:rStyle w:val="Hyperlink"/>
@@ -41996,8 +42361,8 @@
         <w:t xml:space="preserve">, 1168–1178 (2015).</w:t>
       </w:r>
     </w:p>
-    <w:bookmarkEnd w:id="70"/>
-    <w:bookmarkStart w:id="72" w:name="ref-Bailey2016"/>
+    <w:bookmarkEnd w:id="105"/>
+    <w:bookmarkStart w:id="107" w:name="ref-Bailey2016"/>
     <w:p>
       <w:pPr>
         <w:pStyle w:val="Bibliography"/>
@@ -42027,7 +42392,7 @@
       <w:r>
         <w:t xml:space="preserve"> </w:t>
       </w:r>
-      <w:hyperlink r:id="rId71">
+      <w:hyperlink r:id="rId106">
         <w:r>
           <w:rPr>
             <w:rStyle w:val="Hyperlink"/>
@@ -42062,8 +42427,8 @@
         <w:t xml:space="preserve">, 47–52 (2016).</w:t>
       </w:r>
     </w:p>
-    <w:bookmarkEnd w:id="72"/>
-    <w:bookmarkStart w:id="74" w:name="ref-puleo2018stratification"/>
+    <w:bookmarkEnd w:id="107"/>
+    <w:bookmarkStart w:id="109" w:name="ref-puleo2018stratification"/>
     <w:p>
       <w:pPr>
         <w:pStyle w:val="Bibliography"/>
@@ -42093,7 +42458,7 @@
       <w:r>
         <w:t xml:space="preserve"> </w:t>
       </w:r>
-      <w:hyperlink r:id="rId73">
+      <w:hyperlink r:id="rId108">
         <w:r>
           <w:rPr>
             <w:rStyle w:val="Hyperlink"/>
@@ -42128,8 +42493,8 @@
         <w:t xml:space="preserve">, 1999–2013 (2018).</w:t>
       </w:r>
     </w:p>
-    <w:bookmarkEnd w:id="74"/>
-    <w:bookmarkStart w:id="76" w:name="ref-rashid2020purity"/>
+    <w:bookmarkEnd w:id="109"/>
+    <w:bookmarkStart w:id="111" w:name="ref-rashid2020purity"/>
     <w:p>
       <w:pPr>
         <w:pStyle w:val="Bibliography"/>
@@ -42159,7 +42524,7 @@
       <w:r>
         <w:t xml:space="preserve"> </w:t>
       </w:r>
-      <w:hyperlink r:id="rId75">
+      <w:hyperlink r:id="rId110">
         <w:r>
           <w:rPr>
             <w:rStyle w:val="Hyperlink"/>
@@ -42194,8 +42559,8 @@
         <w:t xml:space="preserve">, 82–92 (2020).</w:t>
       </w:r>
     </w:p>
-    <w:bookmarkEnd w:id="76"/>
-    <w:bookmarkStart w:id="78" w:name="ref-peng2024determination"/>
+    <w:bookmarkEnd w:id="111"/>
+    <w:bookmarkStart w:id="113" w:name="ref-peng2024determination"/>
     <w:p>
       <w:pPr>
         <w:pStyle w:val="Bibliography"/>
@@ -42225,7 +42590,7 @@
       <w:r>
         <w:t xml:space="preserve"> </w:t>
       </w:r>
-      <w:hyperlink r:id="rId77">
+      <w:hyperlink r:id="rId112">
         <w:r>
           <w:rPr>
             <w:rStyle w:val="Hyperlink"/>
@@ -42260,8 +42625,8 @@
         <w:t xml:space="preserve">, 102611 (2026).</w:t>
       </w:r>
     </w:p>
-    <w:bookmarkEnd w:id="78"/>
-    <w:bookmarkStart w:id="80" w:name="ref-collisson2011subtypes"/>
+    <w:bookmarkEnd w:id="113"/>
+    <w:bookmarkStart w:id="115" w:name="ref-collisson2011subtypes"/>
     <w:p>
       <w:pPr>
         <w:pStyle w:val="Bibliography"/>
@@ -42291,7 +42656,7 @@
       <w:r>
         <w:t xml:space="preserve"> </w:t>
       </w:r>
-      <w:hyperlink r:id="rId79">
+      <w:hyperlink r:id="rId114">
         <w:r>
           <w:rPr>
             <w:rStyle w:val="Hyperlink"/>
@@ -42326,8 +42691,8 @@
         <w:t xml:space="preserve">, 500–503 (2011).</w:t>
       </w:r>
     </w:p>
-    <w:bookmarkEnd w:id="80"/>
-    <w:bookmarkStart w:id="82" w:name="ref-peng2019novo"/>
+    <w:bookmarkEnd w:id="115"/>
+    <w:bookmarkStart w:id="117" w:name="ref-peng2019novo"/>
     <w:p>
       <w:pPr>
         <w:pStyle w:val="Bibliography"/>
@@ -42347,7 +42712,7 @@
       <w:r>
         <w:t xml:space="preserve"> </w:t>
       </w:r>
-      <w:hyperlink r:id="rId81">
+      <w:hyperlink r:id="rId116">
         <w:r>
           <w:rPr>
             <w:rStyle w:val="Hyperlink"/>
@@ -42382,8 +42747,8 @@
         <w:t xml:space="preserve">, 4729 (2019).</w:t>
       </w:r>
     </w:p>
-    <w:bookmarkEnd w:id="82"/>
-    <w:bookmarkStart w:id="84" w:name="ref-Maurer2019"/>
+    <w:bookmarkEnd w:id="117"/>
+    <w:bookmarkStart w:id="119" w:name="ref-Maurer2019"/>
     <w:p>
       <w:pPr>
         <w:pStyle w:val="Bibliography"/>
@@ -42413,7 +42778,7 @@
       <w:r>
         <w:t xml:space="preserve"> </w:t>
       </w:r>
-      <w:hyperlink r:id="rId83">
+      <w:hyperlink r:id="rId118">
         <w:r>
           <w:rPr>
             <w:rStyle w:val="Hyperlink"/>
@@ -42448,8 +42813,8 @@
         <w:t xml:space="preserve">, 1034–1043 (2019).</w:t>
       </w:r>
     </w:p>
-    <w:bookmarkEnd w:id="84"/>
-    <w:bookmarkStart w:id="86" w:name="ref-elyada2019cross"/>
+    <w:bookmarkEnd w:id="119"/>
+    <w:bookmarkStart w:id="121" w:name="ref-elyada2019cross"/>
     <w:p>
       <w:pPr>
         <w:pStyle w:val="Bibliography"/>
@@ -42479,7 +42844,7 @@
       <w:r>
         <w:t xml:space="preserve"> </w:t>
       </w:r>
-      <w:hyperlink r:id="rId85">
+      <w:hyperlink r:id="rId120">
         <w:r>
           <w:rPr>
             <w:rStyle w:val="Hyperlink"/>
@@ -42514,8 +42879,8 @@
         <w:t xml:space="preserve">, 1102–1123 (2019).</w:t>
       </w:r>
     </w:p>
-    <w:bookmarkEnd w:id="86"/>
-    <w:bookmarkStart w:id="88" w:name="ref-leary2023s"/>
+    <w:bookmarkEnd w:id="121"/>
+    <w:bookmarkStart w:id="123" w:name="ref-leary2023s"/>
     <w:p>
       <w:pPr>
         <w:pStyle w:val="Bibliography"/>
@@ -42545,7 +42910,7 @@
       <w:r>
         <w:t xml:space="preserve"> </w:t>
       </w:r>
-      <w:hyperlink r:id="rId87">
+      <w:hyperlink r:id="rId122">
         <w:r>
           <w:rPr>
             <w:rStyle w:val="Hyperlink"/>
@@ -42610,8 +42975,8 @@
         <w:t xml:space="preserve">, btad449 (2023).</w:t>
       </w:r>
     </w:p>
-    <w:bookmarkEnd w:id="88"/>
-    <w:bookmarkStart w:id="90" w:name="ref-chansengyue2020transcription"/>
+    <w:bookmarkEnd w:id="123"/>
+    <w:bookmarkStart w:id="125" w:name="ref-chansengyue2020transcription"/>
     <w:p>
       <w:pPr>
         <w:pStyle w:val="Bibliography"/>
@@ -42641,7 +43006,7 @@
       <w:r>
         <w:t xml:space="preserve"> </w:t>
       </w:r>
-      <w:hyperlink r:id="rId89">
+      <w:hyperlink r:id="rId124">
         <w:r>
           <w:rPr>
             <w:rStyle w:val="Hyperlink"/>
@@ -42676,8 +43041,8 @@
         <w:t xml:space="preserve">, 231–240 (2020).</w:t>
       </w:r>
     </w:p>
-    <w:bookmarkEnd w:id="90"/>
-    <w:bookmarkStart w:id="91" w:name="ref-shapley1953value"/>
+    <w:bookmarkEnd w:id="125"/>
+    <w:bookmarkStart w:id="126" w:name="ref-shapley1953value"/>
     <w:p>
       <w:pPr>
         <w:pStyle w:val="Bibliography"/>
@@ -42711,8 +43076,8 @@
         <w:t xml:space="preserve">(eds. Kuhn, H. W. &amp; Tucker, A. W.) 307–317 (Princeton University Press, 1953).</w:t>
       </w:r>
     </w:p>
-    <w:bookmarkEnd w:id="91"/>
-    <w:bookmarkStart w:id="93" w:name="ref-birolo2025beyondcox"/>
+    <w:bookmarkEnd w:id="126"/>
+    <w:bookmarkStart w:id="128" w:name="ref-birolo2025beyondcox"/>
     <w:p>
       <w:pPr>
         <w:pStyle w:val="Bibliography"/>
@@ -42742,7 +43107,7 @@
       <w:r>
         <w:t xml:space="preserve"> </w:t>
       </w:r>
-      <w:hyperlink r:id="rId92">
+      <w:hyperlink r:id="rId127">
         <w:r>
           <w:rPr>
             <w:rStyle w:val="Hyperlink"/>
@@ -42801,8 +43166,8 @@
         <w:t xml:space="preserve">, 111176 (2025).</w:t>
       </w:r>
     </w:p>
-    <w:bookmarkEnd w:id="93"/>
-    <w:bookmarkStart w:id="95" w:name="ref-hao2021dnnsurv"/>
+    <w:bookmarkEnd w:id="128"/>
+    <w:bookmarkStart w:id="130" w:name="ref-hao2021dnnsurv"/>
     <w:p>
       <w:pPr>
         <w:pStyle w:val="Bibliography"/>
@@ -42822,7 +43187,7 @@
       <w:r>
         <w:t xml:space="preserve"> </w:t>
       </w:r>
-      <w:hyperlink r:id="rId94">
+      <w:hyperlink r:id="rId129">
         <w:r>
           <w:rPr>
             <w:rStyle w:val="Hyperlink"/>
@@ -42857,9 +43222,9 @@
         <w:t xml:space="preserve">, 1244 (2021).</w:t>
       </w:r>
     </w:p>
-    <w:bookmarkEnd w:id="95"/>
-    <w:bookmarkEnd w:id="96"/>
-    <w:bookmarkEnd w:id="97"/>
+    <w:bookmarkEnd w:id="130"/>
+    <w:bookmarkEnd w:id="131"/>
+    <w:bookmarkEnd w:id="132"/>
     <w:sectPr/>
   </w:body>
 </w:document>

--- a/paper/si_appendix.docx
+++ b/paper/si_appendix.docx
@@ -21,7 +21,13 @@
         <w:pStyle w:val="Subtitle"/>
       </w:pPr>
       <w:r>
-        <w:t xml:space="preserve">DeSurv,</w:t>
+        <w:t xml:space="preserve">DeSurv</w:t>
+      </w:r>
+      <w:r>
+        <w:t xml:space="preserve"> </w:t>
+      </w:r>
+      <w:r>
+        <w:t xml:space="preserve">identifies</w:t>
       </w:r>
       <w:r>
         <w:t xml:space="preserve"> </w:t>
@@ -33,6 +39,54 @@
         <w:t xml:space="preserve"> </w:t>
       </w:r>
       <w:r>
+        <w:t xml:space="preserve">replicable</w:t>
+      </w:r>
+      <w:r>
+        <w:t xml:space="preserve"> </w:t>
+      </w:r>
+      <w:r>
+        <w:t xml:space="preserve">tumor–stroma</w:t>
+      </w:r>
+      <w:r>
+        <w:t xml:space="preserve"> </w:t>
+      </w:r>
+      <w:r>
+        <w:t xml:space="preserve">prognostic</w:t>
+      </w:r>
+      <w:r>
+        <w:t xml:space="preserve"> </w:t>
+      </w:r>
+      <w:r>
+        <w:t xml:space="preserve">architecture</w:t>
+      </w:r>
+      <w:r>
+        <w:t xml:space="preserve"> </w:t>
+      </w:r>
+      <w:r>
+        <w:t xml:space="preserve">in</w:t>
+      </w:r>
+      <w:r>
+        <w:t xml:space="preserve"> </w:t>
+      </w:r>
+      <w:r>
+        <w:t xml:space="preserve">pancreatic</w:t>
+      </w:r>
+      <w:r>
+        <w:t xml:space="preserve"> </w:t>
+      </w:r>
+      <w:r>
+        <w:t xml:space="preserve">cancer</w:t>
+      </w:r>
+      <w:r>
+        <w:t xml:space="preserve"> </w:t>
+      </w:r>
+      <w:r>
+        <w:t xml:space="preserve">through</w:t>
+      </w:r>
+      <w:r>
+        <w:t xml:space="preserve"> </w:t>
+      </w:r>
+      <w:r>
         <w:t xml:space="preserve">survival-supervised</w:t>
       </w:r>
       <w:r>
@@ -46,66 +100,6 @@
       </w:r>
       <w:r>
         <w:t xml:space="preserve">factorization</w:t>
-      </w:r>
-      <w:r>
-        <w:t xml:space="preserve"> </w:t>
-      </w:r>
-      <w:r>
-        <w:t xml:space="preserve">framework,</w:t>
-      </w:r>
-      <w:r>
-        <w:t xml:space="preserve"> </w:t>
-      </w:r>
-      <w:r>
-        <w:t xml:space="preserve">identifies</w:t>
-      </w:r>
-      <w:r>
-        <w:t xml:space="preserve"> </w:t>
-      </w:r>
-      <w:r>
-        <w:t xml:space="preserve">a</w:t>
-      </w:r>
-      <w:r>
-        <w:t xml:space="preserve"> </w:t>
-      </w:r>
-      <w:r>
-        <w:t xml:space="preserve">replicable</w:t>
-      </w:r>
-      <w:r>
-        <w:t xml:space="preserve"> </w:t>
-      </w:r>
-      <w:r>
-        <w:t xml:space="preserve">tumor–stroma</w:t>
-      </w:r>
-      <w:r>
-        <w:t xml:space="preserve"> </w:t>
-      </w:r>
-      <w:r>
-        <w:t xml:space="preserve">prognostic</w:t>
-      </w:r>
-      <w:r>
-        <w:t xml:space="preserve"> </w:t>
-      </w:r>
-      <w:r>
-        <w:t xml:space="preserve">architecture</w:t>
-      </w:r>
-      <w:r>
-        <w:t xml:space="preserve"> </w:t>
-      </w:r>
-      <w:r>
-        <w:t xml:space="preserve">in</w:t>
-      </w:r>
-      <w:r>
-        <w:t xml:space="preserve"> </w:t>
-      </w:r>
-      <w:r>
-        <w:t xml:space="preserve">pancreatic</w:t>
-      </w:r>
-      <w:r>
-        <w:t xml:space="preserve"> </w:t>
-      </w:r>
-      <w:r>
-        <w:t xml:space="preserve">cancer</w:t>
       </w:r>
     </w:p>
     <w:p>

--- a/paper/si_appendix.docx
+++ b/paper/si_appendix.docx
@@ -15859,7 +15859,7 @@
         <w:t xml:space="preserve"> </w:t>
       </w:r>
       <w:r>
-        <w:t xml:space="preserve">runs were treated as inactive and excluded from clustering. The consensus matrix over the remaining genes was partitioned into</w:t>
+        <w:t xml:space="preserve">runs were treated as inactive and excluded from clustering. Because the consensus is constructed from gene-by-gene co-occurrence across restarts, it is invariant to factor-label permutations and does not require explicit alignment of factor labels across runs. The consensus matrix over the remaining genes was partitioned into</w:t>
       </w:r>
       <w:r>
         <w:t xml:space="preserve"> </w:t>
@@ -17534,7 +17534,7 @@
       </w:r>
     </w:p>
     <w:bookmarkEnd w:id="35"/>
-    <w:bookmarkStart w:id="37" w:name="survival-analysis"/>
+    <w:bookmarkStart w:id="38" w:name="survival-analysis"/>
     <w:p>
       <w:pPr>
         <w:pStyle w:val="Heading1"/>
@@ -18044,8 +18044,37 @@
       </w:r>
     </w:p>
     <w:bookmarkEnd w:id="36"/>
+    <w:bookmarkStart w:id="37" w:name="X82c96449671d97cce3e2b4bf34fdfb15c1d9204"/>
+    <w:p>
+      <w:pPr>
+        <w:pStyle w:val="Heading2"/>
+      </w:pPr>
+      <w:r>
+        <w:t xml:space="preserve">Cohort handling in the training objective</w:t>
+      </w:r>
+    </w:p>
+    <w:p>
+      <w:pPr>
+        <w:pStyle w:val="FirstParagraph"/>
+      </w:pPr>
+      <w:r>
+        <w:t xml:space="preserve">The training Cox objective was fit to the pooled TCGA-PAAD and CPTAC samples without a cohort term; cross-validation folds were constructed within cohort with stratification by event status. Because survival shapes</w:t>
+      </w:r>
+      <w:r>
+        <w:t xml:space="preserve"> </w:t>
+      </w:r>
+      <m:oMath>
+        <m:r>
+          <m:t>W</m:t>
+        </m:r>
+      </m:oMath>
+      <w:r>
+        <w:t xml:space="preserve">, a cohort effect associated with both expression and survival could in principle be rewarded by the survival gradient. As a descriptive check for cohort-driven association, computed from the cached training data and final fit and not a refit, the fitted linear predictor remained strongly associated with survival within TCGA-PAAD and CPTAC separately (in-sample HR per SD 3.50 and 3.72; Table [tab:clinical-adjustment]) and in a model stratified by cohort (HR per SD 3.35, against 3.12 unstratified), while the between-cohort shift in the score was opposite to the between-cohort hazard difference: the predictor averaged 0.73 SD higher in TCGA-PAAD, yet CPTAC had the higher hazard given the predictor (HR 1.90). These in-sample quantities argue against the specific mechanism in which the survival gradient learns cohort membership, but they do not rule out cohort influence on the factorization, which the external validation addresses directly.</w:t>
+      </w:r>
+    </w:p>
     <w:bookmarkEnd w:id="37"/>
-    <w:bookmarkStart w:id="38" w:name="gene-program-correlation-analysis"/>
+    <w:bookmarkEnd w:id="38"/>
+    <w:bookmarkStart w:id="39" w:name="gene-program-correlation-analysis"/>
     <w:p>
       <w:pPr>
         <w:pStyle w:val="Heading1"/>
@@ -21268,8 +21297,8 @@
         <w:t xml:space="preserve">The 45-program reference universe used for every factor-to-program correspondence analysis (main-text Fig. 2a,b; Supplementary Figs. [fig:fig-nmf-k7-heatmap] and [fig:fig-rpm]), generated from the same renamed and de-duplicated object the analyses read. Displayed alias is the row label used in the figures; Genes is the size of the published list; In analysis set is the number of those genes among the 1,970 analyzed genes, over which the Spearman correlation is computed. The SCISSORS restCAF and proCAF rows are the SCISSORS iCAF and myCAF signatures under DeCAF nomenclature. The two Puleo basal-like rows are different programs: the whole-tumor pure basal-like component and the tumor-compartment basal-like signature.</w:t>
       </w:r>
     </w:p>
-    <w:bookmarkEnd w:id="38"/>
-    <w:bookmarkStart w:id="39" w:name="X5aef97a5757f001f3698477374c0ce3518408db"/>
+    <w:bookmarkEnd w:id="39"/>
+    <w:bookmarkStart w:id="40" w:name="X5aef97a5757f001f3698477374c0ce3518408db"/>
     <w:p>
       <w:pPr>
         <w:pStyle w:val="Heading1"/>
@@ -22942,8 +22971,8 @@
         <w:t xml:space="preserve">).</w:t>
       </w:r>
     </w:p>
-    <w:bookmarkEnd w:id="39"/>
-    <w:bookmarkStart w:id="40" w:name="factor-correspondence-analysis"/>
+    <w:bookmarkEnd w:id="40"/>
+    <w:bookmarkStart w:id="41" w:name="factor-correspondence-analysis"/>
     <w:p>
       <w:pPr>
         <w:pStyle w:val="Heading1"/>
@@ -23127,8 +23156,8 @@
         <w:t xml:space="preserve">as columns (main text, Fig. 2d).</w:t>
       </w:r>
     </w:p>
-    <w:bookmarkEnd w:id="40"/>
-    <w:bookmarkStart w:id="41" w:name="analysis-scripts-and-cached-objects"/>
+    <w:bookmarkEnd w:id="41"/>
+    <w:bookmarkStart w:id="42" w:name="analysis-scripts-and-cached-objects"/>
     <w:p>
       <w:pPr>
         <w:pStyle w:val="Heading1"/>
@@ -23972,8 +24001,8 @@
         <w:t xml:space="preserve">Index of analysis scripts. Scripts are numbered as in the code repository; helper functions shared by several scripts (de-duplication of PACA-AU patients, validation scoring, elbow selection) are called from the scripts listed. Section numbers refer to this document.</w:t>
       </w:r>
     </w:p>
-    <w:bookmarkEnd w:id="41"/>
-    <w:bookmarkStart w:id="42" w:name="supplementary-results"/>
+    <w:bookmarkEnd w:id="42"/>
+    <w:bookmarkStart w:id="43" w:name="supplementary-results"/>
     <w:p>
       <w:pPr>
         <w:pStyle w:val="Heading1"/>
@@ -23982,8 +24011,8 @@
         <w:t xml:space="preserve">Supplementary Results</w:t>
       </w:r>
     </w:p>
-    <w:bookmarkEnd w:id="42"/>
-    <w:bookmarkStart w:id="43" w:name="Xe6ac4b0c6b90b090fd37dec025b0814a2daa6b9"/>
+    <w:bookmarkEnd w:id="43"/>
+    <w:bookmarkStart w:id="44" w:name="Xe6ac4b0c6b90b090fd37dec025b0814a2daa6b9"/>
     <w:p>
       <w:pPr>
         <w:pStyle w:val="Heading1"/>
@@ -25118,8 +25147,8 @@
         <w:t xml:space="preserve">, the mean alone accounts for about 75% of that denominator, so uncentered values are high for any nonnegative low-rank fit and are reported for completeness. On the centered definition DeSurv gives up 6.0 percentage points of reconstruction relative to NMF (1.5 on the uncentered scale).</w:t>
       </w:r>
     </w:p>
-    <w:bookmarkEnd w:id="43"/>
-    <w:bookmarkStart w:id="47" w:name="the-d1-axis-is-not-specific-to-desurv"/>
+    <w:bookmarkEnd w:id="44"/>
+    <w:bookmarkStart w:id="48" w:name="the-d1-axis-is-not-specific-to-desurv"/>
     <w:p>
       <w:pPr>
         <w:pStyle w:val="Heading1"/>
@@ -25386,18 +25415,18 @@
           <wp:inline>
             <wp:extent cx="5334000" cy="2486236"/>
             <wp:effectExtent b="0" l="0" r="0" t="0"/>
-            <wp:docPr descr="" title="" id="45" name="Picture"/>
+            <wp:docPr descr="" title="" id="46" name="Picture"/>
             <a:graphic>
               <a:graphicData uri="http://schemas.openxmlformats.org/drawingml/2006/picture">
                 <pic:pic>
                   <pic:nvPicPr>
-                    <pic:cNvPr descr=".docx_media/figures_fig_supervised_recovery.png" id="46" name="Picture"/>
+                    <pic:cNvPr descr=".docx_media/figures_fig_supervised_recovery.png" id="47" name="Picture"/>
                     <pic:cNvPicPr>
                       <a:picLocks noChangeArrowheads="1" noChangeAspect="1"/>
                     </pic:cNvPicPr>
                   </pic:nvPicPr>
                   <pic:blipFill>
-                    <a:blip r:embed="rId44"/>
+                    <a:blip r:embed="rId45"/>
                     <a:stretch>
                       <a:fillRect/>
                     </a:stretch>
@@ -25436,8 +25465,8 @@
         <w:t xml:space="preserve">Independent survival-supervised methods recover the D1 axis; an unsupervised method does not. (a) Absolute correlation (across training-cohort patients) of each method’s leading direction with the DeSurv D1 score, in the training cohort: supervised principal components, Cox partial least squares, and sparse Cox all recover D1 (green), whereas the leading unsupervised principal component does not (grey). (b) Sample-level agreement with D1 for Cox-PLS (supervised, green) versus the first unsupervised principal component (grey).</w:t>
       </w:r>
     </w:p>
-    <w:bookmarkEnd w:id="47"/>
-    <w:bookmarkStart w:id="48" w:name="X9757ed67decbd0705bb487c4901c09b15a3ba5f"/>
+    <w:bookmarkEnd w:id="48"/>
+    <w:bookmarkStart w:id="49" w:name="X9757ed67decbd0705bb487c4901c09b15a3ba5f"/>
     <w:p>
       <w:pPr>
         <w:pStyle w:val="Heading1"/>
@@ -25790,8 +25819,8 @@
         <w:t xml:space="preserve">The distinction is therefore representational: DeSurv preserves stromal context as an explicit program even when that program does not contribute independently to the fitted linear predictor.</w:t>
       </w:r>
     </w:p>
-    <w:bookmarkEnd w:id="48"/>
-    <w:bookmarkStart w:id="49" w:name="Xa2ff139905cf53f2ad50f77e672e78f3363c375"/>
+    <w:bookmarkEnd w:id="49"/>
+    <w:bookmarkStart w:id="50" w:name="Xa2ff139905cf53f2ad50f77e672e78f3363c375"/>
     <w:p>
       <w:pPr>
         <w:pStyle w:val="Heading1"/>
@@ -26132,8 +26161,8 @@
         <w:t xml:space="preserve">rather than higher predictive accuracy.</w:t>
       </w:r>
     </w:p>
-    <w:bookmarkEnd w:id="49"/>
-    <w:bookmarkStart w:id="50" w:name="proportional-hazards-diagnostic"/>
+    <w:bookmarkEnd w:id="50"/>
+    <w:bookmarkStart w:id="51" w:name="proportional-hazards-diagnostic"/>
     <w:p>
       <w:pPr>
         <w:pStyle w:val="Heading1"/>
@@ -26269,8 +26298,8 @@
         <w:t xml:space="preserve">on Kaplan–Meier-transformed time) from a positive value. The reported pooled hazard ratio is therefore a time-averaged summary of that association, not a constant multiplicative effect. The horizon-integrated proper-scoring (IBS/IPA) sensitivity above complements it by integrating prediction accuracy over each cohort’s event-time horizon rather than through a single hazard-ratio summary.</w:t>
       </w:r>
     </w:p>
-    <w:bookmarkEnd w:id="50"/>
-    <w:bookmarkStart w:id="51" w:name="Xaec9edd6711a52a4732157f98ee6881b605b395"/>
+    <w:bookmarkEnd w:id="51"/>
+    <w:bookmarkStart w:id="52" w:name="Xaec9edd6711a52a4732157f98ee6881b605b395"/>
     <w:p>
       <w:pPr>
         <w:pStyle w:val="Heading1"/>
@@ -26698,8 +26727,8 @@
         <w:t xml:space="preserve">); the per-cohort hazard ratios and C-indices are given in Table [tab:het-ci].</w:t>
       </w:r>
     </w:p>
-    <w:bookmarkEnd w:id="51"/>
-    <w:bookmarkStart w:id="52" w:name="variance-partition-of-the-d1-score"/>
+    <w:bookmarkEnd w:id="52"/>
+    <w:bookmarkStart w:id="53" w:name="variance-partition-of-the-d1-score"/>
     <w:p>
       <w:pPr>
         <w:pStyle w:val="Heading1"/>
@@ -27095,8 +27124,8 @@
         <w:t xml:space="preserve">). D1’s prognostic information is therefore not captured by the saturated four-level joint classification.</w:t>
       </w:r>
     </w:p>
-    <w:bookmarkEnd w:id="52"/>
-    <w:bookmarkStart w:id="53" w:name="Xddc27719868698939a9a11e7f4ff5bdee7456c2"/>
+    <w:bookmarkEnd w:id="53"/>
+    <w:bookmarkStart w:id="54" w:name="Xddc27719868698939a9a11e7f4ff5bdee7456c2"/>
     <w:p>
       <w:pPr>
         <w:pStyle w:val="Heading1"/>
@@ -28181,8 +28210,8 @@
         <w:t xml:space="preserve">of its 123 patients. Training-cohort (TCGA, CPTAC) hazard ratios are in-sample.</w:t>
       </w:r>
     </w:p>
-    <w:bookmarkEnd w:id="53"/>
-    <w:bookmarkStart w:id="54" w:name="X8cbc407d541f9b11d40711e80c4433cb4b305b3"/>
+    <w:bookmarkEnd w:id="54"/>
+    <w:bookmarkStart w:id="55" w:name="X8cbc407d541f9b11d40711e80c4433cb4b305b3"/>
     <w:p>
       <w:pPr>
         <w:pStyle w:val="Heading1"/>
@@ -28313,8 +28342,8 @@
         <w:t xml:space="preserve">100 of the 100 runs terminated on the stopping criterion rather than the iteration cap, none failed numerically, and in every run the recorded penalized objective decreased monotonically to a numerically stable value; the median number of iterations was 38 (range 17–233). The size of the decrease from a random start varies widely between initializations, but that quantity primarily reflects the starting objective value rather than agreement among the final solutions. Whether independent runs of the reported procedure recover the same gene programs is addressed in Stability of the recovered gene programs below.</w:t>
       </w:r>
     </w:p>
-    <w:bookmarkEnd w:id="54"/>
-    <w:bookmarkStart w:id="55" w:name="stability-of-the-recovered-gene-programs"/>
+    <w:bookmarkEnd w:id="55"/>
+    <w:bookmarkStart w:id="56" w:name="stability-of-the-recovered-gene-programs"/>
     <w:p>
       <w:pPr>
         <w:pStyle w:val="Heading1"/>
@@ -28851,8 +28880,8 @@
         <w:t xml:space="preserve">from reproducibility of the frozen end-to-end procedure.</w:t>
       </w:r>
     </w:p>
-    <w:bookmarkEnd w:id="55"/>
-    <w:bookmarkStart w:id="59" w:name="Xa656e561b251301228bdad7d1c71d379544158a"/>
+    <w:bookmarkEnd w:id="56"/>
+    <w:bookmarkStart w:id="60" w:name="Xa656e561b251301228bdad7d1c71d379544158a"/>
     <w:p>
       <w:pPr>
         <w:pStyle w:val="Heading1"/>
@@ -29276,18 +29305,18 @@
           <wp:inline>
             <wp:extent cx="5334000" cy="5719186"/>
             <wp:effectExtent b="0" l="0" r="0" t="0"/>
-            <wp:docPr descr="" title="" id="57" name="Picture"/>
+            <wp:docPr descr="" title="" id="58" name="Picture"/>
             <a:graphic>
               <a:graphicData uri="http://schemas.openxmlformats.org/drawingml/2006/picture">
                 <pic:pic>
                   <pic:nvPicPr>
-                    <pic:cNvPr descr=".docx_media/figures_fig_sim_null_mixed_1.png" id="58" name="Picture"/>
+                    <pic:cNvPr descr=".docx_media/figures_fig_sim_null_mixed_1.png" id="59" name="Picture"/>
                     <pic:cNvPicPr>
                       <a:picLocks noChangeArrowheads="1" noChangeAspect="1"/>
                     </pic:cNvPicPr>
                   </pic:nvPicPr>
                   <pic:blipFill>
-                    <a:blip r:embed="rId56"/>
+                    <a:blip r:embed="rId57"/>
                     <a:stretch>
                       <a:fillRect/>
                     </a:stretch>
@@ -29443,8 +29472,8 @@
         <w:t xml:space="preserve">); both Bayesian-optimized.</w:t>
       </w:r>
     </w:p>
-    <w:bookmarkEnd w:id="59"/>
-    <w:bookmarkStart w:id="63" w:name="X680e376122d014d3f7c1287c73305ede05e677a"/>
+    <w:bookmarkEnd w:id="60"/>
+    <w:bookmarkStart w:id="64" w:name="X680e376122d014d3f7c1287c73305ede05e677a"/>
     <w:p>
       <w:pPr>
         <w:pStyle w:val="Heading1"/>
@@ -30196,18 +30225,18 @@
           <wp:inline>
             <wp:extent cx="5334000" cy="5244713"/>
             <wp:effectExtent b="0" l="0" r="0" t="0"/>
-            <wp:docPr descr="" title="" id="61" name="Picture"/>
+            <wp:docPr descr="" title="" id="62" name="Picture"/>
             <a:graphic>
               <a:graphicData uri="http://schemas.openxmlformats.org/drawingml/2006/picture">
                 <pic:pic>
                   <pic:nvPicPr>
-                    <pic:cNvPr descr=".docx_media/figures_fig_cindex_by_k_1.png" id="62" name="Picture"/>
+                    <pic:cNvPr descr=".docx_media/figures_fig_cindex_by_k_1.png" id="63" name="Picture"/>
                     <pic:cNvPicPr>
                       <a:picLocks noChangeArrowheads="1" noChangeAspect="1"/>
                     </pic:cNvPicPr>
                   </pic:nvPicPr>
                   <pic:blipFill>
-                    <a:blip r:embed="rId60"/>
+                    <a:blip r:embed="rId61"/>
                     <a:stretch>
                       <a:fillRect/>
                     </a:stretch>
@@ -30568,8 +30597,8 @@
         <w:t xml:space="preserve">).</w:t>
       </w:r>
     </w:p>
-    <w:bookmarkEnd w:id="63"/>
-    <w:bookmarkStart w:id="67" w:name="standard-nmf-rank-selection-heuristics"/>
+    <w:bookmarkEnd w:id="64"/>
+    <w:bookmarkStart w:id="68" w:name="standard-nmf-rank-selection-heuristics"/>
     <w:p>
       <w:pPr>
         <w:pStyle w:val="Heading1"/>
@@ -30629,18 +30658,18 @@
           <wp:inline>
             <wp:extent cx="5334000" cy="2979786"/>
             <wp:effectExtent b="0" l="0" r="0" t="0"/>
-            <wp:docPr descr="" title="" id="65" name="Picture"/>
+            <wp:docPr descr="" title="" id="66" name="Picture"/>
             <a:graphic>
               <a:graphicData uri="http://schemas.openxmlformats.org/drawingml/2006/picture">
                 <pic:pic>
                   <pic:nvPicPr>
-                    <pic:cNvPr descr=".docx_media/figures_fig_nmf_diagnostics_1.png" id="66" name="Picture"/>
+                    <pic:cNvPr descr=".docx_media/figures_fig_nmf_diagnostics_1.png" id="67" name="Picture"/>
                     <pic:cNvPicPr>
                       <a:picLocks noChangeArrowheads="1" noChangeAspect="1"/>
                     </pic:cNvPicPr>
                   </pic:nvPicPr>
                   <pic:blipFill>
-                    <a:blip r:embed="rId64"/>
+                    <a:blip r:embed="rId65"/>
                     <a:stretch>
                       <a:fillRect/>
                     </a:stretch>
@@ -30736,8 +30765,8 @@
         <w:t xml:space="preserve">. These criteria yield inconsistent guidance, illustrating the ambiguity of rank selection under unsupervised criteria; the main text selects rank on cross-validated prognostic performance.</w:t>
       </w:r>
     </w:p>
-    <w:bookmarkEnd w:id="67"/>
-    <w:bookmarkStart w:id="77" w:name="X4dda6bee917749c7c18e0c1a7409d8a52d8a569"/>
+    <w:bookmarkEnd w:id="68"/>
+    <w:bookmarkStart w:id="78" w:name="X4dda6bee917749c7c18e0c1a7409d8a52d8a569"/>
     <w:p>
       <w:pPr>
         <w:pStyle w:val="Heading1"/>
@@ -30963,18 +30992,18 @@
           <wp:inline>
             <wp:extent cx="5070485" cy="4214191"/>
             <wp:effectExtent b="0" l="0" r="0" t="0"/>
-            <wp:docPr descr="Gene-program correspondence for the rank-optimized unsupervised control (k = 7, BO-selected rank at \alpha = 0), computed with the same Spearman-correlation analysis and reference programs as main-text Fig. 2a,b (top 50 genes per factor; reference programs with r &gt; 0.2 for at least one factor are shown). Compared with the matched-rank k = 3 solution, the k = 7 solution shows broader correspondence to established PDAC programs, with some programs represented by more than one factor. Supplementary Fig. [fig:fig-rpm] quantifies the accompanying changes in coverage and multiplicity." title="" id="69" name="Picture"/>
+            <wp:docPr descr="Gene-program correspondence for the rank-optimized unsupervised control (k = 7, BO-selected rank at \alpha = 0), computed with the same Spearman-correlation analysis and reference programs as main-text Fig. 2a,b (top 50 genes per factor; reference programs with r &gt; 0.2 for at least one factor are shown). Compared with the matched-rank k = 3 solution, the k = 7 solution shows broader correspondence to established PDAC programs, with some programs represented by more than one factor. Supplementary Fig. [fig:fig-rpm] quantifies the accompanying changes in coverage and multiplicity." title="" id="70" name="Picture"/>
             <a:graphic>
               <a:graphicData uri="http://schemas.openxmlformats.org/drawingml/2006/picture">
                 <pic:pic>
                   <pic:nvPicPr>
-                    <pic:cNvPr descr="figures/fig-nmf-k7-heatmap-1.png" id="70" name="Picture"/>
+                    <pic:cNvPr descr="figures/fig-nmf-k7-heatmap-1.png" id="71" name="Picture"/>
                     <pic:cNvPicPr>
                       <a:picLocks noChangeArrowheads="1" noChangeAspect="1"/>
                     </pic:cNvPicPr>
                   </pic:nvPicPr>
                   <pic:blipFill>
-                    <a:blip r:embed="rId68"/>
+                    <a:blip r:embed="rId69"/>
                     <a:stretch>
                       <a:fillRect/>
                     </a:stretch>
@@ -31115,7 +31144,7 @@
         <w:t xml:space="preserve">solution shows broader correspondence to established PDAC programs, with some programs represented by more than one factor. Supplementary Fig. [fig:fig-rpm] quantifies the accompanying changes in coverage and multiplicity.</w:t>
       </w:r>
     </w:p>
-    <w:bookmarkStart w:id="74" w:name="X8d63477c1765a3ab1bb7b6ce3d8970cbbc5fb88"/>
+    <w:bookmarkStart w:id="75" w:name="X8d63477c1765a3ab1bb7b6ce3d8970cbbc5fb88"/>
     <w:p>
       <w:pPr>
         <w:pStyle w:val="Heading2"/>
@@ -31737,18 +31766,18 @@
           <wp:inline>
             <wp:extent cx="5334000" cy="7111999"/>
             <wp:effectExtent b="0" l="0" r="0" t="0"/>
-            <wp:docPr descr="" title="" id="72" name="Picture"/>
+            <wp:docPr descr="" title="" id="73" name="Picture"/>
             <a:graphic>
               <a:graphicData uri="http://schemas.openxmlformats.org/drawingml/2006/picture">
                 <pic:pic>
                   <pic:nvPicPr>
-                    <pic:cNvPr descr=".docx_media/figures_fig_reference_program_multiplicity.png" id="73" name="Picture"/>
+                    <pic:cNvPr descr=".docx_media/figures_fig_reference_program_multiplicity.png" id="74" name="Picture"/>
                     <pic:cNvPicPr>
                       <a:picLocks noChangeArrowheads="1" noChangeAspect="1"/>
                     </pic:cNvPicPr>
                   </pic:nvPicPr>
                   <pic:blipFill>
-                    <a:blip r:embed="rId71"/>
+                    <a:blip r:embed="rId72"/>
                     <a:stretch>
                       <a:fillRect/>
                     </a:stretch>
@@ -33362,8 +33391,8 @@
         <w:t xml:space="preserve">Cohort-specific external-validation estimates for the frozen DeSurv linear predictor, on the de-duplicated patient-level table (570 unique patients, 388 deaths; PACA-AU represented once, RNA-seq retained). Hazard ratios are per standard deviation of the linear predictor computed within that cohort, the convention used for the interaction test, so they are not comparable to the pooled-standard-deviation hazard ratio in main-text Table [tab:hr-adjusted]. C-index confidence intervals are percentile intervals from 1000 stratified bootstrap replicates (seed 1) resampling within cohort; the combined C-index is the event-weighted mean of the four cohort values.</w:t>
       </w:r>
     </w:p>
-    <w:bookmarkEnd w:id="74"/>
-    <w:bookmarkStart w:id="75" w:name="X963ec26f3903600f41332d8e5f3729b562d7f7d"/>
+    <w:bookmarkEnd w:id="75"/>
+    <w:bookmarkStart w:id="76" w:name="X963ec26f3903600f41332d8e5f3729b562d7f7d"/>
     <w:p>
       <w:pPr>
         <w:pStyle w:val="Heading2"/>
@@ -33631,8 +33660,8 @@
         <w:t xml:space="preserve">classification; the underlying gene sets are the single-cell-derived ones.</w:t>
       </w:r>
     </w:p>
-    <w:bookmarkEnd w:id="75"/>
-    <w:bookmarkStart w:id="76" w:name="X6f729c35316c2e7930773018bbceb9e5a443d40"/>
+    <w:bookmarkEnd w:id="76"/>
+    <w:bookmarkStart w:id="77" w:name="X6f729c35316c2e7930773018bbceb9e5a443d40"/>
     <w:p>
       <w:pPr>
         <w:pStyle w:val="Heading2"/>
@@ -34290,9 +34319,9 @@
         <w:t xml:space="preserve">control and the DeSurv linear predictor retain significant prognostic value after adjustment for established classifiers (main-text Table [tab:hr-adjusted]); DeSurv does so with fewer factors.</w:t>
       </w:r>
     </w:p>
-    <w:bookmarkEnd w:id="76"/>
     <w:bookmarkEnd w:id="77"/>
-    <w:bookmarkStart w:id="78" w:name="Xdd472bc821fe0f6c222341637be91ad6e9ddaaf"/>
+    <w:bookmarkEnd w:id="78"/>
+    <w:bookmarkStart w:id="79" w:name="Xdd472bc821fe0f6c222341637be91ad6e9ddaaf"/>
     <w:p>
       <w:pPr>
         <w:pStyle w:val="Heading1"/>
@@ -44995,8 +45024,8 @@
         <w:t xml:space="preserve">.</w:t>
       </w:r>
     </w:p>
-    <w:bookmarkEnd w:id="78"/>
-    <w:bookmarkStart w:id="82" w:name="Xefc23c928fe1fa68013ac6058f366bd43ddb2b7"/>
+    <w:bookmarkEnd w:id="79"/>
+    <w:bookmarkStart w:id="83" w:name="Xefc23c928fe1fa68013ac6058f366bd43ddb2b7"/>
     <w:p>
       <w:pPr>
         <w:pStyle w:val="Heading1"/>
@@ -45164,7 +45193,7 @@
         <w:t xml:space="preserve">predicts survival.</w:t>
       </w:r>
     </w:p>
-    <w:bookmarkStart w:id="79" w:name="Xe4e0c00ff0320398a452e84b8e554a8a25af80c"/>
+    <w:bookmarkStart w:id="80" w:name="Xe4e0c00ff0320398a452e84b8e554a8a25af80c"/>
     <w:p>
       <w:pPr>
         <w:pStyle w:val="Heading2"/>
@@ -45410,8 +45439,8 @@
         <w:t xml:space="preserve">direction rather than the stromal programs.</w:t>
       </w:r>
     </w:p>
-    <w:bookmarkEnd w:id="79"/>
-    <w:bookmarkStart w:id="80" w:name="treatment-associated-change-in-d2"/>
+    <w:bookmarkEnd w:id="80"/>
+    <w:bookmarkStart w:id="81" w:name="treatment-associated-change-in-d2"/>
     <w:p>
       <w:pPr>
         <w:pStyle w:val="Heading2"/>
@@ -45500,8 +45529,8 @@
         <w:t xml:space="preserve">SD; Fig. [fig:treated]b), indicating a shift toward proCAF-associated bulk expression. This bulk analysis cannot distinguish a change in fibroblast state from altered tissue composition.</w:t>
       </w:r>
     </w:p>
-    <w:bookmarkEnd w:id="80"/>
-    <w:bookmarkStart w:id="81" w:name="caveats"/>
+    <w:bookmarkEnd w:id="81"/>
+    <w:bookmarkStart w:id="82" w:name="caveats"/>
     <w:p>
       <w:pPr>
         <w:pStyle w:val="Heading2"/>
@@ -45564,9 +45593,9 @@
         <w:t xml:space="preserve">analysis is possible in O’Kane/COMPASS, whose specimens are laser-capture epithelium rather than bulk tissue. Robust treated-cohort validation, and any assessment of whether the programs predict differential treatment benefit, will require larger harmonized series with adequately powered treatment-by-program interaction analyses.</w:t>
       </w:r>
     </w:p>
-    <w:bookmarkEnd w:id="81"/>
     <w:bookmarkEnd w:id="82"/>
-    <w:bookmarkStart w:id="135" w:name="bibliography"/>
+    <w:bookmarkEnd w:id="83"/>
+    <w:bookmarkStart w:id="136" w:name="bibliography"/>
     <w:p>
       <w:pPr>
         <w:pStyle w:val="Heading1"/>
@@ -45575,8 +45604,8 @@
         <w:t xml:space="preserve">SI References</w:t>
       </w:r>
     </w:p>
-    <w:bookmarkStart w:id="134" w:name="refs"/>
-    <w:bookmarkStart w:id="83" w:name="ref-seung2001algorithms"/>
+    <w:bookmarkStart w:id="135" w:name="refs"/>
+    <w:bookmarkStart w:id="84" w:name="ref-seung2001algorithms"/>
     <w:p>
       <w:pPr>
         <w:pStyle w:val="Bibliography"/>
@@ -45610,8 +45639,8 @@
         <w:t xml:space="preserve">(eds. Leen, T. K., Dietterich, T. G. &amp; Tresp, V.) 556–562 (MIT Press, 2001).</w:t>
       </w:r>
     </w:p>
-    <w:bookmarkEnd w:id="83"/>
-    <w:bookmarkStart w:id="85" w:name="ref-pascualmontano2006nonsmooth"/>
+    <w:bookmarkEnd w:id="84"/>
+    <w:bookmarkStart w:id="86" w:name="ref-pascualmontano2006nonsmooth"/>
     <w:p>
       <w:pPr>
         <w:pStyle w:val="Bibliography"/>
@@ -45631,7 +45660,7 @@
       <w:r>
         <w:t xml:space="preserve"> </w:t>
       </w:r>
-      <w:hyperlink r:id="rId84">
+      <w:hyperlink r:id="rId85">
         <w:r>
           <w:rPr>
             <w:rStyle w:val="Hyperlink"/>
@@ -45666,8 +45695,8 @@
         <w:t xml:space="preserve">, 403–415 (2006).</w:t>
       </w:r>
     </w:p>
-    <w:bookmarkEnd w:id="85"/>
-    <w:bookmarkStart w:id="87" w:name="ref-simon2011regularization"/>
+    <w:bookmarkEnd w:id="86"/>
+    <w:bookmarkStart w:id="88" w:name="ref-simon2011regularization"/>
     <w:p>
       <w:pPr>
         <w:pStyle w:val="Bibliography"/>
@@ -45687,7 +45716,7 @@
       <w:r>
         <w:t xml:space="preserve"> </w:t>
       </w:r>
-      <w:hyperlink r:id="rId86">
+      <w:hyperlink r:id="rId87">
         <w:r>
           <w:rPr>
             <w:rStyle w:val="Hyperlink"/>
@@ -45746,8 +45775,8 @@
         <w:t xml:space="preserve">, 1–13 (2011).</w:t>
       </w:r>
     </w:p>
-    <w:bookmarkEnd w:id="87"/>
-    <w:bookmarkStart w:id="88" w:name="ref-donoho2004nmf"/>
+    <w:bookmarkEnd w:id="88"/>
+    <w:bookmarkStart w:id="89" w:name="ref-donoho2004nmf"/>
     <w:p>
       <w:pPr>
         <w:pStyle w:val="Bibliography"/>
@@ -45781,8 +45810,8 @@
         <w:t xml:space="preserve">(eds. Thrun, S., Saul, L. K. &amp; Schölkopf, B.) 1141–1148 (MIT Press, 2004).</w:t>
       </w:r>
     </w:p>
-    <w:bookmarkEnd w:id="88"/>
-    <w:bookmarkStart w:id="90" w:name="ref-laurberg2008uniqueness"/>
+    <w:bookmarkEnd w:id="89"/>
+    <w:bookmarkStart w:id="91" w:name="ref-laurberg2008uniqueness"/>
     <w:p>
       <w:pPr>
         <w:pStyle w:val="Bibliography"/>
@@ -45802,7 +45831,7 @@
       <w:r>
         <w:t xml:space="preserve"> </w:t>
       </w:r>
-      <w:hyperlink r:id="rId89">
+      <w:hyperlink r:id="rId90">
         <w:r>
           <w:rPr>
             <w:rStyle w:val="Hyperlink"/>
@@ -45837,8 +45866,8 @@
         <w:t xml:space="preserve">, 764206 (2008).</w:t>
       </w:r>
     </w:p>
-    <w:bookmarkEnd w:id="90"/>
-    <w:bookmarkStart w:id="91" w:name="ref-gillis2014nmf"/>
+    <w:bookmarkEnd w:id="91"/>
+    <w:bookmarkStart w:id="92" w:name="ref-gillis2014nmf"/>
     <w:p>
       <w:pPr>
         <w:pStyle w:val="Bibliography"/>
@@ -45872,8 +45901,8 @@
         <w:t xml:space="preserve">(eds. Suykens, J. A. K., Signoretto, M. &amp; Argyriou, A.) 257–291 (Chapman; Hall/CRC, 2014).</w:t>
       </w:r>
     </w:p>
-    <w:bookmarkEnd w:id="91"/>
-    <w:bookmarkStart w:id="93" w:name="ref-brunet2004metagenes"/>
+    <w:bookmarkEnd w:id="92"/>
+    <w:bookmarkStart w:id="94" w:name="ref-brunet2004metagenes"/>
     <w:p>
       <w:pPr>
         <w:pStyle w:val="Bibliography"/>
@@ -45893,7 +45922,7 @@
       <w:r>
         <w:t xml:space="preserve"> </w:t>
       </w:r>
-      <w:hyperlink r:id="rId92">
+      <w:hyperlink r:id="rId93">
         <w:r>
           <w:rPr>
             <w:rStyle w:val="Hyperlink"/>
@@ -45928,8 +45957,8 @@
         <w:t xml:space="preserve">, 4164–4169 (2004).</w:t>
       </w:r>
     </w:p>
-    <w:bookmarkEnd w:id="93"/>
-    <w:bookmarkStart w:id="95" w:name="ref-kim2007sparse"/>
+    <w:bookmarkEnd w:id="94"/>
+    <w:bookmarkStart w:id="96" w:name="ref-kim2007sparse"/>
     <w:p>
       <w:pPr>
         <w:pStyle w:val="Bibliography"/>
@@ -45962,7 +45991,7 @@
       <w:r>
         <w:t xml:space="preserve"> </w:t>
       </w:r>
-      <w:hyperlink r:id="rId94">
+      <w:hyperlink r:id="rId95">
         <w:r>
           <w:rPr>
             <w:rStyle w:val="Hyperlink"/>
@@ -45977,8 +46006,8 @@
         <w:t xml:space="preserve">(2008).</w:t>
       </w:r>
     </w:p>
-    <w:bookmarkEnd w:id="95"/>
-    <w:bookmarkStart w:id="97" w:name="ref-gillis2012accelerated"/>
+    <w:bookmarkEnd w:id="96"/>
+    <w:bookmarkStart w:id="98" w:name="ref-gillis2012accelerated"/>
     <w:p>
       <w:pPr>
         <w:pStyle w:val="Bibliography"/>
@@ -45998,7 +46027,7 @@
       <w:r>
         <w:t xml:space="preserve"> </w:t>
       </w:r>
-      <w:hyperlink r:id="rId96">
+      <w:hyperlink r:id="rId97">
         <w:r>
           <w:rPr>
             <w:rStyle w:val="Hyperlink"/>
@@ -46033,8 +46062,8 @@
         <w:t xml:space="preserve">, 1085–1105 (2012).</w:t>
       </w:r>
     </w:p>
-    <w:bookmarkEnd w:id="97"/>
-    <w:bookmarkStart w:id="98" w:name="ref-blei2007slda"/>
+    <w:bookmarkEnd w:id="98"/>
+    <w:bookmarkStart w:id="99" w:name="ref-blei2007slda"/>
     <w:p>
       <w:pPr>
         <w:pStyle w:val="Bibliography"/>
@@ -46068,8 +46097,8 @@
         <w:t xml:space="preserve">(eds. Platt, J. C., Koller, D., Singer, Y. &amp; Roweis, S. T.) 121–128 (Curran Associates, Inc., 2007).</w:t>
       </w:r>
     </w:p>
-    <w:bookmarkEnd w:id="98"/>
-    <w:bookmarkStart w:id="100" w:name="ref-raphael2017integrated"/>
+    <w:bookmarkEnd w:id="99"/>
+    <w:bookmarkStart w:id="101" w:name="ref-raphael2017integrated"/>
     <w:p>
       <w:pPr>
         <w:pStyle w:val="Bibliography"/>
@@ -46099,7 +46128,7 @@
       <w:r>
         <w:t xml:space="preserve"> </w:t>
       </w:r>
-      <w:hyperlink r:id="rId99">
+      <w:hyperlink r:id="rId100">
         <w:r>
           <w:rPr>
             <w:rStyle w:val="Hyperlink"/>
@@ -46134,8 +46163,8 @@
         <w:t xml:space="preserve">, 185–203 (2017).</w:t>
       </w:r>
     </w:p>
-    <w:bookmarkEnd w:id="100"/>
-    <w:bookmarkStart w:id="102" w:name="ref-cao2021proteogenomic"/>
+    <w:bookmarkEnd w:id="101"/>
+    <w:bookmarkStart w:id="103" w:name="ref-cao2021proteogenomic"/>
     <w:p>
       <w:pPr>
         <w:pStyle w:val="Bibliography"/>
@@ -46165,7 +46194,7 @@
       <w:r>
         <w:t xml:space="preserve"> </w:t>
       </w:r>
-      <w:hyperlink r:id="rId101">
+      <w:hyperlink r:id="rId102">
         <w:r>
           <w:rPr>
             <w:rStyle w:val="Hyperlink"/>
@@ -46200,8 +46229,8 @@
         <w:t xml:space="preserve">, 5031–5052 (2021).</w:t>
       </w:r>
     </w:p>
-    <w:bookmarkEnd w:id="102"/>
-    <w:bookmarkStart w:id="104" w:name="ref-dijk2020unsupervised"/>
+    <w:bookmarkEnd w:id="103"/>
+    <w:bookmarkStart w:id="105" w:name="ref-dijk2020unsupervised"/>
     <w:p>
       <w:pPr>
         <w:pStyle w:val="Bibliography"/>
@@ -46231,7 +46260,7 @@
       <w:r>
         <w:t xml:space="preserve"> </w:t>
       </w:r>
-      <w:hyperlink r:id="rId103">
+      <w:hyperlink r:id="rId104">
         <w:r>
           <w:rPr>
             <w:rStyle w:val="Hyperlink"/>
@@ -46266,8 +46295,8 @@
         <w:t xml:space="preserve">, 337 (2020).</w:t>
       </w:r>
     </w:p>
-    <w:bookmarkEnd w:id="104"/>
-    <w:bookmarkStart w:id="106" w:name="ref-moffitt2015virtual"/>
+    <w:bookmarkEnd w:id="105"/>
+    <w:bookmarkStart w:id="107" w:name="ref-moffitt2015virtual"/>
     <w:p>
       <w:pPr>
         <w:pStyle w:val="Bibliography"/>
@@ -46297,7 +46326,7 @@
       <w:r>
         <w:t xml:space="preserve"> </w:t>
       </w:r>
-      <w:hyperlink r:id="rId105">
+      <w:hyperlink r:id="rId106">
         <w:r>
           <w:rPr>
             <w:rStyle w:val="Hyperlink"/>
@@ -46332,8 +46361,8 @@
         <w:t xml:space="preserve">, 1168–1178 (2015).</w:t>
       </w:r>
     </w:p>
-    <w:bookmarkEnd w:id="106"/>
-    <w:bookmarkStart w:id="108" w:name="ref-Bailey2016"/>
+    <w:bookmarkEnd w:id="107"/>
+    <w:bookmarkStart w:id="109" w:name="ref-Bailey2016"/>
     <w:p>
       <w:pPr>
         <w:pStyle w:val="Bibliography"/>
@@ -46363,7 +46392,7 @@
       <w:r>
         <w:t xml:space="preserve"> </w:t>
       </w:r>
-      <w:hyperlink r:id="rId107">
+      <w:hyperlink r:id="rId108">
         <w:r>
           <w:rPr>
             <w:rStyle w:val="Hyperlink"/>
@@ -46398,8 +46427,8 @@
         <w:t xml:space="preserve">, 47–52 (2016).</w:t>
       </w:r>
     </w:p>
-    <w:bookmarkEnd w:id="108"/>
-    <w:bookmarkStart w:id="110" w:name="ref-puleo2018stratification"/>
+    <w:bookmarkEnd w:id="109"/>
+    <w:bookmarkStart w:id="111" w:name="ref-puleo2018stratification"/>
     <w:p>
       <w:pPr>
         <w:pStyle w:val="Bibliography"/>
@@ -46429,7 +46458,7 @@
       <w:r>
         <w:t xml:space="preserve"> </w:t>
       </w:r>
-      <w:hyperlink r:id="rId109">
+      <w:hyperlink r:id="rId110">
         <w:r>
           <w:rPr>
             <w:rStyle w:val="Hyperlink"/>
@@ -46464,8 +46493,8 @@
         <w:t xml:space="preserve">, 1999–2013 (2018).</w:t>
       </w:r>
     </w:p>
-    <w:bookmarkEnd w:id="110"/>
-    <w:bookmarkStart w:id="112" w:name="ref-rashid2020purity"/>
+    <w:bookmarkEnd w:id="111"/>
+    <w:bookmarkStart w:id="113" w:name="ref-rashid2020purity"/>
     <w:p>
       <w:pPr>
         <w:pStyle w:val="Bibliography"/>
@@ -46495,7 +46524,7 @@
       <w:r>
         <w:t xml:space="preserve"> </w:t>
       </w:r>
-      <w:hyperlink r:id="rId111">
+      <w:hyperlink r:id="rId112">
         <w:r>
           <w:rPr>
             <w:rStyle w:val="Hyperlink"/>
@@ -46530,8 +46559,8 @@
         <w:t xml:space="preserve">, 82–92 (2020).</w:t>
       </w:r>
     </w:p>
-    <w:bookmarkEnd w:id="112"/>
-    <w:bookmarkStart w:id="114" w:name="ref-peng2024determination"/>
+    <w:bookmarkEnd w:id="113"/>
+    <w:bookmarkStart w:id="115" w:name="ref-peng2024determination"/>
     <w:p>
       <w:pPr>
         <w:pStyle w:val="Bibliography"/>
@@ -46561,7 +46590,7 @@
       <w:r>
         <w:t xml:space="preserve"> </w:t>
       </w:r>
-      <w:hyperlink r:id="rId113">
+      <w:hyperlink r:id="rId114">
         <w:r>
           <w:rPr>
             <w:rStyle w:val="Hyperlink"/>
@@ -46596,8 +46625,8 @@
         <w:t xml:space="preserve">, 102611 (2026).</w:t>
       </w:r>
     </w:p>
-    <w:bookmarkEnd w:id="114"/>
-    <w:bookmarkStart w:id="116" w:name="ref-peng2019novo"/>
+    <w:bookmarkEnd w:id="115"/>
+    <w:bookmarkStart w:id="117" w:name="ref-peng2019novo"/>
     <w:p>
       <w:pPr>
         <w:pStyle w:val="Bibliography"/>
@@ -46617,7 +46646,7 @@
       <w:r>
         <w:t xml:space="preserve"> </w:t>
       </w:r>
-      <w:hyperlink r:id="rId115">
+      <w:hyperlink r:id="rId116">
         <w:r>
           <w:rPr>
             <w:rStyle w:val="Hyperlink"/>
@@ -46652,8 +46681,8 @@
         <w:t xml:space="preserve">, 4729 (2019).</w:t>
       </w:r>
     </w:p>
-    <w:bookmarkEnd w:id="116"/>
-    <w:bookmarkStart w:id="118" w:name="ref-collisson2011subtypes"/>
+    <w:bookmarkEnd w:id="117"/>
+    <w:bookmarkStart w:id="119" w:name="ref-collisson2011subtypes"/>
     <w:p>
       <w:pPr>
         <w:pStyle w:val="Bibliography"/>
@@ -46683,7 +46712,7 @@
       <w:r>
         <w:t xml:space="preserve"> </w:t>
       </w:r>
-      <w:hyperlink r:id="rId117">
+      <w:hyperlink r:id="rId118">
         <w:r>
           <w:rPr>
             <w:rStyle w:val="Hyperlink"/>
@@ -46718,8 +46747,8 @@
         <w:t xml:space="preserve">, 500–503 (2011).</w:t>
       </w:r>
     </w:p>
-    <w:bookmarkEnd w:id="118"/>
-    <w:bookmarkStart w:id="120" w:name="ref-chansengyue2020transcription"/>
+    <w:bookmarkEnd w:id="119"/>
+    <w:bookmarkStart w:id="121" w:name="ref-chansengyue2020transcription"/>
     <w:p>
       <w:pPr>
         <w:pStyle w:val="Bibliography"/>
@@ -46749,7 +46778,7 @@
       <w:r>
         <w:t xml:space="preserve"> </w:t>
       </w:r>
-      <w:hyperlink r:id="rId119">
+      <w:hyperlink r:id="rId120">
         <w:r>
           <w:rPr>
             <w:rStyle w:val="Hyperlink"/>
@@ -46784,8 +46813,8 @@
         <w:t xml:space="preserve">, 231–240 (2020).</w:t>
       </w:r>
     </w:p>
-    <w:bookmarkEnd w:id="120"/>
-    <w:bookmarkStart w:id="122" w:name="ref-Maurer2019"/>
+    <w:bookmarkEnd w:id="121"/>
+    <w:bookmarkStart w:id="123" w:name="ref-Maurer2019"/>
     <w:p>
       <w:pPr>
         <w:pStyle w:val="Bibliography"/>
@@ -46815,7 +46844,7 @@
       <w:r>
         <w:t xml:space="preserve"> </w:t>
       </w:r>
-      <w:hyperlink r:id="rId121">
+      <w:hyperlink r:id="rId122">
         <w:r>
           <w:rPr>
             <w:rStyle w:val="Hyperlink"/>
@@ -46850,8 +46879,8 @@
         <w:t xml:space="preserve">, 1034–1043 (2019).</w:t>
       </w:r>
     </w:p>
-    <w:bookmarkEnd w:id="122"/>
-    <w:bookmarkStart w:id="124" w:name="ref-elyada2019cross"/>
+    <w:bookmarkEnd w:id="123"/>
+    <w:bookmarkStart w:id="125" w:name="ref-elyada2019cross"/>
     <w:p>
       <w:pPr>
         <w:pStyle w:val="Bibliography"/>
@@ -46881,7 +46910,7 @@
       <w:r>
         <w:t xml:space="preserve"> </w:t>
       </w:r>
-      <w:hyperlink r:id="rId123">
+      <w:hyperlink r:id="rId124">
         <w:r>
           <w:rPr>
             <w:rStyle w:val="Hyperlink"/>
@@ -46916,8 +46945,8 @@
         <w:t xml:space="preserve">, 1102–1123 (2019).</w:t>
       </w:r>
     </w:p>
-    <w:bookmarkEnd w:id="124"/>
-    <w:bookmarkStart w:id="126" w:name="ref-leary2023s"/>
+    <w:bookmarkEnd w:id="125"/>
+    <w:bookmarkStart w:id="127" w:name="ref-leary2023s"/>
     <w:p>
       <w:pPr>
         <w:pStyle w:val="Bibliography"/>
@@ -46947,7 +46976,7 @@
       <w:r>
         <w:t xml:space="preserve"> </w:t>
       </w:r>
-      <w:hyperlink r:id="rId125">
+      <w:hyperlink r:id="rId126">
         <w:r>
           <w:rPr>
             <w:rStyle w:val="Hyperlink"/>
@@ -47012,8 +47041,8 @@
         <w:t xml:space="preserve">, btad449 (2023).</w:t>
       </w:r>
     </w:p>
-    <w:bookmarkEnd w:id="126"/>
-    <w:bookmarkStart w:id="127" w:name="ref-shapley1953value"/>
+    <w:bookmarkEnd w:id="127"/>
+    <w:bookmarkStart w:id="128" w:name="ref-shapley1953value"/>
     <w:p>
       <w:pPr>
         <w:pStyle w:val="Bibliography"/>
@@ -47047,8 +47076,8 @@
         <w:t xml:space="preserve">(eds. Kuhn, H. W. &amp; Tucker, A. W.) 307–317 (Princeton University Press, 1953).</w:t>
       </w:r>
     </w:p>
-    <w:bookmarkEnd w:id="127"/>
-    <w:bookmarkStart w:id="129" w:name="ref-uno2011cstatistics"/>
+    <w:bookmarkEnd w:id="128"/>
+    <w:bookmarkStart w:id="130" w:name="ref-uno2011cstatistics"/>
     <w:p>
       <w:pPr>
         <w:pStyle w:val="Bibliography"/>
@@ -47068,7 +47097,7 @@
       <w:r>
         <w:t xml:space="preserve"> </w:t>
       </w:r>
-      <w:hyperlink r:id="rId128">
+      <w:hyperlink r:id="rId129">
         <w:r>
           <w:rPr>
             <w:rStyle w:val="Hyperlink"/>
@@ -47121,8 +47150,8 @@
         <w:t xml:space="preserve">, 1105–1117 (2011).</w:t>
       </w:r>
     </w:p>
-    <w:bookmarkEnd w:id="129"/>
-    <w:bookmarkStart w:id="131" w:name="ref-antolini2005timedependent"/>
+    <w:bookmarkEnd w:id="130"/>
+    <w:bookmarkStart w:id="132" w:name="ref-antolini2005timedependent"/>
     <w:p>
       <w:pPr>
         <w:pStyle w:val="Bibliography"/>
@@ -47142,7 +47171,7 @@
       <w:r>
         <w:t xml:space="preserve"> </w:t>
       </w:r>
-      <w:hyperlink r:id="rId130">
+      <w:hyperlink r:id="rId131">
         <w:r>
           <w:rPr>
             <w:rStyle w:val="Hyperlink"/>
@@ -47177,8 +47206,8 @@
         <w:t xml:space="preserve">, 3927–3944 (2005).</w:t>
       </w:r>
     </w:p>
-    <w:bookmarkEnd w:id="131"/>
-    <w:bookmarkStart w:id="133" w:name="ref-blanche2019cindex"/>
+    <w:bookmarkEnd w:id="132"/>
+    <w:bookmarkStart w:id="134" w:name="ref-blanche2019cindex"/>
     <w:p>
       <w:pPr>
         <w:pStyle w:val="Bibliography"/>
@@ -47198,7 +47227,7 @@
       <w:r>
         <w:t xml:space="preserve"> </w:t>
       </w:r>
-      <w:hyperlink r:id="rId132">
+      <w:hyperlink r:id="rId133">
         <w:r>
           <w:rPr>
             <w:rStyle w:val="Hyperlink"/>
@@ -47250,9 +47279,9 @@
         <w:t xml:space="preserve">, 347–357 (2019).</w:t>
       </w:r>
     </w:p>
-    <w:bookmarkEnd w:id="133"/>
     <w:bookmarkEnd w:id="134"/>
     <w:bookmarkEnd w:id="135"/>
+    <w:bookmarkEnd w:id="136"/>
     <w:sectPr/>
   </w:body>
 </w:document>

--- a/paper/si_appendix.docx
+++ b/paper/si_appendix.docx
@@ -14014,7 +14014,7 @@
         <w:t xml:space="preserve"> </w:t>
       </w:r>
       <w:r>
-        <w:t xml:space="preserve">Harrell C-index (Algorithm [alg:cv]), with folds stratified by cohort under</w:t>
+        <w:t xml:space="preserve">Harrell C-index (Algorithm [alg:cv]), with five-fold cross-validation constructed separately within cohort and stratified by event status under</w:t>
       </w:r>
       <w:r>
         <w:t xml:space="preserve"> </w:t>
@@ -17681,7 +17681,75 @@
         <w:t xml:space="preserve"> </w:t>
       </w:r>
       <w:r>
-        <w:t xml:space="preserve">itself. The elastic-net penalty set the trained coefficient for D2 to exactly</w:t>
+        <w:t xml:space="preserve">itself. Throughout, projection denotes multiplication by this fixed gene-weight matrix; the truncated columns are not renormalized, so the term does not imply an orthogonal geometric projection. The Cox coefficients</w:t>
+      </w:r>
+      <w:r>
+        <w:t xml:space="preserve"> </w:t>
+      </w:r>
+      <m:oMath>
+        <m:acc>
+          <m:accPr>
+            <m:chr m:val="̂"/>
+          </m:accPr>
+          <m:e>
+            <m:r>
+              <m:t>β</m:t>
+            </m:r>
+          </m:e>
+        </m:acc>
+      </m:oMath>
+      <w:r>
+        <w:t xml:space="preserve"> </w:t>
+      </w:r>
+      <w:r>
+        <w:t xml:space="preserve">were estimated during model fitting from the full-support scores</w:t>
+      </w:r>
+      <w:r>
+        <w:t xml:space="preserve"> </w:t>
+      </w:r>
+      <m:oMath>
+        <m:sSup>
+          <m:e>
+            <m:r>
+              <m:t>W</m:t>
+            </m:r>
+          </m:e>
+          <m:sup>
+            <m:r>
+              <m:rPr>
+                <m:sty m:val="p"/>
+              </m:rPr>
+              <m:t>⊤</m:t>
+            </m:r>
+          </m:sup>
+        </m:sSup>
+        <m:r>
+          <m:t>X</m:t>
+        </m:r>
+      </m:oMath>
+      <w:r>
+        <w:t xml:space="preserve"> </w:t>
+      </w:r>
+      <w:r>
+        <w:t xml:space="preserve">over all analyzed genes; for cross-validation and external scoring they were carried forward unchanged and applied to scores from the truncated basis</w:t>
+      </w:r>
+      <w:r>
+        <w:t xml:space="preserve"> </w:t>
+      </w:r>
+      <m:oMath>
+        <m:acc>
+          <m:accPr>
+            <m:chr m:val="̃"/>
+          </m:accPr>
+          <m:e>
+            <m:r>
+              <m:t>W</m:t>
+            </m:r>
+          </m:e>
+        </m:acc>
+      </m:oMath>
+      <w:r>
+        <w:t xml:space="preserve">, and were not refit after truncation (Algorithm [alg:cv]). The elastic-net penalty set the trained coefficient for D2 to exactly</w:t>
       </w:r>
       <w:r>
         <w:t xml:space="preserve"> </w:t>
@@ -18935,19 +19003,13 @@
         <w:t xml:space="preserve"> </w:t>
       </w:r>
       <w:r>
-        <w:t xml:space="preserve">Puleo’s whole-tumor</w:t>
-      </w:r>
-      <w:r>
-        <w:t xml:space="preserve"> </w:t>
-      </w:r>
-      <w:r>
-        <w:rPr>
-          <w:rStyle w:val="VerbatimChar"/>
-        </w:rPr>
-        <w:t xml:space="preserve">pure basal-like'' component and its tumor-compartment</w:t>
-      </w:r>
-      <w:r>
-        <w:t xml:space="preserve">basal-like’’ signature are distinct programs and are labeled as such in every</w:t>
+        <w:t xml:space="preserve">Puleo’s whole-tumor pure basal-like component and its tumor-compartment</w:t>
+      </w:r>
+      <w:r>
+        <w:t xml:space="preserve"> </w:t>
+      </w:r>
+      <w:r>
+        <w:t xml:space="preserve">basal-like signature are distinct programs and are labeled as such in every</w:t>
       </w:r>
       <w:r>
         <w:t xml:space="preserve"> </w:t>
@@ -21347,13 +21409,13 @@
         <w:t xml:space="preserve"> </w:t>
       </w:r>
       <w:r>
-        <w:t xml:space="preserve">each factor’s contribution to reconstruction rather than to ``variance</w:t>
-      </w:r>
-      <w:r>
-        <w:t xml:space="preserve"> </w:t>
-      </w:r>
-      <w:r>
-        <w:t xml:space="preserve">explained.’’ For a subset of factors</w:t>
+        <w:t xml:space="preserve">each factor’s contribution to reconstruction rather than to variance</w:t>
+      </w:r>
+      <w:r>
+        <w:t xml:space="preserve"> </w:t>
+      </w:r>
+      <w:r>
+        <w:t xml:space="preserve">explained. For a subset of factors</w:t>
       </w:r>
       <w:r>
         <w:t xml:space="preserve"> </w:t>
@@ -25489,7 +25551,7 @@
         <w:t xml:space="preserve">superpc</w:t>
       </w:r>
       <w:r>
-        <w:t xml:space="preserve">; Bair–Tibshirani, with cross-validated screening threshold and component number) and penalized (lasso) Cox (</w:t>
+        <w:t xml:space="preserve">; Bair–Tibshirani, with cross-validated screening threshold and component number) and lasso-penalized Cox regression (</w:t>
       </w:r>
       <w:r>
         <w:rPr>
@@ -25498,7 +25560,7 @@
         <w:t xml:space="preserve">glmnet</w:t>
       </w:r>
       <w:r>
-        <w:t xml:space="preserve">, a single</w:t>
+        <w:t xml:space="preserve">, mixing parameter 1, a single</w:t>
       </w:r>
       <w:r>
         <w:t xml:space="preserve"> </w:t>
@@ -25574,7 +25636,7 @@
         <w:t xml:space="preserve"> </w:t>
       </w:r>
       <w:r>
-        <w:t xml:space="preserve">for penalized Cox. Consistent with the score-level recovery above, both tuned methods aligned with the D1 direction (training</w:t>
+        <w:t xml:space="preserve">for lasso Cox. Consistent with the score-level recovery above, both tuned methods aligned with the D1 direction (training</w:t>
       </w:r>
       <w:r>
         <w:t xml:space="preserve"> </w:t>
@@ -25607,7 +25669,7 @@
         <w:t xml:space="preserve"> </w:t>
       </w:r>
       <w:r>
-        <w:t xml:space="preserve">for penalized Cox and</w:t>
+        <w:t xml:space="preserve">for lasso Cox and</w:t>
       </w:r>
       <w:r>
         <w:t xml:space="preserve"> </w:t>
@@ -25651,7 +25713,7 @@
         <w:t xml:space="preserve"> </w:t>
       </w:r>
       <w:r>
-        <w:t xml:space="preserve">for penalized Cox and</w:t>
+        <w:t xml:space="preserve">for lasso Cox and</w:t>
       </w:r>
       <w:r>
         <w:t xml:space="preserve"> </w:t>
@@ -25695,7 +25757,7 @@
         <w:t xml:space="preserve"> </w:t>
       </w:r>
       <w:r>
-        <w:t xml:space="preserve">for penalized Cox and</w:t>
+        <w:t xml:space="preserve">for lasso Cox and</w:t>
       </w:r>
       <w:r>
         <w:t xml:space="preserve"> </w:t>
@@ -25717,7 +25779,7 @@
         <w:pStyle w:val="BodyText"/>
       </w:pPr>
       <w:r>
-        <w:t xml:space="preserve">The compartment attribution made this explicit. A sparse supervised risk score selects genes whose expression rises with risk, whereas the high-risk end of D1 is defined by loss of classical-tumor and restCAF-like expression rather than by gain of a D1 gene set, so the genes such a score selects need not be D1’s defining genes. Empirically they were basal-like tumor markers: across 12 cross-validation seeds the genes selected by both methods were enriched (hypergeometric</w:t>
+        <w:t xml:space="preserve">The compartment attribution made this explicit. The genes emphasized by a supervised risk score need not coincide with D1’s positively weighted defining genes, because the high-risk end of D1 is characterized in part by loss of classical-tumor and restCAF-like expression. Empirically they were basal-like tumor markers: across 12 cross-validation seeds the genes selected by both methods were enriched (hypergeometric</w:t>
       </w:r>
       <w:r>
         <w:t xml:space="preserve"> </w:t>
@@ -25737,7 +25799,7 @@
         </m:r>
       </m:oMath>
       <w:r>
-        <w:t xml:space="preserve">) for the basal-like tumor program (in 12/12 seeds for penalized Cox and 12/12 for supervised PCA) and in no seed for the activated-stroma/proCAF, restraining-stroma, immune, or exocrine compartments. The supervised risk scores did nonetheless retain some stromal signal: each correlated modestly with an external activated-stroma/proCAF signature (</w:t>
+        <w:t xml:space="preserve">) for the basal-like tumor program (in 12/12 seeds for lasso Cox and 12/12 for supervised PCA) and in no seed for the activated-stroma/proCAF, restraining-stroma, immune, or exocrine compartments. The supervised risk scores did nonetheless retain some stromal signal: each correlated modestly with an external activated-stroma/proCAF signature (</w:t>
       </w:r>
       <m:oMath>
         <m:d>
@@ -25767,7 +25829,7 @@
         <w:t xml:space="preserve"> </w:t>
       </w:r>
       <w:r>
-        <w:t xml:space="preserve">for penalized Cox and</w:t>
+        <w:t xml:space="preserve">for lasso Cox and</w:t>
       </w:r>
       <w:r>
         <w:t xml:space="preserve"> </w:t>
@@ -26760,7 +26822,7 @@
         <w:t xml:space="preserve"> </w:t>
       </w:r>
       <w:r>
-        <w:t xml:space="preserve">with cohort as a fixed effect together with PurIST, DeCAF and their interaction.</w:t>
+        <w:t xml:space="preserve">with platform dataset (five levels) as a fixed effect together with PurIST, DeCAF and their interaction.</w:t>
       </w:r>
       <w:r>
         <w:t xml:space="preserve"> </w:t>
@@ -26838,19 +26900,19 @@
         <w:t xml:space="preserve"> </w:t>
       </w:r>
       <w:r>
-        <w:t xml:space="preserve">one percentage point lower. Because the scores are standardized within cohort</w:t>
-      </w:r>
-      <w:r>
-        <w:t xml:space="preserve"> </w:t>
-      </w:r>
-      <w:r>
-        <w:t xml:space="preserve">before fitting, the cohort main effect absorbs essentially no variance, so the</w:t>
-      </w:r>
-      <w:r>
-        <w:t xml:space="preserve"> </w:t>
-      </w:r>
-      <w:r>
-        <w:t xml:space="preserve">within-cohort normalization of the reported statistic is a formality rather than</w:t>
+        <w:t xml:space="preserve">one percentage point lower. Because the scores are standardized within platform dataset</w:t>
+      </w:r>
+      <w:r>
+        <w:t xml:space="preserve"> </w:t>
+      </w:r>
+      <w:r>
+        <w:t xml:space="preserve">before fitting, the dataset main effect absorbs essentially no variance, so the</w:t>
+      </w:r>
+      <w:r>
+        <w:t xml:space="preserve"> </w:t>
+      </w:r>
+      <w:r>
+        <w:t xml:space="preserve">within-dataset normalization of the reported statistic is a formality rather than</w:t>
       </w:r>
       <w:r>
         <w:t xml:space="preserve"> </w:t>
@@ -28550,13 +28612,7 @@
         <w:t xml:space="preserve"> </w:t>
       </w:r>
       <w:r>
-        <w:t xml:space="preserve">compared the results (8 random splits). Two independently</w:t>
-      </w:r>
-      <w:r>
-        <w:t xml:space="preserve"> </w:t>
-      </w:r>
-      <w:r>
-        <w:t xml:space="preserve">seeded consensus fits agreed closely with each other (gene-loading correlation</w:t>
+        <w:t xml:space="preserve">compared the results (8 random splits). Across the eight random splits, the paired consensus fits agreed closely with each other (gene-loading correlation</w:t>
       </w:r>
       <w:r>
         <w:t xml:space="preserve"> </w:t>
@@ -30992,7 +31048,7 @@
           <wp:inline>
             <wp:extent cx="5070485" cy="4214191"/>
             <wp:effectExtent b="0" l="0" r="0" t="0"/>
-            <wp:docPr descr="Gene-program correspondence for the rank-optimized unsupervised control (k = 7, BO-selected rank at \alpha = 0), computed with the same Spearman-correlation analysis and reference programs as main-text Fig. 2a,b (top 50 genes per factor; reference programs with r &gt; 0.2 for at least one factor are shown). Compared with the matched-rank k = 3 solution, the k = 7 solution shows broader correspondence to established PDAC programs, with some programs represented by more than one factor. Supplementary Fig. [fig:fig-rpm] quantifies the accompanying changes in coverage and multiplicity." title="" id="70" name="Picture"/>
+            <wp:docPr descr="Gene-program correspondence for the rank-optimized unsupervised control (k = 7, BO-selected rank at \alpha = 0), computed with the same Spearman-correlation analysis and reference programs as main-text Fig. 2a,b (top 50 genes per factor; reference programs with $ ho &gt; 0.2$ for at least one factor are shown). Compared with the matched-rank k = 3 solution, the k = 7 solution shows broader correspondence to established PDAC programs, with some programs represented by more than one factor. Supplementary Fig. [fig:fig-rpm] quantifies the accompanying changes in coverage and multiplicity." title="" id="70" name="Picture"/>
             <a:graphic>
               <a:graphicData uri="http://schemas.openxmlformats.org/drawingml/2006/picture">
                 <pic:pic>
@@ -31072,30 +31128,13 @@
         </m:r>
       </m:oMath>
       <w:r>
-        <w:t xml:space="preserve">), computed with the same Spearman-correlation analysis and reference programs as main-text Fig. 2a,b (top 50 genes per factor; reference programs with</w:t>
-      </w:r>
-      <w:r>
-        <w:t xml:space="preserve"> </w:t>
-      </w:r>
-      <m:oMath>
-        <m:r>
-          <m:t>r</m:t>
-        </m:r>
-        <m:r>
-          <m:rPr>
-            <m:sty m:val="p"/>
-          </m:rPr>
-          <m:t>&gt;</m:t>
-        </m:r>
-        <m:r>
-          <m:t>0.2</m:t>
-        </m:r>
-      </m:oMath>
-      <w:r>
-        <w:t xml:space="preserve"> </w:t>
-      </w:r>
-      <w:r>
-        <w:t xml:space="preserve">for at least one factor are shown). Compared with the matched-rank</w:t>
+        <w:t xml:space="preserve">), computed with the same Spearman-correlation analysis and reference programs as main-text Fig. 2a,b (top 50 genes per factor; reference programs with $</w:t>
+      </w:r>
+      <w:r>
+        <w:t xml:space="preserve"> </w:t>
+      </w:r>
+      <w:r>
+        <w:t xml:space="preserve">ho &gt; 0.2$ for at least one factor are shown). Compared with the matched-rank</w:t>
       </w:r>
       <w:r>
         <w:t xml:space="preserve"> </w:t>
@@ -31179,7 +31218,7 @@
       </w:r>
       <m:oMath>
         <m:r>
-          <m:t>r</m:t>
+          <m:t>ρ</m:t>
         </m:r>
         <m:r>
           <m:rPr>
@@ -31202,7 +31241,7 @@
       </w:r>
       <m:oMath>
         <m:r>
-          <m:t>r</m:t>
+          <m:t>ρ</m:t>
         </m:r>
         <m:r>
           <m:rPr>
@@ -31222,7 +31261,7 @@
       </w:r>
       <m:oMath>
         <m:r>
-          <m:t>r</m:t>
+          <m:t>ρ</m:t>
         </m:r>
         <m:r>
           <m:rPr>
@@ -31879,7 +31918,7 @@
           <w:iCs/>
           <w:i/>
         </w:rPr>
-        <w:t xml:space="preserve">by cross-validated C-index) curves, computed from the same factor-to-reference-program correspondence analysis as Fig. [fig:fig-nmf-k7-heatmap] and main-text Fig. 2a,b (top 50 genes per factor,</w:t>
+        <w:t xml:space="preserve">by cross-validated C-index) curves, computed from the same factor-to-reference-program correspondence analysis as Fig. [fig:fig-nmf-k7-heatmap] and main-text Fig. 2a,b (top 50 genes per factor, $</w:t>
       </w:r>
       <w:r>
         <w:rPr>
@@ -31888,33 +31927,12 @@
         </w:rPr>
         <w:t xml:space="preserve"> </w:t>
       </w:r>
-      <m:oMath>
-        <m:r>
-          <m:t>r</m:t>
-        </m:r>
-        <m:r>
-          <m:rPr>
-            <m:sty m:val="p"/>
-          </m:rPr>
-          <m:t>&gt;</m:t>
-        </m:r>
-        <m:r>
-          <m:t>0.2</m:t>
-        </m:r>
-      </m:oMath>
       <w:r>
         <w:rPr>
           <w:iCs/>
           <w:i/>
         </w:rPr>
-        <w:t xml:space="preserve"> </w:t>
-      </w:r>
-      <w:r>
-        <w:rPr>
-          <w:iCs/>
-          <w:i/>
-        </w:rPr>
-        <w:t xml:space="preserve">threshold, same reference-program universe). Rank-wise points are single fits at fixed</w:t>
+        <w:t xml:space="preserve">ho &gt; 0.2$ threshold, same reference-program universe). Rank-wise points are single fits at fixed</w:t>
       </w:r>
       <w:r>
         <w:rPr>
@@ -32921,7 +32939,7 @@
           <w:iCs/>
           <w:i/>
         </w:rPr>
-        <w:t xml:space="preserve">. It therefore varies only supervision and does not improve on</w:t>
+        <w:t xml:space="preserve">. It does not improve on</w:t>
       </w:r>
       <w:r>
         <w:rPr>
@@ -32950,7 +32968,7 @@
           <w:iCs/>
           <w:i/>
         </w:rPr>
-        <w:t xml:space="preserve">at the same rank. Higher values indicate better discrimination. All columns are scored on the same union-of-top-genes support (</w:t>
+        <w:t xml:space="preserve">at the same rank. Higher values indicate better discrimination. For this table only, each method was scored on the union of its own factors’ top-</w:t>
       </w:r>
       <m:oMath>
         <m:sSub>
@@ -32969,6 +32987,38 @@
             </m:r>
           </m:sub>
         </m:sSub>
+      </m:oMath>
+      <w:r>
+        <w:rPr>
+          <w:iCs/>
+          <w:i/>
+        </w:rPr>
+        <w:t xml:space="preserve"> </w:t>
+      </w:r>
+      <w:r>
+        <w:rPr>
+          <w:iCs/>
+          <w:i/>
+        </w:rPr>
+        <w:t xml:space="preserve">gene supports (</w:t>
+      </w:r>
+      <m:oMath>
+        <m:sSub>
+          <m:e>
+            <m:r>
+              <m:t>n</m:t>
+            </m:r>
+          </m:e>
+          <m:sub>
+            <m:r>
+              <m:rPr>
+                <m:nor/>
+                <m:sty m:val="p"/>
+              </m:rPr>
+              <m:t>top</m:t>
+            </m:r>
+          </m:sub>
+        </m:sSub>
         <m:r>
           <m:rPr>
             <m:sty m:val="p"/>
@@ -32984,7 +33034,7 @@
           <w:iCs/>
           <w:i/>
         </w:rPr>
-        <w:t xml:space="preserve">).</w:t>
+        <w:t xml:space="preserve">) rather than on per-factor supports.</w:t>
       </w:r>
     </w:p>
     <w:tbl>
@@ -33473,7 +33523,7 @@
         <w:t xml:space="preserve"> </w:t>
       </w:r>
       <w:r>
-        <w:t xml:space="preserve">genes are enriched among the 50 genes that define each factor, the</w:t>
+        <w:t xml:space="preserve">genes are represented among the 50 genes that define each factor, the</w:t>
       </w:r>
       <w:r>
         <w:t xml:space="preserve"> </w:t>
@@ -33693,7 +33743,7 @@
         <w:t xml:space="preserve"> </w:t>
       </w:r>
       <w:r>
-        <w:t xml:space="preserve">tuning effort rather than supervision. We therefore fit an unsupervised control that holds everything but supervision fixed: Bayesian optimization was run with</w:t>
+        <w:t xml:space="preserve">tuning effort rather than supervision. We therefore fit an unsupervised factorization control matched to DeSurv on rank, optimizer, search budget, gene filter, cross-validation folds and consensus procedure. With</w:t>
       </w:r>
       <w:r>
         <w:t xml:space="preserve"> </w:t>
@@ -33707,7 +33757,7 @@
         <w:t xml:space="preserve"> </w:t>
       </w:r>
       <w:r>
-        <w:t xml:space="preserve">pinned to</w:t>
+        <w:t xml:space="preserve">fixed at</w:t>
       </w:r>
       <w:r>
         <w:t xml:space="preserve"> </w:t>
@@ -33721,7 +33771,7 @@
         <w:t xml:space="preserve"> </w:t>
       </w:r>
       <w:r>
-        <w:t xml:space="preserve">and the rank pinned to DeSurv’s selected</w:t>
+        <w:t xml:space="preserve">and the rank fixed at DeSurv’s selected</w:t>
       </w:r>
       <w:r>
         <w:t xml:space="preserve"> </w:t>
@@ -33741,7 +33791,70 @@
         </m:r>
       </m:oMath>
       <w:r>
-        <w:t xml:space="preserve">, with the same optimizer, search budget, gene filter and cross-validation folds, re-optimizing only the remaining hyperparameters; the resulting model was then fit by the same 100-restart consensus procedure used for DeSurv.</w:t>
+        <w:t xml:space="preserve">, the remaining hyperparameters were re-optimized within this otherwise identical pipeline, and the resulting model was fit by the same 100-restart consensus procedure used for DeSurv. This comparison isolates removal of survival supervision at the pipeline level rather than holding all non-supervision hyperparameters numerically fixed; the sensitivity analysis below holds DeSurv’s</w:t>
+      </w:r>
+      <w:r>
+        <w:t xml:space="preserve"> </w:t>
+      </w:r>
+      <m:oMath>
+        <m:r>
+          <m:t>λ</m:t>
+        </m:r>
+      </m:oMath>
+      <w:r>
+        <w:t xml:space="preserve">,</w:t>
+      </w:r>
+      <w:r>
+        <w:t xml:space="preserve"> </w:t>
+      </w:r>
+      <m:oMath>
+        <m:r>
+          <m:t>ξ</m:t>
+        </m:r>
+      </m:oMath>
+      <w:r>
+        <w:t xml:space="preserve"> </w:t>
+      </w:r>
+      <w:r>
+        <w:t xml:space="preserve">and</w:t>
+      </w:r>
+      <w:r>
+        <w:t xml:space="preserve"> </w:t>
+      </w:r>
+      <m:oMath>
+        <m:sSub>
+          <m:e>
+            <m:r>
+              <m:t>n</m:t>
+            </m:r>
+          </m:e>
+          <m:sub>
+            <m:r>
+              <m:rPr>
+                <m:nor/>
+                <m:sty m:val="p"/>
+              </m:rPr>
+              <m:t>top</m:t>
+            </m:r>
+          </m:sub>
+        </m:sSub>
+      </m:oMath>
+      <w:r>
+        <w:t xml:space="preserve"> </w:t>
+      </w:r>
+      <w:r>
+        <w:t xml:space="preserve">fixed and varies only</w:t>
+      </w:r>
+      <w:r>
+        <w:t xml:space="preserve"> </w:t>
+      </w:r>
+      <m:oMath>
+        <m:r>
+          <m:t>α</m:t>
+        </m:r>
+      </m:oMath>
+      <w:r>
+        <w:t xml:space="preserve">.</w:t>
       </w:r>
     </w:p>
     <w:p>
@@ -45090,7 +45203,7 @@
         <w:t xml:space="preserve"> </w:t>
       </w:r>
       <w:r>
-        <w:t xml:space="preserve">direction under a model stratified by treatment arm (Fig. [fig:treated]a). The second is the borderline-resectable or locally advanced Linehan cohort, in which paired pre- and post-treatment biopsies allow a within-patient test of whether the stromal</w:t>
+        <w:t xml:space="preserve">direction under a model stratified by treatment arm (Fig. [fig:treated]a). The second is the borderline-resectable or locally advanced Linehan cohort, in which paired pre- and post-treatment biopsies allow a within-patient test of whether the projected</w:t>
       </w:r>
       <w:r>
         <w:t xml:space="preserve"> </w:t>
@@ -45113,7 +45226,7 @@
         <w:t xml:space="preserve"> </w:t>
       </w:r>
       <w:r>
-        <w:t xml:space="preserve">program changes with therapy (Fig. [fig:treated]b).</w:t>
+        <w:t xml:space="preserve">score changes with therapy (Fig. [fig:treated]b).</w:t>
       </w:r>
     </w:p>
     <w:p>
@@ -45454,7 +45567,7 @@
         <w:pStyle w:val="FirstParagraph"/>
       </w:pPr>
       <w:r>
-        <w:t xml:space="preserve">In the 29 Linehan patients with paired pre- and post-treatment biopsies,</w:t>
+        <w:t xml:space="preserve">In the 29 Linehan patients with paired pre- and post-treatment biopsies, the projected</w:t>
       </w:r>
       <w:r>
         <w:t xml:space="preserve"> </w:t>
@@ -45477,7 +45590,7 @@
         <w:t xml:space="preserve"> </w:t>
       </w:r>
       <w:r>
-        <w:t xml:space="preserve">increased significantly from pre- to post-treatment (paired Wilcoxon</w:t>
+        <w:t xml:space="preserve">score increased significantly from pre- to post-treatment (paired Wilcoxon</w:t>
       </w:r>
       <w:r>
         <w:t xml:space="preserve"> </w:t>
@@ -45544,7 +45657,7 @@
         <w:pStyle w:val="FirstParagraph"/>
       </w:pPr>
       <w:r>
-        <w:t xml:space="preserve">These analyses are exploratory and prognostic, not predictive: treatment, stage and cohort are confounded, the treated cohorts are modestly sized, and no analysis plan was preregistered. Each analysis is confined to a single cohort, and the O’Kane/COMPASS common slope is estimated within that cohort from a model with arm-specific baseline hazards; it is not a pooled estimate across cohorts. We do not test a survival association for</w:t>
+        <w:t xml:space="preserve">These analyses are exploratory and do not establish treatment-predictive effects; treatment, stage and cohort are confounded, the treated cohorts are modestly sized, and no analysis plan was preregistered. The O’Kane/COMPASS analysis is prognostic within treated metastatic disease, whereas the Linehan analysis tests a paired change in program score. Each analysis is confined to a single cohort, and the O’Kane/COMPASS common slope is estimated within that cohort from a model with arm-specific baseline hazards; it is not a pooled estimate across cohorts. We do not test a survival association for</w:t>
       </w:r>
       <w:r>
         <w:t xml:space="preserve"> </w:t>
